--- a/GrundlagenIT.docx
+++ b/GrundlagenIT.docx
@@ -4502,7 +4502,7 @@
       </w:r>
       <w:proofErr w:type="spellStart"/>
       <w:r>
-        <w:t>frueher</w:t>
+        <w:t>früher</w:t>
       </w:r>
       <w:proofErr w:type="spellEnd"/>
       <w:r>
@@ -4510,7 +4510,7 @@
       </w:r>
       <w:proofErr w:type="spellStart"/>
       <w:r>
-        <w:t>Uebertragung</w:t>
+        <w:t>Übertragung</w:t>
       </w:r>
       <w:proofErr w:type="spellEnd"/>
       <w:r>
@@ -4552,7 +4552,7 @@
       </w:r>
       <w:proofErr w:type="spellStart"/>
       <w:r>
-        <w:t>fuer</w:t>
+        <w:t>für</w:t>
       </w:r>
       <w:proofErr w:type="spellEnd"/>
       <w:r>
@@ -4560,7 +4560,7 @@
       </w:r>
       <w:proofErr w:type="spellStart"/>
       <w:r>
-        <w:t>naechsten</w:t>
+        <w:t>nächsten</w:t>
       </w:r>
       <w:proofErr w:type="spellEnd"/>
       <w:r>
@@ -4841,7 +4841,7 @@
                 <w:sz w:val="20"/>
                 <w:szCs w:val="20"/>
               </w:rPr>
-              <w:t>wofuer</w:t>
+              <w:t>wofür</w:t>
             </w:r>
             <w:proofErr w:type="spellEnd"/>
             <w:r>
@@ -4966,7 +4966,7 @@
                 <w:bCs/>
                 <w:color w:val="2E75B6"/>
               </w:rPr>
-              <w:t>Pruefungstipp</w:t>
+              <w:t>Prüfungstipp</w:t>
             </w:r>
             <w:proofErr w:type="spellEnd"/>
           </w:p>
@@ -4979,7 +4979,7 @@
             </w:r>
             <w:proofErr w:type="spellStart"/>
             <w:r>
-              <w:t>spaeter</w:t>
+              <w:t>später</w:t>
             </w:r>
             <w:proofErr w:type="spellEnd"/>
             <w:r>
@@ -5013,7 +5013,7 @@
       </w:r>
       <w:proofErr w:type="spellStart"/>
       <w:r>
-        <w:t>benoetigt</w:t>
+        <w:t>benötigt</w:t>
       </w:r>
       <w:proofErr w:type="spellEnd"/>
       <w:r>
@@ -5194,7 +5194,7 @@
                 <w:sz w:val="20"/>
                 <w:szCs w:val="20"/>
               </w:rPr>
-              <w:t>Ausfuehrung</w:t>
+              <w:t>Ausführung</w:t>
             </w:r>
             <w:proofErr w:type="spellEnd"/>
           </w:p>
@@ -5230,7 +5230,7 @@
       </w:r>
       <w:proofErr w:type="spellStart"/>
       <w:r>
-        <w:t>ueber</w:t>
+        <w:t>über</w:t>
       </w:r>
       <w:proofErr w:type="spellEnd"/>
       <w:r>
@@ -5238,7 +5238,7 @@
       </w:r>
       <w:proofErr w:type="spellStart"/>
       <w:r>
-        <w:t>ausfuehrbare</w:t>
+        <w:t>ausführbare</w:t>
       </w:r>
       <w:proofErr w:type="spellEnd"/>
       <w:r>
@@ -5272,7 +5272,7 @@
       </w:r>
       <w:proofErr w:type="spellStart"/>
       <w:r>
-        <w:t>Enthaelt</w:t>
+        <w:t>Enthält</w:t>
       </w:r>
       <w:proofErr w:type="spellEnd"/>
       <w:r>
@@ -5306,7 +5306,7 @@
       </w:r>
       <w:proofErr w:type="spellStart"/>
       <w:r>
-        <w:t>Groesse</w:t>
+        <w:t>Größe</w:t>
       </w:r>
       <w:proofErr w:type="spellEnd"/>
       <w:r>
@@ -5414,7 +5414,7 @@
       </w:r>
       <w:proofErr w:type="spellStart"/>
       <w:r>
-        <w:t>Laed</w:t>
+        <w:t>Läd</w:t>
       </w:r>
       <w:proofErr w:type="spellEnd"/>
       <w:r>
@@ -5468,7 +5468,7 @@
       </w:r>
       <w:proofErr w:type="spellStart"/>
       <w:r>
-        <w:t>zurueck</w:t>
+        <w:t>zurück</w:t>
       </w:r>
       <w:proofErr w:type="spellEnd"/>
       <w:r>
@@ -5517,7 +5517,7 @@
       </w:r>
       <w:proofErr w:type="spellStart"/>
       <w:r>
-        <w:t>ueberwacht</w:t>
+        <w:t>überwacht</w:t>
       </w:r>
       <w:proofErr w:type="spellEnd"/>
       <w:r>
@@ -5538,7 +5538,7 @@
       </w:r>
       <w:proofErr w:type="spellStart"/>
       <w:r>
-        <w:t>spaeter</w:t>
+        <w:t>später</w:t>
       </w:r>
       <w:proofErr w:type="spellEnd"/>
       <w:r>
@@ -5852,6 +5852,7 @@
         </w:tc>
       </w:tr>
     </w:tbl>
+    <w:p/>
     <w:p>
       <w:pPr>
         <w:pStyle w:val="Listenabsatz"/>
@@ -5892,7 +5893,7 @@
       </w:r>
       <w:proofErr w:type="spellStart"/>
       <w:r>
-        <w:t>Saetze</w:t>
+        <w:t>Sätze</w:t>
       </w:r>
       <w:proofErr w:type="spellEnd"/>
       <w:r>
@@ -5900,7 +5901,7 @@
       </w:r>
       <w:proofErr w:type="spellStart"/>
       <w:r>
-        <w:t>Bloecke</w:t>
+        <w:t>Blöcke</w:t>
       </w:r>
       <w:proofErr w:type="spellEnd"/>
       <w:r>
@@ -5961,7 +5962,7 @@
       </w:r>
       <w:proofErr w:type="spellStart"/>
       <w:r>
-        <w:t>haengt</w:t>
+        <w:t>hängt</w:t>
       </w:r>
       <w:proofErr w:type="spellEnd"/>
       <w:r>
@@ -6146,7 +6147,7 @@
                 <w:sz w:val="20"/>
                 <w:szCs w:val="20"/>
               </w:rPr>
-              <w:t>binaer</w:t>
+              <w:t>binär</w:t>
             </w:r>
             <w:proofErr w:type="spellEnd"/>
             <w:r>
@@ -6525,6 +6526,7 @@
         </w:tc>
       </w:tr>
     </w:tbl>
+    <w:p/>
     <w:p>
       <w:pPr>
         <w:spacing w:after="120" w:line="264" w:lineRule="auto"/>
@@ -7041,6 +7043,7 @@
         </w:tc>
       </w:tr>
     </w:tbl>
+    <w:p/>
     <w:p>
       <w:pPr>
         <w:spacing w:after="120" w:line="264" w:lineRule="auto"/>
@@ -7146,7 +7149,7 @@
                 <w:bCs/>
                 <w:color w:val="2E75B6"/>
               </w:rPr>
-              <w:t>ueber</w:t>
+              <w:t>über</w:t>
             </w:r>
             <w:proofErr w:type="spellEnd"/>
             <w:r>
@@ -7164,7 +7167,7 @@
             </w:pPr>
             <w:proofErr w:type="spellStart"/>
             <w:r>
-              <w:t>Binaer</w:t>
+              <w:t>Binär</w:t>
             </w:r>
             <w:proofErr w:type="spellEnd"/>
             <w:r>
@@ -7180,7 +7183,7 @@
             </w:r>
             <w:proofErr w:type="spellStart"/>
             <w:r>
-              <w:t>Binaer</w:t>
+              <w:t>Binär</w:t>
             </w:r>
             <w:proofErr w:type="spellEnd"/>
             <w:r>
@@ -7240,7 +7243,7 @@
             </w:r>
             <w:proofErr w:type="spellStart"/>
             <w:r>
-              <w:t>ungueltig</w:t>
+              <w:t>ungültig</w:t>
             </w:r>
             <w:proofErr w:type="spellEnd"/>
             <w:r>
@@ -7455,7 +7458,7 @@
                 <w:sz w:val="20"/>
                 <w:szCs w:val="20"/>
               </w:rPr>
-              <w:t>Urspruenglich</w:t>
+              <w:t>Ursprünglich</w:t>
             </w:r>
             <w:proofErr w:type="spellEnd"/>
             <w:r>
@@ -7471,7 +7474,7 @@
                 <w:sz w:val="20"/>
                 <w:szCs w:val="20"/>
               </w:rPr>
-              <w:t>Paritaetsbit</w:t>
+              <w:t>Paritätsbit</w:t>
             </w:r>
             <w:proofErr w:type="spellEnd"/>
             <w:r>
@@ -7487,7 +7490,7 @@
                 <w:sz w:val="20"/>
                 <w:szCs w:val="20"/>
               </w:rPr>
-              <w:t>zusaetzliche</w:t>
+              <w:t>zusätzliche</w:t>
             </w:r>
             <w:proofErr w:type="spellEnd"/>
             <w:r>
@@ -7728,7 +7731,7 @@
       </w:r>
       <w:proofErr w:type="spellStart"/>
       <w:r>
-        <w:t>Uebertrag</w:t>
+        <w:t>Übertrag</w:t>
       </w:r>
       <w:proofErr w:type="spellEnd"/>
       <w:r>
@@ -7736,7 +7739,7 @@
       </w:r>
       <w:proofErr w:type="spellStart"/>
       <w:r>
-        <w:t>ueber</w:t>
+        <w:t>über</w:t>
       </w:r>
       <w:proofErr w:type="spellEnd"/>
       <w:r>
@@ -7744,7 +7747,7 @@
       </w:r>
       <w:proofErr w:type="spellStart"/>
       <w:r>
-        <w:t>hoechste</w:t>
+        <w:t>höchste</w:t>
       </w:r>
       <w:proofErr w:type="spellEnd"/>
       <w:r>
@@ -7752,7 +7755,7 @@
       </w:r>
       <w:proofErr w:type="spellStart"/>
       <w:r>
-        <w:t>Wertebereichsueberlauf</w:t>
+        <w:t>Wertebereichsüberlauf</w:t>
       </w:r>
       <w:proofErr w:type="spellEnd"/>
       <w:r>
@@ -7873,7 +7876,7 @@
       </w:r>
       <w:proofErr w:type="spellStart"/>
       <w:r>
-        <w:t>fuehrende</w:t>
+        <w:t>führende</w:t>
       </w:r>
       <w:proofErr w:type="spellEnd"/>
       <w:r>
@@ -7912,7 +7915,7 @@
       </w:r>
       <w:proofErr w:type="spellStart"/>
       <w:r>
-        <w:t>fuer</w:t>
+        <w:t>für</w:t>
       </w:r>
       <w:proofErr w:type="spellEnd"/>
       <w:r>
@@ -7920,7 +7923,7 @@
       </w:r>
       <w:proofErr w:type="spellStart"/>
       <w:r>
-        <w:t>fuer</w:t>
+        <w:t>für</w:t>
       </w:r>
       <w:proofErr w:type="spellEnd"/>
       <w:r>
@@ -8043,7 +8046,7 @@
             </w:r>
             <w:proofErr w:type="spellStart"/>
             <w:r>
-              <w:t>naechste</w:t>
+              <w:t>nächste</w:t>
             </w:r>
             <w:proofErr w:type="spellEnd"/>
             <w:r>
@@ -8051,7 +8054,7 @@
             </w:r>
             <w:proofErr w:type="spellStart"/>
             <w:r>
-              <w:t>laeuft</w:t>
+              <w:t>läuft</w:t>
             </w:r>
             <w:proofErr w:type="spellEnd"/>
             <w:r>
@@ -8522,7 +8525,7 @@
                 <w:sz w:val="20"/>
                 <w:szCs w:val="20"/>
               </w:rPr>
-              <w:t>Eingaenge</w:t>
+              <w:t>Eingänge</w:t>
             </w:r>
             <w:proofErr w:type="spellEnd"/>
             <w:r>
@@ -8802,7 +8805,7 @@
                 <w:sz w:val="20"/>
                 <w:szCs w:val="20"/>
               </w:rPr>
-              <w:t>Eingaenge</w:t>
+              <w:t>Eingänge</w:t>
             </w:r>
             <w:proofErr w:type="spellEnd"/>
             <w:r>
@@ -9905,7 +9908,7 @@
                 <w:sz w:val="20"/>
                 <w:szCs w:val="20"/>
               </w:rPr>
-              <w:t>fuer</w:t>
+              <w:t>für</w:t>
             </w:r>
             <w:proofErr w:type="spellEnd"/>
             <w:r>
@@ -10007,7 +10010,7 @@
                 <w:sz w:val="20"/>
                 <w:szCs w:val="20"/>
               </w:rPr>
-              <w:t>fuer</w:t>
+              <w:t>für</w:t>
             </w:r>
             <w:proofErr w:type="spellEnd"/>
             <w:r>
@@ -10624,7 +10627,7 @@
       </w:r>
       <w:proofErr w:type="spellStart"/>
       <w:r>
-        <w:t>fuer</w:t>
+        <w:t>für</w:t>
       </w:r>
       <w:proofErr w:type="spellEnd"/>
       <w:r>
@@ -10640,7 +10643,7 @@
       </w:r>
       <w:proofErr w:type="spellStart"/>
       <w:r>
-        <w:t>verknuepft</w:t>
+        <w:t>verknüpft</w:t>
       </w:r>
       <w:proofErr w:type="spellEnd"/>
       <w:r>
@@ -10656,7 +10659,7 @@
       </w:r>
       <w:proofErr w:type="spellStart"/>
       <w:r>
-        <w:t>vollstaendige</w:t>
+        <w:t>vollständige</w:t>
       </w:r>
       <w:proofErr w:type="spellEnd"/>
       <w:r>
@@ -10687,7 +10690,7 @@
       </w:r>
       <w:proofErr w:type="spellStart"/>
       <w:r>
-        <w:t>faellt</w:t>
+        <w:t>fällt</w:t>
       </w:r>
       <w:proofErr w:type="spellEnd"/>
       <w:r>
@@ -10695,7 +10698,7 @@
       </w:r>
       <w:proofErr w:type="spellStart"/>
       <w:r>
-        <w:t>aendert</w:t>
+        <w:t>ändert</w:t>
       </w:r>
       <w:proofErr w:type="spellEnd"/>
       <w:r>
@@ -10703,7 +10706,7 @@
       </w:r>
       <w:proofErr w:type="spellStart"/>
       <w:r>
-        <w:t>verknuepften</w:t>
+        <w:t>verknüpften</w:t>
       </w:r>
       <w:proofErr w:type="spellEnd"/>
       <w:r>
@@ -10762,7 +10765,7 @@
       </w:pPr>
       <w:proofErr w:type="spellStart"/>
       <w:r>
-        <w:t>Bloecke</w:t>
+        <w:t>Blöcke</w:t>
       </w:r>
       <w:proofErr w:type="spellEnd"/>
       <w:r>
@@ -10770,7 +10773,7 @@
       </w:r>
       <w:proofErr w:type="spellStart"/>
       <w:r>
-        <w:t>muessen</w:t>
+        <w:t>müssen</w:t>
       </w:r>
       <w:proofErr w:type="spellEnd"/>
       <w:r>
@@ -10788,7 +10791,7 @@
       </w:pPr>
       <w:proofErr w:type="spellStart"/>
       <w:r>
-        <w:t>Moeglichst</w:t>
+        <w:t>Möglichst</w:t>
       </w:r>
       <w:proofErr w:type="spellEnd"/>
       <w:r>
@@ -10796,7 +10799,7 @@
       </w:r>
       <w:proofErr w:type="spellStart"/>
       <w:r>
-        <w:t>moeglichst</w:t>
+        <w:t>möglichst</w:t>
       </w:r>
       <w:proofErr w:type="spellEnd"/>
       <w:r>
@@ -10812,7 +10815,7 @@
       </w:r>
       <w:proofErr w:type="spellStart"/>
       <w:r>
-        <w:t>Bloecke</w:t>
+        <w:t>Blöcke</w:t>
       </w:r>
       <w:proofErr w:type="spellEnd"/>
       <w:r>
@@ -10820,7 +10823,7 @@
       </w:r>
       <w:proofErr w:type="spellStart"/>
       <w:r>
-        <w:t>waehlen</w:t>
+        <w:t>wählen</w:t>
       </w:r>
       <w:proofErr w:type="spellEnd"/>
       <w:r>
@@ -10841,7 +10844,7 @@
       </w:r>
       <w:proofErr w:type="spellStart"/>
       <w:r>
-        <w:t>vollstaendig</w:t>
+        <w:t>vollständig</w:t>
       </w:r>
       <w:proofErr w:type="spellEnd"/>
       <w:r>
@@ -10849,7 +10852,7 @@
       </w:r>
       <w:proofErr w:type="spellStart"/>
       <w:r>
-        <w:t>ueberdecken</w:t>
+        <w:t>überdecken</w:t>
       </w:r>
       <w:proofErr w:type="spellEnd"/>
       <w:r>
@@ -10857,7 +10860,7 @@
       </w:r>
       <w:proofErr w:type="spellStart"/>
       <w:r>
-        <w:t>ueberfluessig</w:t>
+        <w:t>überflüssig</w:t>
       </w:r>
       <w:proofErr w:type="spellEnd"/>
       <w:r>
@@ -10873,7 +10876,7 @@
       </w:r>
       <w:proofErr w:type="spellStart"/>
       <w:r>
-        <w:t>aendernden</w:t>
+        <w:t>ändernden</w:t>
       </w:r>
       <w:proofErr w:type="spellEnd"/>
       <w:r>
@@ -11331,6 +11334,7 @@
         </w:tc>
       </w:tr>
     </w:tbl>
+    <w:p/>
     <w:p>
       <w:pPr>
         <w:spacing w:after="120" w:line="264" w:lineRule="auto"/>
@@ -11606,7 +11610,7 @@
                 <w:sz w:val="20"/>
                 <w:szCs w:val="20"/>
               </w:rPr>
-              <w:t>fuer</w:t>
+              <w:t>für</w:t>
             </w:r>
             <w:proofErr w:type="spellEnd"/>
             <w:r>
@@ -11685,7 +11689,7 @@
                 <w:sz w:val="20"/>
                 <w:szCs w:val="20"/>
               </w:rPr>
-              <w:t>fuehrt</w:t>
+              <w:t>führt</w:t>
             </w:r>
             <w:proofErr w:type="spellEnd"/>
             <w:r>
@@ -11771,7 +11775,7 @@
                 <w:sz w:val="20"/>
                 <w:szCs w:val="20"/>
               </w:rPr>
-              <w:t>ueber</w:t>
+              <w:t>über</w:t>
             </w:r>
             <w:proofErr w:type="spellEnd"/>
             <w:r>
@@ -11855,6 +11859,7 @@
         </w:tc>
       </w:tr>
     </w:tbl>
+    <w:p/>
     <w:p>
       <w:pPr>
         <w:spacing w:after="120" w:line="264" w:lineRule="auto"/>
@@ -11887,7 +11892,7 @@
       </w:r>
       <w:proofErr w:type="spellStart"/>
       <w:r>
-        <w:t>Befehlszaehler</w:t>
+        <w:t>Befehlszähler</w:t>
       </w:r>
       <w:proofErr w:type="spellEnd"/>
       <w:r>
@@ -11907,7 +11912,7 @@
       </w:r>
       <w:proofErr w:type="spellStart"/>
       <w:r>
-        <w:t>Befehlszaehler</w:t>
+        <w:t>Befehlszähler</w:t>
       </w:r>
       <w:proofErr w:type="spellEnd"/>
       <w:r>
@@ -11951,7 +11956,7 @@
       </w:r>
       <w:proofErr w:type="spellStart"/>
       <w:r>
-        <w:t>naechsten</w:t>
+        <w:t>nächsten</w:t>
       </w:r>
       <w:proofErr w:type="spellEnd"/>
       <w:r>
@@ -11977,7 +11982,7 @@
       </w:r>
       <w:proofErr w:type="spellStart"/>
       <w:r>
-        <w:t>Entschluesseln</w:t>
+        <w:t>Entschlüsseln</w:t>
       </w:r>
       <w:proofErr w:type="spellEnd"/>
       <w:r>
@@ -11995,7 +12000,7 @@
       </w:pPr>
       <w:proofErr w:type="spellStart"/>
       <w:r>
-        <w:t>Ausfuehrungsphase</w:t>
+        <w:t>Ausführungsphase</w:t>
       </w:r>
       <w:proofErr w:type="spellEnd"/>
       <w:r>
@@ -12003,7 +12008,7 @@
       </w:r>
       <w:proofErr w:type="spellStart"/>
       <w:r>
-        <w:t>Ausfuehrung</w:t>
+        <w:t>Ausführung</w:t>
       </w:r>
       <w:proofErr w:type="spellEnd"/>
       <w:r>
@@ -12623,7 +12628,7 @@
                 <w:sz w:val="20"/>
                 <w:szCs w:val="20"/>
               </w:rPr>
-              <w:t>Waerme</w:t>
+              <w:t>Wärme</w:t>
             </w:r>
             <w:proofErr w:type="spellEnd"/>
             <w:r>
@@ -12639,7 +12644,7 @@
                 <w:sz w:val="20"/>
                 <w:szCs w:val="20"/>
               </w:rPr>
-              <w:t>Kuehlung</w:t>
+              <w:t>Kühlung</w:t>
             </w:r>
             <w:proofErr w:type="spellEnd"/>
           </w:p>
@@ -12683,7 +12688,7 @@
       </w:r>
       <w:proofErr w:type="spellStart"/>
       <w:r>
-        <w:t>ueberlappend</w:t>
+        <w:t>überlappend</w:t>
       </w:r>
       <w:proofErr w:type="spellEnd"/>
       <w:r>
@@ -12691,7 +12696,7 @@
       </w:r>
       <w:proofErr w:type="spellStart"/>
       <w:r>
-        <w:t>ausgefuehrt</w:t>
+        <w:t>ausgeführt</w:t>
       </w:r>
       <w:proofErr w:type="spellEnd"/>
       <w:r>
@@ -12699,7 +12704,7 @@
       </w:r>
       <w:proofErr w:type="spellStart"/>
       <w:r>
-        <w:t>Waehrend</w:t>
+        <w:t>Während</w:t>
       </w:r>
       <w:proofErr w:type="spellEnd"/>
       <w:r>
@@ -12707,7 +12712,7 @@
       </w:r>
       <w:proofErr w:type="spellStart"/>
       <w:r>
-        <w:t>ausgefuehrt</w:t>
+        <w:t>ausgeführt</w:t>
       </w:r>
       <w:proofErr w:type="spellEnd"/>
       <w:r>
@@ -12715,7 +12720,7 @@
       </w:r>
       <w:proofErr w:type="spellStart"/>
       <w:r>
-        <w:t>naechste</w:t>
+        <w:t>nächste</w:t>
       </w:r>
       <w:proofErr w:type="spellEnd"/>
       <w:r>
@@ -12791,7 +12796,7 @@
       </w:r>
       <w:proofErr w:type="spellStart"/>
       <w:r>
-        <w:t>ausfuehren</w:t>
+        <w:t>ausführen</w:t>
       </w:r>
       <w:proofErr w:type="spellEnd"/>
       <w:r>
@@ -12812,7 +12817,7 @@
       </w:r>
       <w:proofErr w:type="spellStart"/>
       <w:r>
-        <w:t>zurueckschreiben</w:t>
+        <w:t>zurückschreiben</w:t>
       </w:r>
       <w:proofErr w:type="spellEnd"/>
       <w:r>
@@ -12856,7 +12861,7 @@
       </w:r>
       <w:proofErr w:type="spellStart"/>
       <w:r>
-        <w:t>Fluechtig</w:t>
+        <w:t>Flüchtig</w:t>
       </w:r>
       <w:proofErr w:type="spellEnd"/>
       <w:r>
@@ -13037,7 +13042,7 @@
                 <w:sz w:val="20"/>
                 <w:szCs w:val="20"/>
               </w:rPr>
-              <w:t>enthaelt</w:t>
+              <w:t>enthält</w:t>
             </w:r>
             <w:proofErr w:type="spellEnd"/>
             <w:r>
@@ -13053,7 +13058,7 @@
                 <w:sz w:val="20"/>
                 <w:szCs w:val="20"/>
               </w:rPr>
-              <w:t>unveraenderbare</w:t>
+              <w:t>unveränderbare</w:t>
             </w:r>
             <w:proofErr w:type="spellEnd"/>
             <w:r>
@@ -13069,7 +13074,7 @@
                 <w:sz w:val="20"/>
                 <w:szCs w:val="20"/>
               </w:rPr>
-              <w:t>fuer</w:t>
+              <w:t>für</w:t>
             </w:r>
             <w:proofErr w:type="spellEnd"/>
             <w:r>
@@ -13085,7 +13090,7 @@
                 <w:sz w:val="20"/>
                 <w:szCs w:val="20"/>
               </w:rPr>
-              <w:t>Funktionalitaet</w:t>
+              <w:t>Funktionalität</w:t>
             </w:r>
             <w:proofErr w:type="spellEnd"/>
             <w:r>
@@ -13171,7 +13176,7 @@
                 <w:sz w:val="20"/>
                 <w:szCs w:val="20"/>
               </w:rPr>
-              <w:t>loeschbar</w:t>
+              <w:t>löschbar</w:t>
             </w:r>
             <w:proofErr w:type="spellEnd"/>
             <w:r>
@@ -13266,7 +13271,7 @@
                 <w:sz w:val="20"/>
                 <w:szCs w:val="20"/>
               </w:rPr>
-              <w:t>loeschbar</w:t>
+              <w:t>löschbar</w:t>
             </w:r>
             <w:proofErr w:type="spellEnd"/>
             <w:r>
@@ -13377,7 +13382,7 @@
                 <w:sz w:val="20"/>
                 <w:szCs w:val="20"/>
               </w:rPr>
-              <w:t>loeschbar</w:t>
+              <w:t>löschbar</w:t>
             </w:r>
             <w:proofErr w:type="spellEnd"/>
             <w:r>
@@ -13479,7 +13484,7 @@
       </w:r>
       <w:proofErr w:type="spellStart"/>
       <w:r>
-        <w:t>unabhaengig</w:t>
+        <w:t>unabhängig</w:t>
       </w:r>
       <w:proofErr w:type="spellEnd"/>
       <w:r>
@@ -13487,7 +13492,7 @@
       </w:r>
       <w:proofErr w:type="spellStart"/>
       <w:r>
-        <w:t>Sekundaerspeicher</w:t>
+        <w:t>Sekundärspeicher</w:t>
       </w:r>
       <w:proofErr w:type="spellEnd"/>
       <w:r>
@@ -13503,7 +13508,7 @@
       </w:r>
       <w:proofErr w:type="spellStart"/>
       <w:r>
-        <w:t>Ueber</w:t>
+        <w:t>Über</w:t>
       </w:r>
       <w:proofErr w:type="spellEnd"/>
       <w:r>
@@ -13511,7 +13516,7 @@
       </w:r>
       <w:proofErr w:type="spellStart"/>
       <w:r>
-        <w:t>geprueft</w:t>
+        <w:t>geprüft</w:t>
       </w:r>
       <w:proofErr w:type="spellEnd"/>
       <w:r>
@@ -13533,7 +13538,7 @@
       </w:r>
       <w:proofErr w:type="spellStart"/>
       <w:r>
-        <w:t>Verdraengung</w:t>
+        <w:t>Verdrängung</w:t>
       </w:r>
       <w:proofErr w:type="spellEnd"/>
       <w:r>
@@ -13715,7 +13720,7 @@
                 <w:sz w:val="20"/>
                 <w:szCs w:val="20"/>
               </w:rPr>
-              <w:t>aelteste</w:t>
+              <w:t>älteste</w:t>
             </w:r>
             <w:proofErr w:type="spellEnd"/>
             <w:r>
@@ -13731,7 +13736,7 @@
                 <w:sz w:val="20"/>
                 <w:szCs w:val="20"/>
               </w:rPr>
-              <w:t>verdraengt</w:t>
+              <w:t>verdrängt</w:t>
             </w:r>
             <w:proofErr w:type="spellEnd"/>
             <w:r>
@@ -13817,7 +13822,7 @@
                 <w:sz w:val="20"/>
                 <w:szCs w:val="20"/>
               </w:rPr>
-              <w:t>verdraengt</w:t>
+              <w:t>verdrängt</w:t>
             </w:r>
             <w:proofErr w:type="spellEnd"/>
             <w:r>
@@ -13935,7 +13940,7 @@
                 <w:sz w:val="20"/>
                 <w:szCs w:val="20"/>
               </w:rPr>
-              <w:t>laengsten</w:t>
+              <w:t>längsten</w:t>
             </w:r>
             <w:proofErr w:type="spellEnd"/>
             <w:r>
@@ -13951,7 +13956,7 @@
                 <w:sz w:val="20"/>
                 <w:szCs w:val="20"/>
               </w:rPr>
-              <w:t>verdraengt</w:t>
+              <w:t>verdrängt</w:t>
             </w:r>
             <w:proofErr w:type="spellEnd"/>
             <w:r>
@@ -14069,7 +14074,7 @@
                 <w:sz w:val="20"/>
                 <w:szCs w:val="20"/>
               </w:rPr>
-              <w:t>verdraengt</w:t>
+              <w:t>verdrängt</w:t>
             </w:r>
             <w:proofErr w:type="spellEnd"/>
             <w:r>
@@ -14098,7 +14103,7 @@
       </w:r>
       <w:proofErr w:type="spellStart"/>
       <w:r>
-        <w:t>Geraeteverwaltung</w:t>
+        <w:t>Geräteverwaltung</w:t>
       </w:r>
       <w:bookmarkEnd w:id="32"/>
       <w:proofErr w:type="spellEnd"/>
@@ -14122,7 +14127,7 @@
       </w:r>
       <w:proofErr w:type="spellStart"/>
       <w:r>
-        <w:t>Uebertragungsmedium</w:t>
+        <w:t>Übertragungsmedium</w:t>
       </w:r>
       <w:proofErr w:type="spellEnd"/>
       <w:r>
@@ -14218,7 +14223,7 @@
                 <w:sz w:val="20"/>
                 <w:szCs w:val="20"/>
               </w:rPr>
-              <w:t>Uebertragung</w:t>
+              <w:t>Übertragung</w:t>
             </w:r>
             <w:proofErr w:type="spellEnd"/>
           </w:p>
@@ -14401,7 +14406,7 @@
                 <w:sz w:val="20"/>
                 <w:szCs w:val="20"/>
               </w:rPr>
-              <w:t>ueber</w:t>
+              <w:t>über</w:t>
             </w:r>
             <w:proofErr w:type="spellEnd"/>
             <w:r>
@@ -14417,7 +14422,7 @@
                 <w:sz w:val="20"/>
                 <w:szCs w:val="20"/>
               </w:rPr>
-              <w:t>Uebersprechens</w:t>
+              <w:t>Übersprechens</w:t>
             </w:r>
             <w:proofErr w:type="spellEnd"/>
             <w:r>
@@ -14443,7 +14448,7 @@
       <w:bookmarkStart w:id="34" w:name="_Toc232082612"/>
       <w:proofErr w:type="spellStart"/>
       <w:r>
-        <w:t>Geraeteverwaltung</w:t>
+        <w:t>Geräteverwaltung</w:t>
       </w:r>
       <w:proofErr w:type="spellEnd"/>
       <w:r>
@@ -14460,7 +14465,7 @@
       </w:r>
       <w:proofErr w:type="spellStart"/>
       <w:r>
-        <w:t>Kanaele</w:t>
+        <w:t>Kanäle</w:t>
       </w:r>
       <w:proofErr w:type="spellEnd"/>
       <w:r>
@@ -14468,7 +14473,7 @@
       </w:r>
       <w:proofErr w:type="spellStart"/>
       <w:r>
-        <w:t>Geraet</w:t>
+        <w:t>Gerät</w:t>
       </w:r>
       <w:proofErr w:type="spellEnd"/>
       <w:r>
@@ -14476,7 +14481,7 @@
       </w:r>
       <w:proofErr w:type="spellStart"/>
       <w:r>
-        <w:t>uebernehmen</w:t>
+        <w:t>übernehmen</w:t>
       </w:r>
       <w:proofErr w:type="spellEnd"/>
       <w:r>
@@ -14484,7 +14489,7 @@
       </w:r>
       <w:proofErr w:type="spellStart"/>
       <w:r>
-        <w:t>Geraetebedienung</w:t>
+        <w:t>Gerätebedienung</w:t>
       </w:r>
       <w:proofErr w:type="spellEnd"/>
       <w:r>
@@ -14492,7 +14497,7 @@
       </w:r>
       <w:proofErr w:type="spellStart"/>
       <w:r>
-        <w:t>selbststaendig</w:t>
+        <w:t>selbstständig</w:t>
       </w:r>
       <w:proofErr w:type="spellEnd"/>
       <w:r>
@@ -14531,7 +14536,7 @@
       </w:r>
       <w:proofErr w:type="spellStart"/>
       <w:r>
-        <w:t>koennen</w:t>
+        <w:t>können</w:t>
       </w:r>
       <w:proofErr w:type="spellEnd"/>
       <w:r>
@@ -14775,7 +14780,7 @@
                 <w:sz w:val="20"/>
                 <w:szCs w:val="20"/>
               </w:rPr>
-              <w:t>Geraet</w:t>
+              <w:t>Gerät</w:t>
             </w:r>
             <w:proofErr w:type="spellEnd"/>
             <w:r>
@@ -14854,7 +14859,7 @@
                 <w:sz w:val="20"/>
                 <w:szCs w:val="20"/>
               </w:rPr>
-              <w:t>naechste</w:t>
+              <w:t>nächste</w:t>
             </w:r>
             <w:proofErr w:type="spellEnd"/>
             <w:r>
@@ -14909,7 +14914,7 @@
                 <w:sz w:val="20"/>
                 <w:szCs w:val="20"/>
               </w:rPr>
-              <w:t>Laengenzaehler</w:t>
+              <w:t>Längenzähler</w:t>
             </w:r>
             <w:proofErr w:type="spellEnd"/>
           </w:p>
@@ -14947,6 +14952,7 @@
         </w:tc>
       </w:tr>
     </w:tbl>
+    <w:p/>
     <w:p>
       <w:pPr>
         <w:pStyle w:val="Listenabsatz"/>
@@ -14961,7 +14967,7 @@
       </w:r>
       <w:proofErr w:type="spellStart"/>
       <w:r>
-        <w:t>Geraete</w:t>
+        <w:t>Geräte</w:t>
       </w:r>
       <w:proofErr w:type="spellEnd"/>
       <w:r>
@@ -14987,7 +14993,7 @@
       </w:r>
       <w:proofErr w:type="spellStart"/>
       <w:r>
-        <w:t>Geraet</w:t>
+        <w:t>Gerät</w:t>
       </w:r>
       <w:proofErr w:type="spellEnd"/>
       <w:r>
@@ -15022,7 +15028,7 @@
       </w:r>
       <w:proofErr w:type="spellStart"/>
       <w:r>
-        <w:t>Auftraege</w:t>
+        <w:t>Aufträge</w:t>
       </w:r>
       <w:proofErr w:type="spellEnd"/>
       <w:r>
@@ -15030,7 +15036,7 @@
       </w:r>
       <w:proofErr w:type="spellStart"/>
       <w:r>
-        <w:t>Geraet</w:t>
+        <w:t>Gerät</w:t>
       </w:r>
       <w:proofErr w:type="spellEnd"/>
       <w:r>
@@ -15320,6 +15326,7 @@
         </w:tc>
       </w:tr>
     </w:tbl>
+    <w:p/>
     <w:p>
       <w:pPr>
         <w:spacing w:after="120" w:line="264" w:lineRule="auto"/>
@@ -15329,7 +15336,7 @@
       </w:r>
       <w:proofErr w:type="spellStart"/>
       <w:r>
-        <w:t>Geraeteverwaltung</w:t>
+        <w:t>Geräteverwaltung</w:t>
       </w:r>
       <w:proofErr w:type="spellEnd"/>
       <w:r>
@@ -15337,7 +15344,7 @@
       </w:r>
       <w:proofErr w:type="spellStart"/>
       <w:r>
-        <w:t>Uebersetzungsprogramme</w:t>
+        <w:t>Übersetzungsprogramme</w:t>
       </w:r>
       <w:proofErr w:type="spellEnd"/>
       <w:r>
@@ -15368,7 +15375,7 @@
       </w:r>
       <w:proofErr w:type="spellStart"/>
       <w:r>
-        <w:t>ausfuehrbares</w:t>
+        <w:t>ausführbares</w:t>
       </w:r>
       <w:proofErr w:type="spellEnd"/>
       <w:r>
@@ -15389,7 +15396,7 @@
       </w:r>
       <w:proofErr w:type="spellStart"/>
       <w:r>
-        <w:t>uebersetzt</w:t>
+        <w:t>übersetzt</w:t>
       </w:r>
       <w:proofErr w:type="spellEnd"/>
       <w:r>
@@ -15397,7 +15404,7 @@
       </w:r>
       <w:proofErr w:type="spellStart"/>
       <w:r>
-        <w:t>ueberprueft</w:t>
+        <w:t>überprüft</w:t>
       </w:r>
       <w:proofErr w:type="spellEnd"/>
       <w:r>
@@ -15418,7 +15425,7 @@
       </w:r>
       <w:proofErr w:type="spellStart"/>
       <w:r>
-        <w:t>endgueltige</w:t>
+        <w:t>endgültige</w:t>
       </w:r>
       <w:proofErr w:type="spellEnd"/>
       <w:r>
@@ -15614,7 +15621,7 @@
                 <w:sz w:val="20"/>
                 <w:szCs w:val="20"/>
               </w:rPr>
-              <w:t>ausfuehrbare</w:t>
+              <w:t>ausführbare</w:t>
             </w:r>
             <w:proofErr w:type="spellEnd"/>
             <w:r>
@@ -15756,7 +15763,7 @@
       </w:r>
       <w:proofErr w:type="spellStart"/>
       <w:r>
-        <w:t>Prioritaet</w:t>
+        <w:t>Priorität</w:t>
       </w:r>
       <w:proofErr w:type="spellEnd"/>
       <w:r>
@@ -15764,7 +15771,7 @@
       </w:r>
       <w:proofErr w:type="spellStart"/>
       <w:r>
-        <w:t>Prioritaet</w:t>
+        <w:t>Priorität</w:t>
       </w:r>
       <w:proofErr w:type="spellEnd"/>
       <w:r>
@@ -15785,7 +15792,7 @@
       </w:r>
       <w:proofErr w:type="spellStart"/>
       <w:r>
-        <w:t>Prioritaet</w:t>
+        <w:t>Priorität</w:t>
       </w:r>
       <w:proofErr w:type="spellEnd"/>
       <w:r>
@@ -15793,7 +15800,7 @@
       </w:r>
       <w:proofErr w:type="spellStart"/>
       <w:r>
-        <w:t>Durchsatzprioritaet</w:t>
+        <w:t>Durchsatzpriorität</w:t>
       </w:r>
       <w:proofErr w:type="spellEnd"/>
       <w:r>
@@ -15801,7 +15808,7 @@
       </w:r>
       <w:proofErr w:type="spellStart"/>
       <w:r>
-        <w:t>beruecksichtigt</w:t>
+        <w:t>berücksichtigt</w:t>
       </w:r>
       <w:proofErr w:type="spellEnd"/>
       <w:r>
@@ -15809,7 +15816,7 @@
       </w:r>
       <w:proofErr w:type="spellStart"/>
       <w:r>
-        <w:t>Aktivitaet</w:t>
+        <w:t>Aktivität</w:t>
       </w:r>
       <w:proofErr w:type="spellEnd"/>
       <w:r>
@@ -15817,7 +15824,7 @@
       </w:r>
       <w:proofErr w:type="spellStart"/>
       <w:r>
-        <w:t>fuehrt</w:t>
+        <w:t>führt</w:t>
       </w:r>
       <w:proofErr w:type="spellEnd"/>
       <w:r>
@@ -15825,7 +15832,7 @@
       </w:r>
       <w:proofErr w:type="spellStart"/>
       <w:r>
-        <w:t>Prioritaet</w:t>
+        <w:t>Priorität</w:t>
       </w:r>
       <w:proofErr w:type="spellEnd"/>
       <w:r>
@@ -15848,7 +15855,7 @@
       </w:r>
       <w:proofErr w:type="spellStart"/>
       <w:r>
-        <w:t>Pruefen</w:t>
+        <w:t>Prüfen</w:t>
       </w:r>
       <w:proofErr w:type="spellEnd"/>
       <w:r>
@@ -15856,7 +15863,7 @@
       </w:r>
       <w:proofErr w:type="spellStart"/>
       <w:r>
-        <w:t>Ausfuehren</w:t>
+        <w:t>Ausführen</w:t>
       </w:r>
       <w:proofErr w:type="spellEnd"/>
       <w:r>
@@ -15864,7 +15871,7 @@
       </w:r>
       <w:proofErr w:type="spellStart"/>
       <w:r>
-        <w:t>fuer</w:t>
+        <w:t>für</w:t>
       </w:r>
       <w:proofErr w:type="spellEnd"/>
       <w:r>
@@ -15891,7 +15898,7 @@
         <w:spacing w:after="120" w:line="264" w:lineRule="auto"/>
       </w:pPr>
       <w:r>
-        <w:t>Eine Datei (File) ist ein Strom von Bytes. Das Dateiverwaltungssystem verwaltet den gesamten Speicherplatz auf Massenspeichern. Aufgaben: Auffinden von Dateien, Zuweisung freien Speichers, Freigeben und Loeschen von Dateien.</w:t>
+        <w:t>Eine Datei (File) ist ein Strom von Bytes. Das Dateiverwaltungssystem verwaltet den gesamten Speicherplatz auf Massenspeichern. Aufgaben: Auffinden von Dateien, Zuweisung freien Speichers, Freigeben und Löschen von Dateien.</w:t>
       </w:r>
     </w:p>
     <w:p>
@@ -16016,7 +16023,7 @@
                 <w:sz w:val="20"/>
                 <w:szCs w:val="20"/>
               </w:rPr>
-              <w:t>Datenntraegerdeskriptor</w:t>
+              <w:t>Datenträgerdeskriptor</w:t>
             </w:r>
             <w:proofErr w:type="spellEnd"/>
             <w:r>
@@ -16074,7 +16081,7 @@
                 <w:sz w:val="20"/>
                 <w:szCs w:val="20"/>
               </w:rPr>
-              <w:t>Datenttraeger</w:t>
+              <w:t>Datenträger</w:t>
             </w:r>
             <w:proofErr w:type="spellEnd"/>
             <w:r>
@@ -16090,7 +16097,7 @@
                 <w:sz w:val="20"/>
                 <w:szCs w:val="20"/>
               </w:rPr>
-              <w:t>geoeffnet</w:t>
+              <w:t>geöffnet</w:t>
             </w:r>
             <w:proofErr w:type="spellEnd"/>
             <w:r>
@@ -16106,7 +16113,7 @@
                 <w:sz w:val="20"/>
                 <w:szCs w:val="20"/>
               </w:rPr>
-              <w:t>Dateieigentuemer</w:t>
+              <w:t>Dateieigentümer</w:t>
             </w:r>
             <w:proofErr w:type="spellEnd"/>
             <w:r>
@@ -16122,7 +16129,7 @@
                 <w:sz w:val="20"/>
                 <w:szCs w:val="20"/>
               </w:rPr>
-              <w:t>Zugriffsbeschraenkungen</w:t>
+              <w:t>Zugriffsbeschränkungen</w:t>
             </w:r>
             <w:proofErr w:type="spellEnd"/>
             <w:r>
@@ -16162,7 +16169,7 @@
                 <w:sz w:val="20"/>
                 <w:szCs w:val="20"/>
               </w:rPr>
-              <w:t>Datenttraegername</w:t>
+              <w:t>Datenträgername</w:t>
             </w:r>
             <w:proofErr w:type="spellEnd"/>
             <w:r>
@@ -16178,7 +16185,7 @@
                 <w:sz w:val="20"/>
                 <w:szCs w:val="20"/>
               </w:rPr>
-              <w:t>Groesse</w:t>
+              <w:t>Größe</w:t>
             </w:r>
             <w:proofErr w:type="spellEnd"/>
             <w:r>
@@ -16250,7 +16257,7 @@
       </w:r>
       <w:proofErr w:type="spellStart"/>
       <w:r>
-        <w:t>uebergeordnete</w:t>
+        <w:t>übergeordnete</w:t>
       </w:r>
       <w:proofErr w:type="spellEnd"/>
       <w:r>
@@ -16267,7 +16274,7 @@
         <w:spacing w:after="60" w:line="260" w:lineRule="auto"/>
       </w:pPr>
       <w:r>
-        <w:t>Relativer Pfad: ausgehend vom aktuellen Verzeichnis (z. B. cd Mueller).</w:t>
+        <w:t>Relativer Pfad: ausgehend vom aktuellen Verzeichnis (z. B. cd Müller).</w:t>
       </w:r>
     </w:p>
     <w:p>
@@ -16288,7 +16295,7 @@
       </w:r>
       <w:proofErr w:type="spellEnd"/>
       <w:r>
-        <w:t>/Mueller).</w:t>
+        <w:t>/Müller).</w:t>
       </w:r>
     </w:p>
     <w:p>
@@ -16489,7 +16496,7 @@
                 <w:sz w:val="20"/>
                 <w:szCs w:val="20"/>
               </w:rPr>
-              <w:t>Datensaetzen</w:t>
+              <w:t>Datensätzen</w:t>
             </w:r>
             <w:proofErr w:type="spellEnd"/>
             <w:r>
@@ -16591,7 +16598,7 @@
                 <w:sz w:val="20"/>
                 <w:szCs w:val="20"/>
               </w:rPr>
-              <w:t>ueber</w:t>
+              <w:t>über</w:t>
             </w:r>
             <w:proofErr w:type="spellEnd"/>
             <w:r>
@@ -16607,7 +16614,7 @@
                 <w:sz w:val="20"/>
                 <w:szCs w:val="20"/>
               </w:rPr>
-              <w:t>Schluessel</w:t>
+              <w:t>Schlüssel</w:t>
             </w:r>
             <w:proofErr w:type="spellEnd"/>
             <w:r>
@@ -16623,7 +16630,7 @@
                 <w:sz w:val="20"/>
                 <w:szCs w:val="20"/>
               </w:rPr>
-              <w:t>ueber</w:t>
+              <w:t>über</w:t>
             </w:r>
             <w:proofErr w:type="spellEnd"/>
             <w:r>
@@ -16711,7 +16718,7 @@
                 <w:sz w:val="20"/>
                 <w:szCs w:val="20"/>
               </w:rPr>
-              <w:t>Schluesseln</w:t>
+              <w:t>Schlüsseln</w:t>
             </w:r>
             <w:proofErr w:type="spellEnd"/>
             <w:r>
@@ -16727,7 +16734,7 @@
                 <w:sz w:val="20"/>
                 <w:szCs w:val="20"/>
               </w:rPr>
-              <w:t>Datensaetze</w:t>
+              <w:t>Datensätze</w:t>
             </w:r>
             <w:proofErr w:type="spellEnd"/>
             <w:r>
@@ -16829,7 +16836,7 @@
                 <w:sz w:val="20"/>
                 <w:szCs w:val="20"/>
               </w:rPr>
-              <w:t>Datensaetze</w:t>
+              <w:t>Datensätze</w:t>
             </w:r>
             <w:proofErr w:type="spellEnd"/>
             <w:r>
@@ -16845,7 +16852,7 @@
                 <w:sz w:val="20"/>
                 <w:szCs w:val="20"/>
               </w:rPr>
-              <w:t>ueber</w:t>
+              <w:t>über</w:t>
             </w:r>
             <w:proofErr w:type="spellEnd"/>
             <w:r>
@@ -16969,7 +16976,7 @@
       </w:r>
       <w:proofErr w:type="spellStart"/>
       <w:r>
-        <w:t>Bloecke</w:t>
+        <w:t>Blöcke</w:t>
       </w:r>
       <w:proofErr w:type="spellEnd"/>
       <w:r>
@@ -16977,7 +16984,7 @@
       </w:r>
       <w:proofErr w:type="spellStart"/>
       <w:r>
-        <w:t>Bloecke</w:t>
+        <w:t>Blöcke</w:t>
       </w:r>
       <w:proofErr w:type="spellEnd"/>
       <w:r>
@@ -16985,7 +16992,7 @@
       </w:r>
       <w:proofErr w:type="spellStart"/>
       <w:r>
-        <w:t>Bloecke</w:t>
+        <w:t>Blöcke</w:t>
       </w:r>
       <w:proofErr w:type="spellEnd"/>
       <w:r>
@@ -16993,7 +17000,7 @@
       </w:r>
       <w:proofErr w:type="spellStart"/>
       <w:r>
-        <w:t>Datenbloecke</w:t>
+        <w:t>Datenblöcke</w:t>
       </w:r>
       <w:proofErr w:type="spellEnd"/>
       <w:r>
@@ -17009,7 +17016,7 @@
       </w:r>
       <w:proofErr w:type="spellStart"/>
       <w:r>
-        <w:t>enthaelt</w:t>
+        <w:t>enthält</w:t>
       </w:r>
       <w:proofErr w:type="spellEnd"/>
       <w:r>
@@ -17017,7 +17024,7 @@
       </w:r>
       <w:proofErr w:type="spellStart"/>
       <w:r>
-        <w:t>Eigentuemer</w:t>
+        <w:t>Eigentümer</w:t>
       </w:r>
       <w:proofErr w:type="spellEnd"/>
       <w:r>
@@ -17025,7 +17032,7 @@
       </w:r>
       <w:proofErr w:type="spellStart"/>
       <w:r>
-        <w:t>Gruppengehoerigkeit</w:t>
+        <w:t>Gruppengehörigkeit</w:t>
       </w:r>
       <w:proofErr w:type="spellEnd"/>
       <w:r>
@@ -17033,7 +17040,7 @@
       </w:r>
       <w:proofErr w:type="spellStart"/>
       <w:r>
-        <w:t>Laenge</w:t>
+        <w:t>Länge</w:t>
       </w:r>
       <w:proofErr w:type="spellEnd"/>
       <w:r>
@@ -17041,7 +17048,7 @@
       </w:r>
       <w:proofErr w:type="spellStart"/>
       <w:r>
-        <w:t>Indirektionsbloecke</w:t>
+        <w:t>Indirektionsblöcke</w:t>
       </w:r>
       <w:proofErr w:type="spellEnd"/>
       <w:r>
@@ -17074,7 +17081,7 @@
       </w:pPr>
       <w:proofErr w:type="spellStart"/>
       <w:r>
-        <w:t>Regulaere</w:t>
+        <w:t>Reguläre</w:t>
       </w:r>
       <w:proofErr w:type="spellEnd"/>
       <w:r>
@@ -17082,7 +17089,7 @@
       </w:r>
       <w:proofErr w:type="spellStart"/>
       <w:r>
-        <w:t>aende</w:t>
+        <w:t>ände</w:t>
       </w:r>
       <w:proofErr w:type="spellEnd"/>
       <w:r>
@@ -17090,7 +17097,7 @@
       </w:r>
       <w:proofErr w:type="spellStart"/>
       <w:r>
-        <w:t>muessen</w:t>
+        <w:t>müssen</w:t>
       </w:r>
       <w:proofErr w:type="spellEnd"/>
       <w:r>
@@ -17124,7 +17131,7 @@
       </w:r>
       <w:proofErr w:type="spellStart"/>
       <w:r>
-        <w:t>Geraeten</w:t>
+        <w:t>Geräten</w:t>
       </w:r>
       <w:proofErr w:type="spellEnd"/>
       <w:r>
@@ -17132,7 +17139,7 @@
       </w:r>
       <w:proofErr w:type="spellStart"/>
       <w:r>
-        <w:t>praesentiert</w:t>
+        <w:t>präsentiert</w:t>
       </w:r>
       <w:proofErr w:type="spellEnd"/>
       <w:r>
@@ -17164,7 +17171,7 @@
       </w:r>
       <w:proofErr w:type="spellStart"/>
       <w:r>
-        <w:t>Geraetetreiber</w:t>
+        <w:t>Gerätetreiber</w:t>
       </w:r>
       <w:proofErr w:type="spellEnd"/>
       <w:r>
@@ -17188,7 +17195,7 @@
       </w:r>
       <w:proofErr w:type="spellStart"/>
       <w:r>
-        <w:t>Geraetnummer</w:t>
+        <w:t>Gerätnummer</w:t>
       </w:r>
       <w:proofErr w:type="spellEnd"/>
       <w:r>
@@ -17215,7 +17222,7 @@
       </w:r>
       <w:proofErr w:type="spellStart"/>
       <w:r>
-        <w:t>hoehere</w:t>
+        <w:t>höhere</w:t>
       </w:r>
       <w:proofErr w:type="spellEnd"/>
       <w:r>
@@ -17237,7 +17244,7 @@
       </w:r>
       <w:proofErr w:type="spellStart"/>
       <w:r>
-        <w:t>hoehere</w:t>
+        <w:t>höhere</w:t>
       </w:r>
       <w:proofErr w:type="spellEnd"/>
       <w:r>
@@ -17254,7 +17261,7 @@
       </w:r>
       <w:proofErr w:type="spellStart"/>
       <w:r>
-        <w:t>maschinenunabhaengig</w:t>
+        <w:t>maschinenunabhängig</w:t>
       </w:r>
       <w:proofErr w:type="spellEnd"/>
       <w:r>
@@ -17571,7 +17578,7 @@
                 <w:sz w:val="20"/>
                 <w:szCs w:val="20"/>
               </w:rPr>
-              <w:t>ueber</w:t>
+              <w:t>über</w:t>
             </w:r>
             <w:proofErr w:type="spellEnd"/>
             <w:r>
@@ -17587,7 +17594,7 @@
                 <w:sz w:val="20"/>
                 <w:szCs w:val="20"/>
               </w:rPr>
-              <w:t>Ausdruecke</w:t>
+              <w:t>Ausdrücke</w:t>
             </w:r>
             <w:proofErr w:type="spellEnd"/>
             <w:r>
@@ -17704,7 +17711,7 @@
                 <w:sz w:val="20"/>
                 <w:szCs w:val="20"/>
               </w:rPr>
-              <w:t>erfuellen</w:t>
+              <w:t>erfüllen</w:t>
             </w:r>
             <w:proofErr w:type="spellEnd"/>
             <w:r>
@@ -17783,7 +17790,7 @@
                 <w:sz w:val="20"/>
                 <w:szCs w:val="20"/>
               </w:rPr>
-              <w:t>Praedikativ</w:t>
+              <w:t>Prädikativ</w:t>
             </w:r>
             <w:proofErr w:type="spellEnd"/>
             <w:r>
@@ -17931,7 +17938,7 @@
                 <w:sz w:val="20"/>
                 <w:szCs w:val="20"/>
               </w:rPr>
-              <w:t>ueber</w:t>
+              <w:t>über</w:t>
             </w:r>
             <w:proofErr w:type="spellEnd"/>
             <w:r>
@@ -18198,7 +18205,7 @@
                 <w:sz w:val="20"/>
                 <w:szCs w:val="20"/>
               </w:rPr>
-              <w:t>zusaetzlicher</w:t>
+              <w:t>zusätzlicher</w:t>
             </w:r>
             <w:proofErr w:type="spellEnd"/>
             <w:r>
@@ -18214,7 +18221,7 @@
                 <w:sz w:val="20"/>
                 <w:szCs w:val="20"/>
               </w:rPr>
-              <w:t>noetig</w:t>
+              <w:t>nötig</w:t>
             </w:r>
             <w:proofErr w:type="spellEnd"/>
             <w:r>
@@ -18300,7 +18307,7 @@
                 <w:sz w:val="20"/>
                 <w:szCs w:val="20"/>
               </w:rPr>
-              <w:t>enthaelt</w:t>
+              <w:t>enthält</w:t>
             </w:r>
             <w:proofErr w:type="spellEnd"/>
             <w:r>
@@ -18386,7 +18393,7 @@
                 <w:sz w:val="20"/>
                 <w:szCs w:val="20"/>
               </w:rPr>
-              <w:t>enthaelt</w:t>
+              <w:t>enthält</w:t>
             </w:r>
             <w:proofErr w:type="spellEnd"/>
             <w:r>
@@ -18488,7 +18495,7 @@
                 <w:sz w:val="20"/>
                 <w:szCs w:val="20"/>
               </w:rPr>
-              <w:t>erhaelt</w:t>
+              <w:t>erhält</w:t>
             </w:r>
             <w:proofErr w:type="spellEnd"/>
             <w:r>
@@ -18504,7 +18511,7 @@
                 <w:sz w:val="20"/>
                 <w:szCs w:val="20"/>
               </w:rPr>
-              <w:t>waehlbaren</w:t>
+              <w:t>wählbaren</w:t>
             </w:r>
             <w:proofErr w:type="spellEnd"/>
             <w:r>
@@ -18669,7 +18676,7 @@
                 <w:sz w:val="20"/>
                 <w:szCs w:val="20"/>
               </w:rPr>
-              <w:t>Befehlszaehler</w:t>
+              <w:t>Befehlszähler</w:t>
             </w:r>
             <w:proofErr w:type="spellEnd"/>
             <w:r>
@@ -18701,7 +18708,7 @@
                 <w:sz w:val="20"/>
                 <w:szCs w:val="20"/>
               </w:rPr>
-              <w:t>naechsten</w:t>
+              <w:t>nächsten</w:t>
             </w:r>
             <w:proofErr w:type="spellEnd"/>
             <w:r>
@@ -19175,7 +19182,7 @@
                 <w:sz w:val="20"/>
                 <w:szCs w:val="20"/>
               </w:rPr>
-              <w:t>Natuerliche</w:t>
+              <w:t>Natürliche</w:t>
             </w:r>
             <w:proofErr w:type="spellEnd"/>
             <w:r>
@@ -19221,7 +19228,7 @@
                 <w:sz w:val="20"/>
                 <w:szCs w:val="20"/>
               </w:rPr>
-              <w:t>Kuenstliche</w:t>
+              <w:t>Künstliche</w:t>
             </w:r>
             <w:proofErr w:type="spellEnd"/>
             <w:r>
@@ -19280,7 +19287,7 @@
                 <w:sz w:val="20"/>
                 <w:szCs w:val="20"/>
               </w:rPr>
-              <w:t>staendige</w:t>
+              <w:t>ständige</w:t>
             </w:r>
             <w:proofErr w:type="spellEnd"/>
             <w:r>
@@ -19296,7 +19303,7 @@
                 <w:sz w:val="20"/>
                 <w:szCs w:val="20"/>
               </w:rPr>
-              <w:t>Veraenderungen</w:t>
+              <w:t>Veränderungen</w:t>
             </w:r>
             <w:proofErr w:type="spellEnd"/>
             <w:r>
@@ -19530,7 +19537,7 @@
                 <w:sz w:val="20"/>
                 <w:szCs w:val="20"/>
               </w:rPr>
-              <w:t>unveraenderliche</w:t>
+              <w:t>unveränderliche</w:t>
             </w:r>
             <w:proofErr w:type="spellEnd"/>
             <w:r>
@@ -19786,6 +19793,7 @@
         </w:tc>
       </w:tr>
     </w:tbl>
+    <w:p/>
     <w:p>
       <w:pPr>
         <w:spacing w:after="120" w:line="264" w:lineRule="auto"/>
@@ -19795,7 +19803,7 @@
       </w:r>
       <w:proofErr w:type="spellStart"/>
       <w:r>
-        <w:t>erklaerende</w:t>
+        <w:t>erklärende</w:t>
       </w:r>
       <w:proofErr w:type="spellEnd"/>
       <w:r>
@@ -19803,7 +19811,7 @@
       </w:r>
       <w:proofErr w:type="spellStart"/>
       <w:r>
-        <w:t>Erklaerung</w:t>
+        <w:t>Erklärung</w:t>
       </w:r>
       <w:proofErr w:type="spellEnd"/>
       <w:r>
@@ -19842,7 +19850,7 @@
       </w:r>
       <w:proofErr w:type="spellStart"/>
       <w:r>
-        <w:t>Erklaerung</w:t>
+        <w:t>Erklärung</w:t>
       </w:r>
       <w:proofErr w:type="spellEnd"/>
       <w:r>
@@ -19882,7 +19890,7 @@
       </w:r>
       <w:proofErr w:type="spellStart"/>
       <w:r>
-        <w:t>fuer</w:t>
+        <w:t>für</w:t>
       </w:r>
       <w:proofErr w:type="spellEnd"/>
       <w:r>
@@ -19901,7 +19909,7 @@
       <w:bookmarkStart w:id="51" w:name="_Toc232082629"/>
       <w:proofErr w:type="spellStart"/>
       <w:r>
-        <w:t>Regulaere</w:t>
+        <w:t>Reguläre</w:t>
       </w:r>
       <w:proofErr w:type="spellEnd"/>
       <w:r>
@@ -19909,7 +19917,7 @@
       </w:r>
       <w:proofErr w:type="spellStart"/>
       <w:r>
-        <w:t>Ausdruecke</w:t>
+        <w:t>Ausdrücke</w:t>
       </w:r>
       <w:bookmarkEnd w:id="51"/>
       <w:proofErr w:type="spellEnd"/>
@@ -19923,7 +19931,7 @@
       </w:r>
       <w:proofErr w:type="spellStart"/>
       <w:r>
-        <w:t>regulaere</w:t>
+        <w:t>reguläre</w:t>
       </w:r>
       <w:proofErr w:type="spellEnd"/>
       <w:r>
@@ -19931,7 +19939,7 @@
       </w:r>
       <w:proofErr w:type="spellStart"/>
       <w:r>
-        <w:t>ueber</w:t>
+        <w:t>über</w:t>
       </w:r>
       <w:proofErr w:type="spellEnd"/>
       <w:r>
@@ -19952,7 +19960,7 @@
       </w:r>
       <w:proofErr w:type="spellStart"/>
       <w:r>
-        <w:t>regulaer</w:t>
+        <w:t>regulär</w:t>
       </w:r>
       <w:proofErr w:type="spellEnd"/>
       <w:r>
@@ -19973,7 +19981,7 @@
       </w:r>
       <w:proofErr w:type="spellStart"/>
       <w:r>
-        <w:t>regulaer</w:t>
+        <w:t>regulär</w:t>
       </w:r>
       <w:proofErr w:type="spellEnd"/>
       <w:r>
@@ -19994,7 +20002,7 @@
       </w:r>
       <w:proofErr w:type="spellStart"/>
       <w:r>
-        <w:t>regulaer</w:t>
+        <w:t>regulär</w:t>
       </w:r>
       <w:proofErr w:type="spellEnd"/>
       <w:r>
@@ -20002,7 +20010,7 @@
       </w:r>
       <w:proofErr w:type="spellStart"/>
       <w:r>
-        <w:t>fuer</w:t>
+        <w:t>für</w:t>
       </w:r>
       <w:proofErr w:type="spellEnd"/>
       <w:r>
@@ -20023,7 +20031,7 @@
       </w:r>
       <w:proofErr w:type="spellStart"/>
       <w:r>
-        <w:t>regulaere</w:t>
+        <w:t>reguläre</w:t>
       </w:r>
       <w:proofErr w:type="spellEnd"/>
       <w:r>
@@ -20031,7 +20039,7 @@
       </w:r>
       <w:proofErr w:type="spellStart"/>
       <w:r>
-        <w:t>Ausdruecke</w:t>
+        <w:t>Ausdrücke</w:t>
       </w:r>
       <w:proofErr w:type="spellEnd"/>
       <w:r>
@@ -20189,7 +20197,7 @@
                 <w:sz w:val="20"/>
                 <w:szCs w:val="20"/>
               </w:rPr>
-              <w:t>Einschraenkung</w:t>
+              <w:t>Einschränkung</w:t>
             </w:r>
             <w:proofErr w:type="spellEnd"/>
           </w:p>
@@ -20268,7 +20276,7 @@
                 <w:sz w:val="20"/>
                 <w:szCs w:val="20"/>
               </w:rPr>
-              <w:t>aufzaehlbar</w:t>
+              <w:t>aufzählbar</w:t>
             </w:r>
             <w:proofErr w:type="spellEnd"/>
           </w:p>
@@ -20308,7 +20316,7 @@
                 <w:sz w:val="20"/>
                 <w:szCs w:val="20"/>
               </w:rPr>
-              <w:t>Einschraenkungen</w:t>
+              <w:t>Einschränkungen</w:t>
             </w:r>
             <w:proofErr w:type="spellEnd"/>
           </w:p>
@@ -20411,7 +20419,7 @@
                 <w:sz w:val="20"/>
                 <w:szCs w:val="20"/>
               </w:rPr>
-              <w:t>kontextabhaengige</w:t>
+              <w:t>kontextabhängige</w:t>
             </w:r>
             <w:proofErr w:type="spellEnd"/>
             <w:r>
@@ -20591,7 +20599,7 @@
                 <w:sz w:val="20"/>
                 <w:szCs w:val="20"/>
               </w:rPr>
-              <w:t>regulaer</w:t>
+              <w:t>regulär</w:t>
             </w:r>
             <w:proofErr w:type="spellEnd"/>
           </w:p>
@@ -20624,7 +20632,7 @@
                 <w:sz w:val="20"/>
                 <w:szCs w:val="20"/>
               </w:rPr>
-              <w:t>staerkste</w:t>
+              <w:t>stärkste</w:t>
             </w:r>
             <w:proofErr w:type="spellEnd"/>
             <w:r>
@@ -20640,7 +20648,7 @@
                 <w:sz w:val="20"/>
                 <w:szCs w:val="20"/>
               </w:rPr>
-              <w:t>Einschraenkung</w:t>
+              <w:t>Einschränkung</w:t>
             </w:r>
             <w:proofErr w:type="spellEnd"/>
             <w:r>
@@ -20656,7 +20664,7 @@
                 <w:sz w:val="20"/>
                 <w:szCs w:val="20"/>
               </w:rPr>
-              <w:t>regulaeren</w:t>
+              <w:t>regulären</w:t>
             </w:r>
             <w:proofErr w:type="spellEnd"/>
             <w:r>
@@ -20664,7 +20672,7 @@
                 <w:sz w:val="20"/>
                 <w:szCs w:val="20"/>
               </w:rPr>
-              <w:t xml:space="preserve"> Ausdruecken/endlichen Automaten erfassbar)</w:t>
+              <w:t xml:space="preserve"> Ausdrücken/endlichen Automaten erfassbar)</w:t>
             </w:r>
           </w:p>
         </w:tc>
@@ -20694,7 +20702,7 @@
       </w:r>
       <w:proofErr w:type="spellStart"/>
       <w:r>
-        <w:t>Geraeten</w:t>
+        <w:t>Geräten</w:t>
       </w:r>
       <w:proofErr w:type="spellEnd"/>
       <w:r>
@@ -20715,7 +20723,7 @@
       </w:r>
       <w:proofErr w:type="spellStart"/>
       <w:r>
-        <w:t>gehoert</w:t>
+        <w:t>gehört</w:t>
       </w:r>
       <w:proofErr w:type="spellEnd"/>
       <w:r>
@@ -20723,7 +20731,7 @@
       </w:r>
       <w:proofErr w:type="spellStart"/>
       <w:r>
-        <w:t>Pruefen</w:t>
+        <w:t>Prüfen</w:t>
       </w:r>
       <w:proofErr w:type="spellEnd"/>
       <w:r>
@@ -20741,7 +20749,7 @@
       </w:pPr>
       <w:proofErr w:type="spellStart"/>
       <w:r>
-        <w:t>Uebersetzende</w:t>
+        <w:t>Übersetzende</w:t>
       </w:r>
       <w:proofErr w:type="spellEnd"/>
       <w:r>
@@ -20749,7 +20757,7 @@
       </w:r>
       <w:proofErr w:type="spellStart"/>
       <w:r>
-        <w:t>pruefen</w:t>
+        <w:t>prüfen</w:t>
       </w:r>
       <w:proofErr w:type="spellEnd"/>
       <w:r>
@@ -20757,7 +20765,7 @@
       </w:r>
       <w:proofErr w:type="spellStart"/>
       <w:r>
-        <w:t>uebersetzen</w:t>
+        <w:t>übersetzen</w:t>
       </w:r>
       <w:proofErr w:type="spellEnd"/>
       <w:r>
@@ -21174,7 +21182,7 @@
                 <w:sz w:val="20"/>
                 <w:szCs w:val="20"/>
               </w:rPr>
-              <w:t>Zustandsuebertragsfunktion</w:t>
+              <w:t>Zustandsübertragsfunktion</w:t>
             </w:r>
             <w:proofErr w:type="spellEnd"/>
           </w:p>
@@ -21388,7 +21396,7 @@
                 <w:sz w:val="20"/>
                 <w:szCs w:val="20"/>
               </w:rPr>
-              <w:t>Finalzustaende</w:t>
+              <w:t>Finalzustände</w:t>
             </w:r>
             <w:proofErr w:type="spellEnd"/>
             <w:r>
@@ -21404,7 +21412,7 @@
                 <w:sz w:val="20"/>
                 <w:szCs w:val="20"/>
               </w:rPr>
-              <w:t>Endzustaende</w:t>
+              <w:t>Endzustände</w:t>
             </w:r>
             <w:proofErr w:type="spellEnd"/>
             <w:r>
@@ -21418,6 +21426,7 @@
         </w:tc>
       </w:tr>
     </w:tbl>
+    <w:p/>
     <w:p>
       <w:pPr>
         <w:spacing w:after="120" w:line="264" w:lineRule="auto"/>
@@ -21427,7 +21436,7 @@
       </w:r>
       <w:proofErr w:type="spellStart"/>
       <w:r>
-        <w:t>Uebertragsfunktion</w:t>
+        <w:t>Übertragsfunktion</w:t>
       </w:r>
       <w:proofErr w:type="spellEnd"/>
       <w:r>
@@ -21893,7 +21902,7 @@
       </w:r>
       <w:proofErr w:type="spellStart"/>
       <w:r>
-        <w:t>Zustaenden</w:t>
+        <w:t>Zuständen</w:t>
       </w:r>
       <w:proofErr w:type="spellEnd"/>
       <w:r>
@@ -21909,7 +21918,7 @@
       </w:r>
       <w:proofErr w:type="spellStart"/>
       <w:r>
-        <w:t>vollstaendig</w:t>
+        <w:t>vollständig</w:t>
       </w:r>
       <w:proofErr w:type="spellEnd"/>
       <w:r>
@@ -21942,7 +21951,7 @@
       </w:pPr>
       <w:proofErr w:type="spellStart"/>
       <w:r>
-        <w:t>Einfuehrung</w:t>
+        <w:t>Einführung</w:t>
       </w:r>
       <w:proofErr w:type="spellEnd"/>
       <w:r>
@@ -21950,7 +21959,7 @@
       </w:r>
       <w:proofErr w:type="spellStart"/>
       <w:r>
-        <w:t>Zwischenzustaenden</w:t>
+        <w:t>Zwischenzuständen</w:t>
       </w:r>
       <w:proofErr w:type="spellEnd"/>
       <w:r>
@@ -21971,7 +21980,7 @@
       </w:r>
       <w:proofErr w:type="spellStart"/>
       <w:r>
-        <w:t>Zustaende</w:t>
+        <w:t>Zustände</w:t>
       </w:r>
       <w:proofErr w:type="spellEnd"/>
       <w:r>
@@ -21979,7 +21988,7 @@
       </w:r>
       <w:proofErr w:type="spellStart"/>
       <w:r>
-        <w:t>Zustaende</w:t>
+        <w:t>Zustände</w:t>
       </w:r>
       <w:proofErr w:type="spellEnd"/>
       <w:r>
@@ -22018,7 +22027,7 @@
       </w:r>
       <w:proofErr w:type="spellStart"/>
       <w:r>
-        <w:t>laesst</w:t>
+        <w:t>lässt</w:t>
       </w:r>
       <w:proofErr w:type="spellEnd"/>
       <w:r>
@@ -22052,7 +22061,7 @@
       </w:r>
       <w:proofErr w:type="spellStart"/>
       <w:r>
-        <w:t>Fallenzustaende</w:t>
+        <w:t>Fallenzustände</w:t>
       </w:r>
       <w:proofErr w:type="spellEnd"/>
       <w:r>
@@ -22060,7 +22069,7 @@
       </w:r>
       <w:proofErr w:type="spellStart"/>
       <w:r>
-        <w:t>Zustaende</w:t>
+        <w:t>Zustände</w:t>
       </w:r>
       <w:proofErr w:type="spellEnd"/>
       <w:r>
@@ -22102,7 +22111,7 @@
       </w:r>
       <w:proofErr w:type="spellStart"/>
       <w:r>
-        <w:t>zusaetzlich</w:t>
+        <w:t>zusätzlich</w:t>
       </w:r>
       <w:proofErr w:type="spellEnd"/>
       <w:r>
@@ -22118,7 +22127,7 @@
       </w:r>
       <w:proofErr w:type="spellStart"/>
       <w:r>
-        <w:t>fuer</w:t>
+        <w:t>für</w:t>
       </w:r>
       <w:proofErr w:type="spellEnd"/>
       <w:r>
@@ -22613,7 +22622,7 @@
                 <w:sz w:val="20"/>
                 <w:szCs w:val="20"/>
               </w:rPr>
-              <w:t>Zustandsueberfuehrungsfunktion</w:t>
+              <w:t>Zustandsüberführungsfunktion</w:t>
             </w:r>
             <w:proofErr w:type="spellEnd"/>
           </w:p>
@@ -22685,13 +22694,14 @@
                 <w:sz w:val="20"/>
                 <w:szCs w:val="20"/>
               </w:rPr>
-              <w:t>Finalzustaende</w:t>
+              <w:t>Finalzustände</w:t>
             </w:r>
             <w:proofErr w:type="spellEnd"/>
           </w:p>
         </w:tc>
       </w:tr>
     </w:tbl>
+    <w:p/>
     <w:p>
       <w:pPr>
         <w:spacing w:after="120" w:line="264" w:lineRule="auto"/>
@@ -22701,7 +22711,7 @@
       </w:r>
       <w:proofErr w:type="spellStart"/>
       <w:r>
-        <w:t>Uebergang</w:t>
+        <w:t>Übergang</w:t>
       </w:r>
       <w:proofErr w:type="spellEnd"/>
       <w:r>
@@ -22825,7 +22835,7 @@
       </w:r>
       <w:proofErr w:type="spellStart"/>
       <w:r>
-        <w:t>erhoeht</w:t>
+        <w:t>erhöht</w:t>
       </w:r>
       <w:proofErr w:type="spellEnd"/>
       <w:r>
@@ -22833,7 +22843,7 @@
       </w:r>
       <w:proofErr w:type="spellStart"/>
       <w:r>
-        <w:t>Binaerzahl</w:t>
+        <w:t>Binärzahl</w:t>
       </w:r>
       <w:proofErr w:type="spellEnd"/>
       <w:r>
@@ -23357,7 +23367,7 @@
       </w:r>
       <w:proofErr w:type="spellStart"/>
       <w:r>
-        <w:t>Erhoehen</w:t>
+        <w:t>Erhöhen</w:t>
       </w:r>
       <w:proofErr w:type="spellEnd"/>
       <w:r>
@@ -23391,7 +23401,7 @@
       </w:r>
       <w:proofErr w:type="spellStart"/>
       <w:r>
-        <w:t>Pruefen</w:t>
+        <w:t>Prüfen</w:t>
       </w:r>
       <w:proofErr w:type="spellEnd"/>
       <w:r>
@@ -23456,7 +23466,7 @@
       </w:r>
       <w:proofErr w:type="spellStart"/>
       <w:r>
-        <w:t>abgekuerzt</w:t>
+        <w:t>abgekürzt</w:t>
       </w:r>
       <w:proofErr w:type="spellEnd"/>
       <w:r>
@@ -23464,7 +23474,7 @@
       </w:r>
       <w:proofErr w:type="spellStart"/>
       <w:r>
-        <w:t>fuehre</w:t>
+        <w:t>führe</w:t>
       </w:r>
       <w:proofErr w:type="spellEnd"/>
       <w:r>
@@ -23498,7 +23508,7 @@
       </w:r>
       <w:proofErr w:type="spellStart"/>
       <w:r>
-        <w:t>abgekuerzt</w:t>
+        <w:t>abgekürzt</w:t>
       </w:r>
       <w:proofErr w:type="spellEnd"/>
       <w:r>
@@ -23601,7 +23611,7 @@
       </w:r>
       <w:proofErr w:type="spellStart"/>
       <w:r>
-        <w:t>enthaelt</w:t>
+        <w:t>enthält</w:t>
       </w:r>
       <w:proofErr w:type="spellEnd"/>
       <w:r>

--- a/GrundlagenIT.docx
+++ b/GrundlagenIT.docx
@@ -8081,6 +8081,57 @@
     </w:p>
     <w:p>
       <w:pPr>
+        <w:jc w:val="center"/>
+      </w:pPr>
+      <w:r>
+        <w:drawing>
+          <wp:inline xmlns:a="http://schemas.openxmlformats.org/drawingml/2006/main" xmlns:pic="http://schemas.openxmlformats.org/drawingml/2006/picture">
+            <wp:extent cx="5486400" cy="2625772"/>
+            <wp:docPr id="1" name="Picture 1"/>
+            <wp:cNvGraphicFramePr>
+              <a:graphicFrameLocks noChangeAspect="1"/>
+            </wp:cNvGraphicFramePr>
+            <a:graphic>
+              <a:graphicData uri="http://schemas.openxmlformats.org/drawingml/2006/picture">
+                <pic:pic>
+                  <pic:nvPicPr>
+                    <pic:cNvPr id="0" name="logikgatter.png"/>
+                    <pic:cNvPicPr/>
+                  </pic:nvPicPr>
+                  <pic:blipFill>
+                    <a:blip r:embed="rId10"/>
+                    <a:stretch>
+                      <a:fillRect/>
+                    </a:stretch>
+                  </pic:blipFill>
+                  <pic:spPr>
+                    <a:xfrm>
+                      <a:off x="0" y="0"/>
+                      <a:ext cx="5486400" cy="2625772"/>
+                    </a:xfrm>
+                    <a:prstGeom prst="rect"/>
+                  </pic:spPr>
+                </pic:pic>
+              </a:graphicData>
+            </a:graphic>
+          </wp:inline>
+        </w:drawing>
+      </w:r>
+    </w:p>
+    <w:p>
+      <w:pPr>
+        <w:jc w:val="center"/>
+      </w:pPr>
+      <w:r>
+        <w:rPr>
+          <w:i/>
+          <w:sz w:val="16"/>
+        </w:rPr>
+        <w:t>Abb.: Logikgatter – Wahrheitstabellen</w:t>
+      </w:r>
+    </w:p>
+    <w:p>
+      <w:pPr>
         <w:spacing w:after="120" w:line="264" w:lineRule="auto"/>
       </w:pPr>
       <w:r>
@@ -11357,6 +11408,57 @@
         <w:t>8. Rechnerarchitektur (Von-Neumann)</w:t>
       </w:r>
       <w:bookmarkEnd w:id="23"/>
+    </w:p>
+    <w:p>
+      <w:pPr>
+        <w:jc w:val="center"/>
+      </w:pPr>
+      <w:r>
+        <w:drawing>
+          <wp:inline xmlns:a="http://schemas.openxmlformats.org/drawingml/2006/main" xmlns:pic="http://schemas.openxmlformats.org/drawingml/2006/picture">
+            <wp:extent cx="5029200" cy="3024064"/>
+            <wp:docPr id="2" name="Picture 2"/>
+            <wp:cNvGraphicFramePr>
+              <a:graphicFrameLocks noChangeAspect="1"/>
+            </wp:cNvGraphicFramePr>
+            <a:graphic>
+              <a:graphicData uri="http://schemas.openxmlformats.org/drawingml/2006/picture">
+                <pic:pic>
+                  <pic:nvPicPr>
+                    <pic:cNvPr id="0" name="von_neumann.png"/>
+                    <pic:cNvPicPr/>
+                  </pic:nvPicPr>
+                  <pic:blipFill>
+                    <a:blip r:embed="rId11"/>
+                    <a:stretch>
+                      <a:fillRect/>
+                    </a:stretch>
+                  </pic:blipFill>
+                  <pic:spPr>
+                    <a:xfrm>
+                      <a:off x="0" y="0"/>
+                      <a:ext cx="5029200" cy="3024064"/>
+                    </a:xfrm>
+                    <a:prstGeom prst="rect"/>
+                  </pic:spPr>
+                </pic:pic>
+              </a:graphicData>
+            </a:graphic>
+          </wp:inline>
+        </w:drawing>
+      </w:r>
+    </w:p>
+    <w:p>
+      <w:pPr>
+        <w:jc w:val="center"/>
+      </w:pPr>
+      <w:r>
+        <w:rPr>
+          <w:i/>
+          <w:sz w:val="16"/>
+        </w:rPr>
+        <w:t>Abb.: Von-Neumann-Architektur</w:t>
+      </w:r>
     </w:p>
     <w:p>
       <w:pPr>

--- a/GrundlagenIT.docx
+++ b/GrundlagenIT.docx
@@ -4498,24 +4498,32 @@
         <w:spacing w:after="60" w:line="260" w:lineRule="auto"/>
       </w:pPr>
       <w:r>
-        <w:t>Eingabe: Daten und Programme gelangen ins System (</w:t>
-      </w:r>
-      <w:proofErr w:type="spellStart"/>
-      <w:r>
-        <w:t>früher</w:t>
-      </w:r>
-      <w:proofErr w:type="spellEnd"/>
-      <w:r>
-        <w:t xml:space="preserve"> Lochkarten, heute Tastatur/Maus oder </w:t>
-      </w:r>
-      <w:proofErr w:type="spellStart"/>
-      <w:r>
-        <w:t>Übertragung</w:t>
-      </w:r>
-      <w:proofErr w:type="spellEnd"/>
-      <w:r>
-        <w:t xml:space="preserve"> von anderen Anlagen).</w:t>
-      </w:r>
+        <w:rPr>
+          <w:b/>
+          <w:bCs/>
+        </w:rPr>
+        <w:t>Eingabe</w:t>
+      </w:r>
+      <w:r>
+        <w:t xml:space="preserve">: Daten und Programme gelangen ins System </w:t>
+      </w:r>
+    </w:p>
+    <w:p>
+      <w:pPr>
+        <w:pStyle w:val="Listenabsatz"/>
+        <w:spacing w:after="60" w:line="260" w:lineRule="auto"/>
+        <w:ind w:left="460"/>
+      </w:pPr>
+      <w:r>
+        <w:t>(früher Lochkarten, heute Tastatur/Maus oder Übertragung von anderen Anlagen).</w:t>
+      </w:r>
+    </w:p>
+    <w:p>
+      <w:pPr>
+        <w:pStyle w:val="Listenabsatz"/>
+        <w:spacing w:after="60" w:line="260" w:lineRule="auto"/>
+        <w:ind w:left="460"/>
+      </w:pPr>
     </w:p>
     <w:p>
       <w:pPr>
@@ -4527,8 +4535,32 @@
         <w:spacing w:after="60" w:line="260" w:lineRule="auto"/>
       </w:pPr>
       <w:r>
-        <w:t>Verarbeitung: Findet in der Zentraleinheit (CPU) statt. Aktive Eingabedaten (Programme) steuern die Verarbeitung der passiven Eingabedaten.</w:t>
-      </w:r>
+        <w:rPr>
+          <w:b/>
+          <w:bCs/>
+        </w:rPr>
+        <w:t>Verarbeitung</w:t>
+      </w:r>
+      <w:r>
+        <w:t xml:space="preserve">: Findet in der Zentraleinheit (CPU) statt. </w:t>
+      </w:r>
+    </w:p>
+    <w:p>
+      <w:pPr>
+        <w:pStyle w:val="Listenabsatz"/>
+        <w:spacing w:after="60" w:line="260" w:lineRule="auto"/>
+        <w:ind w:left="460"/>
+      </w:pPr>
+      <w:r>
+        <w:t>Aktive Eingabedaten (Programme) steuern die Verarbeitung der passiven Eingabedaten.</w:t>
+      </w:r>
+    </w:p>
+    <w:p>
+      <w:pPr>
+        <w:pStyle w:val="Listenabsatz"/>
+        <w:spacing w:after="60" w:line="260" w:lineRule="auto"/>
+        <w:ind w:left="460"/>
+      </w:pPr>
     </w:p>
     <w:p>
       <w:pPr>
@@ -4540,7 +4572,14 @@
         <w:spacing w:after="60" w:line="260" w:lineRule="auto"/>
       </w:pPr>
       <w:r>
-        <w:t xml:space="preserve">Ausgabe: Die errechneten Daten werden an die </w:t>
+        <w:rPr>
+          <w:b/>
+          <w:bCs/>
+        </w:rPr>
+        <w:t>Ausgabe</w:t>
+      </w:r>
+      <w:r>
+        <w:t xml:space="preserve">: Die errechneten Daten werden an die </w:t>
       </w:r>
       <w:proofErr w:type="spellStart"/>
       <w:r>
@@ -4548,23 +4587,7 @@
       </w:r>
       <w:proofErr w:type="spellEnd"/>
       <w:r>
-        <w:t xml:space="preserve"> gegeben (Bildschirm, Drucker). Die Ausgabe kann wiederum Eingabe </w:t>
-      </w:r>
-      <w:proofErr w:type="spellStart"/>
-      <w:r>
-        <w:t>für</w:t>
-      </w:r>
-      <w:proofErr w:type="spellEnd"/>
-      <w:r>
-        <w:t xml:space="preserve"> den </w:t>
-      </w:r>
-      <w:proofErr w:type="spellStart"/>
-      <w:r>
-        <w:t>nächsten</w:t>
-      </w:r>
-      <w:proofErr w:type="spellEnd"/>
-      <w:r>
-        <w:t xml:space="preserve"> Schritt sein.</w:t>
+        <w:t xml:space="preserve"> gegeben (Bildschirm, Drucker). Die Ausgabe kann wiederum Eingabe für den nächsten Schritt sein.</w:t>
       </w:r>
     </w:p>
     <w:p>
@@ -4607,12 +4630,6 @@
         <w:gridCol w:w="27"/>
       </w:tblGrid>
       <w:tr>
-        <w:tblPrEx>
-          <w:tblCellMar>
-            <w:top w:w="0" w:type="dxa"/>
-            <w:bottom w:w="0" w:type="dxa"/>
-          </w:tblCellMar>
-        </w:tblPrEx>
         <w:trPr>
           <w:gridAfter w:val="1"/>
           <w:wAfter w:w="27" w:type="dxa"/>
@@ -4689,12 +4706,6 @@
         </w:tc>
       </w:tr>
       <w:tr>
-        <w:tblPrEx>
-          <w:tblCellMar>
-            <w:top w:w="0" w:type="dxa"/>
-            <w:bottom w:w="0" w:type="dxa"/>
-          </w:tblCellMar>
-        </w:tblPrEx>
         <w:trPr>
           <w:gridAfter w:val="1"/>
           <w:wAfter w:w="27" w:type="dxa"/>
@@ -4764,12 +4775,6 @@
         </w:tc>
       </w:tr>
       <w:tr>
-        <w:tblPrEx>
-          <w:tblCellMar>
-            <w:top w:w="0" w:type="dxa"/>
-            <w:bottom w:w="0" w:type="dxa"/>
-          </w:tblCellMar>
-        </w:tblPrEx>
         <w:trPr>
           <w:gridAfter w:val="1"/>
           <w:wAfter w:w="27" w:type="dxa"/>
@@ -4833,34 +4838,12 @@
                 <w:sz w:val="20"/>
                 <w:szCs w:val="20"/>
               </w:rPr>
-              <w:t xml:space="preserve">Bedeutung der Information - </w:t>
-            </w:r>
-            <w:proofErr w:type="spellStart"/>
-            <w:r>
-              <w:rPr>
-                <w:sz w:val="20"/>
-                <w:szCs w:val="20"/>
-              </w:rPr>
-              <w:t>wofür</w:t>
-            </w:r>
-            <w:proofErr w:type="spellEnd"/>
-            <w:r>
-              <w:rPr>
-                <w:sz w:val="20"/>
-                <w:szCs w:val="20"/>
-              </w:rPr>
-              <w:t xml:space="preserve"> stehen die Zeichen?</w:t>
+              <w:t>Bedeutung der Information - wofür stehen die Zeichen?</w:t>
             </w:r>
           </w:p>
         </w:tc>
       </w:tr>
       <w:tr>
-        <w:tblPrEx>
-          <w:tblCellMar>
-            <w:top w:w="0" w:type="dxa"/>
-            <w:bottom w:w="0" w:type="dxa"/>
-          </w:tblCellMar>
-        </w:tblPrEx>
         <w:trPr>
           <w:gridAfter w:val="1"/>
           <w:wAfter w:w="27" w:type="dxa"/>
@@ -4930,12 +4913,6 @@
         </w:tc>
       </w:tr>
       <w:tr>
-        <w:tblPrEx>
-          <w:tblCellMar>
-            <w:top w:w="0" w:type="dxa"/>
-            <w:bottom w:w="0" w:type="dxa"/>
-          </w:tblCellMar>
-        </w:tblPrEx>
         <w:trPr>
           <w:gridBefore w:val="1"/>
           <w:wBefore w:w="27" w:type="dxa"/>
@@ -4959,7 +4936,6 @@
             <w:pPr>
               <w:spacing w:after="60" w:line="260" w:lineRule="auto"/>
             </w:pPr>
-            <w:proofErr w:type="spellStart"/>
             <w:r>
               <w:rPr>
                 <w:b/>
@@ -4968,22 +4944,13 @@
               </w:rPr>
               <w:t>Prüfungstipp</w:t>
             </w:r>
-            <w:proofErr w:type="spellEnd"/>
           </w:p>
           <w:p>
             <w:pPr>
               <w:spacing w:line="260" w:lineRule="auto"/>
             </w:pPr>
             <w:r>
-              <w:t xml:space="preserve">Diese drei Ebenen tauchen </w:t>
-            </w:r>
-            <w:proofErr w:type="spellStart"/>
-            <w:r>
-              <w:t>später</w:t>
-            </w:r>
-            <w:proofErr w:type="spellEnd"/>
-            <w:r>
-              <w:t xml:space="preserve"> bei den Programmiersprachen wieder auf (Syntax = Satzbau, Semantik = Bedeutung, Pragmatik = erwartete Aktion). Merke dir den Zusammenhang.</w:t>
+              <w:t>Diese drei Ebenen tauchen später bei den Programmiersprachen wieder auf (Syntax = Satzbau, Semantik = Bedeutung, Pragmatik = erwartete Aktion). Merke dir den Zusammenhang.</w:t>
             </w:r>
           </w:p>
         </w:tc>
@@ -5009,16 +4976,21 @@
         <w:spacing w:after="120" w:line="264" w:lineRule="auto"/>
       </w:pPr>
       <w:r>
-        <w:t xml:space="preserve">Ein Prozess ist der Vorgang einer algorithmisch ablaufenden Informationsverarbeitung. Innerhalb des Betriebssystems ist ein Prozess ein Vorgang, der durch ein Programm gesteuert wird und einen Prozessor </w:t>
-      </w:r>
-      <w:proofErr w:type="spellStart"/>
-      <w:r>
-        <w:t>benötigt</w:t>
-      </w:r>
-      <w:proofErr w:type="spellEnd"/>
-      <w:r>
-        <w:t>.</w:t>
-      </w:r>
+        <w:t xml:space="preserve">Ein Prozess ist der Vorgang einer algorithmisch ablaufenden Informationsverarbeitung. </w:t>
+      </w:r>
+    </w:p>
+    <w:p>
+      <w:pPr>
+        <w:spacing w:after="120" w:line="264" w:lineRule="auto"/>
+      </w:pPr>
+      <w:r>
+        <w:t>Innerhalb des Betriebssystems ist ein Prozess ein Vorgang, der durch ein Programm gesteuert wird und einen Prozessor benötigt.</w:t>
+      </w:r>
+    </w:p>
+    <w:p>
+      <w:pPr>
+        <w:spacing w:after="120" w:line="264" w:lineRule="auto"/>
+      </w:pPr>
     </w:p>
     <w:tbl>
       <w:tblPr>
@@ -5043,12 +5015,6 @@
         <w:gridCol w:w="5038"/>
       </w:tblGrid>
       <w:tr>
-        <w:tblPrEx>
-          <w:tblCellMar>
-            <w:top w:w="0" w:type="dxa"/>
-            <w:bottom w:w="0" w:type="dxa"/>
-          </w:tblCellMar>
-        </w:tblPrEx>
         <w:trPr>
           <w:tblHeader/>
         </w:trPr>
@@ -5122,12 +5088,6 @@
         </w:tc>
       </w:tr>
       <w:tr>
-        <w:tblPrEx>
-          <w:tblCellMar>
-            <w:top w:w="0" w:type="dxa"/>
-            <w:bottom w:w="0" w:type="dxa"/>
-          </w:tblCellMar>
-        </w:tblPrEx>
         <w:tc>
           <w:tcPr>
             <w:tcW w:w="4600" w:type="dxa"/>
@@ -5186,17 +5146,8 @@
                 <w:sz w:val="20"/>
                 <w:szCs w:val="20"/>
               </w:rPr>
-              <w:t xml:space="preserve">Verarbeitungsvorgang - die laufende </w:t>
-            </w:r>
-            <w:proofErr w:type="spellStart"/>
-            <w:r>
-              <w:rPr>
-                <w:sz w:val="20"/>
-                <w:szCs w:val="20"/>
-              </w:rPr>
-              <w:t>Ausführung</w:t>
-            </w:r>
-            <w:proofErr w:type="spellEnd"/>
+              <w:t>Verarbeitungsvorgang - die laufende Ausführung</w:t>
+            </w:r>
           </w:p>
         </w:tc>
       </w:tr>
@@ -5226,23 +5177,7 @@
         <w:spacing w:after="60" w:line="260" w:lineRule="auto"/>
       </w:pPr>
       <w:r>
-        <w:t xml:space="preserve">Header: Metadaten </w:t>
-      </w:r>
-      <w:proofErr w:type="spellStart"/>
-      <w:r>
-        <w:t>über</w:t>
-      </w:r>
-      <w:proofErr w:type="spellEnd"/>
-      <w:r>
-        <w:t xml:space="preserve"> das </w:t>
-      </w:r>
-      <w:proofErr w:type="spellStart"/>
-      <w:r>
-        <w:t>ausführbare</w:t>
-      </w:r>
-      <w:proofErr w:type="spellEnd"/>
-      <w:r>
-        <w:t xml:space="preserve"> Programm.</w:t>
+        <w:t>Header: Metadaten über das ausführbare Programm.</w:t>
       </w:r>
     </w:p>
     <w:p>
@@ -5268,15 +5203,7 @@
         <w:spacing w:after="60" w:line="260" w:lineRule="auto"/>
       </w:pPr>
       <w:r>
-        <w:t xml:space="preserve">Code-Segment: </w:t>
-      </w:r>
-      <w:proofErr w:type="spellStart"/>
-      <w:r>
-        <w:t>Enthält</w:t>
-      </w:r>
-      <w:proofErr w:type="spellEnd"/>
-      <w:r>
-        <w:t xml:space="preserve"> den Maschinencode.</w:t>
+        <w:t>Code-Segment: Enthält den Maschinencode.</w:t>
       </w:r>
     </w:p>
     <w:p>
@@ -5302,15 +5229,7 @@
         <w:spacing w:after="60" w:line="260" w:lineRule="auto"/>
       </w:pPr>
       <w:r>
-        <w:t xml:space="preserve">Dynamische Daten (Heap): Speicher wird nacheinander reserviert (variable </w:t>
-      </w:r>
-      <w:proofErr w:type="spellStart"/>
-      <w:r>
-        <w:t>Größe</w:t>
-      </w:r>
-      <w:proofErr w:type="spellEnd"/>
-      <w:r>
-        <w:t>).</w:t>
+        <w:t>Dynamische Daten (Heap): Speicher wird nacheinander reserviert (variable Größe).</w:t>
       </w:r>
     </w:p>
     <w:p>
@@ -5333,28 +5252,67 @@
       <w:r>
         <w:t>, kommt zuletzt raus).</w:t>
       </w:r>
-    </w:p>
-    <w:p>
-      <w:pPr>
-        <w:rPr>
-          <w:b/>
-          <w:bCs/>
-          <w:color w:val="2E75B6"/>
-          <w:sz w:val="24"/>
-          <w:szCs w:val="24"/>
-        </w:rPr>
-      </w:pPr>
       <w:r>
         <w:br w:type="page"/>
       </w:r>
     </w:p>
     <w:p>
       <w:pPr>
+        <w:pStyle w:val="Listenabsatz"/>
+        <w:spacing w:after="60" w:line="260" w:lineRule="auto"/>
+        <w:ind w:left="460"/>
+        <w:jc w:val="center"/>
+      </w:pPr>
+      <w:r>
+        <w:lastRenderedPageBreak/>
+        <w:drawing>
+          <wp:inline distT="0" distB="0" distL="0" distR="0" wp14:anchorId="6575D8CD" wp14:editId="43B13FF1">
+            <wp:extent cx="3763108" cy="4702128"/>
+            <wp:effectExtent l="0" t="0" r="0" b="0"/>
+            <wp:docPr id="1205740713" name="Grafik 1"/>
+            <wp:cNvGraphicFramePr>
+              <a:graphicFrameLocks xmlns:a="http://schemas.openxmlformats.org/drawingml/2006/main" noChangeAspect="1"/>
+            </wp:cNvGraphicFramePr>
+            <a:graphic xmlns:a="http://schemas.openxmlformats.org/drawingml/2006/main">
+              <a:graphicData uri="http://schemas.openxmlformats.org/drawingml/2006/picture">
+                <pic:pic xmlns:pic="http://schemas.openxmlformats.org/drawingml/2006/picture">
+                  <pic:nvPicPr>
+                    <pic:cNvPr id="1205740713" name=""/>
+                    <pic:cNvPicPr/>
+                  </pic:nvPicPr>
+                  <pic:blipFill>
+                    <a:blip r:embed="rId7"/>
+                    <a:stretch>
+                      <a:fillRect/>
+                    </a:stretch>
+                  </pic:blipFill>
+                  <pic:spPr>
+                    <a:xfrm>
+                      <a:off x="0" y="0"/>
+                      <a:ext cx="3785855" cy="4730551"/>
+                    </a:xfrm>
+                    <a:prstGeom prst="rect">
+                      <a:avLst/>
+                    </a:prstGeom>
+                  </pic:spPr>
+                </pic:pic>
+              </a:graphicData>
+            </a:graphic>
+          </wp:inline>
+        </w:drawing>
+      </w:r>
+    </w:p>
+    <w:p>
+      <w:pPr>
         <w:pStyle w:val="berschrift2"/>
       </w:pPr>
       <w:bookmarkStart w:id="4" w:name="_Toc232082582"/>
-      <w:r>
-        <w:lastRenderedPageBreak/>
+    </w:p>
+    <w:p>
+      <w:pPr>
+        <w:pStyle w:val="berschrift2"/>
+      </w:pPr>
+      <w:r>
         <w:t>Prozesserzeugung (Unix-Modell)</w:t>
       </w:r>
       <w:bookmarkEnd w:id="4"/>
@@ -5464,15 +5422,7 @@
       </w:r>
       <w:proofErr w:type="gramEnd"/>
       <w:r>
-        <w:t xml:space="preserve">): Beendet den Prozess und gibt einen Return-Code </w:t>
-      </w:r>
-      <w:proofErr w:type="spellStart"/>
-      <w:r>
-        <w:t>zurück</w:t>
-      </w:r>
-      <w:proofErr w:type="spellEnd"/>
-      <w:r>
-        <w:t xml:space="preserve"> (0 = alles OK), Speicher wird freigegeben.</w:t>
+        <w:t>): Beendet den Prozess und gibt einen Return-Code zurück (0 = alles OK), Speicher wird freigegeben.</w:t>
       </w:r>
     </w:p>
     <w:p>
@@ -5513,15 +5463,7 @@
         <w:spacing w:after="60" w:line="260" w:lineRule="auto"/>
       </w:pPr>
       <w:r>
-        <w:t xml:space="preserve">Laufen normalerweise geordnet ab (gestartet, </w:t>
-      </w:r>
-      <w:proofErr w:type="spellStart"/>
-      <w:r>
-        <w:t>überwacht</w:t>
-      </w:r>
-      <w:proofErr w:type="spellEnd"/>
-      <w:r>
-        <w:t>, beendet).</w:t>
+        <w:t>Laufen normalerweise geordnet ab (gestartet, überwacht, beendet).</w:t>
       </w:r>
     </w:p>
     <w:p>
@@ -5534,15 +5476,7 @@
         <w:spacing w:after="60" w:line="260" w:lineRule="auto"/>
       </w:pPr>
       <w:r>
-        <w:t xml:space="preserve">Sind unterbrechbar und </w:t>
-      </w:r>
-      <w:proofErr w:type="spellStart"/>
-      <w:r>
-        <w:t>später</w:t>
-      </w:r>
-      <w:proofErr w:type="spellEnd"/>
-      <w:r>
-        <w:t xml:space="preserve"> fortsetzbar.</w:t>
+        <w:t>Sind unterbrechbar und später fortsetzbar.</w:t>
       </w:r>
     </w:p>
     <w:p>
@@ -5556,6 +5490,20 @@
       </w:pPr>
       <w:r>
         <w:t>Sind durch andere Prozesse beeinflussbar.</w:t>
+      </w:r>
+    </w:p>
+    <w:p>
+      <w:pPr>
+        <w:rPr>
+          <w:b/>
+          <w:bCs/>
+          <w:color w:val="1F4E79"/>
+          <w:sz w:val="30"/>
+          <w:szCs w:val="30"/>
+        </w:rPr>
+      </w:pPr>
+      <w:r>
+        <w:br w:type="page"/>
       </w:r>
     </w:p>
     <w:p>
@@ -5611,12 +5559,6 @@
         <w:gridCol w:w="7438"/>
       </w:tblGrid>
       <w:tr>
-        <w:tblPrEx>
-          <w:tblCellMar>
-            <w:top w:w="0" w:type="dxa"/>
-            <w:bottom w:w="0" w:type="dxa"/>
-          </w:tblCellMar>
-        </w:tblPrEx>
         <w:trPr>
           <w:tblHeader/>
         </w:trPr>
@@ -5712,12 +5654,6 @@
         </w:tc>
       </w:tr>
       <w:tr>
-        <w:tblPrEx>
-          <w:tblCellMar>
-            <w:top w:w="0" w:type="dxa"/>
-            <w:bottom w:w="0" w:type="dxa"/>
-          </w:tblCellMar>
-        </w:tblPrEx>
         <w:tc>
           <w:tcPr>
             <w:tcW w:w="2200" w:type="dxa"/>
@@ -5782,12 +5718,6 @@
         </w:tc>
       </w:tr>
       <w:tr>
-        <w:tblPrEx>
-          <w:tblCellMar>
-            <w:top w:w="0" w:type="dxa"/>
-            <w:bottom w:w="0" w:type="dxa"/>
-          </w:tblCellMar>
-        </w:tblPrEx>
         <w:tc>
           <w:tcPr>
             <w:tcW w:w="2200" w:type="dxa"/>
@@ -5889,24 +5819,17 @@
         <w:spacing w:after="60" w:line="260" w:lineRule="auto"/>
       </w:pPr>
       <w:r>
-        <w:t xml:space="preserve">Block: speichert Begriffe oder </w:t>
-      </w:r>
-      <w:proofErr w:type="spellStart"/>
-      <w:r>
-        <w:t>Sätze</w:t>
-      </w:r>
-      <w:proofErr w:type="spellEnd"/>
-      <w:r>
-        <w:t xml:space="preserve">; Datei: mehrere </w:t>
-      </w:r>
-      <w:proofErr w:type="spellStart"/>
-      <w:r>
-        <w:t>Blöcke</w:t>
-      </w:r>
-      <w:proofErr w:type="spellEnd"/>
-      <w:r>
-        <w:t>; Datenbank: Sammlung von Dateien.</w:t>
-      </w:r>
+        <w:t>Block: speichert Begriffe oder Sätze; Datei: mehrere Blöcke; Datenbank: Sammlung von Dateien.</w:t>
+      </w:r>
+    </w:p>
+    <w:p>
+      <w:pPr>
+        <w:spacing w:after="120" w:line="264" w:lineRule="auto"/>
+        <w:rPr>
+          <w:b/>
+          <w:bCs/>
+        </w:rPr>
+      </w:pPr>
     </w:p>
     <w:p>
       <w:pPr>
@@ -5958,15 +5881,7 @@
         <w:spacing w:after="120" w:line="264" w:lineRule="auto"/>
       </w:pPr>
       <w:r>
-        <w:t xml:space="preserve">In einem Stellenwertsystem </w:t>
-      </w:r>
-      <w:proofErr w:type="spellStart"/>
-      <w:r>
-        <w:t>hängt</w:t>
-      </w:r>
-      <w:proofErr w:type="spellEnd"/>
-      <w:r>
-        <w:t xml:space="preserve"> der Wert einer Ziffer von ihrer Stelle (Potenz der Basis) ab.</w:t>
+        <w:t>In einem Stellenwertsystem hängt der Wert einer Ziffer von ihrer Stelle (Potenz der Basis) ab.</w:t>
       </w:r>
     </w:p>
     <w:tbl>
@@ -5993,12 +5908,6 @@
         <w:gridCol w:w="5038"/>
       </w:tblGrid>
       <w:tr>
-        <w:tblPrEx>
-          <w:tblCellMar>
-            <w:top w:w="0" w:type="dxa"/>
-            <w:bottom w:w="0" w:type="dxa"/>
-          </w:tblCellMar>
-        </w:tblPrEx>
         <w:trPr>
           <w:tblHeader/>
         </w:trPr>
@@ -6106,12 +6015,6 @@
         </w:tc>
       </w:tr>
       <w:tr>
-        <w:tblPrEx>
-          <w:tblCellMar>
-            <w:top w:w="0" w:type="dxa"/>
-            <w:bottom w:w="0" w:type="dxa"/>
-          </w:tblCellMar>
-        </w:tblPrEx>
         <w:tc>
           <w:tcPr>
             <w:tcW w:w="2800" w:type="dxa"/>
@@ -6139,23 +6042,7 @@
                 <w:sz w:val="20"/>
                 <w:szCs w:val="20"/>
               </w:rPr>
-              <w:t>Dual (</w:t>
-            </w:r>
-            <w:proofErr w:type="spellStart"/>
-            <w:r>
-              <w:rPr>
-                <w:sz w:val="20"/>
-                <w:szCs w:val="20"/>
-              </w:rPr>
-              <w:t>binär</w:t>
-            </w:r>
-            <w:proofErr w:type="spellEnd"/>
-            <w:r>
-              <w:rPr>
-                <w:sz w:val="20"/>
-                <w:szCs w:val="20"/>
-              </w:rPr>
-              <w:t>)</w:t>
+              <w:t>Dual (binär)</w:t>
             </w:r>
           </w:p>
         </w:tc>
@@ -6223,12 +6110,6 @@
         </w:tc>
       </w:tr>
       <w:tr>
-        <w:tblPrEx>
-          <w:tblCellMar>
-            <w:top w:w="0" w:type="dxa"/>
-            <w:bottom w:w="0" w:type="dxa"/>
-          </w:tblCellMar>
-        </w:tblPrEx>
         <w:tc>
           <w:tcPr>
             <w:tcW w:w="2800" w:type="dxa"/>
@@ -6324,12 +6205,6 @@
         </w:tc>
       </w:tr>
       <w:tr>
-        <w:tblPrEx>
-          <w:tblCellMar>
-            <w:top w:w="0" w:type="dxa"/>
-            <w:bottom w:w="0" w:type="dxa"/>
-          </w:tblCellMar>
-        </w:tblPrEx>
         <w:tc>
           <w:tcPr>
             <w:tcW w:w="2800" w:type="dxa"/>
@@ -6425,12 +6300,6 @@
         </w:tc>
       </w:tr>
       <w:tr>
-        <w:tblPrEx>
-          <w:tblCellMar>
-            <w:top w:w="0" w:type="dxa"/>
-            <w:bottom w:w="0" w:type="dxa"/>
-          </w:tblCellMar>
-        </w:tblPrEx>
         <w:tc>
           <w:tcPr>
             <w:tcW w:w="2800" w:type="dxa"/>
@@ -6600,12 +6469,6 @@
         <w:gridCol w:w="4038"/>
       </w:tblGrid>
       <w:tr>
-        <w:tblPrEx>
-          <w:tblCellMar>
-            <w:top w:w="0" w:type="dxa"/>
-            <w:bottom w:w="0" w:type="dxa"/>
-          </w:tblCellMar>
-        </w:tblPrEx>
         <w:trPr>
           <w:tblHeader/>
         </w:trPr>
@@ -6713,12 +6576,6 @@
         </w:tc>
       </w:tr>
       <w:tr>
-        <w:tblPrEx>
-          <w:tblCellMar>
-            <w:top w:w="0" w:type="dxa"/>
-            <w:bottom w:w="0" w:type="dxa"/>
-          </w:tblCellMar>
-        </w:tblPrEx>
         <w:tc>
           <w:tcPr>
             <w:tcW w:w="2800" w:type="dxa"/>
@@ -6823,12 +6680,6 @@
         </w:tc>
       </w:tr>
       <w:tr>
-        <w:tblPrEx>
-          <w:tblCellMar>
-            <w:top w:w="0" w:type="dxa"/>
-            <w:bottom w:w="0" w:type="dxa"/>
-          </w:tblCellMar>
-        </w:tblPrEx>
         <w:tc>
           <w:tcPr>
             <w:tcW w:w="2800" w:type="dxa"/>
@@ -6933,12 +6784,6 @@
         </w:tc>
       </w:tr>
       <w:tr>
-        <w:tblPrEx>
-          <w:tblCellMar>
-            <w:top w:w="0" w:type="dxa"/>
-            <w:bottom w:w="0" w:type="dxa"/>
-          </w:tblCellMar>
-        </w:tblPrEx>
         <w:tc>
           <w:tcPr>
             <w:tcW w:w="2800" w:type="dxa"/>
@@ -7085,7 +6930,70 @@
         <w:spacing w:after="120" w:line="264" w:lineRule="auto"/>
       </w:pPr>
       <w:r>
-        <w:t>Beispiel: 10100100 (Dual) = 1*2^7 + 1*2^5 + 1*2^2 = 128 + 32 + 4 = 164.</w:t>
+        <w:t>Beispiel: 10100100 (Dual) = 1</w:t>
+      </w:r>
+      <w:r>
+        <w:t xml:space="preserve"> </w:t>
+      </w:r>
+      <w:r>
+        <w:t>*</w:t>
+      </w:r>
+      <w:r>
+        <w:t xml:space="preserve"> </w:t>
+      </w:r>
+      <w:r>
+        <w:t>2</w:t>
+      </w:r>
+      <w:r>
+        <w:rPr>
+          <w:vertAlign w:val="superscript"/>
+        </w:rPr>
+        <w:t>7</w:t>
+      </w:r>
+      <w:r>
+        <w:t xml:space="preserve"> + 1</w:t>
+      </w:r>
+      <w:r>
+        <w:t xml:space="preserve"> </w:t>
+      </w:r>
+      <w:r>
+        <w:t>*</w:t>
+      </w:r>
+      <w:r>
+        <w:t xml:space="preserve"> </w:t>
+      </w:r>
+      <w:r>
+        <w:t>2</w:t>
+      </w:r>
+      <w:r>
+        <w:rPr>
+          <w:vertAlign w:val="superscript"/>
+        </w:rPr>
+        <w:t>5</w:t>
+      </w:r>
+      <w:r>
+        <w:t xml:space="preserve"> + 1</w:t>
+      </w:r>
+      <w:r>
+        <w:t xml:space="preserve"> </w:t>
+      </w:r>
+      <w:r>
+        <w:t>*</w:t>
+      </w:r>
+      <w:r>
+        <w:t xml:space="preserve"> </w:t>
+      </w:r>
+      <w:r>
+        <w:t>2</w:t>
+      </w:r>
+      <w:r>
+        <w:rPr>
+          <w:vertAlign w:val="superscript"/>
+        </w:rPr>
+        <w:t xml:space="preserve">2 </w:t>
+      </w:r>
+      <w:r>
+        <w:t>= 128 + 32 + 4 = 164.</w:t>
       </w:r>
     </w:p>
     <w:tbl>
@@ -7110,12 +7018,6 @@
         <w:gridCol w:w="9638"/>
       </w:tblGrid>
       <w:tr>
-        <w:tblPrEx>
-          <w:tblCellMar>
-            <w:top w:w="0" w:type="dxa"/>
-            <w:bottom w:w="0" w:type="dxa"/>
-          </w:tblCellMar>
-        </w:tblPrEx>
         <w:tc>
           <w:tcPr>
             <w:tcW w:w="9638" w:type="dxa"/>
@@ -7140,38 +7042,15 @@
                 <w:bCs/>
                 <w:color w:val="2E75B6"/>
               </w:rPr>
-              <w:t xml:space="preserve">Schnellumrechnung </w:t>
-            </w:r>
-            <w:proofErr w:type="spellStart"/>
-            <w:r>
-              <w:rPr>
-                <w:b/>
-                <w:bCs/>
-                <w:color w:val="2E75B6"/>
-              </w:rPr>
-              <w:t>über</w:t>
-            </w:r>
-            <w:proofErr w:type="spellEnd"/>
-            <w:r>
-              <w:rPr>
-                <w:b/>
-                <w:bCs/>
-                <w:color w:val="2E75B6"/>
-              </w:rPr>
-              <w:t xml:space="preserve"> Gruppen</w:t>
+              <w:t>Schnellumrechnung über Gruppen</w:t>
             </w:r>
           </w:p>
           <w:p>
             <w:pPr>
               <w:spacing w:line="260" w:lineRule="auto"/>
             </w:pPr>
-            <w:proofErr w:type="spellStart"/>
-            <w:r>
-              <w:t>Binär</w:t>
-            </w:r>
-            <w:proofErr w:type="spellEnd"/>
-            <w:r>
-              <w:t xml:space="preserve"> &lt;-&gt; </w:t>
+            <w:r>
+              <w:t xml:space="preserve">Binär &lt;-&gt; </w:t>
             </w:r>
             <w:proofErr w:type="gramStart"/>
             <w:r>
@@ -7179,15 +7058,7 @@
             </w:r>
             <w:proofErr w:type="gramEnd"/>
             <w:r>
-              <w:t xml:space="preserve">: Bits in 3er-Gruppen. </w:t>
-            </w:r>
-            <w:proofErr w:type="spellStart"/>
-            <w:r>
-              <w:t>Binär</w:t>
-            </w:r>
-            <w:proofErr w:type="spellEnd"/>
-            <w:r>
-              <w:t xml:space="preserve"> &lt;-&gt; </w:t>
+              <w:t xml:space="preserve">: Bits in 3er-Gruppen. Binär &lt;-&gt; </w:t>
             </w:r>
             <w:proofErr w:type="gramStart"/>
             <w:r>
@@ -7201,12 +7072,6 @@
         </w:tc>
       </w:tr>
       <w:tr>
-        <w:tblPrEx>
-          <w:tblCellMar>
-            <w:top w:w="0" w:type="dxa"/>
-            <w:bottom w:w="0" w:type="dxa"/>
-          </w:tblCellMar>
-        </w:tblPrEx>
         <w:tc>
           <w:tcPr>
             <w:tcW w:w="9638" w:type="dxa"/>
@@ -7224,12 +7089,15 @@
           <w:p>
             <w:pPr>
               <w:spacing w:after="60" w:line="260" w:lineRule="auto"/>
+              <w:rPr>
+                <w:color w:val="EE0000"/>
+              </w:rPr>
             </w:pPr>
             <w:r>
               <w:rPr>
                 <w:b/>
                 <w:bCs/>
-                <w:color w:val="2E75B6"/>
+                <w:color w:val="EE0000"/>
               </w:rPr>
               <w:t>Fehlerprüfung</w:t>
             </w:r>
@@ -7239,15 +7107,7 @@
               <w:spacing w:line="260" w:lineRule="auto"/>
             </w:pPr>
             <w:r>
-              <w:t xml:space="preserve">Eine Ziffer darf nie &gt;= Basis sein. 378 zur Basis 8 ist </w:t>
-            </w:r>
-            <w:proofErr w:type="spellStart"/>
-            <w:r>
-              <w:t>ungültig</w:t>
-            </w:r>
-            <w:proofErr w:type="spellEnd"/>
-            <w:r>
-              <w:t>, weil im Oktalsystem nur Ziffern 0-7 erlaubt sind.</w:t>
+              <w:t>Eine Ziffer darf nie &gt;= Basis sein. 378 zur Basis 8 ist ungültig, weil im Oktalsystem nur Ziffern 0-7 erlaubt sind.</w:t>
             </w:r>
           </w:p>
         </w:tc>
@@ -7291,12 +7151,6 @@
         <w:gridCol w:w="7438"/>
       </w:tblGrid>
       <w:tr>
-        <w:tblPrEx>
-          <w:tblCellMar>
-            <w:top w:w="0" w:type="dxa"/>
-            <w:bottom w:w="0" w:type="dxa"/>
-          </w:tblCellMar>
-        </w:tblPrEx>
         <w:trPr>
           <w:tblHeader/>
         </w:trPr>
@@ -7370,12 +7224,6 @@
         </w:tc>
       </w:tr>
       <w:tr>
-        <w:tblPrEx>
-          <w:tblCellMar>
-            <w:top w:w="0" w:type="dxa"/>
-            <w:bottom w:w="0" w:type="dxa"/>
-          </w:tblCellMar>
-        </w:tblPrEx>
         <w:tc>
           <w:tcPr>
             <w:tcW w:w="2200" w:type="dxa"/>
@@ -7450,66 +7298,12 @@
                 <w:sz w:val="20"/>
                 <w:szCs w:val="20"/>
               </w:rPr>
-              <w:t xml:space="preserve"> Information Interchange. </w:t>
-            </w:r>
-            <w:proofErr w:type="spellStart"/>
-            <w:r>
-              <w:rPr>
-                <w:sz w:val="20"/>
-                <w:szCs w:val="20"/>
-              </w:rPr>
-              <w:t>Ursprünglich</w:t>
-            </w:r>
-            <w:proofErr w:type="spellEnd"/>
-            <w:r>
-              <w:rPr>
-                <w:sz w:val="20"/>
-                <w:szCs w:val="20"/>
-              </w:rPr>
-              <w:t xml:space="preserve"> 7 Bit + 1 </w:t>
-            </w:r>
-            <w:proofErr w:type="spellStart"/>
-            <w:r>
-              <w:rPr>
-                <w:sz w:val="20"/>
-                <w:szCs w:val="20"/>
-              </w:rPr>
-              <w:t>Paritätsbit</w:t>
-            </w:r>
-            <w:proofErr w:type="spellEnd"/>
-            <w:r>
-              <w:rPr>
-                <w:sz w:val="20"/>
-                <w:szCs w:val="20"/>
-              </w:rPr>
-              <w:t xml:space="preserve">; das 8. Bit erlaubt heute </w:t>
-            </w:r>
-            <w:proofErr w:type="spellStart"/>
-            <w:r>
-              <w:rPr>
-                <w:sz w:val="20"/>
-                <w:szCs w:val="20"/>
-              </w:rPr>
-              <w:t>zusätzliche</w:t>
-            </w:r>
-            <w:proofErr w:type="spellEnd"/>
-            <w:r>
-              <w:rPr>
-                <w:sz w:val="20"/>
-                <w:szCs w:val="20"/>
-              </w:rPr>
-              <w:t xml:space="preserve"> Zeichen.</w:t>
+              <w:t xml:space="preserve"> Information Interchange. Ursprünglich 7 Bit + 1 Paritätsbit; das 8. Bit erlaubt heute zusätzliche Zeichen.</w:t>
             </w:r>
           </w:p>
         </w:tc>
       </w:tr>
       <w:tr>
-        <w:tblPrEx>
-          <w:tblCellMar>
-            <w:top w:w="0" w:type="dxa"/>
-            <w:bottom w:w="0" w:type="dxa"/>
-          </w:tblCellMar>
-        </w:tblPrEx>
         <w:tc>
           <w:tcPr>
             <w:tcW w:w="2200" w:type="dxa"/>
@@ -7606,12 +7400,6 @@
         </w:tc>
       </w:tr>
       <w:tr>
-        <w:tblPrEx>
-          <w:tblCellMar>
-            <w:top w:w="0" w:type="dxa"/>
-            <w:bottom w:w="0" w:type="dxa"/>
-          </w:tblCellMar>
-        </w:tblPrEx>
         <w:tc>
           <w:tcPr>
             <w:tcW w:w="2200" w:type="dxa"/>
@@ -7727,39 +7515,8 @@
         <w:spacing w:after="120" w:line="264" w:lineRule="auto"/>
       </w:pPr>
       <w:r>
-        <w:t xml:space="preserve">Entsteht ein </w:t>
-      </w:r>
-      <w:proofErr w:type="spellStart"/>
-      <w:r>
-        <w:t>Übertrag</w:t>
-      </w:r>
-      <w:proofErr w:type="spellEnd"/>
-      <w:r>
-        <w:t xml:space="preserve"> </w:t>
-      </w:r>
-      <w:proofErr w:type="spellStart"/>
-      <w:r>
-        <w:t>über</w:t>
-      </w:r>
-      <w:proofErr w:type="spellEnd"/>
-      <w:r>
-        <w:t xml:space="preserve"> die </w:t>
-      </w:r>
-      <w:proofErr w:type="spellStart"/>
-      <w:r>
-        <w:t>höchste</w:t>
-      </w:r>
-      <w:proofErr w:type="spellEnd"/>
-      <w:r>
-        <w:t xml:space="preserve"> Stelle hinaus (z. B. Ergebnis 100000000 bei 8 Bit), spricht man von einem </w:t>
-      </w:r>
-      <w:proofErr w:type="spellStart"/>
-      <w:r>
-        <w:t>Wertebereichsüberlauf</w:t>
-      </w:r>
-      <w:proofErr w:type="spellEnd"/>
-      <w:r>
-        <w:t>.</w:t>
+        <w:lastRenderedPageBreak/>
+        <w:t>Entsteht ein Übertrag über die höchste Stelle hinaus (z. B. Ergebnis 100000000 bei 8 Bit), spricht man von einem Wertebereichsüberlauf.</w:t>
       </w:r>
     </w:p>
     <w:tbl>
@@ -7784,12 +7541,6 @@
         <w:gridCol w:w="9638"/>
       </w:tblGrid>
       <w:tr>
-        <w:tblPrEx>
-          <w:tblCellMar>
-            <w:top w:w="0" w:type="dxa"/>
-            <w:bottom w:w="0" w:type="dxa"/>
-          </w:tblCellMar>
-        </w:tblPrEx>
         <w:tc>
           <w:tcPr>
             <w:tcW w:w="9638" w:type="dxa"/>
@@ -7814,7 +7565,6 @@
                 <w:bCs/>
                 <w:color w:val="2E75B6"/>
               </w:rPr>
-              <w:lastRenderedPageBreak/>
               <w:t>Merksatz</w:t>
             </w:r>
           </w:p>
@@ -7872,15 +7622,7 @@
         <w:spacing w:after="120" w:line="264" w:lineRule="auto"/>
       </w:pPr>
       <w:r>
-        <w:t>Zur Darstellung gebrochener Zahlen wird die Zahl in Vorzeichen, Mantisse und Exponent zerlegt und normalisiert (</w:t>
-      </w:r>
-      <w:proofErr w:type="spellStart"/>
-      <w:r>
-        <w:t>führende</w:t>
-      </w:r>
-      <w:proofErr w:type="spellEnd"/>
-      <w:r>
-        <w:t xml:space="preserve"> 0, der erste Nachkommawert ist eine 1).</w:t>
+        <w:t>Zur Darstellung gebrochener Zahlen wird die Zahl in Vorzeichen, Mantisse und Exponent zerlegt und normalisiert (führende 0, der erste Nachkommawert ist eine 1).</w:t>
       </w:r>
     </w:p>
     <w:p>
@@ -7888,7 +7630,34 @@
         <w:spacing w:after="120" w:line="264" w:lineRule="auto"/>
       </w:pPr>
       <w:r>
-        <w:t>Die Nachkommastellen im Dualsystem haben die Wertigkeiten 2^-1 = 0,5; 2^-2 = 0,25; 2^-3 = 0,125 usw.</w:t>
+        <w:t>Die Nachkommastellen im Dualsystem haben die Wertigkeiten 2</w:t>
+      </w:r>
+      <w:r>
+        <w:rPr>
+          <w:vertAlign w:val="superscript"/>
+        </w:rPr>
+        <w:t>-1</w:t>
+      </w:r>
+      <w:r>
+        <w:t xml:space="preserve"> = 0,5; 2</w:t>
+      </w:r>
+      <w:r>
+        <w:rPr>
+          <w:vertAlign w:val="superscript"/>
+        </w:rPr>
+        <w:t>-2</w:t>
+      </w:r>
+      <w:r>
+        <w:t xml:space="preserve"> = 0,25; 2</w:t>
+      </w:r>
+      <w:r>
+        <w:rPr>
+          <w:vertAlign w:val="superscript"/>
+        </w:rPr>
+        <w:t>-3</w:t>
+      </w:r>
+      <w:r>
+        <w:t>= 0,125 usw.</w:t>
       </w:r>
     </w:p>
     <w:p>
@@ -7911,23 +7680,7 @@
         <w:spacing w:after="120" w:line="264" w:lineRule="auto"/>
       </w:pPr>
       <w:r>
-        <w:t xml:space="preserve">Gegeben: 16 Bit </w:t>
-      </w:r>
-      <w:proofErr w:type="spellStart"/>
-      <w:r>
-        <w:t>für</w:t>
-      </w:r>
-      <w:proofErr w:type="spellEnd"/>
-      <w:r>
-        <w:t xml:space="preserve"> Vorzeichen + Mantisse, davon 4 Bit </w:t>
-      </w:r>
-      <w:proofErr w:type="spellStart"/>
-      <w:r>
-        <w:t>für</w:t>
-      </w:r>
-      <w:proofErr w:type="spellEnd"/>
-      <w:r>
-        <w:t xml:space="preserve"> den Exponenten, Bias = 8.</w:t>
+        <w:t>Gegeben: 16 Bit für Vorzeichen + Mantisse, davon 4 Bit für den Exponenten, Bias = 8.</w:t>
       </w:r>
     </w:p>
     <w:p>
@@ -8004,12 +7757,6 @@
         <w:gridCol w:w="9638"/>
       </w:tblGrid>
       <w:tr>
-        <w:tblPrEx>
-          <w:tblCellMar>
-            <w:top w:w="0" w:type="dxa"/>
-            <w:bottom w:w="0" w:type="dxa"/>
-          </w:tblCellMar>
-        </w:tblPrEx>
         <w:tc>
           <w:tcPr>
             <w:tcW w:w="9638" w:type="dxa"/>
@@ -8042,23 +7789,7 @@
               <w:spacing w:line="260" w:lineRule="auto"/>
             </w:pPr>
             <w:r>
-              <w:t xml:space="preserve">Nachkommastellen werden durch fortlaufende Multiplikation mit 2 ermittelt (der ganzzahlige Anteil ist die </w:t>
-            </w:r>
-            <w:proofErr w:type="spellStart"/>
-            <w:r>
-              <w:t>nächste</w:t>
-            </w:r>
-            <w:proofErr w:type="spellEnd"/>
-            <w:r>
-              <w:t xml:space="preserve"> Bit-Stelle). Bei wiederkehrendem Muster muss man abbrechen - sonst </w:t>
-            </w:r>
-            <w:proofErr w:type="spellStart"/>
-            <w:r>
-              <w:t>läuft</w:t>
-            </w:r>
-            <w:proofErr w:type="spellEnd"/>
-            <w:r>
-              <w:t xml:space="preserve"> es endlos.</w:t>
+              <w:t>Nachkommastellen werden durch fortlaufende Multiplikation mit 2 ermittelt (der ganzzahlige Anteil ist die nächste Bit-Stelle). Bei wiederkehrendem Muster muss man abbrechen - sonst läuft es endlos.</w:t>
             </w:r>
           </w:p>
         </w:tc>
@@ -8066,15 +7797,25 @@
     </w:tbl>
     <w:p>
       <w:pPr>
+        <w:rPr>
+          <w:b/>
+          <w:bCs/>
+          <w:color w:val="1F4E79"/>
+          <w:sz w:val="30"/>
+          <w:szCs w:val="30"/>
+        </w:rPr>
+      </w:pPr>
+      <w:r>
+        <w:br w:type="page"/>
+      </w:r>
+    </w:p>
+    <w:p>
+      <w:pPr>
         <w:pStyle w:val="berschrift1"/>
       </w:pPr>
-    </w:p>
-    <w:p>
-      <w:pPr>
-        <w:pStyle w:val="berschrift1"/>
-      </w:pPr>
       <w:bookmarkStart w:id="16" w:name="_Toc232082594"/>
       <w:r>
+        <w:lastRenderedPageBreak/>
         <w:t>7. Boolesche Algebra</w:t>
       </w:r>
       <w:bookmarkEnd w:id="16"/>
@@ -8084,22 +7825,26 @@
         <w:jc w:val="center"/>
       </w:pPr>
       <w:r>
+        <w:rPr>
+          <w:noProof/>
+        </w:rPr>
         <w:drawing>
-          <wp:inline xmlns:a="http://schemas.openxmlformats.org/drawingml/2006/main" xmlns:pic="http://schemas.openxmlformats.org/drawingml/2006/picture">
+          <wp:inline distT="0" distB="0" distL="0" distR="0" wp14:anchorId="52A809F6" wp14:editId="1393061A">
             <wp:extent cx="5486400" cy="2625772"/>
+            <wp:effectExtent l="0" t="0" r="0" b="0"/>
             <wp:docPr id="1" name="Picture 1"/>
             <wp:cNvGraphicFramePr>
-              <a:graphicFrameLocks noChangeAspect="1"/>
+              <a:graphicFrameLocks xmlns:a="http://schemas.openxmlformats.org/drawingml/2006/main" noChangeAspect="1"/>
             </wp:cNvGraphicFramePr>
-            <a:graphic>
+            <a:graphic xmlns:a="http://schemas.openxmlformats.org/drawingml/2006/main">
               <a:graphicData uri="http://schemas.openxmlformats.org/drawingml/2006/picture">
-                <pic:pic>
+                <pic:pic xmlns:pic="http://schemas.openxmlformats.org/drawingml/2006/picture">
                   <pic:nvPicPr>
                     <pic:cNvPr id="0" name="logikgatter.png"/>
                     <pic:cNvPicPr/>
                   </pic:nvPicPr>
                   <pic:blipFill>
-                    <a:blip r:embed="rId10"/>
+                    <a:blip r:embed="rId8"/>
                     <a:stretch>
                       <a:fillRect/>
                     </a:stretch>
@@ -8109,7 +7854,9 @@
                       <a:off x="0" y="0"/>
                       <a:ext cx="5486400" cy="2625772"/>
                     </a:xfrm>
-                    <a:prstGeom prst="rect"/>
+                    <a:prstGeom prst="rect">
+                      <a:avLst/>
+                    </a:prstGeom>
                   </pic:spPr>
                 </pic:pic>
               </a:graphicData>
@@ -8134,9 +7881,19 @@
       <w:pPr>
         <w:spacing w:after="120" w:line="264" w:lineRule="auto"/>
       </w:pPr>
+    </w:p>
+    <w:p>
+      <w:pPr>
+        <w:spacing w:after="120" w:line="264" w:lineRule="auto"/>
+      </w:pPr>
       <w:r>
         <w:t>Die boolesche Algebra ist die Grundlage der Digitaltechnik. Sie rechnet mit den Wahrheitswerten 0 (falsch) und 1 (wahr).</w:t>
       </w:r>
+    </w:p>
+    <w:p>
+      <w:pPr>
+        <w:spacing w:after="120" w:line="264" w:lineRule="auto"/>
+      </w:pPr>
     </w:p>
     <w:tbl>
       <w:tblPr>
@@ -8163,12 +7920,6 @@
         <w:gridCol w:w="3238"/>
       </w:tblGrid>
       <w:tr>
-        <w:tblPrEx>
-          <w:tblCellMar>
-            <w:top w:w="0" w:type="dxa"/>
-            <w:bottom w:w="0" w:type="dxa"/>
-          </w:tblCellMar>
-        </w:tblPrEx>
         <w:trPr>
           <w:tblHeader/>
         </w:trPr>
@@ -8310,12 +8061,6 @@
         </w:tc>
       </w:tr>
       <w:tr>
-        <w:tblPrEx>
-          <w:tblCellMar>
-            <w:top w:w="0" w:type="dxa"/>
-            <w:bottom w:w="0" w:type="dxa"/>
-          </w:tblCellMar>
-        </w:tblPrEx>
         <w:tc>
           <w:tcPr>
             <w:tcW w:w="2200" w:type="dxa"/>
@@ -8442,12 +8187,6 @@
         </w:tc>
       </w:tr>
       <w:tr>
-        <w:tblPrEx>
-          <w:tblCellMar>
-            <w:top w:w="0" w:type="dxa"/>
-            <w:bottom w:w="0" w:type="dxa"/>
-          </w:tblCellMar>
-        </w:tblPrEx>
         <w:tc>
           <w:tcPr>
             <w:tcW w:w="2200" w:type="dxa"/>
@@ -8568,34 +8307,12 @@
                 <w:sz w:val="20"/>
                 <w:szCs w:val="20"/>
               </w:rPr>
-              <w:t xml:space="preserve">beide </w:t>
-            </w:r>
-            <w:proofErr w:type="spellStart"/>
-            <w:r>
-              <w:rPr>
-                <w:sz w:val="20"/>
-                <w:szCs w:val="20"/>
-              </w:rPr>
-              <w:t>Eingänge</w:t>
-            </w:r>
-            <w:proofErr w:type="spellEnd"/>
-            <w:r>
-              <w:rPr>
-                <w:sz w:val="20"/>
-                <w:szCs w:val="20"/>
-              </w:rPr>
-              <w:t xml:space="preserve"> 1 sind</w:t>
+              <w:t>beide Eingänge 1 sind</w:t>
             </w:r>
           </w:p>
         </w:tc>
       </w:tr>
       <w:tr>
-        <w:tblPrEx>
-          <w:tblCellMar>
-            <w:top w:w="0" w:type="dxa"/>
-            <w:bottom w:w="0" w:type="dxa"/>
-          </w:tblCellMar>
-        </w:tblPrEx>
         <w:tc>
           <w:tcPr>
             <w:tcW w:w="2200" w:type="dxa"/>
@@ -8722,12 +8439,6 @@
         </w:tc>
       </w:tr>
       <w:tr>
-        <w:tblPrEx>
-          <w:tblCellMar>
-            <w:top w:w="0" w:type="dxa"/>
-            <w:bottom w:w="0" w:type="dxa"/>
-          </w:tblCellMar>
-        </w:tblPrEx>
         <w:tc>
           <w:tcPr>
             <w:tcW w:w="2200" w:type="dxa"/>
@@ -8848,23 +8559,7 @@
                 <w:sz w:val="20"/>
                 <w:szCs w:val="20"/>
               </w:rPr>
-              <w:t xml:space="preserve">die </w:t>
-            </w:r>
-            <w:proofErr w:type="spellStart"/>
-            <w:r>
-              <w:rPr>
-                <w:sz w:val="20"/>
-                <w:szCs w:val="20"/>
-              </w:rPr>
-              <w:t>Eingänge</w:t>
-            </w:r>
-            <w:proofErr w:type="spellEnd"/>
-            <w:r>
-              <w:rPr>
-                <w:sz w:val="20"/>
-                <w:szCs w:val="20"/>
-              </w:rPr>
-              <w:t xml:space="preserve"> unterschiedlich sind</w:t>
+              <w:t>die Eingänge unterschiedlich sind</w:t>
             </w:r>
           </w:p>
         </w:tc>
@@ -8872,902 +8567,18 @@
     </w:tbl>
     <w:p>
       <w:pPr>
-        <w:rPr>
-          <w:b/>
-          <w:bCs/>
-          <w:color w:val="2E75B6"/>
-          <w:sz w:val="24"/>
-          <w:szCs w:val="24"/>
-        </w:rPr>
-      </w:pPr>
-      <w:r>
-        <w:br w:type="page"/>
-      </w:r>
-    </w:p>
-    <w:p>
-      <w:pPr>
         <w:pStyle w:val="berschrift2"/>
       </w:pPr>
-      <w:bookmarkStart w:id="17" w:name="_Toc232082595"/>
-      <w:r>
-        <w:lastRenderedPageBreak/>
-        <w:t>Wahrheitstabellen (AND, OR, XOR)</w:t>
+    </w:p>
+    <w:p>
+      <w:pPr>
+        <w:pStyle w:val="berschrift2"/>
+      </w:pPr>
+      <w:bookmarkStart w:id="17" w:name="_Toc232082596"/>
+      <w:r>
+        <w:t>Wichtige Rechengesetze</w:t>
       </w:r>
       <w:bookmarkEnd w:id="17"/>
-    </w:p>
-    <w:tbl>
-      <w:tblPr>
-        <w:tblW w:w="9638" w:type="dxa"/>
-        <w:tblBorders>
-          <w:top w:val="single" w:sz="4" w:space="0" w:color="auto"/>
-          <w:left w:val="single" w:sz="4" w:space="0" w:color="auto"/>
-          <w:bottom w:val="single" w:sz="4" w:space="0" w:color="auto"/>
-          <w:right w:val="single" w:sz="4" w:space="0" w:color="auto"/>
-          <w:insideH w:val="single" w:sz="4" w:space="0" w:color="auto"/>
-          <w:insideV w:val="single" w:sz="4" w:space="0" w:color="auto"/>
-        </w:tblBorders>
-        <w:tblLayout w:type="fixed"/>
-        <w:tblCellMar>
-          <w:left w:w="10" w:type="dxa"/>
-          <w:right w:w="10" w:type="dxa"/>
-        </w:tblCellMar>
-        <w:tblLook w:val="0000" w:firstRow="0" w:lastRow="0" w:firstColumn="0" w:lastColumn="0" w:noHBand="0" w:noVBand="0"/>
-      </w:tblPr>
-      <w:tblGrid>
-        <w:gridCol w:w="1200"/>
-        <w:gridCol w:w="1200"/>
-        <w:gridCol w:w="1800"/>
-        <w:gridCol w:w="1800"/>
-        <w:gridCol w:w="3638"/>
-      </w:tblGrid>
-      <w:tr>
-        <w:tblPrEx>
-          <w:tblCellMar>
-            <w:top w:w="0" w:type="dxa"/>
-            <w:bottom w:w="0" w:type="dxa"/>
-          </w:tblCellMar>
-        </w:tblPrEx>
-        <w:trPr>
-          <w:tblHeader/>
-        </w:trPr>
-        <w:tc>
-          <w:tcPr>
-            <w:tcW w:w="1200" w:type="dxa"/>
-            <w:tcBorders>
-              <w:top w:val="single" w:sz="2" w:space="0" w:color="C7D2DD"/>
-              <w:left w:val="single" w:sz="2" w:space="0" w:color="C7D2DD"/>
-              <w:bottom w:val="single" w:sz="2" w:space="0" w:color="C7D2DD"/>
-              <w:right w:val="single" w:sz="2" w:space="0" w:color="C7D2DD"/>
-            </w:tcBorders>
-            <w:shd w:val="clear" w:color="auto" w:fill="2E75B6"/>
-            <w:tcMar>
-              <w:top w:w="60" w:type="dxa"/>
-              <w:left w:w="110" w:type="dxa"/>
-              <w:bottom w:w="60" w:type="dxa"/>
-              <w:right w:w="110" w:type="dxa"/>
-            </w:tcMar>
-            <w:vAlign w:val="center"/>
-          </w:tcPr>
-          <w:p>
-            <w:pPr>
-              <w:spacing w:line="248" w:lineRule="auto"/>
-            </w:pPr>
-            <w:r>
-              <w:rPr>
-                <w:b/>
-                <w:bCs/>
-                <w:color w:val="FFFFFF"/>
-                <w:sz w:val="20"/>
-                <w:szCs w:val="20"/>
-              </w:rPr>
-              <w:t>A</w:t>
-            </w:r>
-          </w:p>
-        </w:tc>
-        <w:tc>
-          <w:tcPr>
-            <w:tcW w:w="1200" w:type="dxa"/>
-            <w:tcBorders>
-              <w:top w:val="single" w:sz="2" w:space="0" w:color="C7D2DD"/>
-              <w:left w:val="single" w:sz="2" w:space="0" w:color="C7D2DD"/>
-              <w:bottom w:val="single" w:sz="2" w:space="0" w:color="C7D2DD"/>
-              <w:right w:val="single" w:sz="2" w:space="0" w:color="C7D2DD"/>
-            </w:tcBorders>
-            <w:shd w:val="clear" w:color="auto" w:fill="2E75B6"/>
-            <w:tcMar>
-              <w:top w:w="60" w:type="dxa"/>
-              <w:left w:w="110" w:type="dxa"/>
-              <w:bottom w:w="60" w:type="dxa"/>
-              <w:right w:w="110" w:type="dxa"/>
-            </w:tcMar>
-            <w:vAlign w:val="center"/>
-          </w:tcPr>
-          <w:p>
-            <w:pPr>
-              <w:spacing w:line="248" w:lineRule="auto"/>
-            </w:pPr>
-            <w:r>
-              <w:rPr>
-                <w:b/>
-                <w:bCs/>
-                <w:color w:val="FFFFFF"/>
-                <w:sz w:val="20"/>
-                <w:szCs w:val="20"/>
-              </w:rPr>
-              <w:t>B</w:t>
-            </w:r>
-          </w:p>
-        </w:tc>
-        <w:tc>
-          <w:tcPr>
-            <w:tcW w:w="1800" w:type="dxa"/>
-            <w:tcBorders>
-              <w:top w:val="single" w:sz="2" w:space="0" w:color="C7D2DD"/>
-              <w:left w:val="single" w:sz="2" w:space="0" w:color="C7D2DD"/>
-              <w:bottom w:val="single" w:sz="2" w:space="0" w:color="C7D2DD"/>
-              <w:right w:val="single" w:sz="2" w:space="0" w:color="C7D2DD"/>
-            </w:tcBorders>
-            <w:shd w:val="clear" w:color="auto" w:fill="2E75B6"/>
-            <w:tcMar>
-              <w:top w:w="60" w:type="dxa"/>
-              <w:left w:w="110" w:type="dxa"/>
-              <w:bottom w:w="60" w:type="dxa"/>
-              <w:right w:w="110" w:type="dxa"/>
-            </w:tcMar>
-            <w:vAlign w:val="center"/>
-          </w:tcPr>
-          <w:p>
-            <w:pPr>
-              <w:spacing w:line="248" w:lineRule="auto"/>
-            </w:pPr>
-            <w:r>
-              <w:rPr>
-                <w:b/>
-                <w:bCs/>
-                <w:color w:val="FFFFFF"/>
-                <w:sz w:val="20"/>
-                <w:szCs w:val="20"/>
-              </w:rPr>
-              <w:t>A AND B</w:t>
-            </w:r>
-          </w:p>
-        </w:tc>
-        <w:tc>
-          <w:tcPr>
-            <w:tcW w:w="1800" w:type="dxa"/>
-            <w:tcBorders>
-              <w:top w:val="single" w:sz="2" w:space="0" w:color="C7D2DD"/>
-              <w:left w:val="single" w:sz="2" w:space="0" w:color="C7D2DD"/>
-              <w:bottom w:val="single" w:sz="2" w:space="0" w:color="C7D2DD"/>
-              <w:right w:val="single" w:sz="2" w:space="0" w:color="C7D2DD"/>
-            </w:tcBorders>
-            <w:shd w:val="clear" w:color="auto" w:fill="2E75B6"/>
-            <w:tcMar>
-              <w:top w:w="60" w:type="dxa"/>
-              <w:left w:w="110" w:type="dxa"/>
-              <w:bottom w:w="60" w:type="dxa"/>
-              <w:right w:w="110" w:type="dxa"/>
-            </w:tcMar>
-            <w:vAlign w:val="center"/>
-          </w:tcPr>
-          <w:p>
-            <w:pPr>
-              <w:spacing w:line="248" w:lineRule="auto"/>
-            </w:pPr>
-            <w:r>
-              <w:rPr>
-                <w:b/>
-                <w:bCs/>
-                <w:color w:val="FFFFFF"/>
-                <w:sz w:val="20"/>
-                <w:szCs w:val="20"/>
-              </w:rPr>
-              <w:t>A OR B</w:t>
-            </w:r>
-          </w:p>
-        </w:tc>
-        <w:tc>
-          <w:tcPr>
-            <w:tcW w:w="3638" w:type="dxa"/>
-            <w:tcBorders>
-              <w:top w:val="single" w:sz="2" w:space="0" w:color="C7D2DD"/>
-              <w:left w:val="single" w:sz="2" w:space="0" w:color="C7D2DD"/>
-              <w:bottom w:val="single" w:sz="2" w:space="0" w:color="C7D2DD"/>
-              <w:right w:val="single" w:sz="2" w:space="0" w:color="C7D2DD"/>
-            </w:tcBorders>
-            <w:shd w:val="clear" w:color="auto" w:fill="2E75B6"/>
-            <w:tcMar>
-              <w:top w:w="60" w:type="dxa"/>
-              <w:left w:w="110" w:type="dxa"/>
-              <w:bottom w:w="60" w:type="dxa"/>
-              <w:right w:w="110" w:type="dxa"/>
-            </w:tcMar>
-            <w:vAlign w:val="center"/>
-          </w:tcPr>
-          <w:p>
-            <w:pPr>
-              <w:spacing w:line="248" w:lineRule="auto"/>
-            </w:pPr>
-            <w:r>
-              <w:rPr>
-                <w:b/>
-                <w:bCs/>
-                <w:color w:val="FFFFFF"/>
-                <w:sz w:val="20"/>
-                <w:szCs w:val="20"/>
-              </w:rPr>
-              <w:t>A XOR B</w:t>
-            </w:r>
-          </w:p>
-        </w:tc>
-      </w:tr>
-      <w:tr>
-        <w:tblPrEx>
-          <w:tblCellMar>
-            <w:top w:w="0" w:type="dxa"/>
-            <w:bottom w:w="0" w:type="dxa"/>
-          </w:tblCellMar>
-        </w:tblPrEx>
-        <w:tc>
-          <w:tcPr>
-            <w:tcW w:w="1200" w:type="dxa"/>
-            <w:tcBorders>
-              <w:top w:val="single" w:sz="2" w:space="0" w:color="C7D2DD"/>
-              <w:left w:val="single" w:sz="2" w:space="0" w:color="C7D2DD"/>
-              <w:bottom w:val="single" w:sz="2" w:space="0" w:color="C7D2DD"/>
-              <w:right w:val="single" w:sz="2" w:space="0" w:color="C7D2DD"/>
-            </w:tcBorders>
-            <w:shd w:val="clear" w:color="auto" w:fill="FFFFFF"/>
-            <w:tcMar>
-              <w:top w:w="60" w:type="dxa"/>
-              <w:left w:w="110" w:type="dxa"/>
-              <w:bottom w:w="60" w:type="dxa"/>
-              <w:right w:w="110" w:type="dxa"/>
-            </w:tcMar>
-            <w:vAlign w:val="center"/>
-          </w:tcPr>
-          <w:p>
-            <w:pPr>
-              <w:spacing w:line="248" w:lineRule="auto"/>
-            </w:pPr>
-            <w:r>
-              <w:rPr>
-                <w:sz w:val="20"/>
-                <w:szCs w:val="20"/>
-              </w:rPr>
-              <w:t>0</w:t>
-            </w:r>
-          </w:p>
-        </w:tc>
-        <w:tc>
-          <w:tcPr>
-            <w:tcW w:w="1200" w:type="dxa"/>
-            <w:tcBorders>
-              <w:top w:val="single" w:sz="2" w:space="0" w:color="C7D2DD"/>
-              <w:left w:val="single" w:sz="2" w:space="0" w:color="C7D2DD"/>
-              <w:bottom w:val="single" w:sz="2" w:space="0" w:color="C7D2DD"/>
-              <w:right w:val="single" w:sz="2" w:space="0" w:color="C7D2DD"/>
-            </w:tcBorders>
-            <w:shd w:val="clear" w:color="auto" w:fill="FFFFFF"/>
-            <w:tcMar>
-              <w:top w:w="60" w:type="dxa"/>
-              <w:left w:w="110" w:type="dxa"/>
-              <w:bottom w:w="60" w:type="dxa"/>
-              <w:right w:w="110" w:type="dxa"/>
-            </w:tcMar>
-            <w:vAlign w:val="center"/>
-          </w:tcPr>
-          <w:p>
-            <w:pPr>
-              <w:spacing w:line="248" w:lineRule="auto"/>
-            </w:pPr>
-            <w:r>
-              <w:rPr>
-                <w:sz w:val="20"/>
-                <w:szCs w:val="20"/>
-              </w:rPr>
-              <w:t>0</w:t>
-            </w:r>
-          </w:p>
-        </w:tc>
-        <w:tc>
-          <w:tcPr>
-            <w:tcW w:w="1800" w:type="dxa"/>
-            <w:tcBorders>
-              <w:top w:val="single" w:sz="2" w:space="0" w:color="C7D2DD"/>
-              <w:left w:val="single" w:sz="2" w:space="0" w:color="C7D2DD"/>
-              <w:bottom w:val="single" w:sz="2" w:space="0" w:color="C7D2DD"/>
-              <w:right w:val="single" w:sz="2" w:space="0" w:color="C7D2DD"/>
-            </w:tcBorders>
-            <w:shd w:val="clear" w:color="auto" w:fill="FFFFFF"/>
-            <w:tcMar>
-              <w:top w:w="60" w:type="dxa"/>
-              <w:left w:w="110" w:type="dxa"/>
-              <w:bottom w:w="60" w:type="dxa"/>
-              <w:right w:w="110" w:type="dxa"/>
-            </w:tcMar>
-            <w:vAlign w:val="center"/>
-          </w:tcPr>
-          <w:p>
-            <w:pPr>
-              <w:spacing w:line="248" w:lineRule="auto"/>
-            </w:pPr>
-            <w:r>
-              <w:rPr>
-                <w:sz w:val="20"/>
-                <w:szCs w:val="20"/>
-              </w:rPr>
-              <w:t>0</w:t>
-            </w:r>
-          </w:p>
-        </w:tc>
-        <w:tc>
-          <w:tcPr>
-            <w:tcW w:w="1800" w:type="dxa"/>
-            <w:tcBorders>
-              <w:top w:val="single" w:sz="2" w:space="0" w:color="C7D2DD"/>
-              <w:left w:val="single" w:sz="2" w:space="0" w:color="C7D2DD"/>
-              <w:bottom w:val="single" w:sz="2" w:space="0" w:color="C7D2DD"/>
-              <w:right w:val="single" w:sz="2" w:space="0" w:color="C7D2DD"/>
-            </w:tcBorders>
-            <w:shd w:val="clear" w:color="auto" w:fill="FFFFFF"/>
-            <w:tcMar>
-              <w:top w:w="60" w:type="dxa"/>
-              <w:left w:w="110" w:type="dxa"/>
-              <w:bottom w:w="60" w:type="dxa"/>
-              <w:right w:w="110" w:type="dxa"/>
-            </w:tcMar>
-            <w:vAlign w:val="center"/>
-          </w:tcPr>
-          <w:p>
-            <w:pPr>
-              <w:spacing w:line="248" w:lineRule="auto"/>
-            </w:pPr>
-            <w:r>
-              <w:rPr>
-                <w:sz w:val="20"/>
-                <w:szCs w:val="20"/>
-              </w:rPr>
-              <w:t>0</w:t>
-            </w:r>
-          </w:p>
-        </w:tc>
-        <w:tc>
-          <w:tcPr>
-            <w:tcW w:w="3638" w:type="dxa"/>
-            <w:tcBorders>
-              <w:top w:val="single" w:sz="2" w:space="0" w:color="C7D2DD"/>
-              <w:left w:val="single" w:sz="2" w:space="0" w:color="C7D2DD"/>
-              <w:bottom w:val="single" w:sz="2" w:space="0" w:color="C7D2DD"/>
-              <w:right w:val="single" w:sz="2" w:space="0" w:color="C7D2DD"/>
-            </w:tcBorders>
-            <w:shd w:val="clear" w:color="auto" w:fill="FFFFFF"/>
-            <w:tcMar>
-              <w:top w:w="60" w:type="dxa"/>
-              <w:left w:w="110" w:type="dxa"/>
-              <w:bottom w:w="60" w:type="dxa"/>
-              <w:right w:w="110" w:type="dxa"/>
-            </w:tcMar>
-            <w:vAlign w:val="center"/>
-          </w:tcPr>
-          <w:p>
-            <w:pPr>
-              <w:spacing w:line="248" w:lineRule="auto"/>
-            </w:pPr>
-            <w:r>
-              <w:rPr>
-                <w:sz w:val="20"/>
-                <w:szCs w:val="20"/>
-              </w:rPr>
-              <w:t>0</w:t>
-            </w:r>
-          </w:p>
-        </w:tc>
-      </w:tr>
-      <w:tr>
-        <w:tblPrEx>
-          <w:tblCellMar>
-            <w:top w:w="0" w:type="dxa"/>
-            <w:bottom w:w="0" w:type="dxa"/>
-          </w:tblCellMar>
-        </w:tblPrEx>
-        <w:tc>
-          <w:tcPr>
-            <w:tcW w:w="1200" w:type="dxa"/>
-            <w:tcBorders>
-              <w:top w:val="single" w:sz="2" w:space="0" w:color="C7D2DD"/>
-              <w:left w:val="single" w:sz="2" w:space="0" w:color="C7D2DD"/>
-              <w:bottom w:val="single" w:sz="2" w:space="0" w:color="C7D2DD"/>
-              <w:right w:val="single" w:sz="2" w:space="0" w:color="C7D2DD"/>
-            </w:tcBorders>
-            <w:shd w:val="clear" w:color="auto" w:fill="EAF1F8"/>
-            <w:tcMar>
-              <w:top w:w="60" w:type="dxa"/>
-              <w:left w:w="110" w:type="dxa"/>
-              <w:bottom w:w="60" w:type="dxa"/>
-              <w:right w:w="110" w:type="dxa"/>
-            </w:tcMar>
-            <w:vAlign w:val="center"/>
-          </w:tcPr>
-          <w:p>
-            <w:pPr>
-              <w:spacing w:line="248" w:lineRule="auto"/>
-            </w:pPr>
-            <w:r>
-              <w:rPr>
-                <w:sz w:val="20"/>
-                <w:szCs w:val="20"/>
-              </w:rPr>
-              <w:t>0</w:t>
-            </w:r>
-          </w:p>
-        </w:tc>
-        <w:tc>
-          <w:tcPr>
-            <w:tcW w:w="1200" w:type="dxa"/>
-            <w:tcBorders>
-              <w:top w:val="single" w:sz="2" w:space="0" w:color="C7D2DD"/>
-              <w:left w:val="single" w:sz="2" w:space="0" w:color="C7D2DD"/>
-              <w:bottom w:val="single" w:sz="2" w:space="0" w:color="C7D2DD"/>
-              <w:right w:val="single" w:sz="2" w:space="0" w:color="C7D2DD"/>
-            </w:tcBorders>
-            <w:shd w:val="clear" w:color="auto" w:fill="EAF1F8"/>
-            <w:tcMar>
-              <w:top w:w="60" w:type="dxa"/>
-              <w:left w:w="110" w:type="dxa"/>
-              <w:bottom w:w="60" w:type="dxa"/>
-              <w:right w:w="110" w:type="dxa"/>
-            </w:tcMar>
-            <w:vAlign w:val="center"/>
-          </w:tcPr>
-          <w:p>
-            <w:pPr>
-              <w:spacing w:line="248" w:lineRule="auto"/>
-            </w:pPr>
-            <w:r>
-              <w:rPr>
-                <w:sz w:val="20"/>
-                <w:szCs w:val="20"/>
-              </w:rPr>
-              <w:t>1</w:t>
-            </w:r>
-          </w:p>
-        </w:tc>
-        <w:tc>
-          <w:tcPr>
-            <w:tcW w:w="1800" w:type="dxa"/>
-            <w:tcBorders>
-              <w:top w:val="single" w:sz="2" w:space="0" w:color="C7D2DD"/>
-              <w:left w:val="single" w:sz="2" w:space="0" w:color="C7D2DD"/>
-              <w:bottom w:val="single" w:sz="2" w:space="0" w:color="C7D2DD"/>
-              <w:right w:val="single" w:sz="2" w:space="0" w:color="C7D2DD"/>
-            </w:tcBorders>
-            <w:shd w:val="clear" w:color="auto" w:fill="EAF1F8"/>
-            <w:tcMar>
-              <w:top w:w="60" w:type="dxa"/>
-              <w:left w:w="110" w:type="dxa"/>
-              <w:bottom w:w="60" w:type="dxa"/>
-              <w:right w:w="110" w:type="dxa"/>
-            </w:tcMar>
-            <w:vAlign w:val="center"/>
-          </w:tcPr>
-          <w:p>
-            <w:pPr>
-              <w:spacing w:line="248" w:lineRule="auto"/>
-            </w:pPr>
-            <w:r>
-              <w:rPr>
-                <w:sz w:val="20"/>
-                <w:szCs w:val="20"/>
-              </w:rPr>
-              <w:t>0</w:t>
-            </w:r>
-          </w:p>
-        </w:tc>
-        <w:tc>
-          <w:tcPr>
-            <w:tcW w:w="1800" w:type="dxa"/>
-            <w:tcBorders>
-              <w:top w:val="single" w:sz="2" w:space="0" w:color="C7D2DD"/>
-              <w:left w:val="single" w:sz="2" w:space="0" w:color="C7D2DD"/>
-              <w:bottom w:val="single" w:sz="2" w:space="0" w:color="C7D2DD"/>
-              <w:right w:val="single" w:sz="2" w:space="0" w:color="C7D2DD"/>
-            </w:tcBorders>
-            <w:shd w:val="clear" w:color="auto" w:fill="EAF1F8"/>
-            <w:tcMar>
-              <w:top w:w="60" w:type="dxa"/>
-              <w:left w:w="110" w:type="dxa"/>
-              <w:bottom w:w="60" w:type="dxa"/>
-              <w:right w:w="110" w:type="dxa"/>
-            </w:tcMar>
-            <w:vAlign w:val="center"/>
-          </w:tcPr>
-          <w:p>
-            <w:pPr>
-              <w:spacing w:line="248" w:lineRule="auto"/>
-            </w:pPr>
-            <w:r>
-              <w:rPr>
-                <w:sz w:val="20"/>
-                <w:szCs w:val="20"/>
-              </w:rPr>
-              <w:t>1</w:t>
-            </w:r>
-          </w:p>
-        </w:tc>
-        <w:tc>
-          <w:tcPr>
-            <w:tcW w:w="3638" w:type="dxa"/>
-            <w:tcBorders>
-              <w:top w:val="single" w:sz="2" w:space="0" w:color="C7D2DD"/>
-              <w:left w:val="single" w:sz="2" w:space="0" w:color="C7D2DD"/>
-              <w:bottom w:val="single" w:sz="2" w:space="0" w:color="C7D2DD"/>
-              <w:right w:val="single" w:sz="2" w:space="0" w:color="C7D2DD"/>
-            </w:tcBorders>
-            <w:shd w:val="clear" w:color="auto" w:fill="EAF1F8"/>
-            <w:tcMar>
-              <w:top w:w="60" w:type="dxa"/>
-              <w:left w:w="110" w:type="dxa"/>
-              <w:bottom w:w="60" w:type="dxa"/>
-              <w:right w:w="110" w:type="dxa"/>
-            </w:tcMar>
-            <w:vAlign w:val="center"/>
-          </w:tcPr>
-          <w:p>
-            <w:pPr>
-              <w:spacing w:line="248" w:lineRule="auto"/>
-            </w:pPr>
-            <w:r>
-              <w:rPr>
-                <w:sz w:val="20"/>
-                <w:szCs w:val="20"/>
-              </w:rPr>
-              <w:t>1</w:t>
-            </w:r>
-          </w:p>
-        </w:tc>
-      </w:tr>
-      <w:tr>
-        <w:tblPrEx>
-          <w:tblCellMar>
-            <w:top w:w="0" w:type="dxa"/>
-            <w:bottom w:w="0" w:type="dxa"/>
-          </w:tblCellMar>
-        </w:tblPrEx>
-        <w:tc>
-          <w:tcPr>
-            <w:tcW w:w="1200" w:type="dxa"/>
-            <w:tcBorders>
-              <w:top w:val="single" w:sz="2" w:space="0" w:color="C7D2DD"/>
-              <w:left w:val="single" w:sz="2" w:space="0" w:color="C7D2DD"/>
-              <w:bottom w:val="single" w:sz="2" w:space="0" w:color="C7D2DD"/>
-              <w:right w:val="single" w:sz="2" w:space="0" w:color="C7D2DD"/>
-            </w:tcBorders>
-            <w:shd w:val="clear" w:color="auto" w:fill="FFFFFF"/>
-            <w:tcMar>
-              <w:top w:w="60" w:type="dxa"/>
-              <w:left w:w="110" w:type="dxa"/>
-              <w:bottom w:w="60" w:type="dxa"/>
-              <w:right w:w="110" w:type="dxa"/>
-            </w:tcMar>
-            <w:vAlign w:val="center"/>
-          </w:tcPr>
-          <w:p>
-            <w:pPr>
-              <w:spacing w:line="248" w:lineRule="auto"/>
-            </w:pPr>
-            <w:r>
-              <w:rPr>
-                <w:sz w:val="20"/>
-                <w:szCs w:val="20"/>
-              </w:rPr>
-              <w:t>1</w:t>
-            </w:r>
-          </w:p>
-        </w:tc>
-        <w:tc>
-          <w:tcPr>
-            <w:tcW w:w="1200" w:type="dxa"/>
-            <w:tcBorders>
-              <w:top w:val="single" w:sz="2" w:space="0" w:color="C7D2DD"/>
-              <w:left w:val="single" w:sz="2" w:space="0" w:color="C7D2DD"/>
-              <w:bottom w:val="single" w:sz="2" w:space="0" w:color="C7D2DD"/>
-              <w:right w:val="single" w:sz="2" w:space="0" w:color="C7D2DD"/>
-            </w:tcBorders>
-            <w:shd w:val="clear" w:color="auto" w:fill="FFFFFF"/>
-            <w:tcMar>
-              <w:top w:w="60" w:type="dxa"/>
-              <w:left w:w="110" w:type="dxa"/>
-              <w:bottom w:w="60" w:type="dxa"/>
-              <w:right w:w="110" w:type="dxa"/>
-            </w:tcMar>
-            <w:vAlign w:val="center"/>
-          </w:tcPr>
-          <w:p>
-            <w:pPr>
-              <w:spacing w:line="248" w:lineRule="auto"/>
-            </w:pPr>
-            <w:r>
-              <w:rPr>
-                <w:sz w:val="20"/>
-                <w:szCs w:val="20"/>
-              </w:rPr>
-              <w:t>0</w:t>
-            </w:r>
-          </w:p>
-        </w:tc>
-        <w:tc>
-          <w:tcPr>
-            <w:tcW w:w="1800" w:type="dxa"/>
-            <w:tcBorders>
-              <w:top w:val="single" w:sz="2" w:space="0" w:color="C7D2DD"/>
-              <w:left w:val="single" w:sz="2" w:space="0" w:color="C7D2DD"/>
-              <w:bottom w:val="single" w:sz="2" w:space="0" w:color="C7D2DD"/>
-              <w:right w:val="single" w:sz="2" w:space="0" w:color="C7D2DD"/>
-            </w:tcBorders>
-            <w:shd w:val="clear" w:color="auto" w:fill="FFFFFF"/>
-            <w:tcMar>
-              <w:top w:w="60" w:type="dxa"/>
-              <w:left w:w="110" w:type="dxa"/>
-              <w:bottom w:w="60" w:type="dxa"/>
-              <w:right w:w="110" w:type="dxa"/>
-            </w:tcMar>
-            <w:vAlign w:val="center"/>
-          </w:tcPr>
-          <w:p>
-            <w:pPr>
-              <w:spacing w:line="248" w:lineRule="auto"/>
-            </w:pPr>
-            <w:r>
-              <w:rPr>
-                <w:sz w:val="20"/>
-                <w:szCs w:val="20"/>
-              </w:rPr>
-              <w:t>0</w:t>
-            </w:r>
-          </w:p>
-        </w:tc>
-        <w:tc>
-          <w:tcPr>
-            <w:tcW w:w="1800" w:type="dxa"/>
-            <w:tcBorders>
-              <w:top w:val="single" w:sz="2" w:space="0" w:color="C7D2DD"/>
-              <w:left w:val="single" w:sz="2" w:space="0" w:color="C7D2DD"/>
-              <w:bottom w:val="single" w:sz="2" w:space="0" w:color="C7D2DD"/>
-              <w:right w:val="single" w:sz="2" w:space="0" w:color="C7D2DD"/>
-            </w:tcBorders>
-            <w:shd w:val="clear" w:color="auto" w:fill="FFFFFF"/>
-            <w:tcMar>
-              <w:top w:w="60" w:type="dxa"/>
-              <w:left w:w="110" w:type="dxa"/>
-              <w:bottom w:w="60" w:type="dxa"/>
-              <w:right w:w="110" w:type="dxa"/>
-            </w:tcMar>
-            <w:vAlign w:val="center"/>
-          </w:tcPr>
-          <w:p>
-            <w:pPr>
-              <w:spacing w:line="248" w:lineRule="auto"/>
-            </w:pPr>
-            <w:r>
-              <w:rPr>
-                <w:sz w:val="20"/>
-                <w:szCs w:val="20"/>
-              </w:rPr>
-              <w:t>1</w:t>
-            </w:r>
-          </w:p>
-        </w:tc>
-        <w:tc>
-          <w:tcPr>
-            <w:tcW w:w="3638" w:type="dxa"/>
-            <w:tcBorders>
-              <w:top w:val="single" w:sz="2" w:space="0" w:color="C7D2DD"/>
-              <w:left w:val="single" w:sz="2" w:space="0" w:color="C7D2DD"/>
-              <w:bottom w:val="single" w:sz="2" w:space="0" w:color="C7D2DD"/>
-              <w:right w:val="single" w:sz="2" w:space="0" w:color="C7D2DD"/>
-            </w:tcBorders>
-            <w:shd w:val="clear" w:color="auto" w:fill="FFFFFF"/>
-            <w:tcMar>
-              <w:top w:w="60" w:type="dxa"/>
-              <w:left w:w="110" w:type="dxa"/>
-              <w:bottom w:w="60" w:type="dxa"/>
-              <w:right w:w="110" w:type="dxa"/>
-            </w:tcMar>
-            <w:vAlign w:val="center"/>
-          </w:tcPr>
-          <w:p>
-            <w:pPr>
-              <w:spacing w:line="248" w:lineRule="auto"/>
-            </w:pPr>
-            <w:r>
-              <w:rPr>
-                <w:sz w:val="20"/>
-                <w:szCs w:val="20"/>
-              </w:rPr>
-              <w:t>1</w:t>
-            </w:r>
-          </w:p>
-        </w:tc>
-      </w:tr>
-      <w:tr>
-        <w:tblPrEx>
-          <w:tblCellMar>
-            <w:top w:w="0" w:type="dxa"/>
-            <w:bottom w:w="0" w:type="dxa"/>
-          </w:tblCellMar>
-        </w:tblPrEx>
-        <w:tc>
-          <w:tcPr>
-            <w:tcW w:w="1200" w:type="dxa"/>
-            <w:tcBorders>
-              <w:top w:val="single" w:sz="2" w:space="0" w:color="C7D2DD"/>
-              <w:left w:val="single" w:sz="2" w:space="0" w:color="C7D2DD"/>
-              <w:bottom w:val="single" w:sz="2" w:space="0" w:color="C7D2DD"/>
-              <w:right w:val="single" w:sz="2" w:space="0" w:color="C7D2DD"/>
-            </w:tcBorders>
-            <w:shd w:val="clear" w:color="auto" w:fill="EAF1F8"/>
-            <w:tcMar>
-              <w:top w:w="60" w:type="dxa"/>
-              <w:left w:w="110" w:type="dxa"/>
-              <w:bottom w:w="60" w:type="dxa"/>
-              <w:right w:w="110" w:type="dxa"/>
-            </w:tcMar>
-            <w:vAlign w:val="center"/>
-          </w:tcPr>
-          <w:p>
-            <w:pPr>
-              <w:spacing w:line="248" w:lineRule="auto"/>
-            </w:pPr>
-            <w:r>
-              <w:rPr>
-                <w:sz w:val="20"/>
-                <w:szCs w:val="20"/>
-              </w:rPr>
-              <w:t>1</w:t>
-            </w:r>
-          </w:p>
-        </w:tc>
-        <w:tc>
-          <w:tcPr>
-            <w:tcW w:w="1200" w:type="dxa"/>
-            <w:tcBorders>
-              <w:top w:val="single" w:sz="2" w:space="0" w:color="C7D2DD"/>
-              <w:left w:val="single" w:sz="2" w:space="0" w:color="C7D2DD"/>
-              <w:bottom w:val="single" w:sz="2" w:space="0" w:color="C7D2DD"/>
-              <w:right w:val="single" w:sz="2" w:space="0" w:color="C7D2DD"/>
-            </w:tcBorders>
-            <w:shd w:val="clear" w:color="auto" w:fill="EAF1F8"/>
-            <w:tcMar>
-              <w:top w:w="60" w:type="dxa"/>
-              <w:left w:w="110" w:type="dxa"/>
-              <w:bottom w:w="60" w:type="dxa"/>
-              <w:right w:w="110" w:type="dxa"/>
-            </w:tcMar>
-            <w:vAlign w:val="center"/>
-          </w:tcPr>
-          <w:p>
-            <w:pPr>
-              <w:spacing w:line="248" w:lineRule="auto"/>
-            </w:pPr>
-            <w:r>
-              <w:rPr>
-                <w:sz w:val="20"/>
-                <w:szCs w:val="20"/>
-              </w:rPr>
-              <w:t>1</w:t>
-            </w:r>
-          </w:p>
-        </w:tc>
-        <w:tc>
-          <w:tcPr>
-            <w:tcW w:w="1800" w:type="dxa"/>
-            <w:tcBorders>
-              <w:top w:val="single" w:sz="2" w:space="0" w:color="C7D2DD"/>
-              <w:left w:val="single" w:sz="2" w:space="0" w:color="C7D2DD"/>
-              <w:bottom w:val="single" w:sz="2" w:space="0" w:color="C7D2DD"/>
-              <w:right w:val="single" w:sz="2" w:space="0" w:color="C7D2DD"/>
-            </w:tcBorders>
-            <w:shd w:val="clear" w:color="auto" w:fill="EAF1F8"/>
-            <w:tcMar>
-              <w:top w:w="60" w:type="dxa"/>
-              <w:left w:w="110" w:type="dxa"/>
-              <w:bottom w:w="60" w:type="dxa"/>
-              <w:right w:w="110" w:type="dxa"/>
-            </w:tcMar>
-            <w:vAlign w:val="center"/>
-          </w:tcPr>
-          <w:p>
-            <w:pPr>
-              <w:spacing w:line="248" w:lineRule="auto"/>
-            </w:pPr>
-            <w:r>
-              <w:rPr>
-                <w:sz w:val="20"/>
-                <w:szCs w:val="20"/>
-              </w:rPr>
-              <w:t>1</w:t>
-            </w:r>
-          </w:p>
-        </w:tc>
-        <w:tc>
-          <w:tcPr>
-            <w:tcW w:w="1800" w:type="dxa"/>
-            <w:tcBorders>
-              <w:top w:val="single" w:sz="2" w:space="0" w:color="C7D2DD"/>
-              <w:left w:val="single" w:sz="2" w:space="0" w:color="C7D2DD"/>
-              <w:bottom w:val="single" w:sz="2" w:space="0" w:color="C7D2DD"/>
-              <w:right w:val="single" w:sz="2" w:space="0" w:color="C7D2DD"/>
-            </w:tcBorders>
-            <w:shd w:val="clear" w:color="auto" w:fill="EAF1F8"/>
-            <w:tcMar>
-              <w:top w:w="60" w:type="dxa"/>
-              <w:left w:w="110" w:type="dxa"/>
-              <w:bottom w:w="60" w:type="dxa"/>
-              <w:right w:w="110" w:type="dxa"/>
-            </w:tcMar>
-            <w:vAlign w:val="center"/>
-          </w:tcPr>
-          <w:p>
-            <w:pPr>
-              <w:spacing w:line="248" w:lineRule="auto"/>
-            </w:pPr>
-            <w:r>
-              <w:rPr>
-                <w:sz w:val="20"/>
-                <w:szCs w:val="20"/>
-              </w:rPr>
-              <w:t>1</w:t>
-            </w:r>
-          </w:p>
-        </w:tc>
-        <w:tc>
-          <w:tcPr>
-            <w:tcW w:w="3638" w:type="dxa"/>
-            <w:tcBorders>
-              <w:top w:val="single" w:sz="2" w:space="0" w:color="C7D2DD"/>
-              <w:left w:val="single" w:sz="2" w:space="0" w:color="C7D2DD"/>
-              <w:bottom w:val="single" w:sz="2" w:space="0" w:color="C7D2DD"/>
-              <w:right w:val="single" w:sz="2" w:space="0" w:color="C7D2DD"/>
-            </w:tcBorders>
-            <w:shd w:val="clear" w:color="auto" w:fill="EAF1F8"/>
-            <w:tcMar>
-              <w:top w:w="60" w:type="dxa"/>
-              <w:left w:w="110" w:type="dxa"/>
-              <w:bottom w:w="60" w:type="dxa"/>
-              <w:right w:w="110" w:type="dxa"/>
-            </w:tcMar>
-            <w:vAlign w:val="center"/>
-          </w:tcPr>
-          <w:p>
-            <w:pPr>
-              <w:spacing w:line="248" w:lineRule="auto"/>
-            </w:pPr>
-            <w:r>
-              <w:rPr>
-                <w:sz w:val="20"/>
-                <w:szCs w:val="20"/>
-              </w:rPr>
-              <w:t>0</w:t>
-            </w:r>
-          </w:p>
-        </w:tc>
-      </w:tr>
-    </w:tbl>
-    <w:p>
-      <w:pPr>
-        <w:pStyle w:val="berschrift2"/>
-      </w:pPr>
-    </w:p>
-    <w:p>
-      <w:pPr>
-        <w:pStyle w:val="berschrift2"/>
-      </w:pPr>
-      <w:bookmarkStart w:id="18" w:name="_Toc232082596"/>
-      <w:r>
-        <w:t>Wichtige Rechengesetze</w:t>
-      </w:r>
-      <w:bookmarkEnd w:id="18"/>
     </w:p>
     <w:tbl>
       <w:tblPr>
@@ -9792,12 +8603,6 @@
         <w:gridCol w:w="6838"/>
       </w:tblGrid>
       <w:tr>
-        <w:tblPrEx>
-          <w:tblCellMar>
-            <w:top w:w="0" w:type="dxa"/>
-            <w:bottom w:w="0" w:type="dxa"/>
-          </w:tblCellMar>
-        </w:tblPrEx>
         <w:trPr>
           <w:tblHeader/>
         </w:trPr>
@@ -9871,12 +8676,6 @@
         </w:tc>
       </w:tr>
       <w:tr>
-        <w:tblPrEx>
-          <w:tblCellMar>
-            <w:top w:w="0" w:type="dxa"/>
-            <w:bottom w:w="0" w:type="dxa"/>
-          </w:tblCellMar>
-        </w:tblPrEx>
         <w:tc>
           <w:tcPr>
             <w:tcW w:w="2800" w:type="dxa"/>
@@ -9951,34 +8750,12 @@
                 <w:sz w:val="20"/>
                 <w:szCs w:val="20"/>
               </w:rPr>
-              <w:t xml:space="preserve">analog </w:t>
-            </w:r>
-            <w:proofErr w:type="spellStart"/>
-            <w:r>
-              <w:rPr>
-                <w:sz w:val="20"/>
-                <w:szCs w:val="20"/>
-              </w:rPr>
-              <w:t>für</w:t>
-            </w:r>
-            <w:proofErr w:type="spellEnd"/>
-            <w:r>
-              <w:rPr>
-                <w:sz w:val="20"/>
-                <w:szCs w:val="20"/>
-              </w:rPr>
-              <w:t xml:space="preserve"> OR)</w:t>
+              <w:t>analog für OR)</w:t>
             </w:r>
           </w:p>
         </w:tc>
       </w:tr>
       <w:tr>
-        <w:tblPrEx>
-          <w:tblCellMar>
-            <w:top w:w="0" w:type="dxa"/>
-            <w:bottom w:w="0" w:type="dxa"/>
-          </w:tblCellMar>
-        </w:tblPrEx>
         <w:tc>
           <w:tcPr>
             <w:tcW w:w="2800" w:type="dxa"/>
@@ -10053,34 +8830,12 @@
                 <w:sz w:val="20"/>
                 <w:szCs w:val="20"/>
               </w:rPr>
-              <w:t xml:space="preserve">analog </w:t>
-            </w:r>
-            <w:proofErr w:type="spellStart"/>
-            <w:r>
-              <w:rPr>
-                <w:sz w:val="20"/>
-                <w:szCs w:val="20"/>
-              </w:rPr>
-              <w:t>für</w:t>
-            </w:r>
-            <w:proofErr w:type="spellEnd"/>
-            <w:r>
-              <w:rPr>
-                <w:sz w:val="20"/>
-                <w:szCs w:val="20"/>
-              </w:rPr>
-              <w:t xml:space="preserve"> OR)</w:t>
+              <w:t>analog für OR)</w:t>
             </w:r>
           </w:p>
         </w:tc>
       </w:tr>
       <w:tr>
-        <w:tblPrEx>
-          <w:tblCellMar>
-            <w:top w:w="0" w:type="dxa"/>
-            <w:bottom w:w="0" w:type="dxa"/>
-          </w:tblCellMar>
-        </w:tblPrEx>
         <w:tc>
           <w:tcPr>
             <w:tcW w:w="2800" w:type="dxa"/>
@@ -10145,12 +8900,6 @@
         </w:tc>
       </w:tr>
       <w:tr>
-        <w:tblPrEx>
-          <w:tblCellMar>
-            <w:top w:w="0" w:type="dxa"/>
-            <w:bottom w:w="0" w:type="dxa"/>
-          </w:tblCellMar>
-        </w:tblPrEx>
         <w:tc>
           <w:tcPr>
             <w:tcW w:w="2800" w:type="dxa"/>
@@ -10215,12 +8964,6 @@
         </w:tc>
       </w:tr>
       <w:tr>
-        <w:tblPrEx>
-          <w:tblCellMar>
-            <w:top w:w="0" w:type="dxa"/>
-            <w:bottom w:w="0" w:type="dxa"/>
-          </w:tblCellMar>
-        </w:tblPrEx>
         <w:tc>
           <w:tcPr>
             <w:tcW w:w="2800" w:type="dxa"/>
@@ -10301,12 +9044,6 @@
         </w:tc>
       </w:tr>
       <w:tr>
-        <w:tblPrEx>
-          <w:tblCellMar>
-            <w:top w:w="0" w:type="dxa"/>
-            <w:bottom w:w="0" w:type="dxa"/>
-          </w:tblCellMar>
-        </w:tblPrEx>
         <w:tc>
           <w:tcPr>
             <w:tcW w:w="2800" w:type="dxa"/>
@@ -10387,12 +9124,6 @@
         </w:tc>
       </w:tr>
       <w:tr>
-        <w:tblPrEx>
-          <w:tblCellMar>
-            <w:top w:w="0" w:type="dxa"/>
-            <w:bottom w:w="0" w:type="dxa"/>
-          </w:tblCellMar>
-        </w:tblPrEx>
         <w:tc>
           <w:tcPr>
             <w:tcW w:w="2800" w:type="dxa"/>
@@ -10473,12 +9204,6 @@
         </w:tc>
       </w:tr>
       <w:tr>
-        <w:tblPrEx>
-          <w:tblCellMar>
-            <w:top w:w="0" w:type="dxa"/>
-            <w:bottom w:w="0" w:type="dxa"/>
-          </w:tblCellMar>
-        </w:tblPrEx>
         <w:tc>
           <w:tcPr>
             <w:tcW w:w="2800" w:type="dxa"/>
@@ -10584,12 +9309,6 @@
         </w:tc>
       </w:tr>
       <w:tr>
-        <w:tblPrEx>
-          <w:tblCellMar>
-            <w:top w:w="0" w:type="dxa"/>
-            <w:bottom w:w="0" w:type="dxa"/>
-          </w:tblCellMar>
-        </w:tblPrEx>
         <w:tc>
           <w:tcPr>
             <w:tcW w:w="2800" w:type="dxa"/>
@@ -10656,16 +9375,65 @@
     </w:tbl>
     <w:p>
       <w:pPr>
+        <w:rPr>
+          <w:b/>
+          <w:bCs/>
+          <w:color w:val="2E75B6"/>
+          <w:sz w:val="24"/>
+          <w:szCs w:val="24"/>
+        </w:rPr>
+      </w:pPr>
+      <w:r>
+        <w:br w:type="page"/>
+      </w:r>
+    </w:p>
+    <w:p>
+      <w:pPr>
         <w:pStyle w:val="berschrift2"/>
       </w:pPr>
+      <w:bookmarkStart w:id="18" w:name="_Toc232082597"/>
+      <w:r>
+        <w:lastRenderedPageBreak/>
+        <w:t>Disjunktive Normalform (DNF)</w:t>
+      </w:r>
+      <w:bookmarkEnd w:id="18"/>
+    </w:p>
+    <w:p>
+      <w:pPr>
+        <w:spacing w:after="120" w:line="264" w:lineRule="auto"/>
+      </w:pPr>
+      <w:r>
+        <w:t>Aus einer Wahrheitstabelle liest man für jede Zeile mit Ergebnis 1 einen Produktterm (</w:t>
+      </w:r>
+      <w:proofErr w:type="spellStart"/>
+      <w:r>
+        <w:t>Minterm</w:t>
+      </w:r>
+      <w:proofErr w:type="spellEnd"/>
+      <w:r>
+        <w:t>) ab und verknüpft alle mit ODER. Variablen mit Wert 0 werden negiert, mit Wert 1 nicht.</w:t>
+      </w:r>
+    </w:p>
+    <w:p>
+      <w:pPr>
+        <w:spacing w:after="120" w:line="264" w:lineRule="auto"/>
+      </w:pPr>
+      <w:r>
+        <w:t>Beispiel (Alarm): Alarm = NOT A NOT B C OR NOT A B NOT C OR NOT A B C OR A NOT B NOT C OR ... (vollständige disjunktive Normalform).</w:t>
+      </w:r>
     </w:p>
     <w:p>
       <w:pPr>
         <w:pStyle w:val="berschrift2"/>
       </w:pPr>
-      <w:bookmarkStart w:id="19" w:name="_Toc232082597"/>
-      <w:r>
-        <w:t>Disjunktive Normalform (DNF)</w:t>
+    </w:p>
+    <w:p>
+      <w:pPr>
+        <w:pStyle w:val="berschrift2"/>
+      </w:pPr>
+      <w:bookmarkStart w:id="19" w:name="_Toc232082598"/>
+      <w:r>
+        <w:t>Vereinfachung (algebraisch)</w:t>
       </w:r>
       <w:bookmarkEnd w:id="19"/>
     </w:p>
@@ -10674,115 +9442,28 @@
         <w:spacing w:after="120" w:line="264" w:lineRule="auto"/>
       </w:pPr>
       <w:r>
-        <w:t xml:space="preserve">Aus einer Wahrheitstabelle liest man </w:t>
-      </w:r>
+        <w:t>Mit den Rechengesetzen lassen sich Terme zusammenfassen. Grundidee: Es fällt weg, was sich ändert. Tritt eine Variable in zwei verknüpften Termen einmal negiert und einmal nicht auf, kann sie ausgeklammert werden.</w:t>
+      </w:r>
+    </w:p>
+    <w:p>
+      <w:pPr>
+        <w:pStyle w:val="berschrift2"/>
+      </w:pPr>
+    </w:p>
+    <w:p>
+      <w:pPr>
+        <w:pStyle w:val="berschrift2"/>
+      </w:pPr>
+      <w:bookmarkStart w:id="20" w:name="_Toc232082599"/>
       <w:proofErr w:type="spellStart"/>
       <w:r>
-        <w:t>für</w:t>
+        <w:t>Karnaugh</w:t>
       </w:r>
       <w:proofErr w:type="spellEnd"/>
       <w:r>
-        <w:t xml:space="preserve"> jede Zeile mit Ergebnis 1 einen Produktterm (</w:t>
-      </w:r>
-      <w:proofErr w:type="spellStart"/>
-      <w:r>
-        <w:t>Minterm</w:t>
-      </w:r>
-      <w:proofErr w:type="spellEnd"/>
-      <w:r>
-        <w:t xml:space="preserve">) ab und </w:t>
-      </w:r>
-      <w:proofErr w:type="spellStart"/>
-      <w:r>
-        <w:t>verknüpft</w:t>
-      </w:r>
-      <w:proofErr w:type="spellEnd"/>
-      <w:r>
-        <w:t xml:space="preserve"> alle mit ODER. Variablen mit Wert 0 werden negiert, mit Wert 1 nicht.</w:t>
-      </w:r>
-    </w:p>
-    <w:p>
-      <w:pPr>
-        <w:spacing w:after="120" w:line="264" w:lineRule="auto"/>
-      </w:pPr>
-      <w:r>
-        <w:t>Beispiel (Alarm): Alarm = NOT A NOT B C OR NOT A B NOT C OR NOT A B C OR A NOT B NOT C OR ... (</w:t>
-      </w:r>
-      <w:proofErr w:type="spellStart"/>
-      <w:r>
-        <w:t>vollständige</w:t>
-      </w:r>
-      <w:proofErr w:type="spellEnd"/>
-      <w:r>
-        <w:t xml:space="preserve"> disjunktive Normalform).</w:t>
-      </w:r>
-    </w:p>
-    <w:p>
-      <w:pPr>
-        <w:pStyle w:val="berschrift2"/>
-      </w:pPr>
-    </w:p>
-    <w:p>
-      <w:pPr>
-        <w:pStyle w:val="berschrift2"/>
-      </w:pPr>
-      <w:bookmarkStart w:id="20" w:name="_Toc232082598"/>
-      <w:r>
-        <w:t>Vereinfachung (algebraisch)</w:t>
+        <w:t>-Veitch-Diagramm (KV-Diagramm)</w:t>
       </w:r>
       <w:bookmarkEnd w:id="20"/>
-    </w:p>
-    <w:p>
-      <w:pPr>
-        <w:spacing w:after="120" w:line="264" w:lineRule="auto"/>
-      </w:pPr>
-      <w:r>
-        <w:t xml:space="preserve">Mit den Rechengesetzen lassen sich Terme zusammenfassen. Grundidee: Es </w:t>
-      </w:r>
-      <w:proofErr w:type="spellStart"/>
-      <w:r>
-        <w:t>fällt</w:t>
-      </w:r>
-      <w:proofErr w:type="spellEnd"/>
-      <w:r>
-        <w:t xml:space="preserve"> weg, was sich </w:t>
-      </w:r>
-      <w:proofErr w:type="spellStart"/>
-      <w:r>
-        <w:t>ändert</w:t>
-      </w:r>
-      <w:proofErr w:type="spellEnd"/>
-      <w:r>
-        <w:t xml:space="preserve">. Tritt eine Variable in zwei </w:t>
-      </w:r>
-      <w:proofErr w:type="spellStart"/>
-      <w:r>
-        <w:t>verknüpften</w:t>
-      </w:r>
-      <w:proofErr w:type="spellEnd"/>
-      <w:r>
-        <w:t xml:space="preserve"> Termen einmal negiert und einmal nicht auf, kann sie ausgeklammert werden.</w:t>
-      </w:r>
-    </w:p>
-    <w:p>
-      <w:pPr>
-        <w:pStyle w:val="berschrift2"/>
-      </w:pPr>
-    </w:p>
-    <w:p>
-      <w:pPr>
-        <w:pStyle w:val="berschrift2"/>
-      </w:pPr>
-      <w:bookmarkStart w:id="21" w:name="_Toc232082599"/>
-      <w:proofErr w:type="spellStart"/>
-      <w:r>
-        <w:t>Karnaugh</w:t>
-      </w:r>
-      <w:proofErr w:type="spellEnd"/>
-      <w:r>
-        <w:t>-Veitch-Diagramm (KV-Diagramm)</w:t>
-      </w:r>
-      <w:bookmarkEnd w:id="21"/>
     </w:p>
     <w:p>
       <w:pPr>
@@ -10814,21 +9495,8 @@
         </w:numPr>
         <w:spacing w:after="60" w:line="260" w:lineRule="auto"/>
       </w:pPr>
-      <w:proofErr w:type="spellStart"/>
-      <w:r>
-        <w:t>Blöcke</w:t>
-      </w:r>
-      <w:proofErr w:type="spellEnd"/>
-      <w:r>
-        <w:t xml:space="preserve"> </w:t>
-      </w:r>
-      <w:proofErr w:type="spellStart"/>
-      <w:r>
-        <w:t>müssen</w:t>
-      </w:r>
-      <w:proofErr w:type="spellEnd"/>
-      <w:r>
-        <w:t xml:space="preserve"> Rechteckform haben.</w:t>
+      <w:r>
+        <w:t>Blöcke müssen Rechteckform haben.</w:t>
       </w:r>
     </w:p>
     <w:p>
@@ -10840,45 +9508,16 @@
         </w:numPr>
         <w:spacing w:after="60" w:line="260" w:lineRule="auto"/>
       </w:pPr>
+      <w:r>
+        <w:t xml:space="preserve">Möglichst wenige und möglichst </w:t>
+      </w:r>
       <w:proofErr w:type="spellStart"/>
       <w:r>
-        <w:t>Möglichst</w:t>
+        <w:t>grosse</w:t>
       </w:r>
       <w:proofErr w:type="spellEnd"/>
       <w:r>
-        <w:t xml:space="preserve"> wenige und </w:t>
-      </w:r>
-      <w:proofErr w:type="spellStart"/>
-      <w:r>
-        <w:t>möglichst</w:t>
-      </w:r>
-      <w:proofErr w:type="spellEnd"/>
-      <w:r>
-        <w:t xml:space="preserve"> </w:t>
-      </w:r>
-      <w:proofErr w:type="spellStart"/>
-      <w:r>
-        <w:t>grosse</w:t>
-      </w:r>
-      <w:proofErr w:type="spellEnd"/>
-      <w:r>
-        <w:t xml:space="preserve"> </w:t>
-      </w:r>
-      <w:proofErr w:type="spellStart"/>
-      <w:r>
-        <w:t>Blöcke</w:t>
-      </w:r>
-      <w:proofErr w:type="spellEnd"/>
-      <w:r>
-        <w:t xml:space="preserve"> </w:t>
-      </w:r>
-      <w:proofErr w:type="spellStart"/>
-      <w:r>
-        <w:t>wählen</w:t>
-      </w:r>
-      <w:proofErr w:type="spellEnd"/>
-      <w:r>
-        <w:t>.</w:t>
+        <w:t xml:space="preserve"> Blöcke wählen.</w:t>
       </w:r>
     </w:p>
     <w:p>
@@ -10891,31 +9530,7 @@
         <w:spacing w:after="60" w:line="260" w:lineRule="auto"/>
       </w:pPr>
       <w:r>
-        <w:t xml:space="preserve">Ein Block darf keinen anderen Block </w:t>
-      </w:r>
-      <w:proofErr w:type="spellStart"/>
-      <w:r>
-        <w:t>vollständig</w:t>
-      </w:r>
-      <w:proofErr w:type="spellEnd"/>
-      <w:r>
-        <w:t xml:space="preserve"> </w:t>
-      </w:r>
-      <w:proofErr w:type="spellStart"/>
-      <w:r>
-        <w:t>überdecken</w:t>
-      </w:r>
-      <w:proofErr w:type="spellEnd"/>
-      <w:r>
-        <w:t xml:space="preserve"> (sonst </w:t>
-      </w:r>
-      <w:proofErr w:type="spellStart"/>
-      <w:r>
-        <w:t>überflüssig</w:t>
-      </w:r>
-      <w:proofErr w:type="spellEnd"/>
-      <w:r>
-        <w:t>).</w:t>
+        <w:t>Ein Block darf keinen anderen Block vollständig überdecken (sonst überflüssig).</w:t>
       </w:r>
     </w:p>
     <w:p>
@@ -10923,27 +9538,75 @@
         <w:spacing w:after="120" w:line="264" w:lineRule="auto"/>
       </w:pPr>
       <w:r>
-        <w:t xml:space="preserve">Aus jedem Block liest man den gemeinsamen Term ab - die sich </w:t>
-      </w:r>
-      <w:proofErr w:type="spellStart"/>
-      <w:r>
-        <w:t>ändernden</w:t>
-      </w:r>
-      <w:proofErr w:type="spellEnd"/>
-      <w:r>
-        <w:t xml:space="preserve"> Variablen fallen weg.</w:t>
-      </w:r>
+        <w:t>Aus jedem Block liest man den gemeinsamen Term ab - die sich ändernden Variablen fallen weg.</w:t>
+      </w:r>
+    </w:p>
+    <w:p>
+      <w:pPr>
+        <w:spacing w:after="120" w:line="264" w:lineRule="auto"/>
+        <w:jc w:val="center"/>
+      </w:pPr>
+      <w:r>
+        <w:rPr>
+          <w:noProof/>
+        </w:rPr>
+        <w:drawing>
+          <wp:inline distT="0" distB="0" distL="0" distR="0" wp14:anchorId="299151DC" wp14:editId="4885783F">
+            <wp:extent cx="3242603" cy="2432120"/>
+            <wp:effectExtent l="0" t="0" r="0" b="0"/>
+            <wp:docPr id="2035633481" name="Grafik 1"/>
+            <wp:cNvGraphicFramePr>
+              <a:graphicFrameLocks xmlns:a="http://schemas.openxmlformats.org/drawingml/2006/main" noChangeAspect="1"/>
+            </wp:cNvGraphicFramePr>
+            <a:graphic xmlns:a="http://schemas.openxmlformats.org/drawingml/2006/main">
+              <a:graphicData uri="http://schemas.openxmlformats.org/drawingml/2006/picture">
+                <pic:pic xmlns:pic="http://schemas.openxmlformats.org/drawingml/2006/picture">
+                  <pic:nvPicPr>
+                    <pic:cNvPr id="2035633481" name="Grafik 2035633481"/>
+                    <pic:cNvPicPr/>
+                  </pic:nvPicPr>
+                  <pic:blipFill>
+                    <a:blip r:embed="rId9" cstate="print">
+                      <a:extLst>
+                        <a:ext uri="{28A0092B-C50C-407E-A947-70E740481C1C}">
+                          <a14:useLocalDpi xmlns:a14="http://schemas.microsoft.com/office/drawing/2010/main" val="0"/>
+                        </a:ext>
+                      </a:extLst>
+                    </a:blip>
+                    <a:stretch>
+                      <a:fillRect/>
+                    </a:stretch>
+                  </pic:blipFill>
+                  <pic:spPr>
+                    <a:xfrm>
+                      <a:off x="0" y="0"/>
+                      <a:ext cx="3258645" cy="2444153"/>
+                    </a:xfrm>
+                    <a:prstGeom prst="rect">
+                      <a:avLst/>
+                    </a:prstGeom>
+                  </pic:spPr>
+                </pic:pic>
+              </a:graphicData>
+            </a:graphic>
+          </wp:inline>
+        </w:drawing>
+      </w:r>
+    </w:p>
+    <w:p>
+      <w:pPr>
+        <w:spacing w:after="120" w:line="264" w:lineRule="auto"/>
+      </w:pPr>
     </w:p>
     <w:p>
       <w:pPr>
         <w:pStyle w:val="berschrift2"/>
       </w:pPr>
-      <w:bookmarkStart w:id="22" w:name="_Toc232082600"/>
-      <w:r>
-        <w:lastRenderedPageBreak/>
+      <w:bookmarkStart w:id="21" w:name="_Toc232082600"/>
+      <w:r>
         <w:t>Gatterschaltungen &amp; Schaltbilder</w:t>
       </w:r>
-      <w:bookmarkEnd w:id="22"/>
+      <w:bookmarkEnd w:id="21"/>
     </w:p>
     <w:tbl>
       <w:tblPr>
@@ -10969,12 +9632,6 @@
         <w:gridCol w:w="4638"/>
       </w:tblGrid>
       <w:tr>
-        <w:tblPrEx>
-          <w:tblCellMar>
-            <w:top w:w="0" w:type="dxa"/>
-            <w:bottom w:w="0" w:type="dxa"/>
-          </w:tblCellMar>
-        </w:tblPrEx>
         <w:trPr>
           <w:tblHeader/>
         </w:trPr>
@@ -11082,12 +9739,6 @@
         </w:tc>
       </w:tr>
       <w:tr>
-        <w:tblPrEx>
-          <w:tblCellMar>
-            <w:top w:w="0" w:type="dxa"/>
-            <w:bottom w:w="0" w:type="dxa"/>
-          </w:tblCellMar>
-        </w:tblPrEx>
         <w:tc>
           <w:tcPr>
             <w:tcW w:w="2200" w:type="dxa"/>
@@ -11183,12 +9834,6 @@
         </w:tc>
       </w:tr>
       <w:tr>
-        <w:tblPrEx>
-          <w:tblCellMar>
-            <w:top w:w="0" w:type="dxa"/>
-            <w:bottom w:w="0" w:type="dxa"/>
-          </w:tblCellMar>
-        </w:tblPrEx>
         <w:tc>
           <w:tcPr>
             <w:tcW w:w="2200" w:type="dxa"/>
@@ -11284,12 +9929,6 @@
         </w:tc>
       </w:tr>
       <w:tr>
-        <w:tblPrEx>
-          <w:tblCellMar>
-            <w:top w:w="0" w:type="dxa"/>
-            <w:bottom w:w="0" w:type="dxa"/>
-          </w:tblCellMar>
-        </w:tblPrEx>
         <w:tc>
           <w:tcPr>
             <w:tcW w:w="2200" w:type="dxa"/>
@@ -11396,50 +10035,88 @@
     </w:p>
     <w:p>
       <w:pPr>
+        <w:rPr>
+          <w:b/>
+          <w:bCs/>
+          <w:color w:val="1F4E79"/>
+          <w:sz w:val="30"/>
+          <w:szCs w:val="30"/>
+        </w:rPr>
+      </w:pPr>
+      <w:r>
+        <w:br w:type="page"/>
+      </w:r>
+    </w:p>
+    <w:p>
+      <w:pPr>
         <w:pStyle w:val="berschrift1"/>
       </w:pPr>
-    </w:p>
-    <w:p>
-      <w:pPr>
-        <w:pStyle w:val="berschrift1"/>
-      </w:pPr>
-      <w:bookmarkStart w:id="23" w:name="_Toc232082601"/>
-      <w:r>
+      <w:bookmarkStart w:id="22" w:name="_Toc232082601"/>
+      <w:r>
+        <w:lastRenderedPageBreak/>
         <w:t>8. Rechnerarchitektur (Von-Neumann)</w:t>
       </w:r>
-      <w:bookmarkEnd w:id="23"/>
+      <w:bookmarkEnd w:id="22"/>
     </w:p>
     <w:p>
       <w:pPr>
         <w:jc w:val="center"/>
       </w:pPr>
       <w:r>
+        <w:fldChar w:fldCharType="begin"/>
+      </w:r>
+      <w:r>
+        <w:instrText xml:space="preserve"> INCLUDEPICTURE "https://tams.informatik.uni-hamburg.de/applets/baukasten/DA/Bilder/von_neumann_rechner_50.gif" \* MERGEFORMATINET </w:instrText>
+      </w:r>
+      <w:r>
+        <w:fldChar w:fldCharType="separate"/>
+      </w:r>
+      <w:r>
+        <w:rPr>
+          <w:noProof/>
+        </w:rPr>
         <w:drawing>
-          <wp:inline xmlns:a="http://schemas.openxmlformats.org/drawingml/2006/main" xmlns:pic="http://schemas.openxmlformats.org/drawingml/2006/picture">
-            <wp:extent cx="5029200" cy="3024064"/>
-            <wp:docPr id="2" name="Picture 2"/>
+          <wp:inline distT="0" distB="0" distL="0" distR="0" wp14:anchorId="048ECF8E" wp14:editId="24917FBB">
+            <wp:extent cx="3006116" cy="1863969"/>
+            <wp:effectExtent l="0" t="0" r="0" b="0"/>
+            <wp:docPr id="1755926521" name="Grafik 2" descr="Von-Neumann-Rechner: Einleitung"/>
             <wp:cNvGraphicFramePr>
-              <a:graphicFrameLocks noChangeAspect="1"/>
+              <a:graphicFrameLocks xmlns:a="http://schemas.openxmlformats.org/drawingml/2006/main" noChangeAspect="1"/>
             </wp:cNvGraphicFramePr>
-            <a:graphic>
+            <a:graphic xmlns:a="http://schemas.openxmlformats.org/drawingml/2006/main">
               <a:graphicData uri="http://schemas.openxmlformats.org/drawingml/2006/picture">
-                <pic:pic>
+                <pic:pic xmlns:pic="http://schemas.openxmlformats.org/drawingml/2006/picture">
                   <pic:nvPicPr>
-                    <pic:cNvPr id="0" name="von_neumann.png"/>
-                    <pic:cNvPicPr/>
+                    <pic:cNvPr id="0" name="Picture 1" descr="Von-Neumann-Rechner: Einleitung"/>
+                    <pic:cNvPicPr>
+                      <a:picLocks noChangeAspect="1" noChangeArrowheads="1"/>
+                    </pic:cNvPicPr>
                   </pic:nvPicPr>
                   <pic:blipFill>
-                    <a:blip r:embed="rId11"/>
+                    <a:blip r:embed="rId10">
+                      <a:extLst>
+                        <a:ext uri="{28A0092B-C50C-407E-A947-70E740481C1C}">
+                          <a14:useLocalDpi xmlns:a14="http://schemas.microsoft.com/office/drawing/2010/main" val="0"/>
+                        </a:ext>
+                      </a:extLst>
+                    </a:blip>
+                    <a:srcRect/>
                     <a:stretch>
                       <a:fillRect/>
                     </a:stretch>
                   </pic:blipFill>
-                  <pic:spPr>
+                  <pic:spPr bwMode="auto">
                     <a:xfrm>
                       <a:off x="0" y="0"/>
-                      <a:ext cx="5029200" cy="3024064"/>
+                      <a:ext cx="3015416" cy="1869736"/>
                     </a:xfrm>
-                    <a:prstGeom prst="rect"/>
+                    <a:prstGeom prst="rect">
+                      <a:avLst/>
+                    </a:prstGeom>
+                    <a:noFill/>
+                    <a:ln>
+                      <a:noFill/>
+                    </a:ln>
                   </pic:spPr>
                 </pic:pic>
               </a:graphicData>
@@ -11447,10 +10124,92 @@
           </wp:inline>
         </w:drawing>
       </w:r>
+      <w:r>
+        <w:fldChar w:fldCharType="end"/>
+      </w:r>
     </w:p>
     <w:p>
       <w:pPr>
         <w:jc w:val="center"/>
+      </w:pPr>
+    </w:p>
+    <w:p>
+      <w:pPr>
+        <w:jc w:val="center"/>
+      </w:pPr>
+      <w:r>
+        <w:fldChar w:fldCharType="begin"/>
+      </w:r>
+      <w:r>
+        <w:instrText xml:space="preserve"> INCLUDEPICTURE "https://informatik.mygymer.ch/ef2025/assets/von-neumann.bSXLkpZL.jpg" \* MERGEFORMATINET </w:instrText>
+      </w:r>
+      <w:r>
+        <w:fldChar w:fldCharType="separate"/>
+      </w:r>
+      <w:r>
+        <w:rPr>
+          <w:noProof/>
+        </w:rPr>
+        <w:drawing>
+          <wp:inline distT="0" distB="0" distL="0" distR="0" wp14:anchorId="592E1F06" wp14:editId="486368EB">
+            <wp:extent cx="3432517" cy="1113663"/>
+            <wp:effectExtent l="0" t="0" r="0" b="4445"/>
+            <wp:docPr id="676775502" name="Grafik 3" descr="Von-Neumann-Architektur | EF Informatik 2025"/>
+            <wp:cNvGraphicFramePr>
+              <a:graphicFrameLocks xmlns:a="http://schemas.openxmlformats.org/drawingml/2006/main" noChangeAspect="1"/>
+            </wp:cNvGraphicFramePr>
+            <a:graphic xmlns:a="http://schemas.openxmlformats.org/drawingml/2006/main">
+              <a:graphicData uri="http://schemas.openxmlformats.org/drawingml/2006/picture">
+                <pic:pic xmlns:pic="http://schemas.openxmlformats.org/drawingml/2006/picture">
+                  <pic:nvPicPr>
+                    <pic:cNvPr id="0" name="Picture 3" descr="Von-Neumann-Architektur | EF Informatik 2025"/>
+                    <pic:cNvPicPr>
+                      <a:picLocks noChangeAspect="1" noChangeArrowheads="1"/>
+                    </pic:cNvPicPr>
+                  </pic:nvPicPr>
+                  <pic:blipFill>
+                    <a:blip r:embed="rId11" cstate="print">
+                      <a:extLst>
+                        <a:ext uri="{28A0092B-C50C-407E-A947-70E740481C1C}">
+                          <a14:useLocalDpi xmlns:a14="http://schemas.microsoft.com/office/drawing/2010/main" val="0"/>
+                        </a:ext>
+                      </a:extLst>
+                    </a:blip>
+                    <a:srcRect/>
+                    <a:stretch>
+                      <a:fillRect/>
+                    </a:stretch>
+                  </pic:blipFill>
+                  <pic:spPr bwMode="auto">
+                    <a:xfrm>
+                      <a:off x="0" y="0"/>
+                      <a:ext cx="3470266" cy="1125911"/>
+                    </a:xfrm>
+                    <a:prstGeom prst="rect">
+                      <a:avLst/>
+                    </a:prstGeom>
+                    <a:noFill/>
+                    <a:ln>
+                      <a:noFill/>
+                    </a:ln>
+                  </pic:spPr>
+                </pic:pic>
+              </a:graphicData>
+            </a:graphic>
+          </wp:inline>
+        </w:drawing>
+      </w:r>
+      <w:r>
+        <w:fldChar w:fldCharType="end"/>
+      </w:r>
+    </w:p>
+    <w:p>
+      <w:pPr>
+        <w:jc w:val="center"/>
+        <w:rPr>
+          <w:i/>
+          <w:sz w:val="16"/>
+        </w:rPr>
       </w:pPr>
       <w:r>
         <w:rPr>
@@ -11464,9 +10223,27 @@
       <w:pPr>
         <w:spacing w:after="120" w:line="264" w:lineRule="auto"/>
       </w:pPr>
-      <w:r>
-        <w:t>Die Von-Neumann-Architektur ist das Grundmodell des digitalen Rechners. Charakteristisch: Programme und Daten liegen im gleichen Speicher.</w:t>
-      </w:r>
+    </w:p>
+    <w:p>
+      <w:pPr>
+        <w:spacing w:after="120" w:line="264" w:lineRule="auto"/>
+      </w:pPr>
+      <w:r>
+        <w:t>Die Von-Neumann-Architektur ist das Grundmodell des digitalen Rechners.</w:t>
+      </w:r>
+    </w:p>
+    <w:p>
+      <w:pPr>
+        <w:spacing w:after="120" w:line="264" w:lineRule="auto"/>
+      </w:pPr>
+      <w:r>
+        <w:t>Charakteristisch: Programme und Daten liegen im gleichen Speicher.</w:t>
+      </w:r>
+    </w:p>
+    <w:p>
+      <w:pPr>
+        <w:spacing w:after="120" w:line="264" w:lineRule="auto"/>
+      </w:pPr>
     </w:p>
     <w:tbl>
       <w:tblPr>
@@ -11491,12 +10268,6 @@
         <w:gridCol w:w="6838"/>
       </w:tblGrid>
       <w:tr>
-        <w:tblPrEx>
-          <w:tblCellMar>
-            <w:top w:w="0" w:type="dxa"/>
-            <w:bottom w:w="0" w:type="dxa"/>
-          </w:tblCellMar>
-        </w:tblPrEx>
         <w:trPr>
           <w:tblHeader/>
         </w:trPr>
@@ -11570,12 +10341,6 @@
         </w:tc>
       </w:tr>
       <w:tr>
-        <w:tblPrEx>
-          <w:tblCellMar>
-            <w:top w:w="0" w:type="dxa"/>
-            <w:bottom w:w="0" w:type="dxa"/>
-          </w:tblCellMar>
-        </w:tblPrEx>
         <w:tc>
           <w:tcPr>
             <w:tcW w:w="2800" w:type="dxa"/>
@@ -11640,12 +10405,6 @@
         </w:tc>
       </w:tr>
       <w:tr>
-        <w:tblPrEx>
-          <w:tblCellMar>
-            <w:top w:w="0" w:type="dxa"/>
-            <w:bottom w:w="0" w:type="dxa"/>
-          </w:tblCellMar>
-        </w:tblPrEx>
         <w:tc>
           <w:tcPr>
             <w:tcW w:w="2800" w:type="dxa"/>
@@ -11704,34 +10463,12 @@
                 <w:sz w:val="20"/>
                 <w:szCs w:val="20"/>
               </w:rPr>
-              <w:t xml:space="preserve">Haupt-/Arbeitsspeicher </w:t>
-            </w:r>
-            <w:proofErr w:type="spellStart"/>
-            <w:r>
-              <w:rPr>
-                <w:sz w:val="20"/>
-                <w:szCs w:val="20"/>
-              </w:rPr>
-              <w:t>für</w:t>
-            </w:r>
-            <w:proofErr w:type="spellEnd"/>
-            <w:r>
-              <w:rPr>
-                <w:sz w:val="20"/>
-                <w:szCs w:val="20"/>
-              </w:rPr>
-              <w:t xml:space="preserve"> Programme und Daten</w:t>
+              <w:t>Haupt-/Arbeitsspeicher für Programme und Daten</w:t>
             </w:r>
           </w:p>
         </w:tc>
       </w:tr>
       <w:tr>
-        <w:tblPrEx>
-          <w:tblCellMar>
-            <w:top w:w="0" w:type="dxa"/>
-            <w:bottom w:w="0" w:type="dxa"/>
-          </w:tblCellMar>
-        </w:tblPrEx>
         <w:tc>
           <w:tcPr>
             <w:tcW w:w="2800" w:type="dxa"/>
@@ -11785,32 +10522,17 @@
             <w:pPr>
               <w:spacing w:line="248" w:lineRule="auto"/>
             </w:pPr>
-            <w:proofErr w:type="spellStart"/>
-            <w:r>
-              <w:rPr>
-                <w:sz w:val="20"/>
-                <w:szCs w:val="20"/>
-              </w:rPr>
-              <w:t>führt</w:t>
-            </w:r>
-            <w:proofErr w:type="spellEnd"/>
-            <w:r>
-              <w:rPr>
-                <w:sz w:val="20"/>
-                <w:szCs w:val="20"/>
-              </w:rPr>
-              <w:t xml:space="preserve"> arithmetische und logische Operationen aus</w:t>
+            <w:r>
+              <w:rPr>
+                <w:sz w:val="20"/>
+                <w:szCs w:val="20"/>
+              </w:rPr>
+              <w:t>führt arithmetische und logische Operationen aus</w:t>
             </w:r>
           </w:p>
         </w:tc>
       </w:tr>
       <w:tr>
-        <w:tblPrEx>
-          <w:tblCellMar>
-            <w:top w:w="0" w:type="dxa"/>
-            <w:bottom w:w="0" w:type="dxa"/>
-          </w:tblCellMar>
-        </w:tblPrEx>
         <w:tc>
           <w:tcPr>
             <w:tcW w:w="2800" w:type="dxa"/>
@@ -11869,34 +10591,12 @@
                 <w:sz w:val="20"/>
                 <w:szCs w:val="20"/>
               </w:rPr>
-              <w:t xml:space="preserve">steuert den Ablauf </w:t>
-            </w:r>
-            <w:proofErr w:type="spellStart"/>
-            <w:r>
-              <w:rPr>
-                <w:sz w:val="20"/>
-                <w:szCs w:val="20"/>
-              </w:rPr>
-              <w:t>über</w:t>
-            </w:r>
-            <w:proofErr w:type="spellEnd"/>
-            <w:r>
-              <w:rPr>
-                <w:sz w:val="20"/>
-                <w:szCs w:val="20"/>
-              </w:rPr>
-              <w:t xml:space="preserve"> Steuersignale</w:t>
+              <w:t>steuert den Ablauf über Steuersignale</w:t>
             </w:r>
           </w:p>
         </w:tc>
       </w:tr>
       <w:tr>
-        <w:tblPrEx>
-          <w:tblCellMar>
-            <w:top w:w="0" w:type="dxa"/>
-            <w:bottom w:w="0" w:type="dxa"/>
-          </w:tblCellMar>
-        </w:tblPrEx>
         <w:tc>
           <w:tcPr>
             <w:tcW w:w="2800" w:type="dxa"/>
@@ -11979,26 +10679,18 @@
       <w:pPr>
         <w:pStyle w:val="berschrift2"/>
       </w:pPr>
-      <w:bookmarkStart w:id="24" w:name="_Toc232082602"/>
+      <w:bookmarkStart w:id="23" w:name="_Toc232082602"/>
       <w:r>
         <w:t>Register &amp; Sonderregister</w:t>
       </w:r>
-      <w:bookmarkEnd w:id="24"/>
+      <w:bookmarkEnd w:id="23"/>
     </w:p>
     <w:p>
       <w:pPr>
         <w:spacing w:after="120" w:line="264" w:lineRule="auto"/>
       </w:pPr>
       <w:r>
-        <w:t xml:space="preserve">Register sind Speicherzellen direkt auf der CPU zur Aufnahme von Statusinformationen, Steuerinformationen (z. B. </w:t>
-      </w:r>
-      <w:proofErr w:type="spellStart"/>
-      <w:r>
-        <w:t>Befehlszähler</w:t>
-      </w:r>
-      <w:proofErr w:type="spellEnd"/>
-      <w:r>
-        <w:t>) und Operanden.</w:t>
+        <w:t>Register sind Speicherzellen direkt auf der CPU zur Aufnahme von Statusinformationen, Steuerinformationen (z. B. Befehlszähler) und Operanden.</w:t>
       </w:r>
     </w:p>
     <w:p>
@@ -12012,29 +10704,34 @@
         </w:rPr>
         <w:t xml:space="preserve">Sonderregister: </w:t>
       </w:r>
-      <w:proofErr w:type="spellStart"/>
-      <w:r>
-        <w:t>Befehlszähler</w:t>
-      </w:r>
-      <w:proofErr w:type="spellEnd"/>
-      <w:r>
-        <w:t xml:space="preserve"> und Akkumulator. Der Akkumulator nimmt Operanden, Zwischen- und Endergebnisse auf.</w:t>
+      <w:r>
+        <w:t>Befehlszähler und Akkumulator. Der Akkumulator nimmt Operanden, Zwischen- und Endergebnisse auf.</w:t>
+      </w:r>
+    </w:p>
+    <w:p>
+      <w:pPr>
+        <w:rPr>
+          <w:b/>
+          <w:bCs/>
+          <w:color w:val="2E75B6"/>
+          <w:sz w:val="24"/>
+          <w:szCs w:val="24"/>
+        </w:rPr>
+      </w:pPr>
+      <w:r>
+        <w:br w:type="page"/>
       </w:r>
     </w:p>
     <w:p>
       <w:pPr>
         <w:pStyle w:val="berschrift2"/>
       </w:pPr>
-    </w:p>
-    <w:p>
-      <w:pPr>
-        <w:pStyle w:val="berschrift2"/>
-      </w:pPr>
-      <w:bookmarkStart w:id="25" w:name="_Toc232082603"/>
-      <w:r>
+      <w:bookmarkStart w:id="24" w:name="_Toc232082603"/>
+      <w:r>
+        <w:lastRenderedPageBreak/>
         <w:t>Steuerwerk - der Befehlszyklus</w:t>
       </w:r>
-      <w:bookmarkEnd w:id="25"/>
+      <w:bookmarkEnd w:id="24"/>
     </w:p>
     <w:p>
       <w:pPr>
@@ -12054,15 +10751,14 @@
         <w:spacing w:after="60" w:line="260" w:lineRule="auto"/>
       </w:pPr>
       <w:r>
-        <w:t xml:space="preserve">Holphase: Transport des </w:t>
-      </w:r>
-      <w:proofErr w:type="spellStart"/>
-      <w:r>
-        <w:t>nächsten</w:t>
-      </w:r>
-      <w:proofErr w:type="spellEnd"/>
-      <w:r>
-        <w:t xml:space="preserve"> Befehls aus dem Speicher ins Steuerwerk.</w:t>
+        <w:rPr>
+          <w:b/>
+          <w:bCs/>
+        </w:rPr>
+        <w:t>Holphase:</w:t>
+      </w:r>
+      <w:r>
+        <w:t xml:space="preserve"> Transport des nächsten Befehls aus dem Speicher ins Steuerwerk.</w:t>
       </w:r>
     </w:p>
     <w:p>
@@ -12076,19 +10772,22 @@
       </w:pPr>
       <w:proofErr w:type="spellStart"/>
       <w:r>
+        <w:rPr>
+          <w:b/>
+          <w:bCs/>
+        </w:rPr>
         <w:t>Decodierphase</w:t>
       </w:r>
       <w:proofErr w:type="spellEnd"/>
       <w:r>
+        <w:rPr>
+          <w:b/>
+          <w:bCs/>
+        </w:rPr>
         <w:t xml:space="preserve">: </w:t>
       </w:r>
-      <w:proofErr w:type="spellStart"/>
-      <w:r>
-        <w:t>Entschlüsseln</w:t>
-      </w:r>
-      <w:proofErr w:type="spellEnd"/>
-      <w:r>
-        <w:t xml:space="preserve"> und Interpretieren des Befehls.</w:t>
+      <w:r>
+        <w:t>Entschlüsseln und Interpretieren des Befehls.</w:t>
       </w:r>
     </w:p>
     <w:p>
@@ -12100,21 +10799,15 @@
         </w:numPr>
         <w:spacing w:after="60" w:line="260" w:lineRule="auto"/>
       </w:pPr>
-      <w:proofErr w:type="spellStart"/>
-      <w:r>
-        <w:t>Ausführungsphase</w:t>
-      </w:r>
-      <w:proofErr w:type="spellEnd"/>
-      <w:r>
-        <w:t xml:space="preserve">: Erzeugung der Steuersignale zur </w:t>
-      </w:r>
-      <w:proofErr w:type="spellStart"/>
-      <w:r>
-        <w:t>Ausführung</w:t>
-      </w:r>
-      <w:proofErr w:type="spellEnd"/>
-      <w:r>
-        <w:t xml:space="preserve"> (z. B. durch Mikroprogramme).</w:t>
+      <w:r>
+        <w:rPr>
+          <w:b/>
+          <w:bCs/>
+        </w:rPr>
+        <w:t>Ausführungsphase:</w:t>
+      </w:r>
+      <w:r>
+        <w:t xml:space="preserve"> Erzeugung der Steuersignale zur Ausführung (z. B. durch Mikroprogramme).</w:t>
       </w:r>
     </w:p>
     <w:p>
@@ -12127,24 +10820,87 @@
           <w:szCs w:val="30"/>
         </w:rPr>
       </w:pPr>
-      <w:r>
-        <w:br w:type="page"/>
-      </w:r>
+    </w:p>
+    <w:p>
+      <w:pPr>
+        <w:jc w:val="center"/>
+        <w:rPr>
+          <w:b/>
+          <w:bCs/>
+          <w:color w:val="1F4E79"/>
+          <w:sz w:val="30"/>
+          <w:szCs w:val="30"/>
+        </w:rPr>
+      </w:pPr>
+      <w:r>
+        <w:rPr>
+          <w:b/>
+          <w:bCs/>
+          <w:color w:val="1F4E79"/>
+          <w:sz w:val="30"/>
+          <w:szCs w:val="30"/>
+        </w:rPr>
+        <w:drawing>
+          <wp:inline distT="0" distB="0" distL="0" distR="0" wp14:anchorId="476D5709" wp14:editId="713FE223">
+            <wp:extent cx="2705076" cy="2356338"/>
+            <wp:effectExtent l="0" t="0" r="635" b="0"/>
+            <wp:docPr id="2095211304" name="Grafik 1"/>
+            <wp:cNvGraphicFramePr>
+              <a:graphicFrameLocks xmlns:a="http://schemas.openxmlformats.org/drawingml/2006/main" noChangeAspect="1"/>
+            </wp:cNvGraphicFramePr>
+            <a:graphic xmlns:a="http://schemas.openxmlformats.org/drawingml/2006/main">
+              <a:graphicData uri="http://schemas.openxmlformats.org/drawingml/2006/picture">
+                <pic:pic xmlns:pic="http://schemas.openxmlformats.org/drawingml/2006/picture">
+                  <pic:nvPicPr>
+                    <pic:cNvPr id="2095211304" name=""/>
+                    <pic:cNvPicPr/>
+                  </pic:nvPicPr>
+                  <pic:blipFill>
+                    <a:blip r:embed="rId12"/>
+                    <a:stretch>
+                      <a:fillRect/>
+                    </a:stretch>
+                  </pic:blipFill>
+                  <pic:spPr>
+                    <a:xfrm>
+                      <a:off x="0" y="0"/>
+                      <a:ext cx="2721444" cy="2370596"/>
+                    </a:xfrm>
+                    <a:prstGeom prst="rect">
+                      <a:avLst/>
+                    </a:prstGeom>
+                  </pic:spPr>
+                </pic:pic>
+              </a:graphicData>
+            </a:graphic>
+          </wp:inline>
+        </w:drawing>
+      </w:r>
+    </w:p>
+    <w:p>
+      <w:pPr>
+        <w:rPr>
+          <w:b/>
+          <w:bCs/>
+          <w:color w:val="1F4E79"/>
+          <w:sz w:val="30"/>
+          <w:szCs w:val="30"/>
+        </w:rPr>
+      </w:pPr>
     </w:p>
     <w:p>
       <w:pPr>
         <w:pStyle w:val="berschrift1"/>
       </w:pPr>
-      <w:bookmarkStart w:id="26" w:name="_Toc232082604"/>
-      <w:r>
-        <w:lastRenderedPageBreak/>
+      <w:bookmarkStart w:id="25" w:name="_Toc232082604"/>
+      <w:r>
         <w:t xml:space="preserve">9. CISC, RISC &amp; </w:t>
       </w:r>
       <w:proofErr w:type="spellStart"/>
       <w:r>
         <w:t>Pipelining</w:t>
       </w:r>
-      <w:bookmarkEnd w:id="26"/>
+      <w:bookmarkEnd w:id="25"/>
       <w:proofErr w:type="spellEnd"/>
     </w:p>
     <w:tbl>
@@ -12167,16 +10923,10 @@
       </w:tblPr>
       <w:tblGrid>
         <w:gridCol w:w="2200"/>
-        <w:gridCol w:w="4400"/>
-        <w:gridCol w:w="3038"/>
+        <w:gridCol w:w="3609"/>
+        <w:gridCol w:w="3829"/>
       </w:tblGrid>
       <w:tr>
-        <w:tblPrEx>
-          <w:tblCellMar>
-            <w:top w:w="0" w:type="dxa"/>
-            <w:bottom w:w="0" w:type="dxa"/>
-          </w:tblCellMar>
-        </w:tblPrEx>
         <w:trPr>
           <w:tblHeader/>
         </w:trPr>
@@ -12206,7 +10956,7 @@
         </w:tc>
         <w:tc>
           <w:tcPr>
-            <w:tcW w:w="4400" w:type="dxa"/>
+            <w:tcW w:w="3609" w:type="dxa"/>
             <w:tcBorders>
               <w:top w:val="single" w:sz="2" w:space="0" w:color="C7D2DD"/>
               <w:left w:val="single" w:sz="2" w:space="0" w:color="C7D2DD"/>
@@ -12240,7 +10990,7 @@
         </w:tc>
         <w:tc>
           <w:tcPr>
-            <w:tcW w:w="3038" w:type="dxa"/>
+            <w:tcW w:w="3829" w:type="dxa"/>
             <w:tcBorders>
               <w:top w:val="single" w:sz="2" w:space="0" w:color="C7D2DD"/>
               <w:left w:val="single" w:sz="2" w:space="0" w:color="C7D2DD"/>
@@ -12274,12 +11024,9 @@
         </w:tc>
       </w:tr>
       <w:tr>
-        <w:tblPrEx>
-          <w:tblCellMar>
-            <w:top w:w="0" w:type="dxa"/>
-            <w:bottom w:w="0" w:type="dxa"/>
-          </w:tblCellMar>
-        </w:tblPrEx>
+        <w:trPr>
+          <w:trHeight w:val="465"/>
+        </w:trPr>
         <w:tc>
           <w:tcPr>
             <w:tcW w:w="2200" w:type="dxa"/>
@@ -12313,7 +11060,7 @@
         </w:tc>
         <w:tc>
           <w:tcPr>
-            <w:tcW w:w="4400" w:type="dxa"/>
+            <w:tcW w:w="3609" w:type="dxa"/>
             <w:tcBorders>
               <w:top w:val="single" w:sz="2" w:space="0" w:color="C7D2DD"/>
               <w:left w:val="single" w:sz="2" w:space="0" w:color="C7D2DD"/>
@@ -12369,7 +11116,7 @@
         </w:tc>
         <w:tc>
           <w:tcPr>
-            <w:tcW w:w="3038" w:type="dxa"/>
+            <w:tcW w:w="3829" w:type="dxa"/>
             <w:tcBorders>
               <w:top w:val="single" w:sz="2" w:space="0" w:color="C7D2DD"/>
               <w:left w:val="single" w:sz="2" w:space="0" w:color="C7D2DD"/>
@@ -12425,12 +11172,9 @@
         </w:tc>
       </w:tr>
       <w:tr>
-        <w:tblPrEx>
-          <w:tblCellMar>
-            <w:top w:w="0" w:type="dxa"/>
-            <w:bottom w:w="0" w:type="dxa"/>
-          </w:tblCellMar>
-        </w:tblPrEx>
+        <w:trPr>
+          <w:trHeight w:val="526"/>
+        </w:trPr>
         <w:tc>
           <w:tcPr>
             <w:tcW w:w="2200" w:type="dxa"/>
@@ -12464,7 +11208,7 @@
         </w:tc>
         <w:tc>
           <w:tcPr>
-            <w:tcW w:w="4400" w:type="dxa"/>
+            <w:tcW w:w="3609" w:type="dxa"/>
             <w:tcBorders>
               <w:top w:val="single" w:sz="2" w:space="0" w:color="C7D2DD"/>
               <w:left w:val="single" w:sz="2" w:space="0" w:color="C7D2DD"/>
@@ -12495,7 +11239,7 @@
         </w:tc>
         <w:tc>
           <w:tcPr>
-            <w:tcW w:w="3038" w:type="dxa"/>
+            <w:tcW w:w="3829" w:type="dxa"/>
             <w:tcBorders>
               <w:top w:val="single" w:sz="2" w:space="0" w:color="C7D2DD"/>
               <w:left w:val="single" w:sz="2" w:space="0" w:color="C7D2DD"/>
@@ -12526,12 +11270,9 @@
         </w:tc>
       </w:tr>
       <w:tr>
-        <w:tblPrEx>
-          <w:tblCellMar>
-            <w:top w:w="0" w:type="dxa"/>
-            <w:bottom w:w="0" w:type="dxa"/>
-          </w:tblCellMar>
-        </w:tblPrEx>
+        <w:trPr>
+          <w:trHeight w:val="602"/>
+        </w:trPr>
         <w:tc>
           <w:tcPr>
             <w:tcW w:w="2200" w:type="dxa"/>
@@ -12565,7 +11306,7 @@
         </w:tc>
         <w:tc>
           <w:tcPr>
-            <w:tcW w:w="4400" w:type="dxa"/>
+            <w:tcW w:w="3609" w:type="dxa"/>
             <w:tcBorders>
               <w:top w:val="single" w:sz="2" w:space="0" w:color="C7D2DD"/>
               <w:left w:val="single" w:sz="2" w:space="0" w:color="C7D2DD"/>
@@ -12596,7 +11337,7 @@
         </w:tc>
         <w:tc>
           <w:tcPr>
-            <w:tcW w:w="3038" w:type="dxa"/>
+            <w:tcW w:w="3829" w:type="dxa"/>
             <w:tcBorders>
               <w:top w:val="single" w:sz="2" w:space="0" w:color="C7D2DD"/>
               <w:left w:val="single" w:sz="2" w:space="0" w:color="C7D2DD"/>
@@ -12627,12 +11368,9 @@
         </w:tc>
       </w:tr>
       <w:tr>
-        <w:tblPrEx>
-          <w:tblCellMar>
-            <w:top w:w="0" w:type="dxa"/>
-            <w:bottom w:w="0" w:type="dxa"/>
-          </w:tblCellMar>
-        </w:tblPrEx>
+        <w:trPr>
+          <w:trHeight w:val="776"/>
+        </w:trPr>
         <w:tc>
           <w:tcPr>
             <w:tcW w:w="2200" w:type="dxa"/>
@@ -12666,7 +11404,7 @@
         </w:tc>
         <w:tc>
           <w:tcPr>
-            <w:tcW w:w="4400" w:type="dxa"/>
+            <w:tcW w:w="3609" w:type="dxa"/>
             <w:tcBorders>
               <w:top w:val="single" w:sz="2" w:space="0" w:color="C7D2DD"/>
               <w:left w:val="single" w:sz="2" w:space="0" w:color="C7D2DD"/>
@@ -12697,7 +11435,7 @@
         </w:tc>
         <w:tc>
           <w:tcPr>
-            <w:tcW w:w="3038" w:type="dxa"/>
+            <w:tcW w:w="3829" w:type="dxa"/>
             <w:tcBorders>
               <w:top w:val="single" w:sz="2" w:space="0" w:color="C7D2DD"/>
               <w:left w:val="single" w:sz="2" w:space="0" w:color="C7D2DD"/>
@@ -12722,33 +11460,22 @@
                 <w:sz w:val="20"/>
                 <w:szCs w:val="20"/>
               </w:rPr>
-              <w:t xml:space="preserve">wesentlich weniger Taktfrequenz, weniger </w:t>
-            </w:r>
-            <w:proofErr w:type="spellStart"/>
-            <w:r>
-              <w:rPr>
-                <w:sz w:val="20"/>
-                <w:szCs w:val="20"/>
-              </w:rPr>
-              <w:t>Wärme</w:t>
-            </w:r>
-            <w:proofErr w:type="spellEnd"/>
-            <w:r>
-              <w:rPr>
-                <w:sz w:val="20"/>
-                <w:szCs w:val="20"/>
-              </w:rPr>
-              <w:t xml:space="preserve">, weniger </w:t>
-            </w:r>
-            <w:proofErr w:type="spellStart"/>
-            <w:r>
-              <w:rPr>
-                <w:sz w:val="20"/>
-                <w:szCs w:val="20"/>
-              </w:rPr>
-              <w:t>Kühlung</w:t>
-            </w:r>
-            <w:proofErr w:type="spellEnd"/>
+              <w:t>wesentlich weniger Taktfrequenz</w:t>
+            </w:r>
+            <w:r>
+              <w:rPr>
+                <w:sz w:val="20"/>
+                <w:szCs w:val="20"/>
+              </w:rPr>
+              <w:t xml:space="preserve"> (ein Takt pro Befehl)</w:t>
+            </w:r>
+            <w:r>
+              <w:rPr>
+                <w:sz w:val="20"/>
+                <w:szCs w:val="20"/>
+              </w:rPr>
+              <w:t>, weniger Wärme, weniger Kühlung</w:t>
+            </w:r>
           </w:p>
         </w:tc>
       </w:tr>
@@ -12762,7 +11489,7 @@
       <w:pPr>
         <w:pStyle w:val="berschrift2"/>
       </w:pPr>
-      <w:bookmarkStart w:id="27" w:name="_Toc232082605"/>
+      <w:bookmarkStart w:id="26" w:name="_Toc232082605"/>
       <w:r>
         <w:t>Phasen-</w:t>
       </w:r>
@@ -12770,7 +11497,7 @@
       <w:r>
         <w:t>Pipelining</w:t>
       </w:r>
-      <w:bookmarkEnd w:id="27"/>
+      <w:bookmarkEnd w:id="26"/>
       <w:proofErr w:type="spellEnd"/>
     </w:p>
     <w:p>
@@ -12786,47 +11513,7 @@
       </w:r>
       <w:proofErr w:type="spellEnd"/>
       <w:r>
-        <w:t xml:space="preserve"> werden Befehlsphasen </w:t>
-      </w:r>
-      <w:proofErr w:type="spellStart"/>
-      <w:r>
-        <w:t>überlappend</w:t>
-      </w:r>
-      <w:proofErr w:type="spellEnd"/>
-      <w:r>
-        <w:t xml:space="preserve"> </w:t>
-      </w:r>
-      <w:proofErr w:type="spellStart"/>
-      <w:r>
-        <w:t>ausgeführt</w:t>
-      </w:r>
-      <w:proofErr w:type="spellEnd"/>
-      <w:r>
-        <w:t xml:space="preserve">, um die Programme zu parallelisieren. </w:t>
-      </w:r>
-      <w:proofErr w:type="spellStart"/>
-      <w:r>
-        <w:t>Während</w:t>
-      </w:r>
-      <w:proofErr w:type="spellEnd"/>
-      <w:r>
-        <w:t xml:space="preserve"> ein Befehl </w:t>
-      </w:r>
-      <w:proofErr w:type="spellStart"/>
-      <w:r>
-        <w:t>ausgeführt</w:t>
-      </w:r>
-      <w:proofErr w:type="spellEnd"/>
-      <w:r>
-        <w:t xml:space="preserve"> wird, wird der </w:t>
-      </w:r>
-      <w:proofErr w:type="spellStart"/>
-      <w:r>
-        <w:t>nächste</w:t>
-      </w:r>
-      <w:proofErr w:type="spellEnd"/>
-      <w:r>
-        <w:t xml:space="preserve"> bereits geholt usw.</w:t>
+        <w:t xml:space="preserve"> werden Befehlsphasen überlappend ausgeführt, um die Programme zu parallelisieren. Während ein Befehl ausgeführt wird, wird der nächste bereits geholt usw.</w:t>
       </w:r>
     </w:p>
     <w:p>
@@ -12894,15 +11581,7 @@
         <w:spacing w:after="60" w:line="260" w:lineRule="auto"/>
       </w:pPr>
       <w:r>
-        <w:t>EXEC - Execute (</w:t>
-      </w:r>
-      <w:proofErr w:type="spellStart"/>
-      <w:r>
-        <w:t>ausführen</w:t>
-      </w:r>
-      <w:proofErr w:type="spellEnd"/>
-      <w:r>
-        <w:t>).</w:t>
+        <w:t>EXEC - Execute (ausführen).</w:t>
       </w:r>
     </w:p>
     <w:p>
@@ -12915,39 +11594,35 @@
         <w:spacing w:after="60" w:line="260" w:lineRule="auto"/>
       </w:pPr>
       <w:r>
-        <w:t xml:space="preserve">WB - Write Back (Ergebnis </w:t>
-      </w:r>
-      <w:proofErr w:type="spellStart"/>
-      <w:r>
-        <w:t>zurückschreiben</w:t>
-      </w:r>
-      <w:proofErr w:type="spellEnd"/>
-      <w:r>
-        <w:t>).</w:t>
+        <w:t>WB - Write Back (Ergebnis zurückschreiben).</w:t>
       </w:r>
     </w:p>
     <w:p>
       <w:pPr>
         <w:spacing w:after="120" w:line="264" w:lineRule="auto"/>
       </w:pPr>
+    </w:p>
+    <w:p>
+      <w:pPr>
+        <w:spacing w:after="120" w:line="264" w:lineRule="auto"/>
+      </w:pPr>
       <w:r>
         <w:t>Idealerweise wird pro Taktzyklus eine Phase abgearbeitet, sodass mehrere Befehle gleichzeitig in unterschiedlichen Phasen stecken.</w:t>
       </w:r>
+      <w:r>
+        <w:br w:type="page"/>
+      </w:r>
     </w:p>
     <w:p>
       <w:pPr>
         <w:pStyle w:val="berschrift1"/>
       </w:pPr>
-    </w:p>
-    <w:p>
-      <w:pPr>
-        <w:pStyle w:val="berschrift1"/>
-      </w:pPr>
-      <w:bookmarkStart w:id="28" w:name="_Toc232082606"/>
-      <w:r>
+      <w:bookmarkStart w:id="27" w:name="_Toc232082606"/>
+      <w:r>
+        <w:lastRenderedPageBreak/>
         <w:t>10. Speicherarten</w:t>
       </w:r>
-      <w:bookmarkEnd w:id="28"/>
+      <w:bookmarkEnd w:id="27"/>
     </w:p>
     <w:p>
       <w:pPr>
@@ -12959,16 +11634,29 @@
         <w:spacing w:after="60" w:line="260" w:lineRule="auto"/>
       </w:pPr>
       <w:r>
-        <w:t xml:space="preserve">RAM (Random Access Memory): Arbeits-/Hauptspeicher; wahlfreier Zugriff. </w:t>
-      </w:r>
-      <w:proofErr w:type="spellStart"/>
-      <w:r>
-        <w:t>Flüchtig</w:t>
-      </w:r>
-      <w:proofErr w:type="spellEnd"/>
-      <w:r>
-        <w:t xml:space="preserve"> - Inhalt geht beim Abschalten verloren.</w:t>
-      </w:r>
+        <w:t>RAM (Random Access Memory):</w:t>
+      </w:r>
+    </w:p>
+    <w:p>
+      <w:pPr>
+        <w:pStyle w:val="Listenabsatz"/>
+        <w:spacing w:after="60" w:line="260" w:lineRule="auto"/>
+        <w:ind w:left="460"/>
+      </w:pPr>
+      <w:r>
+        <w:t xml:space="preserve">Arbeits-/Hauptspeicher; wahlfreier Zugriff. </w:t>
+      </w:r>
+      <w:r>
+        <w:tab/>
+      </w:r>
+      <w:r>
+        <w:t>Flüchtig - Inhalt geht beim Abschalten verloren.</w:t>
+      </w:r>
+    </w:p>
+    <w:p>
+      <w:pPr>
+        <w:spacing w:after="60" w:line="260" w:lineRule="auto"/>
+      </w:pPr>
     </w:p>
     <w:tbl>
       <w:tblPr>
@@ -12993,12 +11681,6 @@
         <w:gridCol w:w="7438"/>
       </w:tblGrid>
       <w:tr>
-        <w:tblPrEx>
-          <w:tblCellMar>
-            <w:top w:w="0" w:type="dxa"/>
-            <w:bottom w:w="0" w:type="dxa"/>
-          </w:tblCellMar>
-        </w:tblPrEx>
         <w:trPr>
           <w:tblHeader/>
         </w:trPr>
@@ -13072,12 +11754,6 @@
         </w:tc>
       </w:tr>
       <w:tr>
-        <w:tblPrEx>
-          <w:tblCellMar>
-            <w:top w:w="0" w:type="dxa"/>
-            <w:bottom w:w="0" w:type="dxa"/>
-          </w:tblCellMar>
-        </w:tblPrEx>
         <w:tc>
           <w:tcPr>
             <w:tcW w:w="2200" w:type="dxa"/>
@@ -13136,82 +11812,12 @@
                 <w:sz w:val="20"/>
                 <w:szCs w:val="20"/>
               </w:rPr>
-              <w:t xml:space="preserve">Read-Only-Memory; </w:t>
-            </w:r>
-            <w:proofErr w:type="spellStart"/>
-            <w:r>
-              <w:rPr>
-                <w:sz w:val="20"/>
-                <w:szCs w:val="20"/>
-              </w:rPr>
-              <w:t>enthält</w:t>
-            </w:r>
-            <w:proofErr w:type="spellEnd"/>
-            <w:r>
-              <w:rPr>
-                <w:sz w:val="20"/>
-                <w:szCs w:val="20"/>
-              </w:rPr>
-              <w:t xml:space="preserve"> </w:t>
-            </w:r>
-            <w:proofErr w:type="spellStart"/>
-            <w:r>
-              <w:rPr>
-                <w:sz w:val="20"/>
-                <w:szCs w:val="20"/>
-              </w:rPr>
-              <w:t>unveränderbare</w:t>
-            </w:r>
-            <w:proofErr w:type="spellEnd"/>
-            <w:r>
-              <w:rPr>
-                <w:sz w:val="20"/>
-                <w:szCs w:val="20"/>
-              </w:rPr>
-              <w:t xml:space="preserve"> Daten/Mikroprogramme </w:t>
-            </w:r>
-            <w:proofErr w:type="spellStart"/>
-            <w:r>
-              <w:rPr>
-                <w:sz w:val="20"/>
-                <w:szCs w:val="20"/>
-              </w:rPr>
-              <w:t>für</w:t>
-            </w:r>
-            <w:proofErr w:type="spellEnd"/>
-            <w:r>
-              <w:rPr>
-                <w:sz w:val="20"/>
-                <w:szCs w:val="20"/>
-              </w:rPr>
-              <w:t xml:space="preserve"> die </w:t>
-            </w:r>
-            <w:proofErr w:type="spellStart"/>
-            <w:r>
-              <w:rPr>
-                <w:sz w:val="20"/>
-                <w:szCs w:val="20"/>
-              </w:rPr>
-              <w:t>Funktionalität</w:t>
-            </w:r>
-            <w:proofErr w:type="spellEnd"/>
-            <w:r>
-              <w:rPr>
-                <w:sz w:val="20"/>
-                <w:szCs w:val="20"/>
-              </w:rPr>
-              <w:t xml:space="preserve"> des Systems.</w:t>
+              <w:t>Read-Only-Memory; enthält unveränderbare Daten/Mikroprogramme für die Funktionalität des Systems.</w:t>
             </w:r>
           </w:p>
         </w:tc>
       </w:tr>
       <w:tr>
-        <w:tblPrEx>
-          <w:tblCellMar>
-            <w:top w:w="0" w:type="dxa"/>
-            <w:bottom w:w="0" w:type="dxa"/>
-          </w:tblCellMar>
-        </w:tblPrEx>
         <w:tc>
           <w:tcPr>
             <w:tcW w:w="2200" w:type="dxa"/>
@@ -13270,34 +11876,12 @@
                 <w:sz w:val="20"/>
                 <w:szCs w:val="20"/>
               </w:rPr>
-              <w:t xml:space="preserve">Programmierbarer ROM - einmal beschreibbar, nicht </w:t>
-            </w:r>
-            <w:proofErr w:type="spellStart"/>
-            <w:r>
-              <w:rPr>
-                <w:sz w:val="20"/>
-                <w:szCs w:val="20"/>
-              </w:rPr>
-              <w:t>löschbar</w:t>
-            </w:r>
-            <w:proofErr w:type="spellEnd"/>
-            <w:r>
-              <w:rPr>
-                <w:sz w:val="20"/>
-                <w:szCs w:val="20"/>
-              </w:rPr>
-              <w:t>.</w:t>
+              <w:t>Programmierbarer ROM - einmal beschreibbar, nicht löschbar.</w:t>
             </w:r>
           </w:p>
         </w:tc>
       </w:tr>
       <w:tr>
-        <w:tblPrEx>
-          <w:tblCellMar>
-            <w:top w:w="0" w:type="dxa"/>
-            <w:bottom w:w="0" w:type="dxa"/>
-          </w:tblCellMar>
-        </w:tblPrEx>
         <w:tc>
           <w:tcPr>
             <w:tcW w:w="2200" w:type="dxa"/>
@@ -13365,34 +11949,12 @@
                 <w:sz w:val="20"/>
                 <w:szCs w:val="20"/>
               </w:rPr>
-              <w:t xml:space="preserve"> PROM - mit UV-Licht </w:t>
-            </w:r>
-            <w:proofErr w:type="spellStart"/>
-            <w:r>
-              <w:rPr>
-                <w:sz w:val="20"/>
-                <w:szCs w:val="20"/>
-              </w:rPr>
-              <w:t>löschbar</w:t>
-            </w:r>
-            <w:proofErr w:type="spellEnd"/>
-            <w:r>
-              <w:rPr>
-                <w:sz w:val="20"/>
-                <w:szCs w:val="20"/>
-              </w:rPr>
-              <w:t>.</w:t>
+              <w:t xml:space="preserve"> PROM - mit UV-Licht löschbar.</w:t>
             </w:r>
           </w:p>
         </w:tc>
       </w:tr>
       <w:tr>
-        <w:tblPrEx>
-          <w:tblCellMar>
-            <w:top w:w="0" w:type="dxa"/>
-            <w:bottom w:w="0" w:type="dxa"/>
-          </w:tblCellMar>
-        </w:tblPrEx>
         <w:tc>
           <w:tcPr>
             <w:tcW w:w="2200" w:type="dxa"/>
@@ -13476,23 +12038,7 @@
                 <w:sz w:val="20"/>
                 <w:szCs w:val="20"/>
               </w:rPr>
-              <w:t xml:space="preserve"> PROM - elektrisch </w:t>
-            </w:r>
-            <w:proofErr w:type="spellStart"/>
-            <w:r>
-              <w:rPr>
-                <w:sz w:val="20"/>
-                <w:szCs w:val="20"/>
-              </w:rPr>
-              <w:t>löschbar</w:t>
-            </w:r>
-            <w:proofErr w:type="spellEnd"/>
-            <w:r>
-              <w:rPr>
-                <w:sz w:val="20"/>
-                <w:szCs w:val="20"/>
-              </w:rPr>
-              <w:t>; Basis von Flash-Speicher (SSD, USB-Sticks).</w:t>
+              <w:t xml:space="preserve"> PROM - elektrisch löschbar; Basis von Flash-Speicher (SSD, USB-Sticks).</w:t>
             </w:r>
           </w:p>
         </w:tc>
@@ -13507,11 +12053,11 @@
       <w:pPr>
         <w:pStyle w:val="berschrift2"/>
       </w:pPr>
-      <w:bookmarkStart w:id="29" w:name="_Toc232082607"/>
+      <w:bookmarkStart w:id="28" w:name="_Toc232082607"/>
       <w:r>
         <w:t>Pufferspeicher (Caches)</w:t>
       </w:r>
-      <w:bookmarkEnd w:id="29"/>
+      <w:bookmarkEnd w:id="28"/>
     </w:p>
     <w:p>
       <w:pPr>
@@ -13562,91 +12108,47 @@
           <w:szCs w:val="24"/>
         </w:rPr>
       </w:pPr>
-      <w:r>
-        <w:br w:type="page"/>
-      </w:r>
     </w:p>
     <w:p>
       <w:pPr>
         <w:pStyle w:val="berschrift2"/>
       </w:pPr>
-      <w:bookmarkStart w:id="30" w:name="_Toc232082608"/>
-      <w:r>
-        <w:lastRenderedPageBreak/>
+      <w:bookmarkStart w:id="29" w:name="_Toc232082608"/>
+      <w:r>
         <w:t>Virtueller Speicher</w:t>
       </w:r>
+      <w:bookmarkEnd w:id="29"/>
+    </w:p>
+    <w:p>
+      <w:pPr>
+        <w:spacing w:after="120" w:line="264" w:lineRule="auto"/>
+      </w:pPr>
+      <w:r>
+        <w:t>Der virtuelle Speicher entspricht dem gesamten Adressraum unabhängig vom physischen RAM. Er besteht aus realem Speicher (RAM) und Hintergrundspeicher/Sekundärspeicher (z. B. Festplatte).</w:t>
+      </w:r>
+    </w:p>
+    <w:p>
+      <w:pPr>
+        <w:spacing w:after="120" w:line="264" w:lineRule="auto"/>
+      </w:pPr>
+      <w:r>
+        <w:t>Die Verwaltung erfolgt seitenweise: Eine Seitenadresse + Offset ergibt die physische Adresse. Über eine Seitentabelle wird geprüft, ob eine Seite im RAM liegt; falls nicht, muss sie nachgeladen werden.</w:t>
+      </w:r>
+    </w:p>
+    <w:p>
+      <w:pPr>
+        <w:pStyle w:val="berschrift2"/>
+      </w:pPr>
+    </w:p>
+    <w:p>
+      <w:pPr>
+        <w:pStyle w:val="berschrift2"/>
+      </w:pPr>
+      <w:bookmarkStart w:id="30" w:name="_Toc232082609"/>
+      <w:r>
+        <w:t>Wechselstrategien (Verdrängung)</w:t>
+      </w:r>
       <w:bookmarkEnd w:id="30"/>
-    </w:p>
-    <w:p>
-      <w:pPr>
-        <w:spacing w:after="120" w:line="264" w:lineRule="auto"/>
-      </w:pPr>
-      <w:r>
-        <w:t xml:space="preserve">Der virtuelle Speicher entspricht dem gesamten Adressraum </w:t>
-      </w:r>
-      <w:proofErr w:type="spellStart"/>
-      <w:r>
-        <w:t>unabhängig</w:t>
-      </w:r>
-      <w:proofErr w:type="spellEnd"/>
-      <w:r>
-        <w:t xml:space="preserve"> vom physischen RAM. Er besteht aus realem Speicher (RAM) und Hintergrundspeicher/</w:t>
-      </w:r>
-      <w:proofErr w:type="spellStart"/>
-      <w:r>
-        <w:t>Sekundärspeicher</w:t>
-      </w:r>
-      <w:proofErr w:type="spellEnd"/>
-      <w:r>
-        <w:t xml:space="preserve"> (z. B. Festplatte).</w:t>
-      </w:r>
-    </w:p>
-    <w:p>
-      <w:pPr>
-        <w:spacing w:after="120" w:line="264" w:lineRule="auto"/>
-      </w:pPr>
-      <w:r>
-        <w:t xml:space="preserve">Die Verwaltung erfolgt seitenweise: Eine Seitenadresse + Offset ergibt die physische Adresse. </w:t>
-      </w:r>
-      <w:proofErr w:type="spellStart"/>
-      <w:r>
-        <w:t>Über</w:t>
-      </w:r>
-      <w:proofErr w:type="spellEnd"/>
-      <w:r>
-        <w:t xml:space="preserve"> eine Seitentabelle wird </w:t>
-      </w:r>
-      <w:proofErr w:type="spellStart"/>
-      <w:r>
-        <w:t>geprüft</w:t>
-      </w:r>
-      <w:proofErr w:type="spellEnd"/>
-      <w:r>
-        <w:t>, ob eine Seite im RAM liegt; falls nicht, muss sie nachgeladen werden.</w:t>
-      </w:r>
-    </w:p>
-    <w:p>
-      <w:pPr>
-        <w:pStyle w:val="berschrift2"/>
-      </w:pPr>
-    </w:p>
-    <w:p>
-      <w:pPr>
-        <w:pStyle w:val="berschrift2"/>
-      </w:pPr>
-      <w:bookmarkStart w:id="31" w:name="_Toc232082609"/>
-      <w:r>
-        <w:t>Wechselstrategien (</w:t>
-      </w:r>
-      <w:proofErr w:type="spellStart"/>
-      <w:r>
-        <w:t>Verdrängung</w:t>
-      </w:r>
-      <w:proofErr w:type="spellEnd"/>
-      <w:r>
-        <w:t>)</w:t>
-      </w:r>
-      <w:bookmarkEnd w:id="31"/>
     </w:p>
     <w:tbl>
       <w:tblPr>
@@ -13671,12 +12173,6 @@
         <w:gridCol w:w="7438"/>
       </w:tblGrid>
       <w:tr>
-        <w:tblPrEx>
-          <w:tblCellMar>
-            <w:top w:w="0" w:type="dxa"/>
-            <w:bottom w:w="0" w:type="dxa"/>
-          </w:tblCellMar>
-        </w:tblPrEx>
         <w:trPr>
           <w:tblHeader/>
         </w:trPr>
@@ -13750,12 +12246,6 @@
         </w:tc>
       </w:tr>
       <w:tr>
-        <w:tblPrEx>
-          <w:tblCellMar>
-            <w:top w:w="0" w:type="dxa"/>
-            <w:bottom w:w="0" w:type="dxa"/>
-          </w:tblCellMar>
-        </w:tblPrEx>
         <w:tc>
           <w:tcPr>
             <w:tcW w:w="2200" w:type="dxa"/>
@@ -13814,50 +12304,12 @@
                 <w:sz w:val="20"/>
                 <w:szCs w:val="20"/>
               </w:rPr>
-              <w:t xml:space="preserve">First-In / First-Out - das </w:t>
-            </w:r>
-            <w:proofErr w:type="spellStart"/>
-            <w:r>
-              <w:rPr>
-                <w:sz w:val="20"/>
-                <w:szCs w:val="20"/>
-              </w:rPr>
-              <w:t>älteste</w:t>
-            </w:r>
-            <w:proofErr w:type="spellEnd"/>
-            <w:r>
-              <w:rPr>
-                <w:sz w:val="20"/>
-                <w:szCs w:val="20"/>
-              </w:rPr>
-              <w:t xml:space="preserve"> Element wird </w:t>
-            </w:r>
-            <w:proofErr w:type="spellStart"/>
-            <w:r>
-              <w:rPr>
-                <w:sz w:val="20"/>
-                <w:szCs w:val="20"/>
-              </w:rPr>
-              <w:t>verdrängt</w:t>
-            </w:r>
-            <w:proofErr w:type="spellEnd"/>
-            <w:r>
-              <w:rPr>
-                <w:sz w:val="20"/>
-                <w:szCs w:val="20"/>
-              </w:rPr>
-              <w:t>.</w:t>
+              <w:t>First-In / First-Out - das älteste Element wird verdrängt.</w:t>
             </w:r>
           </w:p>
         </w:tc>
       </w:tr>
       <w:tr>
-        <w:tblPrEx>
-          <w:tblCellMar>
-            <w:top w:w="0" w:type="dxa"/>
-            <w:bottom w:w="0" w:type="dxa"/>
-          </w:tblCellMar>
-        </w:tblPrEx>
         <w:tc>
           <w:tcPr>
             <w:tcW w:w="2200" w:type="dxa"/>
@@ -13916,34 +12368,12 @@
                 <w:sz w:val="20"/>
                 <w:szCs w:val="20"/>
               </w:rPr>
-              <w:t xml:space="preserve">Last-In / First-Out - das zuletzt geladene Element wird </w:t>
-            </w:r>
-            <w:proofErr w:type="spellStart"/>
-            <w:r>
-              <w:rPr>
-                <w:sz w:val="20"/>
-                <w:szCs w:val="20"/>
-              </w:rPr>
-              <w:t>verdrängt</w:t>
-            </w:r>
-            <w:proofErr w:type="spellEnd"/>
-            <w:r>
-              <w:rPr>
-                <w:sz w:val="20"/>
-                <w:szCs w:val="20"/>
-              </w:rPr>
-              <w:t>.</w:t>
+              <w:t>Last-In / First-Out - das zuletzt geladene Element wird verdrängt.</w:t>
             </w:r>
           </w:p>
         </w:tc>
       </w:tr>
       <w:tr>
-        <w:tblPrEx>
-          <w:tblCellMar>
-            <w:top w:w="0" w:type="dxa"/>
-            <w:bottom w:w="0" w:type="dxa"/>
-          </w:tblCellMar>
-        </w:tblPrEx>
         <w:tc>
           <w:tcPr>
             <w:tcW w:w="2200" w:type="dxa"/>
@@ -14034,50 +12464,12 @@
                 <w:sz w:val="20"/>
                 <w:szCs w:val="20"/>
               </w:rPr>
-              <w:t xml:space="preserve"> - das am </w:t>
-            </w:r>
-            <w:proofErr w:type="spellStart"/>
-            <w:r>
-              <w:rPr>
-                <w:sz w:val="20"/>
-                <w:szCs w:val="20"/>
-              </w:rPr>
-              <w:t>längsten</w:t>
-            </w:r>
-            <w:proofErr w:type="spellEnd"/>
-            <w:r>
-              <w:rPr>
-                <w:sz w:val="20"/>
-                <w:szCs w:val="20"/>
-              </w:rPr>
-              <w:t xml:space="preserve"> nicht gebrauchte wird </w:t>
-            </w:r>
-            <w:proofErr w:type="spellStart"/>
-            <w:r>
-              <w:rPr>
-                <w:sz w:val="20"/>
-                <w:szCs w:val="20"/>
-              </w:rPr>
-              <w:t>verdrängt</w:t>
-            </w:r>
-            <w:proofErr w:type="spellEnd"/>
-            <w:r>
-              <w:rPr>
-                <w:sz w:val="20"/>
-                <w:szCs w:val="20"/>
-              </w:rPr>
-              <w:t>.</w:t>
+              <w:t xml:space="preserve"> - das am längsten nicht gebrauchte wird verdrängt.</w:t>
             </w:r>
           </w:p>
         </w:tc>
       </w:tr>
       <w:tr>
-        <w:tblPrEx>
-          <w:tblCellMar>
-            <w:top w:w="0" w:type="dxa"/>
-            <w:bottom w:w="0" w:type="dxa"/>
-          </w:tblCellMar>
-        </w:tblPrEx>
         <w:tc>
           <w:tcPr>
             <w:tcW w:w="2200" w:type="dxa"/>
@@ -14168,23 +12560,7 @@
                 <w:sz w:val="20"/>
                 <w:szCs w:val="20"/>
               </w:rPr>
-              <w:t xml:space="preserve"> - das am seltensten genutzte wird </w:t>
-            </w:r>
-            <w:proofErr w:type="spellStart"/>
-            <w:r>
-              <w:rPr>
-                <w:sz w:val="20"/>
-                <w:szCs w:val="20"/>
-              </w:rPr>
-              <w:t>verdrängt</w:t>
-            </w:r>
-            <w:proofErr w:type="spellEnd"/>
-            <w:r>
-              <w:rPr>
-                <w:sz w:val="20"/>
-                <w:szCs w:val="20"/>
-              </w:rPr>
-              <w:t>.</w:t>
+              <w:t xml:space="preserve"> - das am seltensten genutzte wird verdrängt.</w:t>
             </w:r>
           </w:p>
         </w:tc>
@@ -14192,48 +12568,45 @@
     </w:tbl>
     <w:p>
       <w:pPr>
+        <w:rPr>
+          <w:b/>
+          <w:bCs/>
+          <w:color w:val="1F4E79"/>
+          <w:sz w:val="30"/>
+          <w:szCs w:val="30"/>
+        </w:rPr>
+      </w:pPr>
+      <w:r>
+        <w:br w:type="page"/>
+      </w:r>
+    </w:p>
+    <w:p>
+      <w:pPr>
         <w:pStyle w:val="berschrift1"/>
       </w:pPr>
-    </w:p>
-    <w:p>
-      <w:pPr>
-        <w:pStyle w:val="berschrift1"/>
-      </w:pPr>
-      <w:bookmarkStart w:id="32" w:name="_Toc232082610"/>
-      <w:r>
-        <w:t xml:space="preserve">11. Bus &amp; </w:t>
-      </w:r>
-      <w:proofErr w:type="spellStart"/>
-      <w:r>
-        <w:t>Geräteverwaltung</w:t>
+      <w:bookmarkStart w:id="31" w:name="_Toc232082610"/>
+      <w:r>
+        <w:lastRenderedPageBreak/>
+        <w:t>11. Bus &amp; Geräteverwaltung</w:t>
+      </w:r>
+      <w:bookmarkEnd w:id="31"/>
+    </w:p>
+    <w:p>
+      <w:pPr>
+        <w:pStyle w:val="berschrift2"/>
+      </w:pPr>
+      <w:bookmarkStart w:id="32" w:name="_Toc232082611"/>
+      <w:r>
+        <w:t>Bus (Sammelleitung)</w:t>
       </w:r>
       <w:bookmarkEnd w:id="32"/>
-      <w:proofErr w:type="spellEnd"/>
-    </w:p>
-    <w:p>
-      <w:pPr>
-        <w:pStyle w:val="berschrift2"/>
-      </w:pPr>
-      <w:bookmarkStart w:id="33" w:name="_Toc232082611"/>
-      <w:r>
-        <w:t>Bus (Sammelleitung)</w:t>
-      </w:r>
-      <w:bookmarkEnd w:id="33"/>
     </w:p>
     <w:p>
       <w:pPr>
         <w:spacing w:after="120" w:line="264" w:lineRule="auto"/>
       </w:pPr>
       <w:r>
-        <w:t xml:space="preserve">Ein Bus ist ein von mehreren Komponenten gemeinsam genutztes </w:t>
-      </w:r>
-      <w:proofErr w:type="spellStart"/>
-      <w:r>
-        <w:t>Übertragungsmedium</w:t>
-      </w:r>
-      <w:proofErr w:type="spellEnd"/>
-      <w:r>
-        <w:t>. Dadurch besteht Kollisionsgefahr.</w:t>
+        <w:t>Ein Bus ist ein von mehreren Komponenten gemeinsam genutztes Übertragungsmedium. Dadurch besteht Kollisionsgefahr.</w:t>
       </w:r>
     </w:p>
     <w:p>
@@ -14261,6 +12634,11 @@
       <w:r>
         <w:t>Kollisionsvermeidung: Token / Controller (nur wer berechtigt ist, sendet).</w:t>
       </w:r>
+    </w:p>
+    <w:p>
+      <w:pPr>
+        <w:spacing w:after="60" w:line="260" w:lineRule="auto"/>
+      </w:pPr>
     </w:p>
     <w:tbl>
       <w:tblPr>
@@ -14285,12 +12663,6 @@
         <w:gridCol w:w="7438"/>
       </w:tblGrid>
       <w:tr>
-        <w:tblPrEx>
-          <w:tblCellMar>
-            <w:top w:w="0" w:type="dxa"/>
-            <w:bottom w:w="0" w:type="dxa"/>
-          </w:tblCellMar>
-        </w:tblPrEx>
         <w:trPr>
           <w:tblHeader/>
         </w:trPr>
@@ -14316,7 +12688,6 @@
             <w:pPr>
               <w:spacing w:line="248" w:lineRule="auto"/>
             </w:pPr>
-            <w:proofErr w:type="spellStart"/>
             <w:r>
               <w:rPr>
                 <w:b/>
@@ -14327,7 +12698,6 @@
               </w:rPr>
               <w:t>Übertragung</w:t>
             </w:r>
-            <w:proofErr w:type="spellEnd"/>
           </w:p>
         </w:tc>
         <w:tc>
@@ -14366,12 +12736,6 @@
         </w:tc>
       </w:tr>
       <w:tr>
-        <w:tblPrEx>
-          <w:tblCellMar>
-            <w:top w:w="0" w:type="dxa"/>
-            <w:bottom w:w="0" w:type="dxa"/>
-          </w:tblCellMar>
-        </w:tblPrEx>
         <w:tc>
           <w:tcPr>
             <w:tcW w:w="2200" w:type="dxa"/>
@@ -14436,12 +12800,6 @@
         </w:tc>
       </w:tr>
       <w:tr>
-        <w:tblPrEx>
-          <w:tblCellMar>
-            <w:top w:w="0" w:type="dxa"/>
-            <w:bottom w:w="0" w:type="dxa"/>
-          </w:tblCellMar>
-        </w:tblPrEx>
         <w:tc>
           <w:tcPr>
             <w:tcW w:w="2200" w:type="dxa"/>
@@ -14500,39 +12858,7 @@
                 <w:sz w:val="20"/>
                 <w:szCs w:val="20"/>
               </w:rPr>
-              <w:t xml:space="preserve">mehrere Bits gleichzeitig </w:t>
-            </w:r>
-            <w:proofErr w:type="spellStart"/>
-            <w:r>
-              <w:rPr>
-                <w:sz w:val="20"/>
-                <w:szCs w:val="20"/>
-              </w:rPr>
-              <w:t>über</w:t>
-            </w:r>
-            <w:proofErr w:type="spellEnd"/>
-            <w:r>
-              <w:rPr>
-                <w:sz w:val="20"/>
-                <w:szCs w:val="20"/>
-              </w:rPr>
-              <w:t xml:space="preserve"> mehrere Leitungen -&gt; Gefahr des </w:t>
-            </w:r>
-            <w:proofErr w:type="spellStart"/>
-            <w:r>
-              <w:rPr>
-                <w:sz w:val="20"/>
-                <w:szCs w:val="20"/>
-              </w:rPr>
-              <w:t>Übersprechens</w:t>
-            </w:r>
-            <w:proofErr w:type="spellEnd"/>
-            <w:r>
-              <w:rPr>
-                <w:sz w:val="20"/>
-                <w:szCs w:val="20"/>
-              </w:rPr>
-              <w:t>, dadurch geringere Taktfrequenz.</w:t>
+              <w:t>mehrere Bits gleichzeitig über mehrere Leitungen -&gt; Gefahr des Übersprechens, dadurch geringere Taktfrequenz.</w:t>
             </w:r>
           </w:p>
         </w:tc>
@@ -14547,64 +12873,28 @@
       <w:pPr>
         <w:pStyle w:val="berschrift2"/>
       </w:pPr>
-      <w:bookmarkStart w:id="34" w:name="_Toc232082612"/>
-      <w:proofErr w:type="spellStart"/>
-      <w:r>
-        <w:t>Geräteverwaltung</w:t>
-      </w:r>
-      <w:proofErr w:type="spellEnd"/>
-      <w:r>
-        <w:t xml:space="preserve"> (E/A-Systeme)</w:t>
-      </w:r>
-      <w:bookmarkEnd w:id="34"/>
+      <w:bookmarkStart w:id="33" w:name="_Toc232082612"/>
+      <w:r>
+        <w:t>Geräteverwaltung (E/A-Systeme)</w:t>
+      </w:r>
+      <w:bookmarkEnd w:id="33"/>
     </w:p>
     <w:p>
       <w:pPr>
         <w:spacing w:after="120" w:line="264" w:lineRule="auto"/>
       </w:pPr>
       <w:r>
-        <w:t>Spezielle E/A-Prozessoren (</w:t>
-      </w:r>
-      <w:proofErr w:type="spellStart"/>
-      <w:r>
-        <w:t>Kanäle</w:t>
-      </w:r>
-      <w:proofErr w:type="spellEnd"/>
-      <w:r>
-        <w:t xml:space="preserve">) sind zwischen CPU und </w:t>
-      </w:r>
-      <w:proofErr w:type="spellStart"/>
-      <w:r>
-        <w:t>Gerät</w:t>
-      </w:r>
-      <w:proofErr w:type="spellEnd"/>
-      <w:r>
-        <w:t xml:space="preserve"> geschaltet und </w:t>
-      </w:r>
-      <w:proofErr w:type="spellStart"/>
-      <w:r>
-        <w:t>übernehmen</w:t>
-      </w:r>
-      <w:proofErr w:type="spellEnd"/>
-      <w:r>
-        <w:t xml:space="preserve"> die </w:t>
-      </w:r>
-      <w:proofErr w:type="spellStart"/>
-      <w:r>
-        <w:t>Gerätebedienung</w:t>
-      </w:r>
-      <w:proofErr w:type="spellEnd"/>
-      <w:r>
-        <w:t xml:space="preserve"> </w:t>
-      </w:r>
-      <w:proofErr w:type="spellStart"/>
-      <w:r>
-        <w:t>selbstständig</w:t>
-      </w:r>
-      <w:proofErr w:type="spellEnd"/>
-      <w:r>
-        <w:t xml:space="preserve"> und parallel zur CPU. Die CPU gibt dem Kanal nur den Auftrag; der Kanal holt sich die Daten selbst.</w:t>
-      </w:r>
+        <w:t>Spezielle E/A-Prozessoren (Kanäle) sind zwischen CPU und Gerät geschaltet und übernehmen die Gerätebedienung selbstständig und parallel zur CPU. Die CPU gibt dem Kanal nur den Auftrag; der Kanal holt sich die Daten selbst.</w:t>
+      </w:r>
+    </w:p>
+    <w:p>
+      <w:pPr>
+        <w:spacing w:after="120" w:line="264" w:lineRule="auto"/>
+        <w:rPr>
+          <w:b/>
+          <w:bCs/>
+        </w:rPr>
+      </w:pPr>
     </w:p>
     <w:p>
       <w:pPr>
@@ -14634,15 +12924,7 @@
         <w:t xml:space="preserve">: </w:t>
       </w:r>
       <w:r>
-        <w:t xml:space="preserve">CPU und Kanal </w:t>
-      </w:r>
-      <w:proofErr w:type="spellStart"/>
-      <w:r>
-        <w:t>können</w:t>
-      </w:r>
-      <w:proofErr w:type="spellEnd"/>
-      <w:r>
-        <w:t xml:space="preserve"> nicht gleichzeitig auf denselben Speicher zugreifen. Bei einem Kanalzugriff wird der CPU ein Speicherzyklus gestohlen.</w:t>
+        <w:t>CPU und Kanal können nicht gleichzeitig auf denselben Speicher zugreifen. Bei einem Kanalzugriff wird der CPU ein Speicherzyklus gestohlen.</w:t>
       </w:r>
     </w:p>
     <w:tbl>
@@ -14668,12 +12950,6 @@
         <w:gridCol w:w="7438"/>
       </w:tblGrid>
       <w:tr>
-        <w:tblPrEx>
-          <w:tblCellMar>
-            <w:top w:w="0" w:type="dxa"/>
-            <w:bottom w:w="0" w:type="dxa"/>
-          </w:tblCellMar>
-        </w:tblPrEx>
         <w:trPr>
           <w:tblHeader/>
         </w:trPr>
@@ -14747,12 +13023,6 @@
         </w:tc>
       </w:tr>
       <w:tr>
-        <w:tblPrEx>
-          <w:tblCellMar>
-            <w:top w:w="0" w:type="dxa"/>
-            <w:bottom w:w="0" w:type="dxa"/>
-          </w:tblCellMar>
-        </w:tblPrEx>
         <w:tc>
           <w:tcPr>
             <w:tcW w:w="2200" w:type="dxa"/>
@@ -14817,12 +13087,6 @@
         </w:tc>
       </w:tr>
       <w:tr>
-        <w:tblPrEx>
-          <w:tblCellMar>
-            <w:top w:w="0" w:type="dxa"/>
-            <w:bottom w:w="0" w:type="dxa"/>
-          </w:tblCellMar>
-        </w:tblPrEx>
         <w:tc>
           <w:tcPr>
             <w:tcW w:w="2200" w:type="dxa"/>
@@ -14876,32 +13140,17 @@
             <w:pPr>
               <w:spacing w:line="248" w:lineRule="auto"/>
             </w:pPr>
-            <w:proofErr w:type="spellStart"/>
-            <w:r>
-              <w:rPr>
-                <w:sz w:val="20"/>
-                <w:szCs w:val="20"/>
-              </w:rPr>
-              <w:t>Gerät</w:t>
-            </w:r>
-            <w:proofErr w:type="spellEnd"/>
-            <w:r>
-              <w:rPr>
-                <w:sz w:val="20"/>
-                <w:szCs w:val="20"/>
-              </w:rPr>
-              <w:t>, Fehler</w:t>
+            <w:r>
+              <w:rPr>
+                <w:sz w:val="20"/>
+                <w:szCs w:val="20"/>
+              </w:rPr>
+              <w:t>Gerät, Fehler</w:t>
             </w:r>
           </w:p>
         </w:tc>
       </w:tr>
       <w:tr>
-        <w:tblPrEx>
-          <w:tblCellMar>
-            <w:top w:w="0" w:type="dxa"/>
-            <w:bottom w:w="0" w:type="dxa"/>
-          </w:tblCellMar>
-        </w:tblPrEx>
         <w:tc>
           <w:tcPr>
             <w:tcW w:w="2200" w:type="dxa"/>
@@ -14955,32 +13204,17 @@
             <w:pPr>
               <w:spacing w:line="248" w:lineRule="auto"/>
             </w:pPr>
-            <w:proofErr w:type="spellStart"/>
-            <w:r>
-              <w:rPr>
-                <w:sz w:val="20"/>
-                <w:szCs w:val="20"/>
-              </w:rPr>
-              <w:t>nächste</w:t>
-            </w:r>
-            <w:proofErr w:type="spellEnd"/>
-            <w:r>
-              <w:rPr>
-                <w:sz w:val="20"/>
-                <w:szCs w:val="20"/>
-              </w:rPr>
-              <w:t xml:space="preserve"> Adresse</w:t>
+            <w:r>
+              <w:rPr>
+                <w:sz w:val="20"/>
+                <w:szCs w:val="20"/>
+              </w:rPr>
+              <w:t>nächste Adresse</w:t>
             </w:r>
           </w:p>
         </w:tc>
       </w:tr>
       <w:tr>
-        <w:tblPrEx>
-          <w:tblCellMar>
-            <w:top w:w="0" w:type="dxa"/>
-            <w:bottom w:w="0" w:type="dxa"/>
-          </w:tblCellMar>
-        </w:tblPrEx>
         <w:tc>
           <w:tcPr>
             <w:tcW w:w="2200" w:type="dxa"/>
@@ -15008,17 +13242,8 @@
                 <w:sz w:val="20"/>
                 <w:szCs w:val="20"/>
               </w:rPr>
-              <w:t xml:space="preserve">4. </w:t>
-            </w:r>
-            <w:proofErr w:type="spellStart"/>
-            <w:r>
-              <w:rPr>
-                <w:sz w:val="20"/>
-                <w:szCs w:val="20"/>
-              </w:rPr>
-              <w:t>Längenzähler</w:t>
-            </w:r>
-            <w:proofErr w:type="spellEnd"/>
+              <w:t>4. Längenzähler</w:t>
+            </w:r>
           </w:p>
         </w:tc>
         <w:tc>
@@ -15065,15 +13290,7 @@
         <w:spacing w:after="60" w:line="260" w:lineRule="auto"/>
       </w:pPr>
       <w:r>
-        <w:t xml:space="preserve">Multiplexkanal: viele langsame </w:t>
-      </w:r>
-      <w:proofErr w:type="spellStart"/>
-      <w:r>
-        <w:t>Geräte</w:t>
-      </w:r>
-      <w:proofErr w:type="spellEnd"/>
-      <w:r>
-        <w:t xml:space="preserve"> gleichzeitig.</w:t>
+        <w:t>Multiplexkanal: viele langsame Geräte gleichzeitig.</w:t>
       </w:r>
     </w:p>
     <w:p>
@@ -15091,16 +13308,13 @@
       </w:r>
       <w:proofErr w:type="spellEnd"/>
       <w:r>
-        <w:t xml:space="preserve">: ein schnelles </w:t>
-      </w:r>
-      <w:proofErr w:type="spellStart"/>
-      <w:r>
-        <w:t>Gerät</w:t>
-      </w:r>
-      <w:proofErr w:type="spellEnd"/>
-      <w:r>
-        <w:t>.</w:t>
-      </w:r>
+        <w:t>: ein schnelles Gerät.</w:t>
+      </w:r>
+    </w:p>
+    <w:p>
+      <w:pPr>
+        <w:spacing w:after="60" w:line="260" w:lineRule="auto"/>
+      </w:pPr>
     </w:p>
     <w:p>
       <w:pPr>
@@ -15112,7 +13326,14 @@
         <w:spacing w:after="60" w:line="260" w:lineRule="auto"/>
       </w:pPr>
       <w:r>
-        <w:t>Pufferung: Daten sammeln und en bloc senden -&gt; Effizienz.</w:t>
+        <w:rPr>
+          <w:b/>
+          <w:bCs/>
+        </w:rPr>
+        <w:t>Pufferung</w:t>
+      </w:r>
+      <w:r>
+        <w:t>: Daten sammeln und en bloc senden -&gt; Effizienz.</w:t>
       </w:r>
     </w:p>
     <w:p>
@@ -15125,40 +13346,40 @@
         <w:spacing w:after="60" w:line="260" w:lineRule="auto"/>
       </w:pPr>
       <w:r>
+        <w:rPr>
+          <w:b/>
+          <w:bCs/>
+        </w:rPr>
+        <w:t>Spooling</w:t>
+      </w:r>
+      <w:r>
+        <w:t>: Aufträge vormerken (z. B. Drucker), Ausgabe erfolgt, wenn das Gerät frei ist -&gt; kein Warten.</w:t>
+      </w:r>
+    </w:p>
+    <w:p>
+      <w:pPr>
+        <w:rPr>
+          <w:b/>
+          <w:bCs/>
+          <w:color w:val="1F4E79"/>
+          <w:sz w:val="30"/>
+          <w:szCs w:val="30"/>
+        </w:rPr>
+      </w:pPr>
+      <w:r>
+        <w:br w:type="page"/>
+      </w:r>
+    </w:p>
+    <w:p>
+      <w:pPr>
+        <w:pStyle w:val="berschrift1"/>
+      </w:pPr>
+      <w:bookmarkStart w:id="34" w:name="_Toc232082613"/>
+      <w:r>
         <w:lastRenderedPageBreak/>
-        <w:t xml:space="preserve">Spooling: </w:t>
-      </w:r>
-      <w:proofErr w:type="spellStart"/>
-      <w:r>
-        <w:t>Aufträge</w:t>
-      </w:r>
-      <w:proofErr w:type="spellEnd"/>
-      <w:r>
-        <w:t xml:space="preserve"> vormerken (z. B. Drucker), Ausgabe erfolgt, wenn das </w:t>
-      </w:r>
-      <w:proofErr w:type="spellStart"/>
-      <w:r>
-        <w:t>Gerät</w:t>
-      </w:r>
-      <w:proofErr w:type="spellEnd"/>
-      <w:r>
-        <w:t xml:space="preserve"> frei ist -&gt; kein Warten.</w:t>
-      </w:r>
-    </w:p>
-    <w:p>
-      <w:pPr>
-        <w:pStyle w:val="berschrift1"/>
-      </w:pPr>
-    </w:p>
-    <w:p>
-      <w:pPr>
-        <w:pStyle w:val="berschrift1"/>
-      </w:pPr>
-      <w:bookmarkStart w:id="35" w:name="_Toc232082613"/>
-      <w:r>
         <w:t>12. Softwarekomponenten &amp; Betriebssysteme</w:t>
       </w:r>
-      <w:bookmarkEnd w:id="35"/>
+      <w:bookmarkEnd w:id="34"/>
     </w:p>
     <w:p>
       <w:pPr>
@@ -15191,12 +13412,6 @@
         <w:gridCol w:w="7438"/>
       </w:tblGrid>
       <w:tr>
-        <w:tblPrEx>
-          <w:tblCellMar>
-            <w:top w:w="0" w:type="dxa"/>
-            <w:bottom w:w="0" w:type="dxa"/>
-          </w:tblCellMar>
-        </w:tblPrEx>
         <w:trPr>
           <w:tblHeader/>
         </w:trPr>
@@ -15270,12 +13485,6 @@
         </w:tc>
       </w:tr>
       <w:tr>
-        <w:tblPrEx>
-          <w:tblCellMar>
-            <w:top w:w="0" w:type="dxa"/>
-            <w:bottom w:w="0" w:type="dxa"/>
-          </w:tblCellMar>
-        </w:tblPrEx>
         <w:tc>
           <w:tcPr>
             <w:tcW w:w="2200" w:type="dxa"/>
@@ -15358,12 +13567,6 @@
         </w:tc>
       </w:tr>
       <w:tr>
-        <w:tblPrEx>
-          <w:tblCellMar>
-            <w:top w:w="0" w:type="dxa"/>
-            <w:bottom w:w="0" w:type="dxa"/>
-          </w:tblCellMar>
-        </w:tblPrEx>
         <w:tc>
           <w:tcPr>
             <w:tcW w:w="2200" w:type="dxa"/>
@@ -15432,25 +13635,66 @@
     <w:p>
       <w:pPr>
         <w:spacing w:after="120" w:line="264" w:lineRule="auto"/>
-      </w:pPr>
-      <w:r>
-        <w:t xml:space="preserve">Programmgruppen im BS: Organisationsprogramme (Speicher-, Prozessor-, </w:t>
-      </w:r>
-      <w:proofErr w:type="spellStart"/>
-      <w:r>
-        <w:t>Geräteverwaltung</w:t>
-      </w:r>
-      <w:proofErr w:type="spellEnd"/>
-      <w:r>
-        <w:t xml:space="preserve">, Kommunikation), </w:t>
-      </w:r>
-      <w:proofErr w:type="spellStart"/>
-      <w:r>
+        <w:rPr>
+          <w:u w:val="single"/>
+        </w:rPr>
+      </w:pPr>
+      <w:r>
+        <w:rPr>
+          <w:u w:val="single"/>
+        </w:rPr>
+        <w:t xml:space="preserve">Programmgruppen im BS: </w:t>
+      </w:r>
+    </w:p>
+    <w:p>
+      <w:pPr>
+        <w:spacing w:after="120" w:line="264" w:lineRule="auto"/>
+      </w:pPr>
+      <w:r>
+        <w:rPr>
+          <w:b/>
+          <w:bCs/>
+        </w:rPr>
+        <w:t>Organisationsprogramme</w:t>
+      </w:r>
+      <w:r>
+        <w:t xml:space="preserve"> (Speicher-, Prozessor-, </w:t>
+      </w:r>
+      <w:r>
+        <w:t>Geräteverwaltung,</w:t>
+      </w:r>
+      <w:r>
+        <w:t xml:space="preserve"> Kommunikation), </w:t>
+      </w:r>
+    </w:p>
+    <w:p>
+      <w:pPr>
+        <w:spacing w:after="120" w:line="264" w:lineRule="auto"/>
+      </w:pPr>
+      <w:r>
+        <w:rPr>
+          <w:b/>
+          <w:bCs/>
+        </w:rPr>
         <w:t>Übersetzungsprogramme</w:t>
       </w:r>
-      <w:proofErr w:type="spellEnd"/>
-      <w:r>
-        <w:t xml:space="preserve"> (Interpreter, Compiler) und Dienstprogramme (Lader, Linker/Binder, Editoren).</w:t>
+      <w:r>
+        <w:t xml:space="preserve"> (Interpreter, Compiler) und </w:t>
+      </w:r>
+    </w:p>
+    <w:p>
+      <w:pPr>
+        <w:spacing w:after="120" w:line="264" w:lineRule="auto"/>
+      </w:pPr>
+      <w:r>
+        <w:rPr>
+          <w:b/>
+          <w:bCs/>
+        </w:rPr>
+        <w:t xml:space="preserve">Dienstprogramme </w:t>
+      </w:r>
+      <w:r>
+        <w:t>(Lader, Linker/Binder, Editoren).</w:t>
       </w:r>
     </w:p>
     <w:p>
@@ -15462,26 +13706,18 @@
       <w:pPr>
         <w:pStyle w:val="berschrift2"/>
       </w:pPr>
-      <w:bookmarkStart w:id="36" w:name="_Toc232082614"/>
+      <w:bookmarkStart w:id="35" w:name="_Toc232082614"/>
       <w:r>
         <w:t>Vom Quellcode zum Programm</w:t>
       </w:r>
-      <w:bookmarkEnd w:id="36"/>
+      <w:bookmarkEnd w:id="35"/>
     </w:p>
     <w:p>
       <w:pPr>
         <w:spacing w:after="120" w:line="264" w:lineRule="auto"/>
       </w:pPr>
       <w:r>
-        <w:t xml:space="preserve">Quellprogramm -&gt; Compiler -&gt; Objektcode -&gt; Linker -&gt; </w:t>
-      </w:r>
-      <w:proofErr w:type="spellStart"/>
-      <w:r>
-        <w:t>ausführbares</w:t>
-      </w:r>
-      <w:proofErr w:type="spellEnd"/>
-      <w:r>
-        <w:t xml:space="preserve"> Programm.</w:t>
+        <w:t>Quellprogramm -&gt; Compiler -&gt; Objektcode -&gt; Linker -&gt; ausführbares Programm.</w:t>
       </w:r>
     </w:p>
     <w:p>
@@ -15494,23 +13730,7 @@
         <w:spacing w:after="60" w:line="260" w:lineRule="auto"/>
       </w:pPr>
       <w:r>
-        <w:t xml:space="preserve">Compiler: </w:t>
-      </w:r>
-      <w:proofErr w:type="spellStart"/>
-      <w:r>
-        <w:t>übersetzt</w:t>
-      </w:r>
-      <w:proofErr w:type="spellEnd"/>
-      <w:r>
-        <w:t xml:space="preserve"> den gesamten Code, </w:t>
-      </w:r>
-      <w:proofErr w:type="spellStart"/>
-      <w:r>
-        <w:t>überprüft</w:t>
-      </w:r>
-      <w:proofErr w:type="spellEnd"/>
-      <w:r>
-        <w:t xml:space="preserve"> die Syntax.</w:t>
+        <w:t>Compiler: übersetzt den gesamten Code, überprüft die Syntax.</w:t>
       </w:r>
     </w:p>
     <w:p>
@@ -15523,15 +13743,7 @@
         <w:spacing w:after="60" w:line="260" w:lineRule="auto"/>
       </w:pPr>
       <w:r>
-        <w:t xml:space="preserve">Objektcode: verschiebbarer Code ohne </w:t>
-      </w:r>
-      <w:proofErr w:type="spellStart"/>
-      <w:r>
-        <w:t>endgültige</w:t>
-      </w:r>
-      <w:proofErr w:type="spellEnd"/>
-      <w:r>
-        <w:t xml:space="preserve"> Adressierung.</w:t>
+        <w:t>Objektcode: verschiebbarer Code ohne endgültige Adressierung.</w:t>
       </w:r>
     </w:p>
     <w:p>
@@ -15546,6 +13758,11 @@
       <w:r>
         <w:t>Linker: bindet Bibliotheksfunktionen ein.</w:t>
       </w:r>
+    </w:p>
+    <w:p>
+      <w:pPr>
+        <w:spacing w:after="60" w:line="260" w:lineRule="auto"/>
+      </w:pPr>
     </w:p>
     <w:tbl>
       <w:tblPr>
@@ -15570,12 +13787,6 @@
         <w:gridCol w:w="6838"/>
       </w:tblGrid>
       <w:tr>
-        <w:tblPrEx>
-          <w:tblCellMar>
-            <w:top w:w="0" w:type="dxa"/>
-            <w:bottom w:w="0" w:type="dxa"/>
-          </w:tblCellMar>
-        </w:tblPrEx>
         <w:trPr>
           <w:tblHeader/>
         </w:trPr>
@@ -15651,12 +13862,6 @@
         </w:tc>
       </w:tr>
       <w:tr>
-        <w:tblPrEx>
-          <w:tblCellMar>
-            <w:top w:w="0" w:type="dxa"/>
-            <w:bottom w:w="0" w:type="dxa"/>
-          </w:tblCellMar>
-        </w:tblPrEx>
         <w:tc>
           <w:tcPr>
             <w:tcW w:w="2800" w:type="dxa"/>
@@ -15715,34 +13920,12 @@
                 <w:sz w:val="20"/>
                 <w:szCs w:val="20"/>
               </w:rPr>
-              <w:t xml:space="preserve">Bibliotheksfunktionen werden in das </w:t>
-            </w:r>
-            <w:proofErr w:type="spellStart"/>
-            <w:r>
-              <w:rPr>
-                <w:sz w:val="20"/>
-                <w:szCs w:val="20"/>
-              </w:rPr>
-              <w:t>ausführbare</w:t>
-            </w:r>
-            <w:proofErr w:type="spellEnd"/>
-            <w:r>
-              <w:rPr>
-                <w:sz w:val="20"/>
-                <w:szCs w:val="20"/>
-              </w:rPr>
-              <w:t xml:space="preserve"> Programm kopiert.</w:t>
+              <w:t>Bibliotheksfunktionen werden in das ausführbare Programm kopiert.</w:t>
             </w:r>
           </w:p>
         </w:tc>
       </w:tr>
       <w:tr>
-        <w:tblPrEx>
-          <w:tblCellMar>
-            <w:top w:w="0" w:type="dxa"/>
-            <w:bottom w:w="0" w:type="dxa"/>
-          </w:tblCellMar>
-        </w:tblPrEx>
         <w:tc>
           <w:tcPr>
             <w:tcW w:w="2800" w:type="dxa"/>
@@ -15832,11 +14015,11 @@
       <w:pPr>
         <w:pStyle w:val="berschrift2"/>
       </w:pPr>
-      <w:bookmarkStart w:id="37" w:name="_Toc232082615"/>
+      <w:bookmarkStart w:id="36" w:name="_Toc232082615"/>
       <w:r>
         <w:t>Prozessorverwaltung (Scheduling)</w:t>
       </w:r>
-      <w:bookmarkEnd w:id="37"/>
+      <w:bookmarkEnd w:id="36"/>
     </w:p>
     <w:p>
       <w:pPr>
@@ -15861,23 +14044,7 @@
         <w:spacing w:after="60" w:line="260" w:lineRule="auto"/>
       </w:pPr>
       <w:r>
-        <w:t xml:space="preserve">Feste </w:t>
-      </w:r>
-      <w:proofErr w:type="spellStart"/>
-      <w:r>
-        <w:t>Priorität</w:t>
-      </w:r>
-      <w:proofErr w:type="spellEnd"/>
-      <w:r>
-        <w:t xml:space="preserve"> (oft bei Echtzeit): unterscheidet zwischen hoher und geringer </w:t>
-      </w:r>
-      <w:proofErr w:type="spellStart"/>
-      <w:r>
-        <w:t>Priorität</w:t>
-      </w:r>
-      <w:proofErr w:type="spellEnd"/>
-      <w:r>
-        <w:t>.</w:t>
+        <w:t>Feste Priorität (oft bei Echtzeit): unterscheidet zwischen hoher und geringer Priorität.</w:t>
       </w:r>
     </w:p>
     <w:p>
@@ -15890,55 +14057,7 @@
         <w:spacing w:after="60" w:line="260" w:lineRule="auto"/>
       </w:pPr>
       <w:r>
-        <w:t xml:space="preserve">Dynamische </w:t>
-      </w:r>
-      <w:proofErr w:type="spellStart"/>
-      <w:r>
-        <w:t>Priorität</w:t>
-      </w:r>
-      <w:proofErr w:type="spellEnd"/>
-      <w:r>
-        <w:t xml:space="preserve">: </w:t>
-      </w:r>
-      <w:proofErr w:type="spellStart"/>
-      <w:r>
-        <w:t>Durchsatzpriorität</w:t>
-      </w:r>
-      <w:proofErr w:type="spellEnd"/>
-      <w:r>
-        <w:t xml:space="preserve">, </w:t>
-      </w:r>
-      <w:proofErr w:type="spellStart"/>
-      <w:r>
-        <w:t>berücksichtigt</w:t>
-      </w:r>
-      <w:proofErr w:type="spellEnd"/>
-      <w:r>
-        <w:t xml:space="preserve"> das Verhalten der Prozesse - hohe </w:t>
-      </w:r>
-      <w:proofErr w:type="spellStart"/>
-      <w:r>
-        <w:t>Aktivität</w:t>
-      </w:r>
-      <w:proofErr w:type="spellEnd"/>
-      <w:r>
-        <w:t xml:space="preserve"> </w:t>
-      </w:r>
-      <w:proofErr w:type="spellStart"/>
-      <w:r>
-        <w:t>führt</w:t>
-      </w:r>
-      <w:proofErr w:type="spellEnd"/>
-      <w:r>
-        <w:t xml:space="preserve"> zu hoher </w:t>
-      </w:r>
-      <w:proofErr w:type="spellStart"/>
-      <w:r>
-        <w:t>Priorität</w:t>
-      </w:r>
-      <w:proofErr w:type="spellEnd"/>
-      <w:r>
-        <w:t>.</w:t>
+        <w:t>Dynamische Priorität: Durchsatzpriorität, berücksichtigt das Verhalten der Prozesse - hohe Aktivität führt zu hoher Priorität.</w:t>
       </w:r>
     </w:p>
     <w:p>
@@ -15953,47 +14072,33 @@
         <w:t xml:space="preserve">Interpreter: </w:t>
       </w:r>
       <w:r>
-        <w:t xml:space="preserve">arbeitet nach dem Prinzip Lesen -&gt; </w:t>
-      </w:r>
-      <w:proofErr w:type="spellStart"/>
-      <w:r>
-        <w:t>Prüfen</w:t>
-      </w:r>
-      <w:proofErr w:type="spellEnd"/>
-      <w:r>
-        <w:t xml:space="preserve"> -&gt; </w:t>
-      </w:r>
-      <w:proofErr w:type="spellStart"/>
-      <w:r>
-        <w:t>Ausführen</w:t>
-      </w:r>
-      <w:proofErr w:type="spellEnd"/>
-      <w:r>
-        <w:t xml:space="preserve"> (Zeile </w:t>
-      </w:r>
-      <w:proofErr w:type="spellStart"/>
-      <w:r>
-        <w:t>für</w:t>
-      </w:r>
-      <w:proofErr w:type="spellEnd"/>
-      <w:r>
-        <w:t xml:space="preserve"> Zeile, im Gegensatz zum Compiler).</w:t>
+        <w:t>arbeitet nach dem Prinzip Lesen -&gt; Prüfen -&gt; Ausführen (Zeile für Zeile, im Gegensatz zum Compiler).</w:t>
+      </w:r>
+    </w:p>
+    <w:p>
+      <w:pPr>
+        <w:rPr>
+          <w:b/>
+          <w:bCs/>
+          <w:color w:val="1F4E79"/>
+          <w:sz w:val="30"/>
+          <w:szCs w:val="30"/>
+        </w:rPr>
+      </w:pPr>
+      <w:r>
+        <w:br w:type="page"/>
       </w:r>
     </w:p>
     <w:p>
       <w:pPr>
         <w:pStyle w:val="berschrift1"/>
       </w:pPr>
-    </w:p>
-    <w:p>
-      <w:pPr>
-        <w:pStyle w:val="berschrift1"/>
-      </w:pPr>
-      <w:bookmarkStart w:id="38" w:name="_Toc232082616"/>
-      <w:r>
+      <w:bookmarkStart w:id="37" w:name="_Toc232082616"/>
+      <w:r>
+        <w:lastRenderedPageBreak/>
         <w:t>13. Dateisysteme</w:t>
       </w:r>
-      <w:bookmarkEnd w:id="38"/>
+      <w:bookmarkEnd w:id="37"/>
     </w:p>
     <w:p>
       <w:pPr>
@@ -16013,20 +14118,16 @@
           <w:szCs w:val="24"/>
         </w:rPr>
       </w:pPr>
-      <w:r>
-        <w:br w:type="page"/>
-      </w:r>
     </w:p>
     <w:p>
       <w:pPr>
         <w:pStyle w:val="berschrift2"/>
       </w:pPr>
-      <w:bookmarkStart w:id="39" w:name="_Toc232082617"/>
-      <w:r>
-        <w:lastRenderedPageBreak/>
+      <w:bookmarkStart w:id="38" w:name="_Toc232082617"/>
+      <w:r>
         <w:t>Deskriptoren</w:t>
       </w:r>
-      <w:bookmarkEnd w:id="39"/>
+      <w:bookmarkEnd w:id="38"/>
     </w:p>
     <w:tbl>
       <w:tblPr>
@@ -16051,12 +14152,6 @@
         <w:gridCol w:w="5038"/>
       </w:tblGrid>
       <w:tr>
-        <w:tblPrEx>
-          <w:tblCellMar>
-            <w:top w:w="0" w:type="dxa"/>
-            <w:bottom w:w="0" w:type="dxa"/>
-          </w:tblCellMar>
-        </w:tblPrEx>
         <w:trPr>
           <w:tblHeader/>
         </w:trPr>
@@ -16116,7 +14211,6 @@
             <w:pPr>
               <w:spacing w:line="248" w:lineRule="auto"/>
             </w:pPr>
-            <w:proofErr w:type="spellStart"/>
             <w:r>
               <w:rPr>
                 <w:b/>
@@ -16125,29 +14219,12 @@
                 <w:sz w:val="20"/>
                 <w:szCs w:val="20"/>
               </w:rPr>
-              <w:t>Datenträgerdeskriptor</w:t>
-            </w:r>
-            <w:proofErr w:type="spellEnd"/>
-            <w:r>
-              <w:rPr>
-                <w:b/>
-                <w:bCs/>
-                <w:color w:val="FFFFFF"/>
-                <w:sz w:val="20"/>
-                <w:szCs w:val="20"/>
-              </w:rPr>
-              <w:t xml:space="preserve"> (Superblock, FAT)</w:t>
+              <w:t>Datenträgerdeskriptor (Superblock, FAT)</w:t>
             </w:r>
           </w:p>
         </w:tc>
       </w:tr>
       <w:tr>
-        <w:tblPrEx>
-          <w:tblCellMar>
-            <w:top w:w="0" w:type="dxa"/>
-            <w:bottom w:w="0" w:type="dxa"/>
-          </w:tblCellMar>
-        </w:tblPrEx>
         <w:tc>
           <w:tcPr>
             <w:tcW w:w="4600" w:type="dxa"/>
@@ -16169,77 +14246,67 @@
           <w:p>
             <w:pPr>
               <w:spacing w:line="248" w:lineRule="auto"/>
-            </w:pPr>
-            <w:r>
-              <w:rPr>
-                <w:sz w:val="20"/>
-                <w:szCs w:val="20"/>
-              </w:rPr>
-              <w:t xml:space="preserve">Dateiname; Adresse </w:t>
-            </w:r>
-            <w:proofErr w:type="spellStart"/>
-            <w:r>
-              <w:rPr>
-                <w:sz w:val="20"/>
-                <w:szCs w:val="20"/>
-              </w:rPr>
-              <w:t>Datenträger</w:t>
-            </w:r>
-            <w:proofErr w:type="spellEnd"/>
-            <w:r>
-              <w:rPr>
-                <w:sz w:val="20"/>
-                <w:szCs w:val="20"/>
-              </w:rPr>
-              <w:t>; Adresse Datei; Organisationsform; Dateistatus (</w:t>
-            </w:r>
-            <w:proofErr w:type="spellStart"/>
-            <w:r>
-              <w:rPr>
-                <w:sz w:val="20"/>
-                <w:szCs w:val="20"/>
-              </w:rPr>
-              <w:t>geöffnet</w:t>
-            </w:r>
-            <w:proofErr w:type="spellEnd"/>
-            <w:r>
-              <w:rPr>
-                <w:sz w:val="20"/>
-                <w:szCs w:val="20"/>
-              </w:rPr>
-              <w:t xml:space="preserve">/geschlossen, Lese-/Schreibzugriff); </w:t>
-            </w:r>
-            <w:proofErr w:type="spellStart"/>
-            <w:r>
-              <w:rPr>
-                <w:sz w:val="20"/>
-                <w:szCs w:val="20"/>
-              </w:rPr>
-              <w:t>Dateieigentümer</w:t>
-            </w:r>
-            <w:proofErr w:type="spellEnd"/>
-            <w:r>
-              <w:rPr>
-                <w:sz w:val="20"/>
-                <w:szCs w:val="20"/>
-              </w:rPr>
-              <w:t xml:space="preserve">; </w:t>
-            </w:r>
-            <w:proofErr w:type="spellStart"/>
-            <w:r>
-              <w:rPr>
-                <w:sz w:val="20"/>
-                <w:szCs w:val="20"/>
-              </w:rPr>
-              <w:t>Zugriffsbeschränkungen</w:t>
-            </w:r>
-            <w:proofErr w:type="spellEnd"/>
-            <w:r>
-              <w:rPr>
-                <w:sz w:val="20"/>
-                <w:szCs w:val="20"/>
-              </w:rPr>
-              <w:t>.</w:t>
+              <w:rPr>
+                <w:sz w:val="20"/>
+                <w:szCs w:val="20"/>
+              </w:rPr>
+            </w:pPr>
+            <w:r>
+              <w:rPr>
+                <w:sz w:val="20"/>
+                <w:szCs w:val="20"/>
+              </w:rPr>
+              <w:t xml:space="preserve">Dateiname; Adresse Datenträger; Adresse Datei; Organisationsform; </w:t>
+            </w:r>
+          </w:p>
+          <w:p>
+            <w:pPr>
+              <w:spacing w:line="248" w:lineRule="auto"/>
+              <w:rPr>
+                <w:sz w:val="20"/>
+                <w:szCs w:val="20"/>
+              </w:rPr>
+            </w:pPr>
+          </w:p>
+          <w:p>
+            <w:pPr>
+              <w:spacing w:line="248" w:lineRule="auto"/>
+              <w:rPr>
+                <w:sz w:val="20"/>
+                <w:szCs w:val="20"/>
+              </w:rPr>
+            </w:pPr>
+            <w:r>
+              <w:rPr>
+                <w:sz w:val="20"/>
+                <w:szCs w:val="20"/>
+              </w:rPr>
+              <w:t xml:space="preserve">Dateistatus (geöffnet/geschlossen, Lese-/Schreibzugriff); </w:t>
+            </w:r>
+          </w:p>
+          <w:p>
+            <w:pPr>
+              <w:spacing w:line="248" w:lineRule="auto"/>
+              <w:rPr>
+                <w:sz w:val="20"/>
+                <w:szCs w:val="20"/>
+              </w:rPr>
+            </w:pPr>
+          </w:p>
+          <w:p>
+            <w:pPr>
+              <w:spacing w:line="248" w:lineRule="auto"/>
+              <w:rPr>
+                <w:sz w:val="20"/>
+                <w:szCs w:val="20"/>
+              </w:rPr>
+            </w:pPr>
+            <w:r>
+              <w:rPr>
+                <w:sz w:val="20"/>
+                <w:szCs w:val="20"/>
+              </w:rPr>
+              <w:t>Dateieigentümer; Zugriffsbeschränkungen.</w:t>
             </w:r>
           </w:p>
         </w:tc>
@@ -16264,38 +14331,88 @@
           <w:p>
             <w:pPr>
               <w:spacing w:line="248" w:lineRule="auto"/>
-            </w:pPr>
-            <w:proofErr w:type="spellStart"/>
-            <w:r>
-              <w:rPr>
-                <w:sz w:val="20"/>
-                <w:szCs w:val="20"/>
-              </w:rPr>
-              <w:t>Datenträgername</w:t>
-            </w:r>
-            <w:proofErr w:type="spellEnd"/>
-            <w:r>
-              <w:rPr>
-                <w:sz w:val="20"/>
-                <w:szCs w:val="20"/>
-              </w:rPr>
-              <w:t xml:space="preserve">; Dateideskriptoren aller gespeicherten Dateien; </w:t>
-            </w:r>
-            <w:proofErr w:type="spellStart"/>
-            <w:r>
-              <w:rPr>
-                <w:sz w:val="20"/>
-                <w:szCs w:val="20"/>
-              </w:rPr>
-              <w:t>Größe</w:t>
-            </w:r>
-            <w:proofErr w:type="spellEnd"/>
-            <w:r>
-              <w:rPr>
-                <w:sz w:val="20"/>
-                <w:szCs w:val="20"/>
-              </w:rPr>
-              <w:t xml:space="preserve"> des Speichers; Listen freier und belegter Speichereinheiten.</w:t>
+              <w:rPr>
+                <w:sz w:val="20"/>
+                <w:szCs w:val="20"/>
+              </w:rPr>
+            </w:pPr>
+            <w:r>
+              <w:rPr>
+                <w:sz w:val="20"/>
+                <w:szCs w:val="20"/>
+              </w:rPr>
+              <w:t>Datenträgername;</w:t>
+            </w:r>
+          </w:p>
+          <w:p>
+            <w:pPr>
+              <w:spacing w:line="248" w:lineRule="auto"/>
+              <w:rPr>
+                <w:sz w:val="20"/>
+                <w:szCs w:val="20"/>
+              </w:rPr>
+            </w:pPr>
+          </w:p>
+          <w:p>
+            <w:pPr>
+              <w:spacing w:line="248" w:lineRule="auto"/>
+              <w:rPr>
+                <w:sz w:val="20"/>
+                <w:szCs w:val="20"/>
+              </w:rPr>
+            </w:pPr>
+            <w:r>
+              <w:rPr>
+                <w:sz w:val="20"/>
+                <w:szCs w:val="20"/>
+              </w:rPr>
+              <w:t>Dateideskriptoren aller gespeicherten Dateien;</w:t>
+            </w:r>
+          </w:p>
+          <w:p>
+            <w:pPr>
+              <w:spacing w:line="248" w:lineRule="auto"/>
+              <w:rPr>
+                <w:sz w:val="20"/>
+                <w:szCs w:val="20"/>
+              </w:rPr>
+            </w:pPr>
+          </w:p>
+          <w:p>
+            <w:pPr>
+              <w:spacing w:line="248" w:lineRule="auto"/>
+              <w:rPr>
+                <w:sz w:val="20"/>
+                <w:szCs w:val="20"/>
+              </w:rPr>
+            </w:pPr>
+            <w:r>
+              <w:rPr>
+                <w:sz w:val="20"/>
+                <w:szCs w:val="20"/>
+              </w:rPr>
+              <w:t xml:space="preserve">Größe des Speichers; </w:t>
+            </w:r>
+          </w:p>
+          <w:p>
+            <w:pPr>
+              <w:spacing w:line="248" w:lineRule="auto"/>
+              <w:rPr>
+                <w:sz w:val="20"/>
+                <w:szCs w:val="20"/>
+              </w:rPr>
+            </w:pPr>
+          </w:p>
+          <w:p>
+            <w:pPr>
+              <w:spacing w:line="248" w:lineRule="auto"/>
+            </w:pPr>
+            <w:r>
+              <w:rPr>
+                <w:sz w:val="20"/>
+                <w:szCs w:val="20"/>
+              </w:rPr>
+              <w:t>Listen freier und belegter Speichereinheiten.</w:t>
             </w:r>
           </w:p>
         </w:tc>
@@ -16310,11 +14427,11 @@
       <w:pPr>
         <w:pStyle w:val="berschrift2"/>
       </w:pPr>
-      <w:bookmarkStart w:id="40" w:name="_Toc232082618"/>
+      <w:bookmarkStart w:id="39" w:name="_Toc232082618"/>
       <w:r>
         <w:t>Hierarchische Dateisysteme</w:t>
       </w:r>
-      <w:bookmarkEnd w:id="40"/>
+      <w:bookmarkEnd w:id="39"/>
     </w:p>
     <w:p>
       <w:pPr>
@@ -16347,23 +14464,27 @@
         <w:spacing w:after="60" w:line="260" w:lineRule="auto"/>
       </w:pPr>
       <w:r>
-        <w:t xml:space="preserve">. = Verweis auf sich </w:t>
+        <w:t>„</w:t>
+      </w:r>
+      <w:r>
+        <w:t>cd</w:t>
       </w:r>
       <w:proofErr w:type="gramStart"/>
       <w:r>
-        <w:t>selbst; ..</w:t>
+        <w:t>“</w:t>
+      </w:r>
+      <w:r>
+        <w:t xml:space="preserve"> </w:t>
+      </w:r>
+      <w:r>
+        <w:t>.</w:t>
       </w:r>
       <w:proofErr w:type="gramEnd"/>
       <w:r>
-        <w:t xml:space="preserve"> = Verweis auf das </w:t>
-      </w:r>
-      <w:proofErr w:type="spellStart"/>
-      <w:r>
-        <w:t>übergeordnete</w:t>
-      </w:r>
-      <w:proofErr w:type="spellEnd"/>
-      <w:r>
-        <w:t xml:space="preserve"> Verzeichnis.</w:t>
+        <w:t xml:space="preserve"> = Verweis auf sich selbst;</w:t>
+      </w:r>
+      <w:r>
+        <w:t xml:space="preserve"> </w:t>
       </w:r>
     </w:p>
     <w:p>
@@ -16376,7 +14497,27 @@
         <w:spacing w:after="60" w:line="260" w:lineRule="auto"/>
       </w:pPr>
       <w:r>
-        <w:t>Relativer Pfad: ausgehend vom aktuellen Verzeichnis (z. B. cd Müller).</w:t>
+        <w:t>„</w:t>
+      </w:r>
+      <w:r>
+        <w:t>cd</w:t>
+      </w:r>
+      <w:r>
+        <w:t>“</w:t>
+      </w:r>
+      <w:proofErr w:type="gramStart"/>
+      <w:r>
+        <w:t xml:space="preserve"> ..</w:t>
+      </w:r>
+      <w:proofErr w:type="gramEnd"/>
+      <w:r>
+        <w:t xml:space="preserve"> = Verweis auf </w:t>
+      </w:r>
+      <w:r>
+        <w:t>das</w:t>
+      </w:r>
+      <w:r>
+        <w:t xml:space="preserve"> übergeordnete Verzeichnis.</w:t>
       </w:r>
     </w:p>
     <w:p>
@@ -16389,6 +14530,19 @@
         <w:spacing w:after="60" w:line="260" w:lineRule="auto"/>
       </w:pPr>
       <w:r>
+        <w:t>Relativer Pfad: ausgehend vom aktuellen Verzeichnis (z. B. cd Müller).</w:t>
+      </w:r>
+    </w:p>
+    <w:p>
+      <w:pPr>
+        <w:pStyle w:val="Listenabsatz"/>
+        <w:numPr>
+          <w:ilvl w:val="0"/>
+          <w:numId w:val="2"/>
+        </w:numPr>
+        <w:spacing w:after="60" w:line="260" w:lineRule="auto"/>
+      </w:pPr>
+      <w:r>
         <w:t>Absoluter Pfad: ausgehend vom Wurzelverzeichnis (z. B. cd /</w:t>
       </w:r>
       <w:proofErr w:type="spellStart"/>
@@ -16409,11 +14563,11 @@
       <w:pPr>
         <w:pStyle w:val="berschrift2"/>
       </w:pPr>
-      <w:bookmarkStart w:id="41" w:name="_Toc232082619"/>
+      <w:bookmarkStart w:id="40" w:name="_Toc232082619"/>
       <w:r>
         <w:t>Dateiorganisation</w:t>
       </w:r>
-      <w:bookmarkEnd w:id="41"/>
+      <w:bookmarkEnd w:id="40"/>
     </w:p>
     <w:tbl>
       <w:tblPr>
@@ -16438,12 +14592,6 @@
         <w:gridCol w:w="6838"/>
       </w:tblGrid>
       <w:tr>
-        <w:tblPrEx>
-          <w:tblCellMar>
-            <w:top w:w="0" w:type="dxa"/>
-            <w:bottom w:w="0" w:type="dxa"/>
-          </w:tblCellMar>
-        </w:tblPrEx>
         <w:trPr>
           <w:tblHeader/>
         </w:trPr>
@@ -16517,12 +14665,6 @@
         </w:tc>
       </w:tr>
       <w:tr>
-        <w:tblPrEx>
-          <w:tblCellMar>
-            <w:top w:w="0" w:type="dxa"/>
-            <w:bottom w:w="0" w:type="dxa"/>
-          </w:tblCellMar>
-        </w:tblPrEx>
         <w:tc>
           <w:tcPr>
             <w:tcW w:w="2800" w:type="dxa"/>
@@ -16590,23 +14732,7 @@
                 <w:sz w:val="20"/>
                 <w:szCs w:val="20"/>
               </w:rPr>
-              <w:t xml:space="preserve">Fortlaufender Strom von </w:t>
-            </w:r>
-            <w:proofErr w:type="spellStart"/>
-            <w:r>
-              <w:rPr>
-                <w:sz w:val="20"/>
-                <w:szCs w:val="20"/>
-              </w:rPr>
-              <w:t>Datensätzen</w:t>
-            </w:r>
-            <w:proofErr w:type="spellEnd"/>
-            <w:r>
-              <w:rPr>
-                <w:sz w:val="20"/>
-                <w:szCs w:val="20"/>
-              </w:rPr>
-              <w:t xml:space="preserve"> in Reihenfolge der Eingabe; nur </w:t>
+              <w:t xml:space="preserve">Fortlaufender Strom von Datensätzen in Reihenfolge der Eingabe; nur </w:t>
             </w:r>
             <w:proofErr w:type="gramStart"/>
             <w:r>
@@ -16628,12 +14754,6 @@
         </w:tc>
       </w:tr>
       <w:tr>
-        <w:tblPrEx>
-          <w:tblCellMar>
-            <w:top w:w="0" w:type="dxa"/>
-            <w:bottom w:w="0" w:type="dxa"/>
-          </w:tblCellMar>
-        </w:tblPrEx>
         <w:tc>
           <w:tcPr>
             <w:tcW w:w="2800" w:type="dxa"/>
@@ -16692,66 +14812,12 @@
                 <w:sz w:val="20"/>
                 <w:szCs w:val="20"/>
               </w:rPr>
-              <w:t xml:space="preserve">Zugriff </w:t>
-            </w:r>
-            <w:proofErr w:type="spellStart"/>
-            <w:r>
-              <w:rPr>
-                <w:sz w:val="20"/>
-                <w:szCs w:val="20"/>
-              </w:rPr>
-              <w:t>über</w:t>
-            </w:r>
-            <w:proofErr w:type="spellEnd"/>
-            <w:r>
-              <w:rPr>
-                <w:sz w:val="20"/>
-                <w:szCs w:val="20"/>
-              </w:rPr>
-              <w:t xml:space="preserve"> einen </w:t>
-            </w:r>
-            <w:proofErr w:type="spellStart"/>
-            <w:r>
-              <w:rPr>
-                <w:sz w:val="20"/>
-                <w:szCs w:val="20"/>
-              </w:rPr>
-              <w:t>Schlüssel</w:t>
-            </w:r>
-            <w:proofErr w:type="spellEnd"/>
-            <w:r>
-              <w:rPr>
-                <w:sz w:val="20"/>
-                <w:szCs w:val="20"/>
-              </w:rPr>
-              <w:t xml:space="preserve">; </w:t>
-            </w:r>
-            <w:proofErr w:type="spellStart"/>
-            <w:r>
-              <w:rPr>
-                <w:sz w:val="20"/>
-                <w:szCs w:val="20"/>
-              </w:rPr>
-              <w:t>über</w:t>
-            </w:r>
-            <w:proofErr w:type="spellEnd"/>
-            <w:r>
-              <w:rPr>
-                <w:sz w:val="20"/>
-                <w:szCs w:val="20"/>
-              </w:rPr>
-              <w:t xml:space="preserve"> eine Indexdatei oder eine Berechnungsvorschrift (Hash) wird die Adresse ermittelt.</w:t>
+              <w:t>Zugriff über einen Schlüssel; über eine Indexdatei oder eine Berechnungsvorschrift (Hash) wird die Adresse ermittelt.</w:t>
             </w:r>
           </w:p>
         </w:tc>
       </w:tr>
       <w:tr>
-        <w:tblPrEx>
-          <w:tblCellMar>
-            <w:top w:w="0" w:type="dxa"/>
-            <w:bottom w:w="0" w:type="dxa"/>
-          </w:tblCellMar>
-        </w:tblPrEx>
         <w:tc>
           <w:tcPr>
             <w:tcW w:w="2800" w:type="dxa"/>
@@ -16812,39 +14878,7 @@
                 <w:sz w:val="20"/>
                 <w:szCs w:val="20"/>
               </w:rPr>
-              <w:t xml:space="preserve">Nach Merkmal geordnete Elemente, in Einheiten mit </w:t>
-            </w:r>
-            <w:proofErr w:type="spellStart"/>
-            <w:r>
-              <w:rPr>
-                <w:sz w:val="20"/>
-                <w:szCs w:val="20"/>
-              </w:rPr>
-              <w:t>Schlüsseln</w:t>
-            </w:r>
-            <w:proofErr w:type="spellEnd"/>
-            <w:r>
-              <w:rPr>
-                <w:sz w:val="20"/>
-                <w:szCs w:val="20"/>
-              </w:rPr>
-              <w:t xml:space="preserve"> gruppiert; </w:t>
-            </w:r>
-            <w:proofErr w:type="spellStart"/>
-            <w:r>
-              <w:rPr>
-                <w:sz w:val="20"/>
-                <w:szCs w:val="20"/>
-              </w:rPr>
-              <w:t>Datensätze</w:t>
-            </w:r>
-            <w:proofErr w:type="spellEnd"/>
-            <w:r>
-              <w:rPr>
-                <w:sz w:val="20"/>
-                <w:szCs w:val="20"/>
-              </w:rPr>
-              <w:t xml:space="preserve"> innerhalb </w:t>
+              <w:t xml:space="preserve">Nach Merkmal geordnete Elemente, in Einheiten mit Schlüsseln gruppiert; Datensätze innerhalb </w:t>
             </w:r>
             <w:proofErr w:type="gramStart"/>
             <w:r>
@@ -16866,12 +14900,6 @@
         </w:tc>
       </w:tr>
       <w:tr>
-        <w:tblPrEx>
-          <w:tblCellMar>
-            <w:top w:w="0" w:type="dxa"/>
-            <w:bottom w:w="0" w:type="dxa"/>
-          </w:tblCellMar>
-        </w:tblPrEx>
         <w:tc>
           <w:tcPr>
             <w:tcW w:w="2800" w:type="dxa"/>
@@ -16930,50 +14958,12 @@
                 <w:sz w:val="20"/>
                 <w:szCs w:val="20"/>
               </w:rPr>
-              <w:t xml:space="preserve">Listen + Ankertabelle; </w:t>
-            </w:r>
-            <w:proofErr w:type="spellStart"/>
-            <w:r>
-              <w:rPr>
-                <w:sz w:val="20"/>
-                <w:szCs w:val="20"/>
-              </w:rPr>
-              <w:t>Datensätze</w:t>
-            </w:r>
-            <w:proofErr w:type="spellEnd"/>
-            <w:r>
-              <w:rPr>
-                <w:sz w:val="20"/>
-                <w:szCs w:val="20"/>
-              </w:rPr>
-              <w:t xml:space="preserve"> gleichen Merkmals verkettet, Verweis </w:t>
-            </w:r>
-            <w:proofErr w:type="spellStart"/>
-            <w:r>
-              <w:rPr>
-                <w:sz w:val="20"/>
-                <w:szCs w:val="20"/>
-              </w:rPr>
-              <w:t>über</w:t>
-            </w:r>
-            <w:proofErr w:type="spellEnd"/>
-            <w:r>
-              <w:rPr>
-                <w:sz w:val="20"/>
-                <w:szCs w:val="20"/>
-              </w:rPr>
-              <w:t xml:space="preserve"> Zeiger.</w:t>
+              <w:t>Listen + Ankertabelle; Datensätze gleichen Merkmals verkettet, Verweis über Zeiger.</w:t>
             </w:r>
           </w:p>
         </w:tc>
       </w:tr>
       <w:tr>
-        <w:tblPrEx>
-          <w:tblCellMar>
-            <w:top w:w="0" w:type="dxa"/>
-            <w:bottom w:w="0" w:type="dxa"/>
-          </w:tblCellMar>
-        </w:tblPrEx>
         <w:tc>
           <w:tcPr>
             <w:tcW w:w="2800" w:type="dxa"/>
@@ -17061,116 +15051,170 @@
     </w:p>
     <w:p>
       <w:pPr>
+        <w:rPr>
+          <w:b/>
+          <w:bCs/>
+          <w:color w:val="2E75B6"/>
+          <w:sz w:val="24"/>
+          <w:szCs w:val="24"/>
+        </w:rPr>
+      </w:pPr>
+      <w:r>
+        <w:br w:type="page"/>
+      </w:r>
+    </w:p>
+    <w:p>
+      <w:pPr>
         <w:pStyle w:val="berschrift2"/>
       </w:pPr>
-      <w:bookmarkStart w:id="42" w:name="_Toc232082620"/>
+    </w:p>
+    <w:p>
+      <w:pPr>
+        <w:pStyle w:val="berschrift2"/>
+      </w:pPr>
+      <w:bookmarkStart w:id="41" w:name="_Toc232082620"/>
       <w:r>
         <w:t>Dateisysteme unter Unix</w:t>
       </w:r>
+      <w:bookmarkEnd w:id="41"/>
+    </w:p>
+    <w:p>
+      <w:pPr>
+        <w:spacing w:after="120" w:line="264" w:lineRule="auto"/>
+      </w:pPr>
+      <w:r>
+        <w:t>Innerer Aufbau (logische Blöcke): Block 0 Bootblock, Block 1 Superblock, Blöcke 2...n i-Node-Liste, Blöcke n+1...m Datenblöcke.</w:t>
+      </w:r>
+    </w:p>
+    <w:p>
+      <w:pPr>
+        <w:spacing w:after="120" w:line="264" w:lineRule="auto"/>
+      </w:pPr>
+      <w:r>
+        <w:t xml:space="preserve">Die </w:t>
+      </w:r>
+      <w:r>
+        <w:rPr>
+          <w:b/>
+          <w:bCs/>
+        </w:rPr>
+        <w:t xml:space="preserve">i-Node </w:t>
+      </w:r>
+      <w:r>
+        <w:t xml:space="preserve">enthält: Dateityp, Zugriffsrechte, Anzahl Referenzen (Links), Eigentümer, </w:t>
+      </w:r>
+      <w:proofErr w:type="spellStart"/>
+      <w:r>
+        <w:t>Gruppengehörigkeit</w:t>
+      </w:r>
+      <w:proofErr w:type="spellEnd"/>
+      <w:r>
+        <w:t xml:space="preserve">, Länge in Bytes, Datum/Zeiten sowie direkte Verweise und Verweise auf </w:t>
+      </w:r>
+      <w:proofErr w:type="spellStart"/>
+      <w:r>
+        <w:t>Indirektionsblöcke</w:t>
+      </w:r>
+      <w:proofErr w:type="spellEnd"/>
+      <w:r>
+        <w:t>. Beim Mounten wird der Superblock in den Hauptspeicher geladen.</w:t>
+      </w:r>
+    </w:p>
+    <w:p>
+      <w:pPr>
+        <w:spacing w:after="120" w:line="264" w:lineRule="auto"/>
+        <w:rPr>
+          <w:b/>
+          <w:bCs/>
+        </w:rPr>
+      </w:pPr>
+      <w:proofErr w:type="spellStart"/>
+      <w:r>
+        <w:t>z.B</w:t>
+      </w:r>
+      <w:proofErr w:type="spellEnd"/>
+      <w:r>
+        <w:t xml:space="preserve">: </w:t>
+      </w:r>
+      <w:proofErr w:type="spellStart"/>
+      <w:r>
+        <w:rPr>
+          <w:b/>
+          <w:bCs/>
+        </w:rPr>
+        <w:t>stat</w:t>
+      </w:r>
+      <w:proofErr w:type="spellEnd"/>
+      <w:r>
+        <w:rPr>
+          <w:b/>
+          <w:bCs/>
+        </w:rPr>
+        <w:t xml:space="preserve"> ~/</w:t>
+      </w:r>
+      <w:proofErr w:type="spellStart"/>
+      <w:r>
+        <w:rPr>
+          <w:b/>
+          <w:bCs/>
+        </w:rPr>
+        <w:t>Documents</w:t>
+      </w:r>
+      <w:proofErr w:type="spellEnd"/>
+      <w:r>
+        <w:rPr>
+          <w:b/>
+          <w:bCs/>
+        </w:rPr>
+        <w:t>/Uni/MPP/Betriebssysteme-Rechnernetze.docx</w:t>
+      </w:r>
+    </w:p>
+    <w:p>
+      <w:pPr>
+        <w:spacing w:after="120" w:line="264" w:lineRule="auto"/>
+      </w:pPr>
+      <w:r>
+        <w:t>16777231 116868724 -</w:t>
+      </w:r>
+      <w:proofErr w:type="spellStart"/>
+      <w:r>
+        <w:t>rw</w:t>
+      </w:r>
+      <w:proofErr w:type="spellEnd"/>
+      <w:r>
+        <w:t xml:space="preserve">-r--r-- 1 </w:t>
+      </w:r>
+      <w:proofErr w:type="spellStart"/>
+      <w:r>
+        <w:t>kangon</w:t>
+      </w:r>
+      <w:proofErr w:type="spellEnd"/>
+      <w:r>
+        <w:t xml:space="preserve"> </w:t>
+      </w:r>
+      <w:proofErr w:type="spellStart"/>
+      <w:r>
+        <w:t>staff</w:t>
+      </w:r>
+      <w:proofErr w:type="spellEnd"/>
+      <w:r>
+        <w:t xml:space="preserve"> 0 163129 "Jun 13 22:25:14 2026" "Jun 12 15:46:22 2026" "Jun 13 15:41:12 2026" "Jun 11 11:55:58 2026" 4096 320 0x40</w:t>
+      </w:r>
+    </w:p>
+    <w:p>
+      <w:pPr>
+        <w:spacing w:after="120" w:line="264" w:lineRule="auto"/>
+      </w:pPr>
+    </w:p>
+    <w:p>
+      <w:pPr>
+        <w:pStyle w:val="berschrift2"/>
+      </w:pPr>
+      <w:bookmarkStart w:id="42" w:name="_Toc232082621"/>
+      <w:r>
+        <w:t>Arten von Dateien</w:t>
+      </w:r>
       <w:bookmarkEnd w:id="42"/>
-    </w:p>
-    <w:p>
-      <w:pPr>
-        <w:spacing w:after="120" w:line="264" w:lineRule="auto"/>
-      </w:pPr>
-      <w:r>
-        <w:t xml:space="preserve">Innerer Aufbau (logische </w:t>
-      </w:r>
-      <w:proofErr w:type="spellStart"/>
-      <w:r>
-        <w:t>Blöcke</w:t>
-      </w:r>
-      <w:proofErr w:type="spellEnd"/>
-      <w:r>
-        <w:t xml:space="preserve">): Block 0 Bootblock, Block 1 Superblock, </w:t>
-      </w:r>
-      <w:proofErr w:type="spellStart"/>
-      <w:r>
-        <w:t>Blöcke</w:t>
-      </w:r>
-      <w:proofErr w:type="spellEnd"/>
-      <w:r>
-        <w:t xml:space="preserve"> 2...n i-Node-Liste, </w:t>
-      </w:r>
-      <w:proofErr w:type="spellStart"/>
-      <w:r>
-        <w:t>Blöcke</w:t>
-      </w:r>
-      <w:proofErr w:type="spellEnd"/>
-      <w:r>
-        <w:t xml:space="preserve"> n+1...m </w:t>
-      </w:r>
-      <w:proofErr w:type="spellStart"/>
-      <w:r>
-        <w:t>Datenblöcke</w:t>
-      </w:r>
-      <w:proofErr w:type="spellEnd"/>
-      <w:r>
-        <w:t>.</w:t>
-      </w:r>
-    </w:p>
-    <w:p>
-      <w:pPr>
-        <w:spacing w:after="120" w:line="264" w:lineRule="auto"/>
-      </w:pPr>
-      <w:r>
-        <w:t xml:space="preserve">Die i-Node </w:t>
-      </w:r>
-      <w:proofErr w:type="spellStart"/>
-      <w:r>
-        <w:t>enthält</w:t>
-      </w:r>
-      <w:proofErr w:type="spellEnd"/>
-      <w:r>
-        <w:t xml:space="preserve">: Dateityp, Zugriffsrechte, Anzahl Referenzen (Links), </w:t>
-      </w:r>
-      <w:proofErr w:type="spellStart"/>
-      <w:r>
-        <w:t>Eigentümer</w:t>
-      </w:r>
-      <w:proofErr w:type="spellEnd"/>
-      <w:r>
-        <w:t xml:space="preserve">, </w:t>
-      </w:r>
-      <w:proofErr w:type="spellStart"/>
-      <w:r>
-        <w:t>Gruppengehörigkeit</w:t>
-      </w:r>
-      <w:proofErr w:type="spellEnd"/>
-      <w:r>
-        <w:t xml:space="preserve">, </w:t>
-      </w:r>
-      <w:proofErr w:type="spellStart"/>
-      <w:r>
-        <w:t>Länge</w:t>
-      </w:r>
-      <w:proofErr w:type="spellEnd"/>
-      <w:r>
-        <w:t xml:space="preserve"> in Bytes, Datum/Zeiten sowie direkte Verweise und Verweise auf </w:t>
-      </w:r>
-      <w:proofErr w:type="spellStart"/>
-      <w:r>
-        <w:t>Indirektionsblöcke</w:t>
-      </w:r>
-      <w:proofErr w:type="spellEnd"/>
-      <w:r>
-        <w:t>. Beim Mounten wird der Superblock in den Hauptspeicher geladen.</w:t>
-      </w:r>
-    </w:p>
-    <w:p>
-      <w:pPr>
-        <w:pStyle w:val="berschrift2"/>
-      </w:pPr>
-    </w:p>
-    <w:p>
-      <w:pPr>
-        <w:pStyle w:val="berschrift2"/>
-      </w:pPr>
-      <w:bookmarkStart w:id="43" w:name="_Toc232082621"/>
-      <w:r>
-        <w:t>Arten von Dateien</w:t>
-      </w:r>
-      <w:bookmarkEnd w:id="43"/>
     </w:p>
     <w:p>
       <w:pPr>
@@ -17181,29 +15225,15 @@
         </w:numPr>
         <w:spacing w:after="60" w:line="260" w:lineRule="auto"/>
       </w:pPr>
-      <w:proofErr w:type="spellStart"/>
-      <w:r>
-        <w:t>Reguläre</w:t>
-      </w:r>
-      <w:proofErr w:type="spellEnd"/>
-      <w:r>
-        <w:t xml:space="preserve"> Dateien: enthalten Datenbest/</w:t>
-      </w:r>
-      <w:proofErr w:type="spellStart"/>
-      <w:r>
-        <w:t>ände</w:t>
-      </w:r>
-      <w:proofErr w:type="spellEnd"/>
-      <w:r>
-        <w:t xml:space="preserve"> (Anwender-/Systemdaten und -programme), unstrukturierte Folge von Bytes - Programme </w:t>
-      </w:r>
-      <w:proofErr w:type="spellStart"/>
-      <w:r>
-        <w:t>müssen</w:t>
-      </w:r>
-      <w:proofErr w:type="spellEnd"/>
-      <w:r>
-        <w:t xml:space="preserve"> selbst strukturieren.</w:t>
+      <w:r>
+        <w:rPr>
+          <w:b/>
+          <w:bCs/>
+        </w:rPr>
+        <w:t>Reguläre Dateien</w:t>
+      </w:r>
+      <w:r>
+        <w:t>: enthalten Datenbestände (Anwender-/Systemdaten und -programme), unstrukturierte Folge von Bytes - Programme müssen selbst strukturieren.</w:t>
       </w:r>
     </w:p>
     <w:p>
@@ -17216,7 +15246,14 @@
         <w:spacing w:after="60" w:line="260" w:lineRule="auto"/>
       </w:pPr>
       <w:r>
-        <w:t>Dateiinhaltsverzeichnisse: Datensatz, der das Inhaltsverzeichnis einer Gruppe von Dateien darstellt; nur von privilegierten Programmen erstellbar.</w:t>
+        <w:rPr>
+          <w:b/>
+          <w:bCs/>
+        </w:rPr>
+        <w:t>Dateiinhaltsverzeichnisse</w:t>
+      </w:r>
+      <w:r>
+        <w:t>: Datensatz, der das Inhaltsverzeichnis einer Gruppe von Dateien darstellt; nur von privilegierten Programmen erstellbar.</w:t>
       </w:r>
     </w:p>
     <w:p>
@@ -17229,90 +15266,82 @@
         <w:spacing w:after="60" w:line="260" w:lineRule="auto"/>
       </w:pPr>
       <w:r>
-        <w:t xml:space="preserve">Spezielle Dateien: stellen Bezug zu angeschlossenen </w:t>
+        <w:rPr>
+          <w:b/>
+          <w:bCs/>
+        </w:rPr>
+        <w:t>Spezielle Dateien</w:t>
+      </w:r>
+      <w:r>
+        <w:t xml:space="preserve">: stellen Bezug zu angeschlossenen Geräten her; präsentiert durch Namen und zwei Zahlen: </w:t>
       </w:r>
       <w:proofErr w:type="spellStart"/>
       <w:r>
-        <w:t>Geräten</w:t>
+        <w:t>major</w:t>
       </w:r>
       <w:proofErr w:type="spellEnd"/>
       <w:r>
-        <w:t xml:space="preserve"> her; </w:t>
+        <w:t xml:space="preserve"> </w:t>
       </w:r>
       <w:proofErr w:type="spellStart"/>
       <w:r>
-        <w:t>präsentiert</w:t>
+        <w:t>device</w:t>
       </w:r>
       <w:proofErr w:type="spellEnd"/>
       <w:r>
-        <w:t xml:space="preserve"> durch Namen und zwei Zahlen: </w:t>
+        <w:t xml:space="preserve"> </w:t>
       </w:r>
       <w:proofErr w:type="spellStart"/>
       <w:r>
-        <w:t>major</w:t>
+        <w:t>number</w:t>
       </w:r>
       <w:proofErr w:type="spellEnd"/>
       <w:r>
+        <w:t xml:space="preserve"> (Gerätetreiber) und minor </w:t>
+      </w:r>
+      <w:proofErr w:type="spellStart"/>
+      <w:r>
+        <w:t>device</w:t>
+      </w:r>
+      <w:proofErr w:type="spellEnd"/>
+      <w:r>
         <w:t xml:space="preserve"> </w:t>
       </w:r>
       <w:proofErr w:type="spellStart"/>
       <w:r>
-        <w:t>device</w:t>
+        <w:t>number</w:t>
       </w:r>
       <w:proofErr w:type="spellEnd"/>
       <w:r>
-        <w:t xml:space="preserve"> </w:t>
-      </w:r>
-      <w:proofErr w:type="spellStart"/>
-      <w:r>
-        <w:t>number</w:t>
-      </w:r>
-      <w:proofErr w:type="spellEnd"/>
-      <w:r>
-        <w:t xml:space="preserve"> (</w:t>
-      </w:r>
-      <w:proofErr w:type="spellStart"/>
-      <w:r>
-        <w:t>Gerätetreiber</w:t>
-      </w:r>
-      <w:proofErr w:type="spellEnd"/>
-      <w:r>
-        <w:t xml:space="preserve">) und minor </w:t>
-      </w:r>
-      <w:proofErr w:type="spellStart"/>
-      <w:r>
-        <w:t>device</w:t>
-      </w:r>
-      <w:proofErr w:type="spellEnd"/>
-      <w:r>
-        <w:t xml:space="preserve"> </w:t>
-      </w:r>
-      <w:proofErr w:type="spellStart"/>
-      <w:r>
-        <w:t>number</w:t>
-      </w:r>
-      <w:proofErr w:type="spellEnd"/>
-      <w:r>
-        <w:t xml:space="preserve"> (</w:t>
-      </w:r>
-      <w:proofErr w:type="spellStart"/>
-      <w:r>
-        <w:t>Gerätnummer</w:t>
-      </w:r>
-      <w:proofErr w:type="spellEnd"/>
-      <w:r>
-        <w:t xml:space="preserve"> innerhalb einer Treiberklasse).</w:t>
+        <w:t xml:space="preserve"> (Gerätnummer innerhalb einer Treiberklasse).</w:t>
       </w:r>
     </w:p>
     <w:p>
       <w:pPr>
         <w:pStyle w:val="berschrift1"/>
       </w:pPr>
-      <w:bookmarkStart w:id="44" w:name="_Toc232082622"/>
-      <w:r>
-        <w:lastRenderedPageBreak/>
+      <w:bookmarkStart w:id="43" w:name="_Toc232082622"/>
+      <w:r>
         <w:t>14. Programmiersprachen</w:t>
       </w:r>
+      <w:bookmarkEnd w:id="43"/>
+    </w:p>
+    <w:p>
+      <w:pPr>
+        <w:spacing w:after="120" w:line="264" w:lineRule="auto"/>
+      </w:pPr>
+      <w:r>
+        <w:t>Programmiersprachen sind die Schnittstelle zwischen Benutzer und Maschine. Grobe Einteilung: Maschinenorientiert (Maschinencode, Assembler) und Problemorientiert (höhere Sprachen).</w:t>
+      </w:r>
+    </w:p>
+    <w:p>
+      <w:pPr>
+        <w:pStyle w:val="berschrift2"/>
+      </w:pPr>
+      <w:bookmarkStart w:id="44" w:name="_Toc232082623"/>
+      <w:r>
+        <w:t>Problemorientierte (höhere) Sprachen</w:t>
+      </w:r>
       <w:bookmarkEnd w:id="44"/>
     </w:p>
     <w:p>
@@ -17320,54 +15349,7 @@
         <w:spacing w:after="120" w:line="264" w:lineRule="auto"/>
       </w:pPr>
       <w:r>
-        <w:t>Programmiersprachen sind die Schnittstelle zwischen Benutzer und Maschine. Grobe Einteilung: Maschinenorientiert (Maschinencode, Assembler) und Problemorientiert (</w:t>
-      </w:r>
-      <w:proofErr w:type="spellStart"/>
-      <w:r>
-        <w:t>höhere</w:t>
-      </w:r>
-      <w:proofErr w:type="spellEnd"/>
-      <w:r>
-        <w:t xml:space="preserve"> Sprachen).</w:t>
-      </w:r>
-    </w:p>
-    <w:p>
-      <w:pPr>
-        <w:pStyle w:val="berschrift2"/>
-      </w:pPr>
-    </w:p>
-    <w:p>
-      <w:pPr>
-        <w:pStyle w:val="berschrift2"/>
-      </w:pPr>
-      <w:bookmarkStart w:id="45" w:name="_Toc232082623"/>
-      <w:r>
-        <w:t>Problemorientierte (</w:t>
-      </w:r>
-      <w:proofErr w:type="spellStart"/>
-      <w:r>
-        <w:t>höhere</w:t>
-      </w:r>
-      <w:proofErr w:type="spellEnd"/>
-      <w:r>
-        <w:t>) Sprachen</w:t>
-      </w:r>
-      <w:bookmarkEnd w:id="45"/>
-    </w:p>
-    <w:p>
-      <w:pPr>
-        <w:spacing w:after="120" w:line="264" w:lineRule="auto"/>
-      </w:pPr>
-      <w:r>
-        <w:t xml:space="preserve">Sie sind weitgehend </w:t>
-      </w:r>
-      <w:proofErr w:type="spellStart"/>
-      <w:r>
-        <w:t>maschinenunabhängig</w:t>
-      </w:r>
-      <w:proofErr w:type="spellEnd"/>
-      <w:r>
-        <w:t xml:space="preserve"> und besitzen einen definierten Kern, der auf allen Maschinen gleich ist.</w:t>
+        <w:t>Sie sind weitgehend maschinenunabhängig und besitzen einen definierten Kern, der auf allen Maschinen gleich ist.</w:t>
       </w:r>
     </w:p>
     <w:tbl>
@@ -17394,12 +15376,6 @@
         <w:gridCol w:w="3238"/>
       </w:tblGrid>
       <w:tr>
-        <w:tblPrEx>
-          <w:tblCellMar>
-            <w:top w:w="0" w:type="dxa"/>
-            <w:bottom w:w="0" w:type="dxa"/>
-          </w:tblCellMar>
-        </w:tblPrEx>
         <w:trPr>
           <w:tblHeader/>
         </w:trPr>
@@ -17507,12 +15483,6 @@
         </w:tc>
       </w:tr>
       <w:tr>
-        <w:tblPrEx>
-          <w:tblCellMar>
-            <w:top w:w="0" w:type="dxa"/>
-            <w:bottom w:w="0" w:type="dxa"/>
-          </w:tblCellMar>
-        </w:tblPrEx>
         <w:tc>
           <w:tcPr>
             <w:tcW w:w="2200" w:type="dxa"/>
@@ -17568,10 +15538,19 @@
             </w:pPr>
             <w:r>
               <w:rPr>
-                <w:sz w:val="20"/>
-                <w:szCs w:val="20"/>
-              </w:rPr>
-              <w:t>Folge von Anweisungen; beschreibt, WIE das Ergebnis erzeugt wird (Weg im Vordergrund).</w:t>
+                <w:b/>
+                <w:bCs/>
+                <w:sz w:val="20"/>
+                <w:szCs w:val="20"/>
+              </w:rPr>
+              <w:t>Folge von Anweisungen</w:t>
+            </w:r>
+            <w:r>
+              <w:rPr>
+                <w:sz w:val="20"/>
+                <w:szCs w:val="20"/>
+              </w:rPr>
+              <w:t>; beschreibt, WIE das Ergebnis erzeugt wird (Weg im Vordergrund).</w:t>
             </w:r>
           </w:p>
         </w:tc>
@@ -17608,12 +15587,6 @@
         </w:tc>
       </w:tr>
       <w:tr>
-        <w:tblPrEx>
-          <w:tblCellMar>
-            <w:top w:w="0" w:type="dxa"/>
-            <w:bottom w:w="0" w:type="dxa"/>
-          </w:tblCellMar>
-        </w:tblPrEx>
         <w:tc>
           <w:tcPr>
             <w:tcW w:w="2200" w:type="dxa"/>
@@ -17672,39 +15645,7 @@
                 <w:sz w:val="20"/>
                 <w:szCs w:val="20"/>
               </w:rPr>
-              <w:t xml:space="preserve">Berechnet Funktionen, die Eingaben auf Ausgaben abbilden; Beschreibung </w:t>
-            </w:r>
-            <w:proofErr w:type="spellStart"/>
-            <w:r>
-              <w:rPr>
-                <w:sz w:val="20"/>
-                <w:szCs w:val="20"/>
-              </w:rPr>
-              <w:t>über</w:t>
-            </w:r>
-            <w:proofErr w:type="spellEnd"/>
-            <w:r>
-              <w:rPr>
-                <w:sz w:val="20"/>
-                <w:szCs w:val="20"/>
-              </w:rPr>
-              <w:t xml:space="preserve"> </w:t>
-            </w:r>
-            <w:proofErr w:type="spellStart"/>
-            <w:r>
-              <w:rPr>
-                <w:sz w:val="20"/>
-                <w:szCs w:val="20"/>
-              </w:rPr>
-              <w:t>Ausdrücke</w:t>
-            </w:r>
-            <w:proofErr w:type="spellEnd"/>
-            <w:r>
-              <w:rPr>
-                <w:sz w:val="20"/>
-                <w:szCs w:val="20"/>
-              </w:rPr>
-              <w:t>.</w:t>
+              <w:t>Berechnet Funktionen, die Eingaben auf Ausgaben abbilden; Beschreibung über Ausdrücke.</w:t>
             </w:r>
           </w:p>
         </w:tc>
@@ -17741,12 +15682,6 @@
         </w:tc>
       </w:tr>
       <w:tr>
-        <w:tblPrEx>
-          <w:tblCellMar>
-            <w:top w:w="0" w:type="dxa"/>
-            <w:bottom w:w="0" w:type="dxa"/>
-          </w:tblCellMar>
-        </w:tblPrEx>
         <w:tc>
           <w:tcPr>
             <w:tcW w:w="2200" w:type="dxa"/>
@@ -17805,23 +15740,39 @@
                 <w:sz w:val="20"/>
                 <w:szCs w:val="20"/>
               </w:rPr>
-              <w:t xml:space="preserve">Das Ergebnis steht im Vordergrund; man beschreibt Eigenschaften, die das Ergebnis </w:t>
-            </w:r>
-            <w:proofErr w:type="spellStart"/>
-            <w:r>
-              <w:rPr>
-                <w:sz w:val="20"/>
-                <w:szCs w:val="20"/>
-              </w:rPr>
-              <w:t>erfüllen</w:t>
-            </w:r>
-            <w:proofErr w:type="spellEnd"/>
-            <w:r>
-              <w:rPr>
-                <w:sz w:val="20"/>
-                <w:szCs w:val="20"/>
-              </w:rPr>
-              <w:t xml:space="preserve"> soll (Abfragesprachen).</w:t>
+              <w:t xml:space="preserve">Das </w:t>
+            </w:r>
+            <w:r>
+              <w:rPr>
+                <w:b/>
+                <w:bCs/>
+                <w:sz w:val="20"/>
+                <w:szCs w:val="20"/>
+              </w:rPr>
+              <w:t>Ergebnis steht im Vordergrund</w:t>
+            </w:r>
+            <w:r>
+              <w:rPr>
+                <w:sz w:val="20"/>
+                <w:szCs w:val="20"/>
+              </w:rPr>
+              <w:t>; man beschreibt Eigenschaften, die das Ergebnis erfüllen soll (</w:t>
+            </w:r>
+            <w:r>
+              <w:rPr>
+                <w:b/>
+                <w:bCs/>
+                <w:sz w:val="20"/>
+                <w:szCs w:val="20"/>
+              </w:rPr>
+              <w:t>Abfragesprachen</w:t>
+            </w:r>
+            <w:r>
+              <w:rPr>
+                <w:sz w:val="20"/>
+                <w:szCs w:val="20"/>
+              </w:rPr>
+              <w:t>).</w:t>
             </w:r>
           </w:p>
         </w:tc>
@@ -17858,12 +15809,6 @@
         </w:tc>
       </w:tr>
       <w:tr>
-        <w:tblPrEx>
-          <w:tblCellMar>
-            <w:top w:w="0" w:type="dxa"/>
-            <w:bottom w:w="0" w:type="dxa"/>
-          </w:tblCellMar>
-        </w:tblPrEx>
         <w:tc>
           <w:tcPr>
             <w:tcW w:w="2200" w:type="dxa"/>
@@ -17886,21 +15831,12 @@
             <w:pPr>
               <w:spacing w:line="248" w:lineRule="auto"/>
             </w:pPr>
-            <w:proofErr w:type="spellStart"/>
-            <w:r>
-              <w:rPr>
-                <w:sz w:val="20"/>
-                <w:szCs w:val="20"/>
-              </w:rPr>
-              <w:t>Prädikativ</w:t>
-            </w:r>
-            <w:proofErr w:type="spellEnd"/>
-            <w:r>
-              <w:rPr>
-                <w:sz w:val="20"/>
-                <w:szCs w:val="20"/>
-              </w:rPr>
-              <w:t xml:space="preserve"> (logisch)</w:t>
+            <w:r>
+              <w:rPr>
+                <w:sz w:val="20"/>
+                <w:szCs w:val="20"/>
+              </w:rPr>
+              <w:t>Prädikativ (logisch)</w:t>
             </w:r>
           </w:p>
         </w:tc>
@@ -17931,7 +15867,39 @@
                 <w:sz w:val="20"/>
                 <w:szCs w:val="20"/>
               </w:rPr>
-              <w:t>Beweis in einem System von Fakten und Regeln (Wissensbasis); Anfragen liefern boolesche Antworten (Expertensysteme).</w:t>
+              <w:t xml:space="preserve">Beweis in einem System von </w:t>
+            </w:r>
+            <w:r>
+              <w:rPr>
+                <w:b/>
+                <w:bCs/>
+                <w:sz w:val="20"/>
+                <w:szCs w:val="20"/>
+              </w:rPr>
+              <w:t>Fakten und Regeln</w:t>
+            </w:r>
+            <w:r>
+              <w:rPr>
+                <w:sz w:val="20"/>
+                <w:szCs w:val="20"/>
+              </w:rPr>
+              <w:t xml:space="preserve"> (Wissensbasis); Anfragen liefern </w:t>
+            </w:r>
+            <w:r>
+              <w:rPr>
+                <w:b/>
+                <w:bCs/>
+                <w:sz w:val="20"/>
+                <w:szCs w:val="20"/>
+              </w:rPr>
+              <w:t>boolesche Antworten</w:t>
+            </w:r>
+            <w:r>
+              <w:rPr>
+                <w:sz w:val="20"/>
+                <w:szCs w:val="20"/>
+              </w:rPr>
+              <w:t xml:space="preserve"> (Expertensysteme).</w:t>
             </w:r>
           </w:p>
         </w:tc>
@@ -17968,12 +15936,6 @@
         </w:tc>
       </w:tr>
       <w:tr>
-        <w:tblPrEx>
-          <w:tblCellMar>
-            <w:top w:w="0" w:type="dxa"/>
-            <w:bottom w:w="0" w:type="dxa"/>
-          </w:tblCellMar>
-        </w:tblPrEx>
         <w:tc>
           <w:tcPr>
             <w:tcW w:w="2200" w:type="dxa"/>
@@ -18032,23 +15994,23 @@
                 <w:sz w:val="20"/>
                 <w:szCs w:val="20"/>
               </w:rPr>
-              <w:t xml:space="preserve">Daten und Operationen werden zu Objekten zusammengefasst; Kommunikation </w:t>
-            </w:r>
-            <w:proofErr w:type="spellStart"/>
-            <w:r>
-              <w:rPr>
-                <w:sz w:val="20"/>
-                <w:szCs w:val="20"/>
-              </w:rPr>
-              <w:t>über</w:t>
-            </w:r>
-            <w:proofErr w:type="spellEnd"/>
-            <w:r>
-              <w:rPr>
-                <w:sz w:val="20"/>
-                <w:szCs w:val="20"/>
-              </w:rPr>
-              <w:t xml:space="preserve"> Botschaften.</w:t>
+              <w:t xml:space="preserve">Daten und Operationen werden </w:t>
+            </w:r>
+            <w:r>
+              <w:rPr>
+                <w:b/>
+                <w:bCs/>
+                <w:sz w:val="20"/>
+                <w:szCs w:val="20"/>
+              </w:rPr>
+              <w:t>zu Objekten zusammengefasst</w:t>
+            </w:r>
+            <w:r>
+              <w:rPr>
+                <w:sz w:val="20"/>
+                <w:szCs w:val="20"/>
+              </w:rPr>
+              <w:t>; Kommunikation über Botschaften.</w:t>
             </w:r>
           </w:p>
         </w:tc>
@@ -18092,20 +16054,63 @@
     </w:p>
     <w:p>
       <w:pPr>
+        <w:rPr>
+          <w:b/>
+          <w:bCs/>
+          <w:color w:val="2E75B6"/>
+          <w:sz w:val="24"/>
+          <w:szCs w:val="24"/>
+        </w:rPr>
+      </w:pPr>
+      <w:r>
+        <w:br w:type="page"/>
+      </w:r>
+    </w:p>
+    <w:p>
+      <w:pPr>
         <w:pStyle w:val="berschrift2"/>
       </w:pPr>
-      <w:bookmarkStart w:id="46" w:name="_Toc232082624"/>
-      <w:r>
+      <w:bookmarkStart w:id="45" w:name="_Toc232082624"/>
+      <w:r>
+        <w:lastRenderedPageBreak/>
         <w:t>Maschinenorientierte Sprachen</w:t>
       </w:r>
-      <w:bookmarkEnd w:id="46"/>
+      <w:bookmarkEnd w:id="45"/>
     </w:p>
     <w:p>
       <w:pPr>
         <w:spacing w:after="120" w:line="264" w:lineRule="auto"/>
       </w:pPr>
       <w:r>
-        <w:t>Sie orientieren sich an der vorliegenden Hardware und richten sich nach dem Befehlssatz des Zentralprozessors (Vertreter: Assemblersprachen). Vorteil: schnellere Laufzeiten; Einsatz in Chipkarten und kleinen Mikrocontrollern.</w:t>
+        <w:t xml:space="preserve">Sie orientieren sich an der </w:t>
+      </w:r>
+      <w:r>
+        <w:rPr>
+          <w:b/>
+          <w:bCs/>
+        </w:rPr>
+        <w:t>vorliegenden Hardware</w:t>
+      </w:r>
+      <w:r>
+        <w:t xml:space="preserve"> und richten sich nach dem </w:t>
+      </w:r>
+      <w:r>
+        <w:rPr>
+          <w:b/>
+          <w:bCs/>
+        </w:rPr>
+        <w:t>Befehlssatz des Zentralprozessors</w:t>
+      </w:r>
+      <w:r>
+        <w:t xml:space="preserve"> (Vertreter: Assemblersprachen). </w:t>
+      </w:r>
+    </w:p>
+    <w:p>
+      <w:pPr>
+        <w:spacing w:after="120" w:line="264" w:lineRule="auto"/>
+      </w:pPr>
+      <w:r>
+        <w:t>Vorteil: schnellere Laufzeiten; Einsatz in Chipkarten und kleinen Mikrocontrollern.</w:t>
       </w:r>
     </w:p>
     <w:p>
@@ -18127,11 +16132,11 @@
       <w:pPr>
         <w:pStyle w:val="berschrift2"/>
       </w:pPr>
-      <w:bookmarkStart w:id="47" w:name="_Toc232082625"/>
+      <w:bookmarkStart w:id="46" w:name="_Toc232082625"/>
       <w:r>
         <w:t>Adressierungsarten</w:t>
       </w:r>
-      <w:bookmarkEnd w:id="47"/>
+      <w:bookmarkEnd w:id="46"/>
     </w:p>
     <w:tbl>
       <w:tblPr>
@@ -18156,12 +16161,6 @@
         <w:gridCol w:w="7438"/>
       </w:tblGrid>
       <w:tr>
-        <w:tblPrEx>
-          <w:tblCellMar>
-            <w:top w:w="0" w:type="dxa"/>
-            <w:bottom w:w="0" w:type="dxa"/>
-          </w:tblCellMar>
-        </w:tblPrEx>
         <w:trPr>
           <w:tblHeader/>
         </w:trPr>
@@ -18235,12 +16234,6 @@
         </w:tc>
       </w:tr>
       <w:tr>
-        <w:tblPrEx>
-          <w:tblCellMar>
-            <w:top w:w="0" w:type="dxa"/>
-            <w:bottom w:w="0" w:type="dxa"/>
-          </w:tblCellMar>
-        </w:tblPrEx>
         <w:tc>
           <w:tcPr>
             <w:tcW w:w="2200" w:type="dxa"/>
@@ -18299,50 +16292,12 @@
                 <w:sz w:val="20"/>
                 <w:szCs w:val="20"/>
               </w:rPr>
-              <w:t xml:space="preserve">Operand steht direkt im Adressteil des Befehls -&gt; kein </w:t>
-            </w:r>
-            <w:proofErr w:type="spellStart"/>
-            <w:r>
-              <w:rPr>
-                <w:sz w:val="20"/>
-                <w:szCs w:val="20"/>
-              </w:rPr>
-              <w:t>zusätzlicher</w:t>
-            </w:r>
-            <w:proofErr w:type="spellEnd"/>
-            <w:r>
-              <w:rPr>
-                <w:sz w:val="20"/>
-                <w:szCs w:val="20"/>
-              </w:rPr>
-              <w:t xml:space="preserve"> Speicherzugriff </w:t>
-            </w:r>
-            <w:proofErr w:type="spellStart"/>
-            <w:r>
-              <w:rPr>
-                <w:sz w:val="20"/>
-                <w:szCs w:val="20"/>
-              </w:rPr>
-              <w:t>nötig</w:t>
-            </w:r>
-            <w:proofErr w:type="spellEnd"/>
-            <w:r>
-              <w:rPr>
-                <w:sz w:val="20"/>
-                <w:szCs w:val="20"/>
-              </w:rPr>
-              <w:t>.</w:t>
+              <w:t>Operand steht direkt im Adressteil des Befehls -&gt; kein zusätzlicher Speicherzugriff nötig.</w:t>
             </w:r>
           </w:p>
         </w:tc>
       </w:tr>
       <w:tr>
-        <w:tblPrEx>
-          <w:tblCellMar>
-            <w:top w:w="0" w:type="dxa"/>
-            <w:bottom w:w="0" w:type="dxa"/>
-          </w:tblCellMar>
-        </w:tblPrEx>
         <w:tc>
           <w:tcPr>
             <w:tcW w:w="2200" w:type="dxa"/>
@@ -18401,34 +16356,12 @@
                 <w:sz w:val="20"/>
                 <w:szCs w:val="20"/>
               </w:rPr>
-              <w:t xml:space="preserve">Der Adressteil </w:t>
-            </w:r>
-            <w:proofErr w:type="spellStart"/>
-            <w:r>
-              <w:rPr>
-                <w:sz w:val="20"/>
-                <w:szCs w:val="20"/>
-              </w:rPr>
-              <w:t>enthält</w:t>
-            </w:r>
-            <w:proofErr w:type="spellEnd"/>
-            <w:r>
-              <w:rPr>
-                <w:sz w:val="20"/>
-                <w:szCs w:val="20"/>
-              </w:rPr>
-              <w:t xml:space="preserve"> die Adresse, die genau den Aufenthaltsort des Operanden kennzeichnet.</w:t>
+              <w:t>Der Adressteil enthält die Adresse, die genau den Aufenthaltsort des Operanden kennzeichnet.</w:t>
             </w:r>
           </w:p>
         </w:tc>
       </w:tr>
       <w:tr>
-        <w:tblPrEx>
-          <w:tblCellMar>
-            <w:top w:w="0" w:type="dxa"/>
-            <w:bottom w:w="0" w:type="dxa"/>
-          </w:tblCellMar>
-        </w:tblPrEx>
         <w:tc>
           <w:tcPr>
             <w:tcW w:w="2200" w:type="dxa"/>
@@ -18487,23 +16420,7 @@
                 <w:sz w:val="20"/>
                 <w:szCs w:val="20"/>
               </w:rPr>
-              <w:t xml:space="preserve">Der Adressteil </w:t>
-            </w:r>
-            <w:proofErr w:type="spellStart"/>
-            <w:r>
-              <w:rPr>
-                <w:sz w:val="20"/>
-                <w:szCs w:val="20"/>
-              </w:rPr>
-              <w:t>enthält</w:t>
-            </w:r>
-            <w:proofErr w:type="spellEnd"/>
-            <w:r>
-              <w:rPr>
-                <w:sz w:val="20"/>
-                <w:szCs w:val="20"/>
-              </w:rPr>
-              <w:t xml:space="preserve"> die Adresse einer Speicherzelle, in der erst die eigentliche </w:t>
+              <w:t xml:space="preserve">Der Adressteil enthält die Adresse einer Speicherzelle, in der erst die eigentliche </w:t>
             </w:r>
             <w:proofErr w:type="spellStart"/>
             <w:r>
@@ -18525,12 +16442,6 @@
         </w:tc>
       </w:tr>
       <w:tr>
-        <w:tblPrEx>
-          <w:tblCellMar>
-            <w:top w:w="0" w:type="dxa"/>
-            <w:bottom w:w="0" w:type="dxa"/>
-          </w:tblCellMar>
-        </w:tblPrEx>
         <w:tc>
           <w:tcPr>
             <w:tcW w:w="2200" w:type="dxa"/>
@@ -18589,50 +16500,12 @@
                 <w:sz w:val="20"/>
                 <w:szCs w:val="20"/>
               </w:rPr>
-              <w:t xml:space="preserve">Speicherzelle </w:t>
-            </w:r>
-            <w:proofErr w:type="spellStart"/>
-            <w:r>
-              <w:rPr>
-                <w:sz w:val="20"/>
-                <w:szCs w:val="20"/>
-              </w:rPr>
-              <w:t>erhält</w:t>
-            </w:r>
-            <w:proofErr w:type="spellEnd"/>
-            <w:r>
-              <w:rPr>
-                <w:sz w:val="20"/>
-                <w:szCs w:val="20"/>
-              </w:rPr>
-              <w:t xml:space="preserve"> einen frei </w:t>
-            </w:r>
-            <w:proofErr w:type="spellStart"/>
-            <w:r>
-              <w:rPr>
-                <w:sz w:val="20"/>
-                <w:szCs w:val="20"/>
-              </w:rPr>
-              <w:t>wählbaren</w:t>
-            </w:r>
-            <w:proofErr w:type="spellEnd"/>
-            <w:r>
-              <w:rPr>
-                <w:sz w:val="20"/>
-                <w:szCs w:val="20"/>
-              </w:rPr>
-              <w:t xml:space="preserve"> Namen; beim Linken wird er durch die absolute Adresse ersetzt.</w:t>
+              <w:t>Speicherzelle erhält einen frei wählbaren Namen; beim Linken wird er durch die absolute Adresse ersetzt.</w:t>
             </w:r>
           </w:p>
         </w:tc>
       </w:tr>
       <w:tr>
-        <w:tblPrEx>
-          <w:tblCellMar>
-            <w:top w:w="0" w:type="dxa"/>
-            <w:bottom w:w="0" w:type="dxa"/>
-          </w:tblCellMar>
-        </w:tblPrEx>
         <w:tc>
           <w:tcPr>
             <w:tcW w:w="2200" w:type="dxa"/>
@@ -18706,12 +16579,6 @@
         </w:tc>
       </w:tr>
       <w:tr>
-        <w:tblPrEx>
-          <w:tblCellMar>
-            <w:top w:w="0" w:type="dxa"/>
-            <w:bottom w:w="0" w:type="dxa"/>
-          </w:tblCellMar>
-        </w:tblPrEx>
         <w:tc>
           <w:tcPr>
             <w:tcW w:w="2200" w:type="dxa"/>
@@ -18770,7 +16637,7 @@
                 <w:sz w:val="20"/>
                 <w:szCs w:val="20"/>
               </w:rPr>
-              <w:t>Berechnung relativ zur gerade bearbeiteten Adresse (</w:t>
+              <w:t>Berechnung relativ zur gerade bearbeiteten Adresse (Befehlszähler/</w:t>
             </w:r>
             <w:proofErr w:type="spellStart"/>
             <w:r>
@@ -18778,7 +16645,7 @@
                 <w:sz w:val="20"/>
                 <w:szCs w:val="20"/>
               </w:rPr>
-              <w:t>Befehlszähler</w:t>
+              <w:t>Program</w:t>
             </w:r>
             <w:proofErr w:type="spellEnd"/>
             <w:r>
@@ -18786,50 +16653,12 @@
                 <w:sz w:val="20"/>
                 <w:szCs w:val="20"/>
               </w:rPr>
-              <w:t>/</w:t>
-            </w:r>
-            <w:proofErr w:type="spellStart"/>
-            <w:r>
-              <w:rPr>
-                <w:sz w:val="20"/>
-                <w:szCs w:val="20"/>
-              </w:rPr>
-              <w:t>Program</w:t>
-            </w:r>
-            <w:proofErr w:type="spellEnd"/>
-            <w:r>
-              <w:rPr>
-                <w:sz w:val="20"/>
-                <w:szCs w:val="20"/>
-              </w:rPr>
-              <w:t xml:space="preserve"> Counter); dient dem Auffinden des </w:t>
-            </w:r>
-            <w:proofErr w:type="spellStart"/>
-            <w:r>
-              <w:rPr>
-                <w:sz w:val="20"/>
-                <w:szCs w:val="20"/>
-              </w:rPr>
-              <w:t>nächsten</w:t>
-            </w:r>
-            <w:proofErr w:type="spellEnd"/>
-            <w:r>
-              <w:rPr>
-                <w:sz w:val="20"/>
-                <w:szCs w:val="20"/>
-              </w:rPr>
-              <w:t xml:space="preserve"> Befehls.</w:t>
+              <w:t xml:space="preserve"> Counter); dient dem Auffinden des nächsten Befehls.</w:t>
             </w:r>
           </w:p>
         </w:tc>
       </w:tr>
       <w:tr>
-        <w:tblPrEx>
-          <w:tblCellMar>
-            <w:top w:w="0" w:type="dxa"/>
-            <w:bottom w:w="0" w:type="dxa"/>
-          </w:tblCellMar>
-        </w:tblPrEx>
         <w:tc>
           <w:tcPr>
             <w:tcW w:w="2200" w:type="dxa"/>
@@ -18857,7 +16686,6 @@
                 <w:sz w:val="20"/>
                 <w:szCs w:val="20"/>
               </w:rPr>
-              <w:lastRenderedPageBreak/>
               <w:t>Virtuell</w:t>
             </w:r>
           </w:p>
@@ -18920,11 +16748,11 @@
       <w:pPr>
         <w:pStyle w:val="berschrift1"/>
       </w:pPr>
-      <w:bookmarkStart w:id="48" w:name="_Toc232082626"/>
+      <w:bookmarkStart w:id="47" w:name="_Toc232082626"/>
       <w:r>
         <w:t>15. Sprachen, Grammatiken &amp; Beschreibungsformen</w:t>
       </w:r>
-      <w:bookmarkEnd w:id="48"/>
+      <w:bookmarkEnd w:id="47"/>
     </w:p>
     <w:tbl>
       <w:tblPr>
@@ -18950,12 +16778,6 @@
         <w:gridCol w:w="5038"/>
       </w:tblGrid>
       <w:tr>
-        <w:tblPrEx>
-          <w:tblCellMar>
-            <w:top w:w="0" w:type="dxa"/>
-            <w:bottom w:w="0" w:type="dxa"/>
-          </w:tblCellMar>
-        </w:tblPrEx>
         <w:trPr>
           <w:tblHeader/>
         </w:trPr>
@@ -19030,12 +16852,6 @@
         </w:tc>
       </w:tr>
       <w:tr>
-        <w:tblPrEx>
-          <w:tblCellMar>
-            <w:top w:w="0" w:type="dxa"/>
-            <w:bottom w:w="0" w:type="dxa"/>
-          </w:tblCellMar>
-        </w:tblPrEx>
         <w:tc>
           <w:tcPr>
             <w:tcW w:w="2200" w:type="dxa"/>
@@ -19101,12 +16917,6 @@
         </w:tc>
       </w:tr>
       <w:tr>
-        <w:tblPrEx>
-          <w:tblCellMar>
-            <w:top w:w="0" w:type="dxa"/>
-            <w:bottom w:w="0" w:type="dxa"/>
-          </w:tblCellMar>
-        </w:tblPrEx>
         <w:tc>
           <w:tcPr>
             <w:tcW w:w="2200" w:type="dxa"/>
@@ -19172,12 +16982,6 @@
         </w:tc>
       </w:tr>
       <w:tr>
-        <w:tblPrEx>
-          <w:tblCellMar>
-            <w:top w:w="0" w:type="dxa"/>
-            <w:bottom w:w="0" w:type="dxa"/>
-          </w:tblCellMar>
-        </w:tblPrEx>
         <w:tc>
           <w:tcPr>
             <w:tcW w:w="2200" w:type="dxa"/>
@@ -19243,12 +17047,6 @@
         </w:tc>
       </w:tr>
       <w:tr>
-        <w:tblPrEx>
-          <w:tblCellMar>
-            <w:top w:w="0" w:type="dxa"/>
-            <w:bottom w:w="0" w:type="dxa"/>
-          </w:tblCellMar>
-        </w:tblPrEx>
         <w:trPr>
           <w:tblHeader/>
         </w:trPr>
@@ -19275,7 +17073,6 @@
             <w:pPr>
               <w:spacing w:line="248" w:lineRule="auto"/>
             </w:pPr>
-            <w:proofErr w:type="spellStart"/>
             <w:r>
               <w:rPr>
                 <w:b/>
@@ -19284,9 +17081,32 @@
                 <w:sz w:val="20"/>
                 <w:szCs w:val="20"/>
               </w:rPr>
-              <w:t>Natürliche</w:t>
-            </w:r>
-            <w:proofErr w:type="spellEnd"/>
+              <w:t>Natürliche Sprachen</w:t>
+            </w:r>
+          </w:p>
+        </w:tc>
+        <w:tc>
+          <w:tcPr>
+            <w:tcW w:w="5038" w:type="dxa"/>
+            <w:tcBorders>
+              <w:top w:val="single" w:sz="2" w:space="0" w:color="C7D2DD"/>
+              <w:left w:val="single" w:sz="2" w:space="0" w:color="C7D2DD"/>
+              <w:bottom w:val="single" w:sz="2" w:space="0" w:color="C7D2DD"/>
+              <w:right w:val="single" w:sz="2" w:space="0" w:color="C7D2DD"/>
+            </w:tcBorders>
+            <w:shd w:val="clear" w:color="auto" w:fill="2E75B6"/>
+            <w:tcMar>
+              <w:top w:w="60" w:type="dxa"/>
+              <w:left w:w="110" w:type="dxa"/>
+              <w:bottom w:w="60" w:type="dxa"/>
+              <w:right w:w="110" w:type="dxa"/>
+            </w:tcMar>
+            <w:vAlign w:val="center"/>
+          </w:tcPr>
+          <w:p>
+            <w:pPr>
+              <w:spacing w:line="248" w:lineRule="auto"/>
+            </w:pPr>
             <w:r>
               <w:rPr>
                 <w:b/>
@@ -19295,64 +17115,12 @@
                 <w:sz w:val="20"/>
                 <w:szCs w:val="20"/>
               </w:rPr>
-              <w:t xml:space="preserve"> Sprachen</w:t>
-            </w:r>
-          </w:p>
-        </w:tc>
-        <w:tc>
-          <w:tcPr>
-            <w:tcW w:w="5038" w:type="dxa"/>
-            <w:tcBorders>
-              <w:top w:val="single" w:sz="2" w:space="0" w:color="C7D2DD"/>
-              <w:left w:val="single" w:sz="2" w:space="0" w:color="C7D2DD"/>
-              <w:bottom w:val="single" w:sz="2" w:space="0" w:color="C7D2DD"/>
-              <w:right w:val="single" w:sz="2" w:space="0" w:color="C7D2DD"/>
-            </w:tcBorders>
-            <w:shd w:val="clear" w:color="auto" w:fill="2E75B6"/>
-            <w:tcMar>
-              <w:top w:w="60" w:type="dxa"/>
-              <w:left w:w="110" w:type="dxa"/>
-              <w:bottom w:w="60" w:type="dxa"/>
-              <w:right w:w="110" w:type="dxa"/>
-            </w:tcMar>
-            <w:vAlign w:val="center"/>
-          </w:tcPr>
-          <w:p>
-            <w:pPr>
-              <w:spacing w:line="248" w:lineRule="auto"/>
-            </w:pPr>
-            <w:proofErr w:type="spellStart"/>
-            <w:r>
-              <w:rPr>
-                <w:b/>
-                <w:bCs/>
-                <w:color w:val="FFFFFF"/>
-                <w:sz w:val="20"/>
-                <w:szCs w:val="20"/>
-              </w:rPr>
-              <w:t>Künstliche</w:t>
-            </w:r>
-            <w:proofErr w:type="spellEnd"/>
-            <w:r>
-              <w:rPr>
-                <w:b/>
-                <w:bCs/>
-                <w:color w:val="FFFFFF"/>
-                <w:sz w:val="20"/>
-                <w:szCs w:val="20"/>
-              </w:rPr>
-              <w:t xml:space="preserve"> Sprachen</w:t>
+              <w:t>Künstliche Sprachen</w:t>
             </w:r>
           </w:p>
         </w:tc>
       </w:tr>
       <w:tr>
-        <w:tblPrEx>
-          <w:tblCellMar>
-            <w:top w:w="0" w:type="dxa"/>
-            <w:bottom w:w="0" w:type="dxa"/>
-          </w:tblCellMar>
-        </w:tblPrEx>
         <w:tc>
           <w:tcPr>
             <w:tcW w:w="4600" w:type="dxa"/>
@@ -19381,39 +17149,7 @@
                 <w:sz w:val="20"/>
                 <w:szCs w:val="20"/>
               </w:rPr>
-              <w:t xml:space="preserve">umfangreich, </w:t>
-            </w:r>
-            <w:proofErr w:type="spellStart"/>
-            <w:r>
-              <w:rPr>
-                <w:sz w:val="20"/>
-                <w:szCs w:val="20"/>
-              </w:rPr>
-              <w:t>ständige</w:t>
-            </w:r>
-            <w:proofErr w:type="spellEnd"/>
-            <w:r>
-              <w:rPr>
-                <w:sz w:val="20"/>
-                <w:szCs w:val="20"/>
-              </w:rPr>
-              <w:t xml:space="preserve"> </w:t>
-            </w:r>
-            <w:proofErr w:type="spellStart"/>
-            <w:r>
-              <w:rPr>
-                <w:sz w:val="20"/>
-                <w:szCs w:val="20"/>
-              </w:rPr>
-              <w:t>Veränderungen</w:t>
-            </w:r>
-            <w:proofErr w:type="spellEnd"/>
-            <w:r>
-              <w:rPr>
-                <w:sz w:val="20"/>
-                <w:szCs w:val="20"/>
-              </w:rPr>
-              <w:t xml:space="preserve"> -&gt; nicht endlich beschreibbar</w:t>
+              <w:t>umfangreich, ständige Veränderungen -&gt; nicht endlich beschreibbar</w:t>
             </w:r>
           </w:p>
         </w:tc>
@@ -19459,11 +17195,11 @@
       <w:pPr>
         <w:pStyle w:val="berschrift2"/>
       </w:pPr>
-      <w:bookmarkStart w:id="49" w:name="_Toc232082627"/>
+      <w:bookmarkStart w:id="48" w:name="_Toc232082627"/>
       <w:r>
         <w:t>Grammatik G = (T, V, S, P)</w:t>
       </w:r>
-      <w:bookmarkEnd w:id="49"/>
+      <w:bookmarkEnd w:id="48"/>
     </w:p>
     <w:tbl>
       <w:tblPr>
@@ -19488,12 +17224,6 @@
         <w:gridCol w:w="7438"/>
       </w:tblGrid>
       <w:tr>
-        <w:tblPrEx>
-          <w:tblCellMar>
-            <w:top w:w="0" w:type="dxa"/>
-            <w:bottom w:w="0" w:type="dxa"/>
-          </w:tblCellMar>
-        </w:tblPrEx>
         <w:trPr>
           <w:tblHeader/>
         </w:trPr>
@@ -19567,12 +17297,6 @@
         </w:tc>
       </w:tr>
       <w:tr>
-        <w:tblPrEx>
-          <w:tblCellMar>
-            <w:top w:w="0" w:type="dxa"/>
-            <w:bottom w:w="0" w:type="dxa"/>
-          </w:tblCellMar>
-        </w:tblPrEx>
         <w:tc>
           <w:tcPr>
             <w:tcW w:w="2200" w:type="dxa"/>
@@ -19631,23 +17355,7 @@
                 <w:sz w:val="20"/>
                 <w:szCs w:val="20"/>
               </w:rPr>
-              <w:t xml:space="preserve">Terminalsymbole - </w:t>
-            </w:r>
-            <w:proofErr w:type="spellStart"/>
-            <w:r>
-              <w:rPr>
-                <w:sz w:val="20"/>
-                <w:szCs w:val="20"/>
-              </w:rPr>
-              <w:t>unveränderliche</w:t>
-            </w:r>
-            <w:proofErr w:type="spellEnd"/>
-            <w:r>
-              <w:rPr>
-                <w:sz w:val="20"/>
-                <w:szCs w:val="20"/>
-              </w:rPr>
-              <w:t xml:space="preserve">, unteilbare Bestandteile (z. B. </w:t>
+              <w:t xml:space="preserve">Terminalsymbole - unveränderliche, unteilbare Bestandteile (z. B. </w:t>
             </w:r>
             <w:proofErr w:type="spellStart"/>
             <w:r>
@@ -19685,12 +17393,6 @@
         </w:tc>
       </w:tr>
       <w:tr>
-        <w:tblPrEx>
-          <w:tblCellMar>
-            <w:top w:w="0" w:type="dxa"/>
-            <w:bottom w:w="0" w:type="dxa"/>
-          </w:tblCellMar>
-        </w:tblPrEx>
         <w:tc>
           <w:tcPr>
             <w:tcW w:w="2200" w:type="dxa"/>
@@ -19755,12 +17457,6 @@
         </w:tc>
       </w:tr>
       <w:tr>
-        <w:tblPrEx>
-          <w:tblCellMar>
-            <w:top w:w="0" w:type="dxa"/>
-            <w:bottom w:w="0" w:type="dxa"/>
-          </w:tblCellMar>
-        </w:tblPrEx>
         <w:tc>
           <w:tcPr>
             <w:tcW w:w="2200" w:type="dxa"/>
@@ -19825,12 +17521,6 @@
         </w:tc>
       </w:tr>
       <w:tr>
-        <w:tblPrEx>
-          <w:tblCellMar>
-            <w:top w:w="0" w:type="dxa"/>
-            <w:bottom w:w="0" w:type="dxa"/>
-          </w:tblCellMar>
-        </w:tblPrEx>
         <w:tc>
           <w:tcPr>
             <w:tcW w:w="2200" w:type="dxa"/>
@@ -19901,23 +17591,8 @@
         <w:spacing w:after="120" w:line="264" w:lineRule="auto"/>
       </w:pPr>
       <w:r>
-        <w:t xml:space="preserve">Eine Grammatikregel (l, r) besteht aus linker Seite l (zu </w:t>
-      </w:r>
-      <w:proofErr w:type="spellStart"/>
-      <w:r>
-        <w:t>erklärende</w:t>
-      </w:r>
-      <w:proofErr w:type="spellEnd"/>
-      <w:r>
-        <w:t xml:space="preserve"> Konstrukt) und rechter Seite r (</w:t>
-      </w:r>
-      <w:proofErr w:type="spellStart"/>
-      <w:r>
-        <w:t>Erklärung</w:t>
-      </w:r>
-      <w:proofErr w:type="spellEnd"/>
-      <w:r>
-        <w:t>).</w:t>
+        <w:lastRenderedPageBreak/>
+        <w:t>Eine Grammatikregel (l, r) besteht aus linker Seite l (zu erklärende Konstrukt) und rechter Seite r (Erklärung).</w:t>
       </w:r>
     </w:p>
     <w:p>
@@ -19929,10 +17604,81 @@
       <w:pPr>
         <w:pStyle w:val="berschrift2"/>
       </w:pPr>
-      <w:bookmarkStart w:id="50" w:name="_Toc232082628"/>
+      <w:bookmarkStart w:id="49" w:name="_Toc232082628"/>
       <w:r>
         <w:t>Backus-Naur-Form (BNF)</w:t>
       </w:r>
+      <w:bookmarkEnd w:id="49"/>
+    </w:p>
+    <w:p>
+      <w:pPr>
+        <w:spacing w:after="120" w:line="264" w:lineRule="auto"/>
+      </w:pPr>
+      <w:r>
+        <w:t>Die BNF beschreibt Syntax formal. Schreibweise: &lt;Nichtterminal</w:t>
+      </w:r>
+      <w:proofErr w:type="gramStart"/>
+      <w:r>
+        <w:t>&gt; ::=</w:t>
+      </w:r>
+      <w:proofErr w:type="gramEnd"/>
+      <w:r>
+        <w:t xml:space="preserve"> Erklärung, | trennt Alternativen, </w:t>
+      </w:r>
+      <w:proofErr w:type="gramStart"/>
+      <w:r>
+        <w:t>[ ]</w:t>
+      </w:r>
+      <w:proofErr w:type="gramEnd"/>
+      <w:r>
+        <w:t xml:space="preserve"> kennzeichnet Optionales.</w:t>
+      </w:r>
+    </w:p>
+    <w:p>
+      <w:pPr>
+        <w:spacing w:after="120" w:line="264" w:lineRule="auto"/>
+      </w:pPr>
+      <w:r>
+        <w:t>Beispiel: &lt;Zeichenkette</w:t>
+      </w:r>
+      <w:proofErr w:type="gramStart"/>
+      <w:r>
+        <w:t>&gt; ::=</w:t>
+      </w:r>
+      <w:proofErr w:type="gramEnd"/>
+      <w:r>
+        <w:t xml:space="preserve"> &lt;Zeichen&gt; | &lt;Zeichen&gt;&lt;Zeichenkette&gt;; &lt;Zeichen</w:t>
+      </w:r>
+      <w:proofErr w:type="gramStart"/>
+      <w:r>
+        <w:t>&gt; ::=</w:t>
+      </w:r>
+      <w:proofErr w:type="gramEnd"/>
+      <w:r>
+        <w:t xml:space="preserve"> &lt;Buchstabe&gt; | &lt;Sonderzeichen&gt; | &lt;Ziffer&gt;; </w:t>
+      </w:r>
+    </w:p>
+    <w:p>
+      <w:pPr>
+        <w:spacing w:after="120" w:line="264" w:lineRule="auto"/>
+      </w:pPr>
+      <w:r>
+        <w:t>Das Epsilon steht für das leere Wort. Syntaxdiagramme sind die grafische Entsprechung der BNF.</w:t>
+      </w:r>
+    </w:p>
+    <w:p>
+      <w:pPr>
+        <w:pStyle w:val="berschrift2"/>
+      </w:pPr>
+    </w:p>
+    <w:p>
+      <w:pPr>
+        <w:pStyle w:val="berschrift2"/>
+      </w:pPr>
+      <w:bookmarkStart w:id="50" w:name="_Toc232082629"/>
+      <w:r>
+        <w:t>Reguläre Ausdrücke</w:t>
+      </w:r>
       <w:bookmarkEnd w:id="50"/>
     </w:p>
     <w:p>
@@ -19940,112 +17686,7 @@
         <w:spacing w:after="120" w:line="264" w:lineRule="auto"/>
       </w:pPr>
       <w:r>
-        <w:t>Die BNF beschreibt Syntax formal. Schreibweise: &lt;Nichtterminal</w:t>
-      </w:r>
-      <w:proofErr w:type="gramStart"/>
-      <w:r>
-        <w:t>&gt; ::=</w:t>
-      </w:r>
-      <w:proofErr w:type="gramEnd"/>
-      <w:r>
-        <w:t xml:space="preserve"> </w:t>
-      </w:r>
-      <w:proofErr w:type="spellStart"/>
-      <w:r>
-        <w:t>Erklärung</w:t>
-      </w:r>
-      <w:proofErr w:type="spellEnd"/>
-      <w:r>
-        <w:t xml:space="preserve">, | trennt Alternativen, </w:t>
-      </w:r>
-      <w:proofErr w:type="gramStart"/>
-      <w:r>
-        <w:t>[ ]</w:t>
-      </w:r>
-      <w:proofErr w:type="gramEnd"/>
-      <w:r>
-        <w:t xml:space="preserve"> kennzeichnet Optionales.</w:t>
-      </w:r>
-    </w:p>
-    <w:p>
-      <w:pPr>
-        <w:spacing w:after="120" w:line="264" w:lineRule="auto"/>
-      </w:pPr>
-      <w:r>
-        <w:t>Beispiel: &lt;Zeichenkette</w:t>
-      </w:r>
-      <w:proofErr w:type="gramStart"/>
-      <w:r>
-        <w:t>&gt; ::=</w:t>
-      </w:r>
-      <w:proofErr w:type="gramEnd"/>
-      <w:r>
-        <w:t xml:space="preserve"> &lt;Zeichen&gt; | &lt;Zeichen&gt;&lt;Zeichenkette&gt;; &lt;Zeichen</w:t>
-      </w:r>
-      <w:proofErr w:type="gramStart"/>
-      <w:r>
-        <w:t>&gt; ::=</w:t>
-      </w:r>
-      <w:proofErr w:type="gramEnd"/>
-      <w:r>
-        <w:t xml:space="preserve"> &lt;Buchstabe&gt; | &lt;Sonderzeichen&gt; | &lt;Ziffer&gt;; Das Epsilon steht </w:t>
-      </w:r>
-      <w:proofErr w:type="spellStart"/>
-      <w:r>
-        <w:t>für</w:t>
-      </w:r>
-      <w:proofErr w:type="spellEnd"/>
-      <w:r>
-        <w:t xml:space="preserve"> das leere Wort. Syntaxdiagramme sind die grafische Entsprechung der BNF.</w:t>
-      </w:r>
-    </w:p>
-    <w:p>
-      <w:pPr>
-        <w:pStyle w:val="berschrift2"/>
-      </w:pPr>
-    </w:p>
-    <w:p>
-      <w:pPr>
-        <w:pStyle w:val="berschrift2"/>
-      </w:pPr>
-      <w:bookmarkStart w:id="51" w:name="_Toc232082629"/>
-      <w:proofErr w:type="spellStart"/>
-      <w:r>
-        <w:t>Reguläre</w:t>
-      </w:r>
-      <w:proofErr w:type="spellEnd"/>
-      <w:r>
-        <w:t xml:space="preserve"> </w:t>
-      </w:r>
-      <w:proofErr w:type="spellStart"/>
-      <w:r>
-        <w:t>Ausdrücke</w:t>
-      </w:r>
-      <w:bookmarkEnd w:id="51"/>
-      <w:proofErr w:type="spellEnd"/>
-    </w:p>
-    <w:p>
-      <w:pPr>
-        <w:spacing w:after="120" w:line="264" w:lineRule="auto"/>
-      </w:pPr>
-      <w:r>
-        <w:t xml:space="preserve">Eine </w:t>
-      </w:r>
-      <w:proofErr w:type="spellStart"/>
-      <w:r>
-        <w:t>reguläre</w:t>
-      </w:r>
-      <w:proofErr w:type="spellEnd"/>
-      <w:r>
-        <w:t xml:space="preserve"> Menge R </w:t>
-      </w:r>
-      <w:proofErr w:type="spellStart"/>
-      <w:r>
-        <w:t>über</w:t>
-      </w:r>
-      <w:proofErr w:type="spellEnd"/>
-      <w:r>
-        <w:t xml:space="preserve"> einem Alphabet A wird nach diesen Regeln gebildet:</w:t>
+        <w:t>Eine reguläre Menge R über einem Alphabet A wird nach diesen Regeln gebildet:</w:t>
       </w:r>
     </w:p>
     <w:p>
@@ -20058,15 +17699,7 @@
         <w:spacing w:after="60" w:line="260" w:lineRule="auto"/>
       </w:pPr>
       <w:r>
-        <w:t xml:space="preserve">Leere Menge ist </w:t>
-      </w:r>
-      <w:proofErr w:type="spellStart"/>
-      <w:r>
-        <w:t>regulär</w:t>
-      </w:r>
-      <w:proofErr w:type="spellEnd"/>
-      <w:r>
-        <w:t>.</w:t>
+        <w:t>Leere Menge ist regulär.</w:t>
       </w:r>
     </w:p>
     <w:p>
@@ -20079,15 +17712,7 @@
         <w:spacing w:after="60" w:line="260" w:lineRule="auto"/>
       </w:pPr>
       <w:r>
-        <w:t xml:space="preserve">{Epsilon} (Menge mit nur dem leeren Wort) ist </w:t>
-      </w:r>
-      <w:proofErr w:type="spellStart"/>
-      <w:r>
-        <w:t>regulär</w:t>
-      </w:r>
-      <w:proofErr w:type="spellEnd"/>
-      <w:r>
-        <w:t>.</w:t>
+        <w:t>{Epsilon} (Menge mit nur dem leeren Wort) ist regulär.</w:t>
       </w:r>
     </w:p>
     <w:p>
@@ -20100,23 +17725,7 @@
         <w:spacing w:after="60" w:line="260" w:lineRule="auto"/>
       </w:pPr>
       <w:r>
-        <w:t xml:space="preserve">{a} ist </w:t>
-      </w:r>
-      <w:proofErr w:type="spellStart"/>
-      <w:r>
-        <w:t>regulär</w:t>
-      </w:r>
-      <w:proofErr w:type="spellEnd"/>
-      <w:r>
-        <w:t xml:space="preserve"> </w:t>
-      </w:r>
-      <w:proofErr w:type="spellStart"/>
-      <w:r>
-        <w:t>für</w:t>
-      </w:r>
-      <w:proofErr w:type="spellEnd"/>
-      <w:r>
-        <w:t xml:space="preserve"> jedes a aus A.</w:t>
+        <w:t>{a} ist regulär für jedes a aus A.</w:t>
       </w:r>
     </w:p>
     <w:p>
@@ -20129,30 +17738,14 @@
         <w:spacing w:after="60" w:line="260" w:lineRule="auto"/>
       </w:pPr>
       <w:r>
-        <w:t xml:space="preserve">Sind p und q </w:t>
+        <w:t>Sind p und q reguläre Ausdrücke, dann auch: (p)* (Konkatenation beliebig oft), (p ODER q) (Vereinigung) und (</w:t>
       </w:r>
       <w:proofErr w:type="spellStart"/>
       <w:r>
-        <w:t>reguläre</w:t>
+        <w:t>pq</w:t>
       </w:r>
       <w:proofErr w:type="spellEnd"/>
       <w:r>
-        <w:t xml:space="preserve"> </w:t>
-      </w:r>
-      <w:proofErr w:type="spellStart"/>
-      <w:r>
-        <w:t>Ausdrücke</w:t>
-      </w:r>
-      <w:proofErr w:type="spellEnd"/>
-      <w:r>
-        <w:t>, dann auch: (p)* (Konkatenation beliebig oft), (p ODER q) (Vereinigung) und (</w:t>
-      </w:r>
-      <w:proofErr w:type="spellStart"/>
-      <w:r>
-        <w:t>pq</w:t>
-      </w:r>
-      <w:proofErr w:type="spellEnd"/>
-      <w:r>
         <w:t>) (Konkatenation).</w:t>
       </w:r>
     </w:p>
@@ -20160,12 +17753,16 @@
       <w:pPr>
         <w:pStyle w:val="berschrift2"/>
       </w:pPr>
-      <w:bookmarkStart w:id="52" w:name="_Toc232082630"/>
-      <w:r>
-        <w:lastRenderedPageBreak/>
+      <w:bookmarkStart w:id="51" w:name="_Toc232082630"/>
+    </w:p>
+    <w:p>
+      <w:pPr>
+        <w:pStyle w:val="berschrift2"/>
+      </w:pPr>
+      <w:r>
         <w:t>Chomsky-Hierarchie</w:t>
       </w:r>
-      <w:bookmarkEnd w:id="52"/>
+      <w:bookmarkEnd w:id="51"/>
     </w:p>
     <w:tbl>
       <w:tblPr>
@@ -20191,12 +17788,6 @@
         <w:gridCol w:w="4838"/>
       </w:tblGrid>
       <w:tr>
-        <w:tblPrEx>
-          <w:tblCellMar>
-            <w:top w:w="0" w:type="dxa"/>
-            <w:bottom w:w="0" w:type="dxa"/>
-          </w:tblCellMar>
-        </w:tblPrEx>
         <w:trPr>
           <w:tblHeader/>
         </w:trPr>
@@ -20290,7 +17881,6 @@
             <w:pPr>
               <w:spacing w:line="248" w:lineRule="auto"/>
             </w:pPr>
-            <w:proofErr w:type="spellStart"/>
             <w:r>
               <w:rPr>
                 <w:b/>
@@ -20301,17 +17891,10 @@
               </w:rPr>
               <w:t>Einschränkung</w:t>
             </w:r>
-            <w:proofErr w:type="spellEnd"/>
           </w:p>
         </w:tc>
       </w:tr>
       <w:tr>
-        <w:tblPrEx>
-          <w:tblCellMar>
-            <w:top w:w="0" w:type="dxa"/>
-            <w:bottom w:w="0" w:type="dxa"/>
-          </w:tblCellMar>
-        </w:tblPrEx>
         <w:tc>
           <w:tcPr>
             <w:tcW w:w="2000" w:type="dxa"/>
@@ -20370,17 +17953,8 @@
                 <w:sz w:val="20"/>
                 <w:szCs w:val="20"/>
               </w:rPr>
-              <w:t xml:space="preserve">rekursiv </w:t>
-            </w:r>
-            <w:proofErr w:type="spellStart"/>
-            <w:r>
-              <w:rPr>
-                <w:sz w:val="20"/>
-                <w:szCs w:val="20"/>
-              </w:rPr>
-              <w:t>aufzählbar</w:t>
-            </w:r>
-            <w:proofErr w:type="spellEnd"/>
+              <w:t>rekursiv aufzählbar</w:t>
+            </w:r>
           </w:p>
         </w:tc>
         <w:tc>
@@ -20410,27 +17984,12 @@
                 <w:sz w:val="20"/>
                 <w:szCs w:val="20"/>
               </w:rPr>
-              <w:t xml:space="preserve">keine </w:t>
-            </w:r>
-            <w:proofErr w:type="spellStart"/>
-            <w:r>
-              <w:rPr>
-                <w:sz w:val="20"/>
-                <w:szCs w:val="20"/>
-              </w:rPr>
-              <w:t>Einschränkungen</w:t>
-            </w:r>
-            <w:proofErr w:type="spellEnd"/>
+              <w:t>keine Einschränkungen</w:t>
+            </w:r>
           </w:p>
         </w:tc>
       </w:tr>
       <w:tr>
-        <w:tblPrEx>
-          <w:tblCellMar>
-            <w:top w:w="0" w:type="dxa"/>
-            <w:bottom w:w="0" w:type="dxa"/>
-          </w:tblCellMar>
-        </w:tblPrEx>
         <w:tc>
           <w:tcPr>
             <w:tcW w:w="2000" w:type="dxa"/>
@@ -20515,32 +18074,17 @@
             <w:pPr>
               <w:spacing w:line="248" w:lineRule="auto"/>
             </w:pPr>
-            <w:proofErr w:type="spellStart"/>
-            <w:r>
-              <w:rPr>
-                <w:sz w:val="20"/>
-                <w:szCs w:val="20"/>
-              </w:rPr>
-              <w:t>kontextabhängige</w:t>
-            </w:r>
-            <w:proofErr w:type="spellEnd"/>
-            <w:r>
-              <w:rPr>
-                <w:sz w:val="20"/>
-                <w:szCs w:val="20"/>
-              </w:rPr>
-              <w:t xml:space="preserve"> Regeln</w:t>
+            <w:r>
+              <w:rPr>
+                <w:sz w:val="20"/>
+                <w:szCs w:val="20"/>
+              </w:rPr>
+              <w:t>kontextabhängige Regeln</w:t>
             </w:r>
           </w:p>
         </w:tc>
       </w:tr>
       <w:tr>
-        <w:tblPrEx>
-          <w:tblCellMar>
-            <w:top w:w="0" w:type="dxa"/>
-            <w:bottom w:w="0" w:type="dxa"/>
-          </w:tblCellMar>
-        </w:tblPrEx>
         <w:tc>
           <w:tcPr>
             <w:tcW w:w="2000" w:type="dxa"/>
@@ -20636,12 +18180,6 @@
         </w:tc>
       </w:tr>
       <w:tr>
-        <w:tblPrEx>
-          <w:tblCellMar>
-            <w:top w:w="0" w:type="dxa"/>
-            <w:bottom w:w="0" w:type="dxa"/>
-          </w:tblCellMar>
-        </w:tblPrEx>
         <w:tc>
           <w:tcPr>
             <w:tcW w:w="2000" w:type="dxa"/>
@@ -20695,7 +18233,6 @@
             <w:pPr>
               <w:spacing w:line="248" w:lineRule="auto"/>
             </w:pPr>
-            <w:proofErr w:type="spellStart"/>
             <w:r>
               <w:rPr>
                 <w:sz w:val="20"/>
@@ -20703,7 +18240,6 @@
               </w:rPr>
               <w:t>regulär</w:t>
             </w:r>
-            <w:proofErr w:type="spellEnd"/>
           </w:p>
         </w:tc>
         <w:tc>
@@ -20728,53 +18264,12 @@
             <w:pPr>
               <w:spacing w:line="248" w:lineRule="auto"/>
             </w:pPr>
-            <w:proofErr w:type="spellStart"/>
-            <w:r>
-              <w:rPr>
-                <w:sz w:val="20"/>
-                <w:szCs w:val="20"/>
-              </w:rPr>
-              <w:t>stärkste</w:t>
-            </w:r>
-            <w:proofErr w:type="spellEnd"/>
-            <w:r>
-              <w:rPr>
-                <w:sz w:val="20"/>
-                <w:szCs w:val="20"/>
-              </w:rPr>
-              <w:t xml:space="preserve"> </w:t>
-            </w:r>
-            <w:proofErr w:type="spellStart"/>
-            <w:r>
-              <w:rPr>
-                <w:sz w:val="20"/>
-                <w:szCs w:val="20"/>
-              </w:rPr>
-              <w:t>Einschränkung</w:t>
-            </w:r>
-            <w:proofErr w:type="spellEnd"/>
-            <w:r>
-              <w:rPr>
-                <w:sz w:val="20"/>
-                <w:szCs w:val="20"/>
-              </w:rPr>
-              <w:t xml:space="preserve"> (von </w:t>
-            </w:r>
-            <w:proofErr w:type="spellStart"/>
-            <w:r>
-              <w:rPr>
-                <w:sz w:val="20"/>
-                <w:szCs w:val="20"/>
-              </w:rPr>
-              <w:t>regulären</w:t>
-            </w:r>
-            <w:proofErr w:type="spellEnd"/>
-            <w:r>
-              <w:rPr>
-                <w:sz w:val="20"/>
-                <w:szCs w:val="20"/>
-              </w:rPr>
-              <w:t xml:space="preserve"> Ausdrücken/endlichen Automaten erfassbar)</w:t>
+            <w:r>
+              <w:rPr>
+                <w:sz w:val="20"/>
+                <w:szCs w:val="20"/>
+              </w:rPr>
+              <w:t>stärkste Einschränkung (von regulären Ausdrücken/endlichen Automaten erfassbar)</w:t>
             </w:r>
           </w:p>
         </w:tc>
@@ -20789,26 +18284,18 @@
       <w:pPr>
         <w:pStyle w:val="berschrift1"/>
       </w:pPr>
-      <w:bookmarkStart w:id="53" w:name="_Toc232082631"/>
+      <w:bookmarkStart w:id="52" w:name="_Toc232082631"/>
       <w:r>
         <w:t>16. Automaten</w:t>
       </w:r>
-      <w:bookmarkEnd w:id="53"/>
+      <w:bookmarkEnd w:id="52"/>
     </w:p>
     <w:p>
       <w:pPr>
         <w:spacing w:after="120" w:line="264" w:lineRule="auto"/>
       </w:pPr>
       <w:r>
-        <w:t xml:space="preserve">Automaten sind mathematische Modelle von </w:t>
-      </w:r>
-      <w:proofErr w:type="spellStart"/>
-      <w:r>
-        <w:t>Geräten</w:t>
-      </w:r>
-      <w:proofErr w:type="spellEnd"/>
-      <w:r>
-        <w:t>, die Eingaben in Ergebnisse umformen.</w:t>
+        <w:t>Automaten sind mathematische Modelle von Geräten, die Eingaben in Ergebnisse umformen.</w:t>
       </w:r>
     </w:p>
     <w:p>
@@ -20821,23 +18308,7 @@
         <w:spacing w:after="60" w:line="260" w:lineRule="auto"/>
       </w:pPr>
       <w:r>
-        <w:t xml:space="preserve">Erkennende Automaten (Akzeptoren): stellen fest, ob ein Wort zu einer Sprache </w:t>
-      </w:r>
-      <w:proofErr w:type="spellStart"/>
-      <w:r>
-        <w:t>gehört</w:t>
-      </w:r>
-      <w:proofErr w:type="spellEnd"/>
-      <w:r>
-        <w:t xml:space="preserve">. Anwendung: </w:t>
-      </w:r>
-      <w:proofErr w:type="spellStart"/>
-      <w:r>
-        <w:t>Prüfen</w:t>
-      </w:r>
-      <w:proofErr w:type="spellEnd"/>
-      <w:r>
-        <w:t xml:space="preserve"> der syntaktischen Richtigkeit von Programmen.</w:t>
+        <w:t>Erkennende Automaten (Akzeptoren): stellen fest, ob ein Wort zu einer Sprache gehört. Anwendung: Prüfen der syntaktischen Richtigkeit von Programmen.</w:t>
       </w:r>
     </w:p>
     <w:p>
@@ -20849,29 +18320,22 @@
         </w:numPr>
         <w:spacing w:after="60" w:line="260" w:lineRule="auto"/>
       </w:pPr>
-      <w:proofErr w:type="spellStart"/>
-      <w:r>
-        <w:t>Übersetzende</w:t>
-      </w:r>
-      <w:proofErr w:type="spellEnd"/>
-      <w:r>
-        <w:t xml:space="preserve"> Automaten (Transduktoren): berechnen aus dem Eingabewort ein Ausgabewort. Anwendung: Compiler (Syntax </w:t>
-      </w:r>
-      <w:proofErr w:type="spellStart"/>
-      <w:r>
-        <w:t>prüfen</w:t>
-      </w:r>
-      <w:proofErr w:type="spellEnd"/>
-      <w:r>
-        <w:t xml:space="preserve">, Korrektheit feststellen, in andere Sprache </w:t>
-      </w:r>
-      <w:proofErr w:type="spellStart"/>
-      <w:r>
-        <w:t>übersetzen</w:t>
-      </w:r>
-      <w:proofErr w:type="spellEnd"/>
-      <w:r>
-        <w:t>).</w:t>
+      <w:r>
+        <w:t>Übersetzende Automaten (Transduktoren): berechnen aus dem Eingabewort ein Ausgabewort. Anwendung: Compiler (Syntax prüfen, Korrektheit feststellen, in andere Sprache übersetzen).</w:t>
+      </w:r>
+    </w:p>
+    <w:p>
+      <w:pPr>
+        <w:rPr>
+          <w:b/>
+          <w:bCs/>
+          <w:color w:val="2E75B6"/>
+          <w:sz w:val="24"/>
+          <w:szCs w:val="24"/>
+        </w:rPr>
+      </w:pPr>
+      <w:r>
+        <w:br w:type="page"/>
       </w:r>
     </w:p>
     <w:p>
@@ -20883,11 +18347,11 @@
       <w:pPr>
         <w:pStyle w:val="berschrift2"/>
       </w:pPr>
-      <w:bookmarkStart w:id="54" w:name="_Toc232082632"/>
+      <w:bookmarkStart w:id="53" w:name="_Toc232082632"/>
       <w:r>
         <w:t>Deterministischer endlicher Automat (DEA)</w:t>
       </w:r>
-      <w:bookmarkEnd w:id="54"/>
+      <w:bookmarkEnd w:id="53"/>
     </w:p>
     <w:p>
       <w:pPr>
@@ -20928,12 +18392,6 @@
         <w:gridCol w:w="7438"/>
       </w:tblGrid>
       <w:tr>
-        <w:tblPrEx>
-          <w:tblCellMar>
-            <w:top w:w="0" w:type="dxa"/>
-            <w:bottom w:w="0" w:type="dxa"/>
-          </w:tblCellMar>
-        </w:tblPrEx>
         <w:trPr>
           <w:tblHeader/>
         </w:trPr>
@@ -21007,12 +18465,6 @@
         </w:tc>
       </w:tr>
       <w:tr>
-        <w:tblPrEx>
-          <w:tblCellMar>
-            <w:top w:w="0" w:type="dxa"/>
-            <w:bottom w:w="0" w:type="dxa"/>
-          </w:tblCellMar>
-        </w:tblPrEx>
         <w:tc>
           <w:tcPr>
             <w:tcW w:w="2200" w:type="dxa"/>
@@ -21077,12 +18529,6 @@
         </w:tc>
       </w:tr>
       <w:tr>
-        <w:tblPrEx>
-          <w:tblCellMar>
-            <w:top w:w="0" w:type="dxa"/>
-            <w:bottom w:w="0" w:type="dxa"/>
-          </w:tblCellMar>
-        </w:tblPrEx>
         <w:tc>
           <w:tcPr>
             <w:tcW w:w="2200" w:type="dxa"/>
@@ -21147,12 +18593,6 @@
         </w:tc>
       </w:tr>
       <w:tr>
-        <w:tblPrEx>
-          <w:tblCellMar>
-            <w:top w:w="0" w:type="dxa"/>
-            <w:bottom w:w="0" w:type="dxa"/>
-          </w:tblCellMar>
-        </w:tblPrEx>
         <w:tc>
           <w:tcPr>
             <w:tcW w:w="2200" w:type="dxa"/>
@@ -21217,12 +18657,6 @@
         </w:tc>
       </w:tr>
       <w:tr>
-        <w:tblPrEx>
-          <w:tblCellMar>
-            <w:top w:w="0" w:type="dxa"/>
-            <w:bottom w:w="0" w:type="dxa"/>
-          </w:tblCellMar>
-        </w:tblPrEx>
         <w:tc>
           <w:tcPr>
             <w:tcW w:w="2200" w:type="dxa"/>
@@ -21291,12 +18725,6 @@
         </w:tc>
       </w:tr>
       <w:tr>
-        <w:tblPrEx>
-          <w:tblCellMar>
-            <w:top w:w="0" w:type="dxa"/>
-            <w:bottom w:w="0" w:type="dxa"/>
-          </w:tblCellMar>
-        </w:tblPrEx>
         <w:tc>
           <w:tcPr>
             <w:tcW w:w="2200" w:type="dxa"/>
@@ -21363,12 +18791,6 @@
         </w:tc>
       </w:tr>
       <w:tr>
-        <w:tblPrEx>
-          <w:tblCellMar>
-            <w:top w:w="0" w:type="dxa"/>
-            <w:bottom w:w="0" w:type="dxa"/>
-          </w:tblCellMar>
-        </w:tblPrEx>
         <w:tc>
           <w:tcPr>
             <w:tcW w:w="2200" w:type="dxa"/>
@@ -21433,12 +18855,6 @@
         </w:tc>
       </w:tr>
       <w:tr>
-        <w:tblPrEx>
-          <w:tblCellMar>
-            <w:top w:w="0" w:type="dxa"/>
-            <w:bottom w:w="0" w:type="dxa"/>
-          </w:tblCellMar>
-        </w:tblPrEx>
         <w:tc>
           <w:tcPr>
             <w:tcW w:w="2200" w:type="dxa"/>
@@ -21492,37 +18908,12 @@
             <w:pPr>
               <w:spacing w:line="248" w:lineRule="auto"/>
             </w:pPr>
-            <w:proofErr w:type="spellStart"/>
-            <w:r>
-              <w:rPr>
-                <w:sz w:val="20"/>
-                <w:szCs w:val="20"/>
-              </w:rPr>
-              <w:t>Finalzustände</w:t>
-            </w:r>
-            <w:proofErr w:type="spellEnd"/>
-            <w:r>
-              <w:rPr>
-                <w:sz w:val="20"/>
-                <w:szCs w:val="20"/>
-              </w:rPr>
-              <w:t xml:space="preserve"> (</w:t>
-            </w:r>
-            <w:proofErr w:type="spellStart"/>
-            <w:r>
-              <w:rPr>
-                <w:sz w:val="20"/>
-                <w:szCs w:val="20"/>
-              </w:rPr>
-              <w:t>Endzustände</w:t>
-            </w:r>
-            <w:proofErr w:type="spellEnd"/>
-            <w:r>
-              <w:rPr>
-                <w:sz w:val="20"/>
-                <w:szCs w:val="20"/>
-              </w:rPr>
-              <w:t>)</w:t>
+            <w:r>
+              <w:rPr>
+                <w:sz w:val="20"/>
+                <w:szCs w:val="20"/>
+              </w:rPr>
+              <w:t>Finalzustände (Endzustände)</w:t>
             </w:r>
           </w:p>
         </w:tc>
@@ -21554,11 +18945,11 @@
       <w:pPr>
         <w:pStyle w:val="berschrift2"/>
       </w:pPr>
-      <w:bookmarkStart w:id="55" w:name="_Toc232082633"/>
+      <w:bookmarkStart w:id="54" w:name="_Toc232082633"/>
       <w:r>
         <w:t>Determinismus - die vier Begriffe</w:t>
       </w:r>
-      <w:bookmarkEnd w:id="55"/>
+      <w:bookmarkEnd w:id="54"/>
     </w:p>
     <w:tbl>
       <w:tblPr>
@@ -21583,12 +18974,6 @@
         <w:gridCol w:w="6838"/>
       </w:tblGrid>
       <w:tr>
-        <w:tblPrEx>
-          <w:tblCellMar>
-            <w:top w:w="0" w:type="dxa"/>
-            <w:bottom w:w="0" w:type="dxa"/>
-          </w:tblCellMar>
-        </w:tblPrEx>
         <w:trPr>
           <w:tblHeader/>
         </w:trPr>
@@ -21662,12 +19047,6 @@
         </w:tc>
       </w:tr>
       <w:tr>
-        <w:tblPrEx>
-          <w:tblCellMar>
-            <w:top w:w="0" w:type="dxa"/>
-            <w:bottom w:w="0" w:type="dxa"/>
-          </w:tblCellMar>
-        </w:tblPrEx>
         <w:tc>
           <w:tcPr>
             <w:tcW w:w="2800" w:type="dxa"/>
@@ -21732,12 +19111,6 @@
         </w:tc>
       </w:tr>
       <w:tr>
-        <w:tblPrEx>
-          <w:tblCellMar>
-            <w:top w:w="0" w:type="dxa"/>
-            <w:bottom w:w="0" w:type="dxa"/>
-          </w:tblCellMar>
-        </w:tblPrEx>
         <w:tc>
           <w:tcPr>
             <w:tcW w:w="2800" w:type="dxa"/>
@@ -21802,12 +19175,6 @@
         </w:tc>
       </w:tr>
       <w:tr>
-        <w:tblPrEx>
-          <w:tblCellMar>
-            <w:top w:w="0" w:type="dxa"/>
-            <w:bottom w:w="0" w:type="dxa"/>
-          </w:tblCellMar>
-        </w:tblPrEx>
         <w:tc>
           <w:tcPr>
             <w:tcW w:w="2800" w:type="dxa"/>
@@ -21872,12 +19239,6 @@
         </w:tc>
       </w:tr>
       <w:tr>
-        <w:tblPrEx>
-          <w:tblCellMar>
-            <w:top w:w="0" w:type="dxa"/>
-            <w:bottom w:w="0" w:type="dxa"/>
-          </w:tblCellMar>
-        </w:tblPrEx>
         <w:tc>
           <w:tcPr>
             <w:tcW w:w="2800" w:type="dxa"/>
@@ -21960,12 +19321,12 @@
       <w:pPr>
         <w:pStyle w:val="berschrift2"/>
       </w:pPr>
-      <w:bookmarkStart w:id="56" w:name="_Toc232082634"/>
+      <w:bookmarkStart w:id="55" w:name="_Toc232082634"/>
       <w:r>
         <w:lastRenderedPageBreak/>
         <w:t>Nichtdeterministischer Automat (NEA)</w:t>
       </w:r>
-      <w:bookmarkEnd w:id="56"/>
+      <w:bookmarkEnd w:id="55"/>
     </w:p>
     <w:p>
       <w:pPr>
@@ -22000,15 +19361,7 @@
       </w:r>
       <w:proofErr w:type="gramEnd"/>
       <w:r>
-        <w:t xml:space="preserve"> bei fehlerhaften Worten in undefinierten </w:t>
-      </w:r>
-      <w:proofErr w:type="spellStart"/>
-      <w:r>
-        <w:t>Zuständen</w:t>
-      </w:r>
-      <w:proofErr w:type="spellEnd"/>
-      <w:r>
-        <w:t xml:space="preserve"> steckenbleiben.</w:t>
+        <w:t xml:space="preserve"> bei fehlerhaften Worten in undefinierten Zuständen steckenbleiben.</w:t>
       </w:r>
     </w:p>
     <w:p>
@@ -22016,15 +19369,7 @@
         <w:spacing w:after="120" w:line="264" w:lineRule="auto"/>
       </w:pPr>
       <w:r>
-        <w:t xml:space="preserve">Ein NEA akzeptiert ein Wort, wenn es mindestens einen Weg vom Startzustand zu einem Finalzustand gibt, bei dem das Wort </w:t>
-      </w:r>
-      <w:proofErr w:type="spellStart"/>
-      <w:r>
-        <w:t>vollständig</w:t>
-      </w:r>
-      <w:proofErr w:type="spellEnd"/>
-      <w:r>
-        <w:t xml:space="preserve"> verarbeitet wird.</w:t>
+        <w:t>Ein NEA akzeptiert ein Wort, wenn es mindestens einen Weg vom Startzustand zu einem Finalzustand gibt, bei dem das Wort vollständig verarbeitet wird.</w:t>
       </w:r>
     </w:p>
     <w:p>
@@ -22036,11 +19381,11 @@
       <w:pPr>
         <w:pStyle w:val="berschrift2"/>
       </w:pPr>
-      <w:bookmarkStart w:id="57" w:name="_Toc232082635"/>
+      <w:bookmarkStart w:id="56" w:name="_Toc232082635"/>
       <w:r>
         <w:t>Umwandlung NEA -&gt; DEA</w:t>
       </w:r>
-      <w:bookmarkEnd w:id="57"/>
+      <w:bookmarkEnd w:id="56"/>
     </w:p>
     <w:p>
       <w:pPr>
@@ -22051,21 +19396,8 @@
         </w:numPr>
         <w:spacing w:after="60" w:line="260" w:lineRule="auto"/>
       </w:pPr>
-      <w:proofErr w:type="spellStart"/>
-      <w:r>
-        <w:t>Einführung</w:t>
-      </w:r>
-      <w:proofErr w:type="spellEnd"/>
-      <w:r>
-        <w:t xml:space="preserve"> von </w:t>
-      </w:r>
-      <w:proofErr w:type="spellStart"/>
-      <w:r>
-        <w:t>Zwischenzuständen</w:t>
-      </w:r>
-      <w:proofErr w:type="spellEnd"/>
-      <w:r>
-        <w:t xml:space="preserve"> zur Aufspaltung von Silben.</w:t>
+      <w:r>
+        <w:t>Einführung von Zwischenzuständen zur Aufspaltung von Silben.</w:t>
       </w:r>
     </w:p>
     <w:p>
@@ -22078,62 +19410,38 @@
         <w:spacing w:after="60" w:line="260" w:lineRule="auto"/>
       </w:pPr>
       <w:r>
-        <w:t xml:space="preserve">Bilden neuer (zusammengesetzter) </w:t>
+        <w:t>Bilden neuer (zusammengesetzter) Zustände aus Mengen erreichbarer Zustände (Potenzmengenkonstruktion).</w:t>
+      </w:r>
+    </w:p>
+    <w:p>
+      <w:pPr>
+        <w:pStyle w:val="berschrift2"/>
+      </w:pPr>
+    </w:p>
+    <w:p>
+      <w:pPr>
+        <w:pStyle w:val="berschrift2"/>
+      </w:pPr>
+      <w:bookmarkStart w:id="57" w:name="_Toc232082636"/>
+      <w:r>
+        <w:t>Grammatik aus einem endlichen Automaten ableiten</w:t>
+      </w:r>
+      <w:bookmarkEnd w:id="57"/>
+    </w:p>
+    <w:p>
+      <w:pPr>
+        <w:spacing w:after="120" w:line="264" w:lineRule="auto"/>
+      </w:pPr>
+      <w:r>
+        <w:t xml:space="preserve">Aus M = (I, Q, q0, </w:t>
       </w:r>
       <w:proofErr w:type="spellStart"/>
       <w:r>
-        <w:t>Zustände</w:t>
+        <w:t>delta</w:t>
       </w:r>
       <w:proofErr w:type="spellEnd"/>
       <w:r>
-        <w:t xml:space="preserve"> aus Mengen erreichbarer </w:t>
-      </w:r>
-      <w:proofErr w:type="spellStart"/>
-      <w:r>
-        <w:t>Zustände</w:t>
-      </w:r>
-      <w:proofErr w:type="spellEnd"/>
-      <w:r>
-        <w:t xml:space="preserve"> (Potenzmengenkonstruktion).</w:t>
-      </w:r>
-    </w:p>
-    <w:p>
-      <w:pPr>
-        <w:pStyle w:val="berschrift2"/>
-      </w:pPr>
-    </w:p>
-    <w:p>
-      <w:pPr>
-        <w:pStyle w:val="berschrift2"/>
-      </w:pPr>
-      <w:bookmarkStart w:id="58" w:name="_Toc232082636"/>
-      <w:r>
-        <w:t>Grammatik aus einem endlichen Automaten ableiten</w:t>
-      </w:r>
-      <w:bookmarkEnd w:id="58"/>
-    </w:p>
-    <w:p>
-      <w:pPr>
-        <w:spacing w:after="120" w:line="264" w:lineRule="auto"/>
-      </w:pPr>
-      <w:r>
-        <w:t xml:space="preserve">Aus M = (I, Q, q0, </w:t>
-      </w:r>
-      <w:proofErr w:type="spellStart"/>
-      <w:r>
-        <w:t>delta</w:t>
-      </w:r>
-      <w:proofErr w:type="spellEnd"/>
-      <w:r>
-        <w:t xml:space="preserve">, F) </w:t>
-      </w:r>
-      <w:proofErr w:type="spellStart"/>
-      <w:r>
-        <w:t>lässt</w:t>
-      </w:r>
-      <w:proofErr w:type="spellEnd"/>
-      <w:r>
-        <w:t xml:space="preserve"> sich eine Grammatik G = (T, V, S, P) gewinnen:</w:t>
+        <w:t>, F) lässt sich eine Grammatik G = (T, V, S, P) gewinnen:</w:t>
       </w:r>
     </w:p>
     <w:p>
@@ -22159,23 +19467,7 @@
         <w:spacing w:after="60" w:line="260" w:lineRule="auto"/>
       </w:pPr>
       <w:r>
-        <w:t xml:space="preserve">V entspricht Q ohne die </w:t>
-      </w:r>
-      <w:proofErr w:type="spellStart"/>
-      <w:r>
-        <w:t>Fallenzustände</w:t>
-      </w:r>
-      <w:proofErr w:type="spellEnd"/>
-      <w:r>
-        <w:t xml:space="preserve"> (Nichtterminale = </w:t>
-      </w:r>
-      <w:proofErr w:type="spellStart"/>
-      <w:r>
-        <w:t>Zustände</w:t>
-      </w:r>
-      <w:proofErr w:type="spellEnd"/>
-      <w:r>
-        <w:t>).</w:t>
+        <w:t>V entspricht Q ohne die Fallenzustände (Nichtterminale = Zustände).</w:t>
       </w:r>
     </w:p>
     <w:p>
@@ -22209,31 +19501,15 @@
       </w:r>
       <w:proofErr w:type="spellEnd"/>
       <w:r>
-        <w:t xml:space="preserve"> ohne die Wege in die Falle; </w:t>
+        <w:t xml:space="preserve"> ohne die Wege in die Falle; zusätzlich </w:t>
       </w:r>
       <w:proofErr w:type="spellStart"/>
       <w:r>
-        <w:t>zusätzlich</w:t>
+        <w:t>qt</w:t>
       </w:r>
       <w:proofErr w:type="spellEnd"/>
       <w:r>
-        <w:t xml:space="preserve"> </w:t>
-      </w:r>
-      <w:proofErr w:type="spellStart"/>
-      <w:r>
-        <w:t>qt</w:t>
-      </w:r>
-      <w:proofErr w:type="spellEnd"/>
-      <w:r>
-        <w:t xml:space="preserve"> -&gt; Epsilon </w:t>
-      </w:r>
-      <w:proofErr w:type="spellStart"/>
-      <w:r>
-        <w:t>für</w:t>
-      </w:r>
-      <w:proofErr w:type="spellEnd"/>
-      <w:r>
-        <w:t xml:space="preserve"> jeden Finalzustand.</w:t>
+        <w:t xml:space="preserve"> -&gt; Epsilon für jeden Finalzustand.</w:t>
       </w:r>
     </w:p>
     <w:p>
@@ -22245,11 +19521,11 @@
       <w:pPr>
         <w:pStyle w:val="berschrift1"/>
       </w:pPr>
-      <w:bookmarkStart w:id="59" w:name="_Toc232082637"/>
+      <w:bookmarkStart w:id="58" w:name="_Toc232082637"/>
       <w:r>
         <w:t>17. Turingmaschine</w:t>
       </w:r>
-      <w:bookmarkEnd w:id="59"/>
+      <w:bookmarkEnd w:id="58"/>
     </w:p>
     <w:p>
       <w:pPr>
@@ -22298,12 +19574,6 @@
         <w:gridCol w:w="7438"/>
       </w:tblGrid>
       <w:tr>
-        <w:tblPrEx>
-          <w:tblCellMar>
-            <w:top w:w="0" w:type="dxa"/>
-            <w:bottom w:w="0" w:type="dxa"/>
-          </w:tblCellMar>
-        </w:tblPrEx>
         <w:trPr>
           <w:tblHeader/>
         </w:trPr>
@@ -22377,12 +19647,6 @@
         </w:tc>
       </w:tr>
       <w:tr>
-        <w:tblPrEx>
-          <w:tblCellMar>
-            <w:top w:w="0" w:type="dxa"/>
-            <w:bottom w:w="0" w:type="dxa"/>
-          </w:tblCellMar>
-        </w:tblPrEx>
         <w:tc>
           <w:tcPr>
             <w:tcW w:w="2200" w:type="dxa"/>
@@ -22447,12 +19711,6 @@
         </w:tc>
       </w:tr>
       <w:tr>
-        <w:tblPrEx>
-          <w:tblCellMar>
-            <w:top w:w="0" w:type="dxa"/>
-            <w:bottom w:w="0" w:type="dxa"/>
-          </w:tblCellMar>
-        </w:tblPrEx>
         <w:tc>
           <w:tcPr>
             <w:tcW w:w="2200" w:type="dxa"/>
@@ -22517,12 +19775,6 @@
         </w:tc>
       </w:tr>
       <w:tr>
-        <w:tblPrEx>
-          <w:tblCellMar>
-            <w:top w:w="0" w:type="dxa"/>
-            <w:bottom w:w="0" w:type="dxa"/>
-          </w:tblCellMar>
-        </w:tblPrEx>
         <w:tc>
           <w:tcPr>
             <w:tcW w:w="2200" w:type="dxa"/>
@@ -22587,12 +19839,6 @@
         </w:tc>
       </w:tr>
       <w:tr>
-        <w:tblPrEx>
-          <w:tblCellMar>
-            <w:top w:w="0" w:type="dxa"/>
-            <w:bottom w:w="0" w:type="dxa"/>
-          </w:tblCellMar>
-        </w:tblPrEx>
         <w:tc>
           <w:tcPr>
             <w:tcW w:w="2200" w:type="dxa"/>
@@ -22657,12 +19903,6 @@
         </w:tc>
       </w:tr>
       <w:tr>
-        <w:tblPrEx>
-          <w:tblCellMar>
-            <w:top w:w="0" w:type="dxa"/>
-            <w:bottom w:w="0" w:type="dxa"/>
-          </w:tblCellMar>
-        </w:tblPrEx>
         <w:tc>
           <w:tcPr>
             <w:tcW w:w="2200" w:type="dxa"/>
@@ -22718,7 +19958,6 @@
             <w:pPr>
               <w:spacing w:line="248" w:lineRule="auto"/>
             </w:pPr>
-            <w:proofErr w:type="spellStart"/>
             <w:r>
               <w:rPr>
                 <w:sz w:val="20"/>
@@ -22726,17 +19965,10 @@
               </w:rPr>
               <w:t>Zustandsüberführungsfunktion</w:t>
             </w:r>
-            <w:proofErr w:type="spellEnd"/>
           </w:p>
         </w:tc>
       </w:tr>
       <w:tr>
-        <w:tblPrEx>
-          <w:tblCellMar>
-            <w:top w:w="0" w:type="dxa"/>
-            <w:bottom w:w="0" w:type="dxa"/>
-          </w:tblCellMar>
-        </w:tblPrEx>
         <w:tc>
           <w:tcPr>
             <w:tcW w:w="2200" w:type="dxa"/>
@@ -22790,7 +20022,6 @@
             <w:pPr>
               <w:spacing w:line="248" w:lineRule="auto"/>
             </w:pPr>
-            <w:proofErr w:type="spellStart"/>
             <w:r>
               <w:rPr>
                 <w:sz w:val="20"/>
@@ -22798,7 +20029,6 @@
               </w:rPr>
               <w:t>Finalzustände</w:t>
             </w:r>
-            <w:proofErr w:type="spellEnd"/>
           </w:p>
         </w:tc>
       </w:tr>
@@ -22809,15 +20039,7 @@
         <w:spacing w:after="120" w:line="264" w:lineRule="auto"/>
       </w:pPr>
       <w:r>
-        <w:t xml:space="preserve">Ein </w:t>
-      </w:r>
-      <w:proofErr w:type="spellStart"/>
-      <w:r>
-        <w:t>Übergang</w:t>
-      </w:r>
-      <w:proofErr w:type="spellEnd"/>
-      <w:r>
-        <w:t xml:space="preserve"> hat die Form </w:t>
+        <w:t xml:space="preserve">Ein Übergang hat die Form </w:t>
       </w:r>
       <w:proofErr w:type="spellStart"/>
       <w:proofErr w:type="gramStart"/>
@@ -22842,126 +20064,110 @@
       <w:pPr>
         <w:pStyle w:val="berschrift2"/>
       </w:pPr>
-      <w:bookmarkStart w:id="60" w:name="_Toc232082638"/>
+      <w:bookmarkStart w:id="59" w:name="_Toc232082638"/>
       <w:r>
         <w:t>Konfiguration</w:t>
       </w:r>
+      <w:bookmarkEnd w:id="59"/>
+    </w:p>
+    <w:p>
+      <w:pPr>
+        <w:spacing w:after="120" w:line="264" w:lineRule="auto"/>
+      </w:pPr>
+      <w:r>
+        <w:t xml:space="preserve">Eine Konfiguration </w:t>
+      </w:r>
+      <w:proofErr w:type="spellStart"/>
+      <w:r>
+        <w:t>alpha</w:t>
+      </w:r>
+      <w:proofErr w:type="spellEnd"/>
+      <w:r>
+        <w:t xml:space="preserve"> q </w:t>
+      </w:r>
+      <w:proofErr w:type="spellStart"/>
+      <w:r>
+        <w:t>beta</w:t>
+      </w:r>
+      <w:proofErr w:type="spellEnd"/>
+      <w:r>
+        <w:t xml:space="preserve"> beschreibt den Gesamtzustand: </w:t>
+      </w:r>
+      <w:proofErr w:type="spellStart"/>
+      <w:r>
+        <w:t>alpha</w:t>
+      </w:r>
+      <w:proofErr w:type="spellEnd"/>
+      <w:r>
+        <w:t xml:space="preserve"> = bereits verarbeitete Eingabe / erzeugte Ausgabe, q = aktueller Zustand, </w:t>
+      </w:r>
+      <w:proofErr w:type="spellStart"/>
+      <w:r>
+        <w:t>beta</w:t>
+      </w:r>
+      <w:proofErr w:type="spellEnd"/>
+      <w:r>
+        <w:t xml:space="preserve"> = noch zu verarbeitende Eingabe. Ein Berechnungsschritt: </w:t>
+      </w:r>
+      <w:proofErr w:type="spellStart"/>
+      <w:r>
+        <w:t>alpha</w:t>
+      </w:r>
+      <w:proofErr w:type="spellEnd"/>
+      <w:r>
+        <w:t xml:space="preserve"> q </w:t>
+      </w:r>
+      <w:proofErr w:type="spellStart"/>
+      <w:r>
+        <w:t>beta</w:t>
+      </w:r>
+      <w:proofErr w:type="spellEnd"/>
+      <w:r>
+        <w:t xml:space="preserve"> -&gt; </w:t>
+      </w:r>
+      <w:proofErr w:type="spellStart"/>
+      <w:r>
+        <w:t>alpha</w:t>
+      </w:r>
+      <w:proofErr w:type="spellEnd"/>
+      <w:r>
+        <w:t xml:space="preserve">' q' </w:t>
+      </w:r>
+      <w:proofErr w:type="spellStart"/>
+      <w:r>
+        <w:t>beta</w:t>
+      </w:r>
+      <w:proofErr w:type="spellEnd"/>
+      <w:r>
+        <w:t>'; mehrere Schritte: -&gt;*.</w:t>
+      </w:r>
+    </w:p>
+    <w:p>
+      <w:pPr>
+        <w:spacing w:after="120" w:line="264" w:lineRule="auto"/>
+      </w:pPr>
+      <w:r>
+        <w:lastRenderedPageBreak/>
+        <w:t xml:space="preserve">Anwendungsbeispiele: </w:t>
+      </w:r>
+      <w:proofErr w:type="spellStart"/>
+      <w:r>
+        <w:t>Inkrementmaschine</w:t>
+      </w:r>
+      <w:proofErr w:type="spellEnd"/>
+      <w:r>
+        <w:t xml:space="preserve"> (erhöht eine Binärzahl um 1) sowie nichtdeterministische Turingmaschinen.</w:t>
+      </w:r>
+    </w:p>
+    <w:p>
+      <w:pPr>
+        <w:pStyle w:val="berschrift1"/>
+      </w:pPr>
+      <w:bookmarkStart w:id="60" w:name="_Toc232082639"/>
+      <w:r>
+        <w:t>18. Registermaschine</w:t>
+      </w:r>
       <w:bookmarkEnd w:id="60"/>
-    </w:p>
-    <w:p>
-      <w:pPr>
-        <w:spacing w:after="120" w:line="264" w:lineRule="auto"/>
-      </w:pPr>
-      <w:r>
-        <w:t xml:space="preserve">Eine Konfiguration </w:t>
-      </w:r>
-      <w:proofErr w:type="spellStart"/>
-      <w:r>
-        <w:t>alpha</w:t>
-      </w:r>
-      <w:proofErr w:type="spellEnd"/>
-      <w:r>
-        <w:t xml:space="preserve"> q </w:t>
-      </w:r>
-      <w:proofErr w:type="spellStart"/>
-      <w:r>
-        <w:t>beta</w:t>
-      </w:r>
-      <w:proofErr w:type="spellEnd"/>
-      <w:r>
-        <w:t xml:space="preserve"> beschreibt den Gesamtzustand: </w:t>
-      </w:r>
-      <w:proofErr w:type="spellStart"/>
-      <w:r>
-        <w:t>alpha</w:t>
-      </w:r>
-      <w:proofErr w:type="spellEnd"/>
-      <w:r>
-        <w:t xml:space="preserve"> = bereits verarbeitete Eingabe / erzeugte Ausgabe, q = aktueller Zustand, </w:t>
-      </w:r>
-      <w:proofErr w:type="spellStart"/>
-      <w:r>
-        <w:t>beta</w:t>
-      </w:r>
-      <w:proofErr w:type="spellEnd"/>
-      <w:r>
-        <w:t xml:space="preserve"> = noch zu verarbeitende Eingabe. Ein Berechnungsschritt: </w:t>
-      </w:r>
-      <w:proofErr w:type="spellStart"/>
-      <w:r>
-        <w:t>alpha</w:t>
-      </w:r>
-      <w:proofErr w:type="spellEnd"/>
-      <w:r>
-        <w:t xml:space="preserve"> q </w:t>
-      </w:r>
-      <w:proofErr w:type="spellStart"/>
-      <w:r>
-        <w:t>beta</w:t>
-      </w:r>
-      <w:proofErr w:type="spellEnd"/>
-      <w:r>
-        <w:t xml:space="preserve"> -&gt; </w:t>
-      </w:r>
-      <w:proofErr w:type="spellStart"/>
-      <w:r>
-        <w:t>alpha</w:t>
-      </w:r>
-      <w:proofErr w:type="spellEnd"/>
-      <w:r>
-        <w:t xml:space="preserve">' q' </w:t>
-      </w:r>
-      <w:proofErr w:type="spellStart"/>
-      <w:r>
-        <w:t>beta</w:t>
-      </w:r>
-      <w:proofErr w:type="spellEnd"/>
-      <w:r>
-        <w:t>'; mehrere Schritte: -&gt;*.</w:t>
-      </w:r>
-    </w:p>
-    <w:p>
-      <w:pPr>
-        <w:spacing w:after="120" w:line="264" w:lineRule="auto"/>
-      </w:pPr>
-      <w:r>
-        <w:t xml:space="preserve">Anwendungsbeispiele: </w:t>
-      </w:r>
-      <w:proofErr w:type="spellStart"/>
-      <w:r>
-        <w:t>Inkrementmaschine</w:t>
-      </w:r>
-      <w:proofErr w:type="spellEnd"/>
-      <w:r>
-        <w:t xml:space="preserve"> (</w:t>
-      </w:r>
-      <w:proofErr w:type="spellStart"/>
-      <w:r>
-        <w:t>erhöht</w:t>
-      </w:r>
-      <w:proofErr w:type="spellEnd"/>
-      <w:r>
-        <w:t xml:space="preserve"> eine </w:t>
-      </w:r>
-      <w:proofErr w:type="spellStart"/>
-      <w:r>
-        <w:t>Binärzahl</w:t>
-      </w:r>
-      <w:proofErr w:type="spellEnd"/>
-      <w:r>
-        <w:t xml:space="preserve"> um 1) sowie nichtdeterministische Turingmaschinen.</w:t>
-      </w:r>
-    </w:p>
-    <w:p>
-      <w:pPr>
-        <w:pStyle w:val="berschrift1"/>
-      </w:pPr>
-      <w:bookmarkStart w:id="61" w:name="_Toc232082639"/>
-      <w:r>
-        <w:lastRenderedPageBreak/>
-        <w:t>18. Registermaschine</w:t>
-      </w:r>
-      <w:bookmarkEnd w:id="61"/>
     </w:p>
     <w:p>
       <w:pPr>
@@ -22994,12 +20200,6 @@
         <w:gridCol w:w="5038"/>
       </w:tblGrid>
       <w:tr>
-        <w:tblPrEx>
-          <w:tblCellMar>
-            <w:top w:w="0" w:type="dxa"/>
-            <w:bottom w:w="0" w:type="dxa"/>
-          </w:tblCellMar>
-        </w:tblPrEx>
         <w:trPr>
           <w:tblHeader/>
         </w:trPr>
@@ -23073,12 +20273,6 @@
         </w:tc>
       </w:tr>
       <w:tr>
-        <w:tblPrEx>
-          <w:tblCellMar>
-            <w:top w:w="0" w:type="dxa"/>
-            <w:bottom w:w="0" w:type="dxa"/>
-          </w:tblCellMar>
-        </w:tblPrEx>
         <w:tc>
           <w:tcPr>
             <w:tcW w:w="4600" w:type="dxa"/>
@@ -23143,12 +20337,6 @@
         </w:tc>
       </w:tr>
       <w:tr>
-        <w:tblPrEx>
-          <w:tblCellMar>
-            <w:top w:w="0" w:type="dxa"/>
-            <w:bottom w:w="0" w:type="dxa"/>
-          </w:tblCellMar>
-        </w:tblPrEx>
         <w:tc>
           <w:tcPr>
             <w:tcW w:w="4600" w:type="dxa"/>
@@ -23213,12 +20401,6 @@
         </w:tc>
       </w:tr>
       <w:tr>
-        <w:tblPrEx>
-          <w:tblCellMar>
-            <w:top w:w="0" w:type="dxa"/>
-            <w:bottom w:w="0" w:type="dxa"/>
-          </w:tblCellMar>
-        </w:tblPrEx>
         <w:tc>
           <w:tcPr>
             <w:tcW w:w="4600" w:type="dxa"/>
@@ -23292,12 +20474,6 @@
         </w:tc>
       </w:tr>
       <w:tr>
-        <w:tblPrEx>
-          <w:tblCellMar>
-            <w:top w:w="0" w:type="dxa"/>
-            <w:bottom w:w="0" w:type="dxa"/>
-          </w:tblCellMar>
-        </w:tblPrEx>
         <w:tc>
           <w:tcPr>
             <w:tcW w:w="4600" w:type="dxa"/>
@@ -23362,12 +20538,6 @@
         </w:tc>
       </w:tr>
       <w:tr>
-        <w:tblPrEx>
-          <w:tblCellMar>
-            <w:top w:w="0" w:type="dxa"/>
-            <w:bottom w:w="0" w:type="dxa"/>
-          </w:tblCellMar>
-        </w:tblPrEx>
         <w:tc>
           <w:tcPr>
             <w:tcW w:w="4600" w:type="dxa"/>
@@ -23441,11 +20611,11 @@
       <w:pPr>
         <w:pStyle w:val="berschrift2"/>
       </w:pPr>
-      <w:bookmarkStart w:id="62" w:name="_Toc232082640"/>
+      <w:bookmarkStart w:id="61" w:name="_Toc232082640"/>
       <w:r>
         <w:t>Operationen</w:t>
       </w:r>
-      <w:bookmarkEnd w:id="62"/>
+      <w:bookmarkEnd w:id="61"/>
     </w:p>
     <w:p>
       <w:pPr>
@@ -23465,15 +20635,7 @@
         <w:spacing w:after="60" w:line="260" w:lineRule="auto"/>
       </w:pPr>
       <w:r>
-        <w:t xml:space="preserve">Inkrement (A): </w:t>
-      </w:r>
-      <w:proofErr w:type="spellStart"/>
-      <w:r>
-        <w:t>Erhöhen</w:t>
-      </w:r>
-      <w:proofErr w:type="spellEnd"/>
-      <w:r>
-        <w:t xml:space="preserve"> eines Registerinhalts um 1 (Addition).</w:t>
+        <w:t>Inkrement (A): Erhöhen eines Registerinhalts um 1 (Addition).</w:t>
       </w:r>
     </w:p>
     <w:p>
@@ -23499,15 +20661,7 @@
         <w:spacing w:after="60" w:line="260" w:lineRule="auto"/>
       </w:pPr>
       <w:r>
-        <w:t xml:space="preserve">Test (T): </w:t>
-      </w:r>
-      <w:proofErr w:type="spellStart"/>
-      <w:r>
-        <w:t>Prüfen</w:t>
-      </w:r>
-      <w:proofErr w:type="spellEnd"/>
-      <w:r>
-        <w:t>, ob der Inhalt eines Registers 0 ist.</w:t>
+        <w:t>Test (T): Prüfen, ob der Inhalt eines Registers 0 ist.</w:t>
       </w:r>
     </w:p>
     <w:p>
@@ -23519,11 +20673,11 @@
       <w:pPr>
         <w:pStyle w:val="berschrift2"/>
       </w:pPr>
-      <w:bookmarkStart w:id="63" w:name="_Toc232082641"/>
+      <w:bookmarkStart w:id="62" w:name="_Toc232082641"/>
       <w:r>
         <w:t>Programmaufbau</w:t>
       </w:r>
-      <w:bookmarkEnd w:id="63"/>
+      <w:bookmarkEnd w:id="62"/>
     </w:p>
     <w:p>
       <w:pPr>
@@ -23564,23 +20718,7 @@
       </w:r>
       <w:proofErr w:type="gramEnd"/>
       <w:r>
-        <w:t xml:space="preserve">&gt; </w:t>
-      </w:r>
-      <w:proofErr w:type="spellStart"/>
-      <w:r>
-        <w:t>abgekürzt</w:t>
-      </w:r>
-      <w:proofErr w:type="spellEnd"/>
-      <w:r>
-        <w:t xml:space="preserve"> (i, f, j) - </w:t>
-      </w:r>
-      <w:proofErr w:type="spellStart"/>
-      <w:r>
-        <w:t>führe</w:t>
-      </w:r>
-      <w:proofErr w:type="spellEnd"/>
-      <w:r>
-        <w:t xml:space="preserve"> Operation f aus, springe zu Zeile j.</w:t>
+        <w:t>&gt; abgekürzt (i, f, j) - führe Operation f aus, springe zu Zeile j.</w:t>
       </w:r>
     </w:p>
     <w:p>
@@ -23606,122 +20744,106 @@
       </w:r>
       <w:proofErr w:type="gramEnd"/>
       <w:r>
-        <w:t xml:space="preserve">&gt; </w:t>
+        <w:t>&gt; abgekürzt (i, t, j, k).</w:t>
+      </w:r>
+    </w:p>
+    <w:p>
+      <w:pPr>
+        <w:spacing w:after="120" w:line="264" w:lineRule="auto"/>
+      </w:pPr>
+      <w:r>
+        <w:t xml:space="preserve">Formale Definition: </w:t>
       </w:r>
       <w:proofErr w:type="spellStart"/>
       <w:r>
-        <w:t>abgekürzt</w:t>
+        <w:t>Rm</w:t>
       </w:r>
       <w:proofErr w:type="spellEnd"/>
       <w:r>
-        <w:t xml:space="preserve"> (i, t, j, k).</w:t>
-      </w:r>
+        <w:t xml:space="preserve"> = (F, T, P, </w:t>
+      </w:r>
+      <w:proofErr w:type="spellStart"/>
+      <w:r>
+        <w:t>delta</w:t>
+      </w:r>
+      <w:proofErr w:type="spellEnd"/>
+      <w:r>
+        <w:t xml:space="preserve">). Die Maschine startet mit </w:t>
+      </w:r>
+      <w:proofErr w:type="spellStart"/>
+      <w:r>
+        <w:t>delta</w:t>
+      </w:r>
+      <w:proofErr w:type="spellEnd"/>
+      <w:r>
+        <w:t xml:space="preserve"> = (0, x1, ..., </w:t>
+      </w:r>
+      <w:proofErr w:type="spellStart"/>
+      <w:r>
+        <w:t>xr</w:t>
+      </w:r>
+      <w:proofErr w:type="spellEnd"/>
+      <w:r>
+        <w:t>, 0, ..., 0) und stoppt, wenn die Markierung das Programmende erreicht.</w:t>
+      </w:r>
+    </w:p>
+    <w:p>
+      <w:pPr>
+        <w:pStyle w:val="berschrift2"/>
+      </w:pPr>
+    </w:p>
+    <w:p>
+      <w:pPr>
+        <w:pStyle w:val="berschrift2"/>
+      </w:pPr>
+      <w:bookmarkStart w:id="63" w:name="_Toc232082642"/>
+      <w:r>
+        <w:t>Beispiel: Addition (</w:t>
+      </w:r>
+      <w:proofErr w:type="spellStart"/>
+      <w:r>
+        <w:t>Tupelschreibweise</w:t>
+      </w:r>
+      <w:proofErr w:type="spellEnd"/>
+      <w:r>
+        <w:t>)</w:t>
+      </w:r>
+      <w:bookmarkEnd w:id="63"/>
     </w:p>
     <w:p>
       <w:pPr>
         <w:spacing w:after="120" w:line="264" w:lineRule="auto"/>
       </w:pPr>
       <w:r>
-        <w:t xml:space="preserve">Formale Definition: </w:t>
-      </w:r>
-      <w:proofErr w:type="spellStart"/>
-      <w:r>
-        <w:t>Rm</w:t>
-      </w:r>
-      <w:proofErr w:type="spellEnd"/>
-      <w:r>
-        <w:t xml:space="preserve"> = (F, T, P, </w:t>
-      </w:r>
-      <w:proofErr w:type="spellStart"/>
-      <w:r>
-        <w:t>delta</w:t>
-      </w:r>
-      <w:proofErr w:type="spellEnd"/>
-      <w:r>
-        <w:t xml:space="preserve">). Die Maschine startet mit </w:t>
-      </w:r>
-      <w:proofErr w:type="spellStart"/>
-      <w:r>
-        <w:t>delta</w:t>
-      </w:r>
-      <w:proofErr w:type="spellEnd"/>
-      <w:r>
-        <w:t xml:space="preserve"> = (0, x1, ..., </w:t>
-      </w:r>
-      <w:proofErr w:type="spellStart"/>
-      <w:r>
-        <w:t>xr</w:t>
-      </w:r>
-      <w:proofErr w:type="spellEnd"/>
-      <w:r>
-        <w:t>, 0, ..., 0) und stoppt, wenn die Markierung das Programmende erreicht.</w:t>
-      </w:r>
-    </w:p>
-    <w:p>
-      <w:pPr>
-        <w:pStyle w:val="berschrift2"/>
-      </w:pPr>
-    </w:p>
-    <w:p>
-      <w:pPr>
-        <w:pStyle w:val="berschrift2"/>
-      </w:pPr>
-      <w:bookmarkStart w:id="64" w:name="_Toc232082642"/>
-      <w:r>
-        <w:t>Beispiel: Addition (</w:t>
-      </w:r>
-      <w:proofErr w:type="spellStart"/>
-      <w:r>
-        <w:t>Tupelschreibweise</w:t>
-      </w:r>
-      <w:proofErr w:type="spellEnd"/>
-      <w:r>
-        <w:t>)</w:t>
-      </w:r>
-      <w:bookmarkEnd w:id="64"/>
+        <w:t>Programm: 0: IF T2 THEN GOTO 3 ELSE GOTO 1 - 1: DO A</w:t>
+      </w:r>
+      <w:proofErr w:type="gramStart"/>
+      <w:r>
+        <w:t>1 ;</w:t>
+      </w:r>
+      <w:proofErr w:type="gramEnd"/>
+      <w:r>
+        <w:t xml:space="preserve"> GOTO 2 - 2: DO S</w:t>
+      </w:r>
+      <w:proofErr w:type="gramStart"/>
+      <w:r>
+        <w:t>2 ;</w:t>
+      </w:r>
+      <w:proofErr w:type="gramEnd"/>
+      <w:r>
+        <w:t xml:space="preserve"> GOTO 0.</w:t>
+      </w:r>
     </w:p>
     <w:p>
       <w:pPr>
         <w:spacing w:after="120" w:line="264" w:lineRule="auto"/>
       </w:pPr>
       <w:r>
-        <w:t>Programm: 0: IF T2 THEN GOTO 3 ELSE GOTO 1 - 1: DO A</w:t>
-      </w:r>
-      <w:proofErr w:type="gramStart"/>
-      <w:r>
-        <w:t>1 ;</w:t>
-      </w:r>
-      <w:proofErr w:type="gramEnd"/>
-      <w:r>
-        <w:t xml:space="preserve"> GOTO 2 - 2: DO S</w:t>
-      </w:r>
-      <w:proofErr w:type="gramStart"/>
-      <w:r>
-        <w:t>2 ;</w:t>
-      </w:r>
-      <w:proofErr w:type="gramEnd"/>
-      <w:r>
-        <w:t xml:space="preserve"> GOTO 0.</w:t>
-      </w:r>
-    </w:p>
-    <w:p>
-      <w:pPr>
-        <w:spacing w:after="120" w:line="264" w:lineRule="auto"/>
-      </w:pPr>
-      <w:r>
-        <w:t xml:space="preserve">Idee: Register 2 wird so lange dekrementiert und Register 1 inkrementiert, bis R2 = 0 ist -&gt; R1 </w:t>
-      </w:r>
-      <w:proofErr w:type="spellStart"/>
-      <w:r>
-        <w:t>enthält</w:t>
-      </w:r>
-      <w:proofErr w:type="spellEnd"/>
-      <w:r>
-        <w:t xml:space="preserve"> die Summe. Ablauf z. B. (0,5,3) -&gt; ... -&gt; (3,8,0): Start 5 + 3, Ergebnis 8.</w:t>
+        <w:t>Idee: Register 2 wird so lange dekrementiert und Register 1 inkrementiert, bis R2 = 0 ist -&gt; R1 enthält die Summe. Ablauf z. B. (0,5,3) -&gt; ... -&gt; (3,8,0): Start 5 + 3, Ergebnis 8.</w:t>
       </w:r>
     </w:p>
     <w:sectPr>
-      <w:footerReference w:type="default" r:id="rId7"/>
+      <w:footerReference w:type="default" r:id="rId13"/>
       <w:pgSz w:w="11906" w:h="16838"/>
       <w:pgMar w:top="1134" w:right="1134" w:bottom="1134" w:left="1134" w:header="708" w:footer="708" w:gutter="0"/>
       <w:cols w:space="720"/>
@@ -23767,18 +20889,24 @@
         <w:sz w:val="16"/>
         <w:szCs w:val="16"/>
       </w:rPr>
-      <w:t xml:space="preserve">Grundlagen der Informatik - </w:t>
+      <w:t>Grundlagen der Informatik - Pr</w:t>
     </w:r>
-    <w:proofErr w:type="spellStart"/>
     <w:r>
       <w:rPr>
         <w:color w:val="8A94A6"/>
         <w:sz w:val="16"/>
         <w:szCs w:val="16"/>
       </w:rPr>
-      <w:t>Pruefungsvorbereitung</w:t>
+      <w:t>ü</w:t>
     </w:r>
-    <w:proofErr w:type="spellEnd"/>
+    <w:r>
+      <w:rPr>
+        <w:color w:val="8A94A6"/>
+        <w:sz w:val="16"/>
+        <w:szCs w:val="16"/>
+      </w:rPr>
+      <w:t>fungsvorbereitung</w:t>
+    </w:r>
     <w:r>
       <w:rPr>
         <w:color w:val="8A94A6"/>
@@ -24858,6 +21986,48 @@
       <w:ind w:left="210"/>
     </w:pPr>
   </w:style>
+  <w:style w:type="paragraph" w:styleId="Kopfzeile">
+    <w:name w:val="header"/>
+    <w:basedOn w:val="Standard"/>
+    <w:link w:val="KopfzeileZchn"/>
+    <w:uiPriority w:val="99"/>
+    <w:unhideWhenUsed/>
+    <w:rsid w:val="00A03805"/>
+    <w:pPr>
+      <w:tabs>
+        <w:tab w:val="center" w:pos="4536"/>
+        <w:tab w:val="right" w:pos="9072"/>
+      </w:tabs>
+    </w:pPr>
+  </w:style>
+  <w:style w:type="character" w:customStyle="1" w:styleId="KopfzeileZchn">
+    <w:name w:val="Kopfzeile Zchn"/>
+    <w:basedOn w:val="Absatz-Standardschriftart"/>
+    <w:link w:val="Kopfzeile"/>
+    <w:uiPriority w:val="99"/>
+    <w:rsid w:val="00A03805"/>
+  </w:style>
+  <w:style w:type="paragraph" w:styleId="Fuzeile">
+    <w:name w:val="footer"/>
+    <w:basedOn w:val="Standard"/>
+    <w:link w:val="FuzeileZchn"/>
+    <w:uiPriority w:val="99"/>
+    <w:unhideWhenUsed/>
+    <w:rsid w:val="00A03805"/>
+    <w:pPr>
+      <w:tabs>
+        <w:tab w:val="center" w:pos="4536"/>
+        <w:tab w:val="right" w:pos="9072"/>
+      </w:tabs>
+    </w:pPr>
+  </w:style>
+  <w:style w:type="character" w:customStyle="1" w:styleId="FuzeileZchn">
+    <w:name w:val="Fußzeile Zchn"/>
+    <w:basedOn w:val="Absatz-Standardschriftart"/>
+    <w:link w:val="Fuzeile"/>
+    <w:uiPriority w:val="99"/>
+    <w:rsid w:val="00A03805"/>
+  </w:style>
 </w:styles>
 </file>
 
